--- a/Project Proposal.docx
+++ b/Project Proposal.docx
@@ -1661,21 +1661,7 @@
         <w:rPr>
           <w:rFonts w:ascii="Times New Roman" w:hAnsi="Times New Roman" w:cs="Times New Roman"/>
         </w:rPr>
-        <w:t xml:space="preserve">Linguistic Fluidity: Sheng is not standardized; a word used in </w:t>
-      </w:r>
-      <w:proofErr w:type="spellStart"/>
-      <w:r>
-        <w:rPr>
-          <w:rFonts w:ascii="Times New Roman" w:hAnsi="Times New Roman" w:cs="Times New Roman"/>
-        </w:rPr>
-        <w:t>Kayole</w:t>
-      </w:r>
-      <w:proofErr w:type="spellEnd"/>
-      <w:r>
-        <w:rPr>
-          <w:rFonts w:ascii="Times New Roman" w:hAnsi="Times New Roman" w:cs="Times New Roman"/>
-        </w:rPr>
-        <w:t xml:space="preserve"> may differ in meaning or spelling from one used in Mombasa. Slang terms change within weeks. </w:t>
+        <w:t xml:space="preserve">Linguistic Fluidity: Sheng is not standardized; a word used in Kayole may differ in meaning or spelling from one used in Mombasa. Slang terms change within weeks. </w:t>
       </w:r>
     </w:p>
     <w:p>

--- a/Project Proposal.docx
+++ b/Project Proposal.docx
@@ -4,7 +4,7 @@
   <w:body>
     <w:p>
       <w:pPr>
-        <w:spacing w:line="480" w:lineRule="auto"/>
+        <w:spacing w:line="360" w:lineRule="auto"/>
         <w:jc w:val="center"/>
         <w:rPr>
           <w:rFonts w:ascii="Times New Roman" w:hAnsi="Times New Roman" w:cs="Times New Roman"/>
@@ -12,6 +12,28 @@
           <w:bCs/>
         </w:rPr>
       </w:pPr>
+    </w:p>
+    <w:p>
+      <w:pPr>
+        <w:spacing w:line="360" w:lineRule="auto"/>
+        <w:jc w:val="center"/>
+        <w:rPr>
+          <w:rFonts w:ascii="Times New Roman" w:hAnsi="Times New Roman" w:cs="Times New Roman"/>
+          <w:b/>
+          <w:bCs/>
+        </w:rPr>
+      </w:pPr>
+    </w:p>
+    <w:p>
+      <w:pPr>
+        <w:spacing w:line="360" w:lineRule="auto"/>
+        <w:jc w:val="center"/>
+        <w:rPr>
+          <w:rFonts w:ascii="Times New Roman" w:hAnsi="Times New Roman" w:cs="Times New Roman"/>
+          <w:b/>
+          <w:bCs/>
+        </w:rPr>
+      </w:pPr>
       <w:r>
         <w:rPr>
           <w:rFonts w:ascii="Times New Roman" w:hAnsi="Times New Roman" w:cs="Times New Roman"/>
@@ -24,7 +46,7 @@
     <w:p>
       <w:pPr>
         <w:pStyle w:val="Heading1"/>
-        <w:spacing w:line="480" w:lineRule="auto"/>
+        <w:spacing w:line="360" w:lineRule="auto"/>
         <w:jc w:val="center"/>
         <w:rPr>
           <w:rFonts w:ascii="Times New Roman" w:hAnsi="Times New Roman" w:cs="Times New Roman"/>
@@ -36,7 +58,7 @@
         </w:rPr>
       </w:pPr>
       <w:bookmarkStart w:id="0" w:name="_Toc222084966"/>
-      <w:bookmarkStart w:id="1" w:name="_Toc222747788"/>
+      <w:bookmarkStart w:id="1" w:name="_Toc223786672"/>
       <w:r>
         <w:rPr>
           <w:rFonts w:ascii="Times New Roman" w:hAnsi="Times New Roman" w:cs="Times New Roman"/>
@@ -75,17 +97,17 @@
     </w:p>
     <w:p>
       <w:pPr>
-        <w:spacing w:line="480" w:lineRule="auto"/>
-        <w:rPr>
-          <w:rFonts w:ascii="Times New Roman" w:hAnsi="Times New Roman" w:cs="Times New Roman"/>
-          <w:b/>
-          <w:bCs/>
-        </w:rPr>
-      </w:pPr>
-    </w:p>
-    <w:p>
-      <w:pPr>
-        <w:spacing w:line="480" w:lineRule="auto"/>
+        <w:spacing w:line="360" w:lineRule="auto"/>
+        <w:rPr>
+          <w:rFonts w:ascii="Times New Roman" w:hAnsi="Times New Roman" w:cs="Times New Roman"/>
+          <w:b/>
+          <w:bCs/>
+        </w:rPr>
+      </w:pPr>
+    </w:p>
+    <w:p>
+      <w:pPr>
+        <w:spacing w:line="360" w:lineRule="auto"/>
         <w:jc w:val="center"/>
         <w:rPr>
           <w:rFonts w:ascii="Times New Roman" w:hAnsi="Times New Roman" w:cs="Times New Roman"/>
@@ -96,7 +118,7 @@
     </w:p>
     <w:p>
       <w:pPr>
-        <w:spacing w:line="480" w:lineRule="auto"/>
+        <w:spacing w:line="360" w:lineRule="auto"/>
         <w:jc w:val="center"/>
         <w:rPr>
           <w:rFonts w:ascii="Times New Roman" w:hAnsi="Times New Roman" w:cs="Times New Roman"/>
@@ -107,7 +129,40 @@
     </w:p>
     <w:p>
       <w:pPr>
-        <w:spacing w:line="480" w:lineRule="auto"/>
+        <w:spacing w:line="360" w:lineRule="auto"/>
+        <w:jc w:val="center"/>
+        <w:rPr>
+          <w:rFonts w:ascii="Times New Roman" w:hAnsi="Times New Roman" w:cs="Times New Roman"/>
+          <w:b/>
+          <w:bCs/>
+        </w:rPr>
+      </w:pPr>
+    </w:p>
+    <w:p>
+      <w:pPr>
+        <w:spacing w:line="360" w:lineRule="auto"/>
+        <w:jc w:val="center"/>
+        <w:rPr>
+          <w:rFonts w:ascii="Times New Roman" w:hAnsi="Times New Roman" w:cs="Times New Roman"/>
+          <w:b/>
+          <w:bCs/>
+        </w:rPr>
+      </w:pPr>
+    </w:p>
+    <w:p>
+      <w:pPr>
+        <w:spacing w:line="360" w:lineRule="auto"/>
+        <w:jc w:val="center"/>
+        <w:rPr>
+          <w:rFonts w:ascii="Times New Roman" w:hAnsi="Times New Roman" w:cs="Times New Roman"/>
+          <w:b/>
+          <w:bCs/>
+        </w:rPr>
+      </w:pPr>
+    </w:p>
+    <w:p>
+      <w:pPr>
+        <w:spacing w:line="360" w:lineRule="auto"/>
         <w:jc w:val="center"/>
         <w:rPr>
           <w:rFonts w:ascii="Times New Roman" w:hAnsi="Times New Roman" w:cs="Times New Roman"/>
@@ -131,7 +186,7 @@
           <w:ilvl w:val="0"/>
           <w:numId w:val="1"/>
         </w:numPr>
-        <w:spacing w:line="480" w:lineRule="auto"/>
+        <w:spacing w:line="360" w:lineRule="auto"/>
         <w:rPr>
           <w:rFonts w:ascii="Times New Roman" w:hAnsi="Times New Roman" w:cs="Times New Roman"/>
           <w:b/>
@@ -154,7 +209,7 @@
           <w:ilvl w:val="0"/>
           <w:numId w:val="1"/>
         </w:numPr>
-        <w:spacing w:line="480" w:lineRule="auto"/>
+        <w:spacing w:line="360" w:lineRule="auto"/>
         <w:rPr>
           <w:rFonts w:ascii="Times New Roman" w:hAnsi="Times New Roman" w:cs="Times New Roman"/>
           <w:b/>
@@ -205,7 +260,7 @@
           <w:ilvl w:val="0"/>
           <w:numId w:val="1"/>
         </w:numPr>
-        <w:spacing w:line="480" w:lineRule="auto"/>
+        <w:spacing w:line="360" w:lineRule="auto"/>
         <w:rPr>
           <w:rFonts w:ascii="Times New Roman" w:hAnsi="Times New Roman" w:cs="Times New Roman"/>
           <w:b/>
@@ -238,7 +293,7 @@
           <w:ilvl w:val="0"/>
           <w:numId w:val="1"/>
         </w:numPr>
-        <w:spacing w:line="480" w:lineRule="auto"/>
+        <w:spacing w:line="360" w:lineRule="auto"/>
         <w:rPr>
           <w:rFonts w:ascii="Times New Roman" w:hAnsi="Times New Roman" w:cs="Times New Roman"/>
           <w:b/>
@@ -256,77 +311,27 @@
     </w:p>
     <w:p>
       <w:pPr>
-        <w:spacing w:line="480" w:lineRule="auto"/>
-        <w:rPr>
-          <w:rFonts w:ascii="Times New Roman" w:hAnsi="Times New Roman" w:cs="Times New Roman"/>
-          <w:b/>
-          <w:bCs/>
-        </w:rPr>
-      </w:pPr>
-    </w:p>
-    <w:p>
-      <w:pPr>
-        <w:spacing w:line="480" w:lineRule="auto"/>
-        <w:rPr>
-          <w:rFonts w:ascii="Times New Roman" w:hAnsi="Times New Roman" w:cs="Times New Roman"/>
-          <w:b/>
-          <w:bCs/>
-        </w:rPr>
-      </w:pPr>
-    </w:p>
-    <w:p>
-      <w:pPr>
-        <w:spacing w:line="480" w:lineRule="auto"/>
-        <w:rPr>
-          <w:rFonts w:ascii="Times New Roman" w:hAnsi="Times New Roman" w:cs="Times New Roman"/>
-          <w:b/>
-          <w:bCs/>
-        </w:rPr>
-      </w:pPr>
-    </w:p>
-    <w:p>
-      <w:pPr>
-        <w:spacing w:line="480" w:lineRule="auto"/>
-        <w:rPr>
-          <w:rFonts w:ascii="Times New Roman" w:hAnsi="Times New Roman" w:cs="Times New Roman"/>
-          <w:b/>
-          <w:bCs/>
-        </w:rPr>
-      </w:pPr>
-    </w:p>
-    <w:p>
-      <w:pPr>
-        <w:spacing w:line="480" w:lineRule="auto"/>
-        <w:rPr>
-          <w:rFonts w:ascii="Times New Roman" w:hAnsi="Times New Roman" w:cs="Times New Roman"/>
-          <w:b/>
-          <w:bCs/>
-        </w:rPr>
-      </w:pPr>
-    </w:p>
-    <w:p>
-      <w:pPr>
-        <w:spacing w:line="480" w:lineRule="auto"/>
-        <w:rPr>
-          <w:rFonts w:ascii="Times New Roman" w:hAnsi="Times New Roman" w:cs="Times New Roman"/>
-          <w:b/>
-          <w:bCs/>
-        </w:rPr>
-      </w:pPr>
-    </w:p>
-    <w:p>
-      <w:pPr>
-        <w:spacing w:line="480" w:lineRule="auto"/>
-        <w:rPr>
-          <w:rFonts w:ascii="Times New Roman" w:hAnsi="Times New Roman" w:cs="Times New Roman"/>
-          <w:b/>
-          <w:bCs/>
-        </w:rPr>
-      </w:pPr>
-    </w:p>
-    <w:p>
-      <w:pPr>
-        <w:spacing w:line="480" w:lineRule="auto"/>
+        <w:spacing w:line="360" w:lineRule="auto"/>
+        <w:rPr>
+          <w:rFonts w:ascii="Times New Roman" w:hAnsi="Times New Roman" w:cs="Times New Roman"/>
+          <w:b/>
+          <w:bCs/>
+        </w:rPr>
+      </w:pPr>
+    </w:p>
+    <w:p>
+      <w:pPr>
+        <w:spacing w:line="360" w:lineRule="auto"/>
+        <w:rPr>
+          <w:rFonts w:ascii="Times New Roman" w:hAnsi="Times New Roman" w:cs="Times New Roman"/>
+          <w:b/>
+          <w:bCs/>
+        </w:rPr>
+      </w:pPr>
+    </w:p>
+    <w:p>
+      <w:pPr>
+        <w:spacing w:line="360" w:lineRule="auto"/>
         <w:rPr>
           <w:rFonts w:ascii="Times New Roman" w:hAnsi="Times New Roman" w:cs="Times New Roman"/>
           <w:b/>
@@ -361,7 +366,7 @@
         <w:p>
           <w:pPr>
             <w:pStyle w:val="TOCHeading"/>
-            <w:spacing w:line="480" w:lineRule="auto"/>
+            <w:spacing w:line="360" w:lineRule="auto"/>
             <w:rPr>
               <w:rFonts w:ascii="Times New Roman" w:hAnsi="Times New Roman" w:cs="Times New Roman"/>
               <w:sz w:val="24"/>
@@ -383,8 +388,9 @@
             <w:tabs>
               <w:tab w:val="right" w:leader="dot" w:pos="9350"/>
             </w:tabs>
+            <w:spacing w:line="360" w:lineRule="auto"/>
             <w:rPr>
-              <w:rFonts w:eastAsiaTheme="minorEastAsia"/>
+              <w:rFonts w:ascii="Times New Roman" w:eastAsiaTheme="minorEastAsia" w:hAnsi="Times New Roman" w:cs="Times New Roman"/>
               <w:noProof/>
             </w:rPr>
           </w:pPr>
@@ -406,7 +412,7 @@
             </w:rPr>
             <w:fldChar w:fldCharType="separate"/>
           </w:r>
-          <w:hyperlink w:anchor="_Toc222747788" w:history="1">
+          <w:hyperlink w:anchor="_Toc223786672" w:history="1">
             <w:r>
               <w:rPr>
                 <w:rStyle w:val="Hyperlink"/>
@@ -419,6 +425,7 @@
             </w:r>
             <w:r>
               <w:rPr>
+                <w:rFonts w:ascii="Times New Roman" w:hAnsi="Times New Roman" w:cs="Times New Roman"/>
                 <w:noProof/>
                 <w:webHidden/>
               </w:rPr>
@@ -426,6 +433,7 @@
             </w:r>
             <w:r>
               <w:rPr>
+                <w:rFonts w:ascii="Times New Roman" w:hAnsi="Times New Roman" w:cs="Times New Roman"/>
                 <w:noProof/>
                 <w:webHidden/>
               </w:rPr>
@@ -433,19 +441,22 @@
             </w:r>
             <w:r>
               <w:rPr>
-                <w:noProof/>
-                <w:webHidden/>
-              </w:rPr>
-              <w:instrText xml:space="preserve"> PAGEREF _Toc222747788 \h </w:instrText>
-            </w:r>
-            <w:r>
-              <w:rPr>
-                <w:noProof/>
-                <w:webHidden/>
-              </w:rPr>
-            </w:r>
-            <w:r>
-              <w:rPr>
+                <w:rFonts w:ascii="Times New Roman" w:hAnsi="Times New Roman" w:cs="Times New Roman"/>
+                <w:noProof/>
+                <w:webHidden/>
+              </w:rPr>
+              <w:instrText xml:space="preserve"> PAGEREF _Toc223786672 \h </w:instrText>
+            </w:r>
+            <w:r>
+              <w:rPr>
+                <w:rFonts w:ascii="Times New Roman" w:hAnsi="Times New Roman" w:cs="Times New Roman"/>
+                <w:noProof/>
+                <w:webHidden/>
+              </w:rPr>
+            </w:r>
+            <w:r>
+              <w:rPr>
+                <w:rFonts w:ascii="Times New Roman" w:hAnsi="Times New Roman" w:cs="Times New Roman"/>
                 <w:noProof/>
                 <w:webHidden/>
               </w:rPr>
@@ -453,6 +464,7 @@
             </w:r>
             <w:r>
               <w:rPr>
+                <w:rFonts w:ascii="Times New Roman" w:hAnsi="Times New Roman" w:cs="Times New Roman"/>
                 <w:noProof/>
                 <w:webHidden/>
               </w:rPr>
@@ -460,6 +472,7 @@
             </w:r>
             <w:r>
               <w:rPr>
+                <w:rFonts w:ascii="Times New Roman" w:hAnsi="Times New Roman" w:cs="Times New Roman"/>
                 <w:noProof/>
                 <w:webHidden/>
               </w:rPr>
@@ -471,15 +484,15 @@
           <w:pPr>
             <w:pStyle w:val="TOC1"/>
             <w:tabs>
-              <w:tab w:val="left" w:pos="720"/>
               <w:tab w:val="right" w:leader="dot" w:pos="9350"/>
             </w:tabs>
+            <w:spacing w:line="360" w:lineRule="auto"/>
             <w:rPr>
-              <w:rFonts w:eastAsiaTheme="minorEastAsia"/>
+              <w:rFonts w:ascii="Times New Roman" w:eastAsiaTheme="minorEastAsia" w:hAnsi="Times New Roman" w:cs="Times New Roman"/>
               <w:noProof/>
             </w:rPr>
           </w:pPr>
-          <w:hyperlink w:anchor="_Toc222747789" w:history="1">
+          <w:hyperlink w:anchor="_Toc223786673" w:history="1">
             <w:r>
               <w:rPr>
                 <w:rStyle w:val="Hyperlink"/>
@@ -488,34 +501,19 @@
                 <w:bCs/>
                 <w:noProof/>
               </w:rPr>
-              <w:t>1.0</w:t>
-            </w:r>
-            <w:r>
-              <w:rPr>
-                <w:rFonts w:eastAsiaTheme="minorEastAsia"/>
-                <w:noProof/>
+              <w:t>1.0 Business Understanding</w:t>
+            </w:r>
+            <w:r>
+              <w:rPr>
+                <w:rFonts w:ascii="Times New Roman" w:hAnsi="Times New Roman" w:cs="Times New Roman"/>
+                <w:noProof/>
+                <w:webHidden/>
               </w:rPr>
               <w:tab/>
             </w:r>
             <w:r>
               <w:rPr>
-                <w:rStyle w:val="Hyperlink"/>
-                <w:rFonts w:ascii="Times New Roman" w:hAnsi="Times New Roman" w:cs="Times New Roman"/>
-                <w:b/>
-                <w:bCs/>
-                <w:noProof/>
-              </w:rPr>
-              <w:t>Business Understanding</w:t>
-            </w:r>
-            <w:r>
-              <w:rPr>
-                <w:noProof/>
-                <w:webHidden/>
-              </w:rPr>
-              <w:tab/>
-            </w:r>
-            <w:r>
-              <w:rPr>
+                <w:rFonts w:ascii="Times New Roman" w:hAnsi="Times New Roman" w:cs="Times New Roman"/>
                 <w:noProof/>
                 <w:webHidden/>
               </w:rPr>
@@ -523,19 +521,22 @@
             </w:r>
             <w:r>
               <w:rPr>
-                <w:noProof/>
-                <w:webHidden/>
-              </w:rPr>
-              <w:instrText xml:space="preserve"> PAGEREF _Toc222747789 \h </w:instrText>
-            </w:r>
-            <w:r>
-              <w:rPr>
-                <w:noProof/>
-                <w:webHidden/>
-              </w:rPr>
-            </w:r>
-            <w:r>
-              <w:rPr>
+                <w:rFonts w:ascii="Times New Roman" w:hAnsi="Times New Roman" w:cs="Times New Roman"/>
+                <w:noProof/>
+                <w:webHidden/>
+              </w:rPr>
+              <w:instrText xml:space="preserve"> PAGEREF _Toc223786673 \h </w:instrText>
+            </w:r>
+            <w:r>
+              <w:rPr>
+                <w:rFonts w:ascii="Times New Roman" w:hAnsi="Times New Roman" w:cs="Times New Roman"/>
+                <w:noProof/>
+                <w:webHidden/>
+              </w:rPr>
+            </w:r>
+            <w:r>
+              <w:rPr>
+                <w:rFonts w:ascii="Times New Roman" w:hAnsi="Times New Roman" w:cs="Times New Roman"/>
                 <w:noProof/>
                 <w:webHidden/>
               </w:rPr>
@@ -543,6 +544,7 @@
             </w:r>
             <w:r>
               <w:rPr>
+                <w:rFonts w:ascii="Times New Roman" w:hAnsi="Times New Roman" w:cs="Times New Roman"/>
                 <w:noProof/>
                 <w:webHidden/>
               </w:rPr>
@@ -550,6 +552,7 @@
             </w:r>
             <w:r>
               <w:rPr>
+                <w:rFonts w:ascii="Times New Roman" w:hAnsi="Times New Roman" w:cs="Times New Roman"/>
                 <w:noProof/>
                 <w:webHidden/>
               </w:rPr>
@@ -563,12 +566,13 @@
             <w:tabs>
               <w:tab w:val="right" w:leader="dot" w:pos="9350"/>
             </w:tabs>
+            <w:spacing w:line="360" w:lineRule="auto"/>
             <w:rPr>
-              <w:rFonts w:eastAsiaTheme="minorEastAsia"/>
+              <w:rFonts w:ascii="Times New Roman" w:eastAsiaTheme="minorEastAsia" w:hAnsi="Times New Roman" w:cs="Times New Roman"/>
               <w:noProof/>
             </w:rPr>
           </w:pPr>
-          <w:hyperlink w:anchor="_Toc222747790" w:history="1">
+          <w:hyperlink w:anchor="_Toc223786674" w:history="1">
             <w:r>
               <w:rPr>
                 <w:rStyle w:val="Hyperlink"/>
@@ -581,6 +585,7 @@
             </w:r>
             <w:r>
               <w:rPr>
+                <w:rFonts w:ascii="Times New Roman" w:hAnsi="Times New Roman" w:cs="Times New Roman"/>
                 <w:noProof/>
                 <w:webHidden/>
               </w:rPr>
@@ -588,6 +593,7 @@
             </w:r>
             <w:r>
               <w:rPr>
+                <w:rFonts w:ascii="Times New Roman" w:hAnsi="Times New Roman" w:cs="Times New Roman"/>
                 <w:noProof/>
                 <w:webHidden/>
               </w:rPr>
@@ -595,19 +601,22 @@
             </w:r>
             <w:r>
               <w:rPr>
-                <w:noProof/>
-                <w:webHidden/>
-              </w:rPr>
-              <w:instrText xml:space="preserve"> PAGEREF _Toc222747790 \h </w:instrText>
-            </w:r>
-            <w:r>
-              <w:rPr>
-                <w:noProof/>
-                <w:webHidden/>
-              </w:rPr>
-            </w:r>
-            <w:r>
-              <w:rPr>
+                <w:rFonts w:ascii="Times New Roman" w:hAnsi="Times New Roman" w:cs="Times New Roman"/>
+                <w:noProof/>
+                <w:webHidden/>
+              </w:rPr>
+              <w:instrText xml:space="preserve"> PAGEREF _Toc223786674 \h </w:instrText>
+            </w:r>
+            <w:r>
+              <w:rPr>
+                <w:rFonts w:ascii="Times New Roman" w:hAnsi="Times New Roman" w:cs="Times New Roman"/>
+                <w:noProof/>
+                <w:webHidden/>
+              </w:rPr>
+            </w:r>
+            <w:r>
+              <w:rPr>
+                <w:rFonts w:ascii="Times New Roman" w:hAnsi="Times New Roman" w:cs="Times New Roman"/>
                 <w:noProof/>
                 <w:webHidden/>
               </w:rPr>
@@ -615,6 +624,7 @@
             </w:r>
             <w:r>
               <w:rPr>
+                <w:rFonts w:ascii="Times New Roman" w:hAnsi="Times New Roman" w:cs="Times New Roman"/>
                 <w:noProof/>
                 <w:webHidden/>
               </w:rPr>
@@ -622,6 +632,7 @@
             </w:r>
             <w:r>
               <w:rPr>
+                <w:rFonts w:ascii="Times New Roman" w:hAnsi="Times New Roman" w:cs="Times New Roman"/>
                 <w:noProof/>
                 <w:webHidden/>
               </w:rPr>
@@ -635,12 +646,13 @@
             <w:tabs>
               <w:tab w:val="right" w:leader="dot" w:pos="9350"/>
             </w:tabs>
+            <w:spacing w:line="360" w:lineRule="auto"/>
             <w:rPr>
-              <w:rFonts w:eastAsiaTheme="minorEastAsia"/>
+              <w:rFonts w:ascii="Times New Roman" w:eastAsiaTheme="minorEastAsia" w:hAnsi="Times New Roman" w:cs="Times New Roman"/>
               <w:noProof/>
             </w:rPr>
           </w:pPr>
-          <w:hyperlink w:anchor="_Toc222747791" w:history="1">
+          <w:hyperlink w:anchor="_Toc223786675" w:history="1">
             <w:r>
               <w:rPr>
                 <w:rStyle w:val="Hyperlink"/>
@@ -653,6 +665,7 @@
             </w:r>
             <w:r>
               <w:rPr>
+                <w:rFonts w:ascii="Times New Roman" w:hAnsi="Times New Roman" w:cs="Times New Roman"/>
                 <w:noProof/>
                 <w:webHidden/>
               </w:rPr>
@@ -660,6 +673,7 @@
             </w:r>
             <w:r>
               <w:rPr>
+                <w:rFonts w:ascii="Times New Roman" w:hAnsi="Times New Roman" w:cs="Times New Roman"/>
                 <w:noProof/>
                 <w:webHidden/>
               </w:rPr>
@@ -667,19 +681,22 @@
             </w:r>
             <w:r>
               <w:rPr>
-                <w:noProof/>
-                <w:webHidden/>
-              </w:rPr>
-              <w:instrText xml:space="preserve"> PAGEREF _Toc222747791 \h </w:instrText>
-            </w:r>
-            <w:r>
-              <w:rPr>
-                <w:noProof/>
-                <w:webHidden/>
-              </w:rPr>
-            </w:r>
-            <w:r>
-              <w:rPr>
+                <w:rFonts w:ascii="Times New Roman" w:hAnsi="Times New Roman" w:cs="Times New Roman"/>
+                <w:noProof/>
+                <w:webHidden/>
+              </w:rPr>
+              <w:instrText xml:space="preserve"> PAGEREF _Toc223786675 \h </w:instrText>
+            </w:r>
+            <w:r>
+              <w:rPr>
+                <w:rFonts w:ascii="Times New Roman" w:hAnsi="Times New Roman" w:cs="Times New Roman"/>
+                <w:noProof/>
+                <w:webHidden/>
+              </w:rPr>
+            </w:r>
+            <w:r>
+              <w:rPr>
+                <w:rFonts w:ascii="Times New Roman" w:hAnsi="Times New Roman" w:cs="Times New Roman"/>
                 <w:noProof/>
                 <w:webHidden/>
               </w:rPr>
@@ -687,6 +704,7 @@
             </w:r>
             <w:r>
               <w:rPr>
+                <w:rFonts w:ascii="Times New Roman" w:hAnsi="Times New Roman" w:cs="Times New Roman"/>
                 <w:noProof/>
                 <w:webHidden/>
               </w:rPr>
@@ -694,6 +712,7 @@
             </w:r>
             <w:r>
               <w:rPr>
+                <w:rFonts w:ascii="Times New Roman" w:hAnsi="Times New Roman" w:cs="Times New Roman"/>
                 <w:noProof/>
                 <w:webHidden/>
               </w:rPr>
@@ -707,12 +726,13 @@
             <w:tabs>
               <w:tab w:val="right" w:leader="dot" w:pos="9350"/>
             </w:tabs>
+            <w:spacing w:line="360" w:lineRule="auto"/>
             <w:rPr>
-              <w:rFonts w:eastAsiaTheme="minorEastAsia"/>
+              <w:rFonts w:ascii="Times New Roman" w:eastAsiaTheme="minorEastAsia" w:hAnsi="Times New Roman" w:cs="Times New Roman"/>
               <w:noProof/>
             </w:rPr>
           </w:pPr>
-          <w:hyperlink w:anchor="_Toc222747792" w:history="1">
+          <w:hyperlink w:anchor="_Toc223786676" w:history="1">
             <w:r>
               <w:rPr>
                 <w:rStyle w:val="Hyperlink"/>
@@ -725,6 +745,7 @@
             </w:r>
             <w:r>
               <w:rPr>
+                <w:rFonts w:ascii="Times New Roman" w:hAnsi="Times New Roman" w:cs="Times New Roman"/>
                 <w:noProof/>
                 <w:webHidden/>
               </w:rPr>
@@ -732,6 +753,7 @@
             </w:r>
             <w:r>
               <w:rPr>
+                <w:rFonts w:ascii="Times New Roman" w:hAnsi="Times New Roman" w:cs="Times New Roman"/>
                 <w:noProof/>
                 <w:webHidden/>
               </w:rPr>
@@ -739,19 +761,22 @@
             </w:r>
             <w:r>
               <w:rPr>
-                <w:noProof/>
-                <w:webHidden/>
-              </w:rPr>
-              <w:instrText xml:space="preserve"> PAGEREF _Toc222747792 \h </w:instrText>
-            </w:r>
-            <w:r>
-              <w:rPr>
-                <w:noProof/>
-                <w:webHidden/>
-              </w:rPr>
-            </w:r>
-            <w:r>
-              <w:rPr>
+                <w:rFonts w:ascii="Times New Roman" w:hAnsi="Times New Roman" w:cs="Times New Roman"/>
+                <w:noProof/>
+                <w:webHidden/>
+              </w:rPr>
+              <w:instrText xml:space="preserve"> PAGEREF _Toc223786676 \h </w:instrText>
+            </w:r>
+            <w:r>
+              <w:rPr>
+                <w:rFonts w:ascii="Times New Roman" w:hAnsi="Times New Roman" w:cs="Times New Roman"/>
+                <w:noProof/>
+                <w:webHidden/>
+              </w:rPr>
+            </w:r>
+            <w:r>
+              <w:rPr>
+                <w:rFonts w:ascii="Times New Roman" w:hAnsi="Times New Roman" w:cs="Times New Roman"/>
                 <w:noProof/>
                 <w:webHidden/>
               </w:rPr>
@@ -759,6 +784,7 @@
             </w:r>
             <w:r>
               <w:rPr>
+                <w:rFonts w:ascii="Times New Roman" w:hAnsi="Times New Roman" w:cs="Times New Roman"/>
                 <w:noProof/>
                 <w:webHidden/>
               </w:rPr>
@@ -766,6 +792,7 @@
             </w:r>
             <w:r>
               <w:rPr>
+                <w:rFonts w:ascii="Times New Roman" w:hAnsi="Times New Roman" w:cs="Times New Roman"/>
                 <w:noProof/>
                 <w:webHidden/>
               </w:rPr>
@@ -779,12 +806,13 @@
             <w:tabs>
               <w:tab w:val="right" w:leader="dot" w:pos="9350"/>
             </w:tabs>
+            <w:spacing w:line="360" w:lineRule="auto"/>
             <w:rPr>
-              <w:rFonts w:eastAsiaTheme="minorEastAsia"/>
+              <w:rFonts w:ascii="Times New Roman" w:eastAsiaTheme="minorEastAsia" w:hAnsi="Times New Roman" w:cs="Times New Roman"/>
               <w:noProof/>
             </w:rPr>
           </w:pPr>
-          <w:hyperlink w:anchor="_Toc222747793" w:history="1">
+          <w:hyperlink w:anchor="_Toc223786677" w:history="1">
             <w:r>
               <w:rPr>
                 <w:rStyle w:val="Hyperlink"/>
@@ -797,6 +825,7 @@
             </w:r>
             <w:r>
               <w:rPr>
+                <w:rFonts w:ascii="Times New Roman" w:hAnsi="Times New Roman" w:cs="Times New Roman"/>
                 <w:noProof/>
                 <w:webHidden/>
               </w:rPr>
@@ -804,6 +833,7 @@
             </w:r>
             <w:r>
               <w:rPr>
+                <w:rFonts w:ascii="Times New Roman" w:hAnsi="Times New Roman" w:cs="Times New Roman"/>
                 <w:noProof/>
                 <w:webHidden/>
               </w:rPr>
@@ -811,19 +841,22 @@
             </w:r>
             <w:r>
               <w:rPr>
-                <w:noProof/>
-                <w:webHidden/>
-              </w:rPr>
-              <w:instrText xml:space="preserve"> PAGEREF _Toc222747793 \h </w:instrText>
-            </w:r>
-            <w:r>
-              <w:rPr>
-                <w:noProof/>
-                <w:webHidden/>
-              </w:rPr>
-            </w:r>
-            <w:r>
-              <w:rPr>
+                <w:rFonts w:ascii="Times New Roman" w:hAnsi="Times New Roman" w:cs="Times New Roman"/>
+                <w:noProof/>
+                <w:webHidden/>
+              </w:rPr>
+              <w:instrText xml:space="preserve"> PAGEREF _Toc223786677 \h </w:instrText>
+            </w:r>
+            <w:r>
+              <w:rPr>
+                <w:rFonts w:ascii="Times New Roman" w:hAnsi="Times New Roman" w:cs="Times New Roman"/>
+                <w:noProof/>
+                <w:webHidden/>
+              </w:rPr>
+            </w:r>
+            <w:r>
+              <w:rPr>
+                <w:rFonts w:ascii="Times New Roman" w:hAnsi="Times New Roman" w:cs="Times New Roman"/>
                 <w:noProof/>
                 <w:webHidden/>
               </w:rPr>
@@ -831,6 +864,7 @@
             </w:r>
             <w:r>
               <w:rPr>
+                <w:rFonts w:ascii="Times New Roman" w:hAnsi="Times New Roman" w:cs="Times New Roman"/>
                 <w:noProof/>
                 <w:webHidden/>
               </w:rPr>
@@ -838,6 +872,7 @@
             </w:r>
             <w:r>
               <w:rPr>
+                <w:rFonts w:ascii="Times New Roman" w:hAnsi="Times New Roman" w:cs="Times New Roman"/>
                 <w:noProof/>
                 <w:webHidden/>
               </w:rPr>
@@ -851,12 +886,13 @@
             <w:tabs>
               <w:tab w:val="right" w:leader="dot" w:pos="9350"/>
             </w:tabs>
+            <w:spacing w:line="360" w:lineRule="auto"/>
             <w:rPr>
-              <w:rFonts w:eastAsiaTheme="minorEastAsia"/>
+              <w:rFonts w:ascii="Times New Roman" w:eastAsiaTheme="minorEastAsia" w:hAnsi="Times New Roman" w:cs="Times New Roman"/>
               <w:noProof/>
             </w:rPr>
           </w:pPr>
-          <w:hyperlink w:anchor="_Toc222747794" w:history="1">
+          <w:hyperlink w:anchor="_Toc223786678" w:history="1">
             <w:r>
               <w:rPr>
                 <w:rStyle w:val="Hyperlink"/>
@@ -865,10 +901,11 @@
                 <w:bCs/>
                 <w:noProof/>
               </w:rPr>
-              <w:t>1.5 Objectives</w:t>
-            </w:r>
-            <w:r>
-              <w:rPr>
+              <w:t>1.5 Comment on Classification Framework</w:t>
+            </w:r>
+            <w:r>
+              <w:rPr>
+                <w:rFonts w:ascii="Times New Roman" w:hAnsi="Times New Roman" w:cs="Times New Roman"/>
                 <w:noProof/>
                 <w:webHidden/>
               </w:rPr>
@@ -876,6 +913,7 @@
             </w:r>
             <w:r>
               <w:rPr>
+                <w:rFonts w:ascii="Times New Roman" w:hAnsi="Times New Roman" w:cs="Times New Roman"/>
                 <w:noProof/>
                 <w:webHidden/>
               </w:rPr>
@@ -883,19 +921,22 @@
             </w:r>
             <w:r>
               <w:rPr>
-                <w:noProof/>
-                <w:webHidden/>
-              </w:rPr>
-              <w:instrText xml:space="preserve"> PAGEREF _Toc222747794 \h </w:instrText>
-            </w:r>
-            <w:r>
-              <w:rPr>
-                <w:noProof/>
-                <w:webHidden/>
-              </w:rPr>
-            </w:r>
-            <w:r>
-              <w:rPr>
+                <w:rFonts w:ascii="Times New Roman" w:hAnsi="Times New Roman" w:cs="Times New Roman"/>
+                <w:noProof/>
+                <w:webHidden/>
+              </w:rPr>
+              <w:instrText xml:space="preserve"> PAGEREF _Toc223786678 \h </w:instrText>
+            </w:r>
+            <w:r>
+              <w:rPr>
+                <w:rFonts w:ascii="Times New Roman" w:hAnsi="Times New Roman" w:cs="Times New Roman"/>
+                <w:noProof/>
+                <w:webHidden/>
+              </w:rPr>
+            </w:r>
+            <w:r>
+              <w:rPr>
+                <w:rFonts w:ascii="Times New Roman" w:hAnsi="Times New Roman" w:cs="Times New Roman"/>
                 <w:noProof/>
                 <w:webHidden/>
               </w:rPr>
@@ -903,6 +944,7 @@
             </w:r>
             <w:r>
               <w:rPr>
+                <w:rFonts w:ascii="Times New Roman" w:hAnsi="Times New Roman" w:cs="Times New Roman"/>
                 <w:noProof/>
                 <w:webHidden/>
               </w:rPr>
@@ -910,6 +952,7 @@
             </w:r>
             <w:r>
               <w:rPr>
+                <w:rFonts w:ascii="Times New Roman" w:hAnsi="Times New Roman" w:cs="Times New Roman"/>
                 <w:noProof/>
                 <w:webHidden/>
               </w:rPr>
@@ -923,12 +966,13 @@
             <w:tabs>
               <w:tab w:val="right" w:leader="dot" w:pos="9350"/>
             </w:tabs>
+            <w:spacing w:line="360" w:lineRule="auto"/>
             <w:rPr>
-              <w:rFonts w:eastAsiaTheme="minorEastAsia"/>
+              <w:rFonts w:ascii="Times New Roman" w:eastAsiaTheme="minorEastAsia" w:hAnsi="Times New Roman" w:cs="Times New Roman"/>
               <w:noProof/>
             </w:rPr>
           </w:pPr>
-          <w:hyperlink w:anchor="_Toc222747795" w:history="1">
+          <w:hyperlink w:anchor="_Toc223786679" w:history="1">
             <w:r>
               <w:rPr>
                 <w:rStyle w:val="Hyperlink"/>
@@ -937,10 +981,11 @@
                 <w:bCs/>
                 <w:noProof/>
               </w:rPr>
-              <w:t>1.6 Success Criteria</w:t>
-            </w:r>
-            <w:r>
-              <w:rPr>
+              <w:t>1.6 Objectives</w:t>
+            </w:r>
+            <w:r>
+              <w:rPr>
+                <w:rFonts w:ascii="Times New Roman" w:hAnsi="Times New Roman" w:cs="Times New Roman"/>
                 <w:noProof/>
                 <w:webHidden/>
               </w:rPr>
@@ -948,6 +993,7 @@
             </w:r>
             <w:r>
               <w:rPr>
+                <w:rFonts w:ascii="Times New Roman" w:hAnsi="Times New Roman" w:cs="Times New Roman"/>
                 <w:noProof/>
                 <w:webHidden/>
               </w:rPr>
@@ -955,19 +1001,22 @@
             </w:r>
             <w:r>
               <w:rPr>
-                <w:noProof/>
-                <w:webHidden/>
-              </w:rPr>
-              <w:instrText xml:space="preserve"> PAGEREF _Toc222747795 \h </w:instrText>
-            </w:r>
-            <w:r>
-              <w:rPr>
-                <w:noProof/>
-                <w:webHidden/>
-              </w:rPr>
-            </w:r>
-            <w:r>
-              <w:rPr>
+                <w:rFonts w:ascii="Times New Roman" w:hAnsi="Times New Roman" w:cs="Times New Roman"/>
+                <w:noProof/>
+                <w:webHidden/>
+              </w:rPr>
+              <w:instrText xml:space="preserve"> PAGEREF _Toc223786679 \h </w:instrText>
+            </w:r>
+            <w:r>
+              <w:rPr>
+                <w:rFonts w:ascii="Times New Roman" w:hAnsi="Times New Roman" w:cs="Times New Roman"/>
+                <w:noProof/>
+                <w:webHidden/>
+              </w:rPr>
+            </w:r>
+            <w:r>
+              <w:rPr>
+                <w:rFonts w:ascii="Times New Roman" w:hAnsi="Times New Roman" w:cs="Times New Roman"/>
                 <w:noProof/>
                 <w:webHidden/>
               </w:rPr>
@@ -975,13 +1024,15 @@
             </w:r>
             <w:r>
               <w:rPr>
-                <w:noProof/>
-                <w:webHidden/>
-              </w:rPr>
-              <w:t>5</w:t>
-            </w:r>
-            <w:r>
-              <w:rPr>
+                <w:rFonts w:ascii="Times New Roman" w:hAnsi="Times New Roman" w:cs="Times New Roman"/>
+                <w:noProof/>
+                <w:webHidden/>
+              </w:rPr>
+              <w:t>7</w:t>
+            </w:r>
+            <w:r>
+              <w:rPr>
+                <w:rFonts w:ascii="Times New Roman" w:hAnsi="Times New Roman" w:cs="Times New Roman"/>
                 <w:noProof/>
                 <w:webHidden/>
               </w:rPr>
@@ -995,12 +1046,13 @@
             <w:tabs>
               <w:tab w:val="right" w:leader="dot" w:pos="9350"/>
             </w:tabs>
+            <w:spacing w:line="360" w:lineRule="auto"/>
             <w:rPr>
-              <w:rFonts w:eastAsiaTheme="minorEastAsia"/>
+              <w:rFonts w:ascii="Times New Roman" w:eastAsiaTheme="minorEastAsia" w:hAnsi="Times New Roman" w:cs="Times New Roman"/>
               <w:noProof/>
             </w:rPr>
           </w:pPr>
-          <w:hyperlink w:anchor="_Toc222747796" w:history="1">
+          <w:hyperlink w:anchor="_Toc223786680" w:history="1">
             <w:r>
               <w:rPr>
                 <w:rStyle w:val="Hyperlink"/>
@@ -1013,6 +1065,7 @@
             </w:r>
             <w:r>
               <w:rPr>
+                <w:rFonts w:ascii="Times New Roman" w:hAnsi="Times New Roman" w:cs="Times New Roman"/>
                 <w:noProof/>
                 <w:webHidden/>
               </w:rPr>
@@ -1020,6 +1073,7 @@
             </w:r>
             <w:r>
               <w:rPr>
+                <w:rFonts w:ascii="Times New Roman" w:hAnsi="Times New Roman" w:cs="Times New Roman"/>
                 <w:noProof/>
                 <w:webHidden/>
               </w:rPr>
@@ -1027,19 +1081,22 @@
             </w:r>
             <w:r>
               <w:rPr>
-                <w:noProof/>
-                <w:webHidden/>
-              </w:rPr>
-              <w:instrText xml:space="preserve"> PAGEREF _Toc222747796 \h </w:instrText>
-            </w:r>
-            <w:r>
-              <w:rPr>
-                <w:noProof/>
-                <w:webHidden/>
-              </w:rPr>
-            </w:r>
-            <w:r>
-              <w:rPr>
+                <w:rFonts w:ascii="Times New Roman" w:hAnsi="Times New Roman" w:cs="Times New Roman"/>
+                <w:noProof/>
+                <w:webHidden/>
+              </w:rPr>
+              <w:instrText xml:space="preserve"> PAGEREF _Toc223786680 \h </w:instrText>
+            </w:r>
+            <w:r>
+              <w:rPr>
+                <w:rFonts w:ascii="Times New Roman" w:hAnsi="Times New Roman" w:cs="Times New Roman"/>
+                <w:noProof/>
+                <w:webHidden/>
+              </w:rPr>
+            </w:r>
+            <w:r>
+              <w:rPr>
+                <w:rFonts w:ascii="Times New Roman" w:hAnsi="Times New Roman" w:cs="Times New Roman"/>
                 <w:noProof/>
                 <w:webHidden/>
               </w:rPr>
@@ -1047,13 +1104,15 @@
             </w:r>
             <w:r>
               <w:rPr>
-                <w:noProof/>
-                <w:webHidden/>
-              </w:rPr>
-              <w:t>6</w:t>
-            </w:r>
-            <w:r>
-              <w:rPr>
+                <w:rFonts w:ascii="Times New Roman" w:hAnsi="Times New Roman" w:cs="Times New Roman"/>
+                <w:noProof/>
+                <w:webHidden/>
+              </w:rPr>
+              <w:t>7</w:t>
+            </w:r>
+            <w:r>
+              <w:rPr>
+                <w:rFonts w:ascii="Times New Roman" w:hAnsi="Times New Roman" w:cs="Times New Roman"/>
                 <w:noProof/>
                 <w:webHidden/>
               </w:rPr>
@@ -1067,12 +1126,13 @@
             <w:tabs>
               <w:tab w:val="right" w:leader="dot" w:pos="9350"/>
             </w:tabs>
+            <w:spacing w:line="360" w:lineRule="auto"/>
             <w:rPr>
-              <w:rFonts w:eastAsiaTheme="minorEastAsia"/>
+              <w:rFonts w:ascii="Times New Roman" w:eastAsiaTheme="minorEastAsia" w:hAnsi="Times New Roman" w:cs="Times New Roman"/>
               <w:noProof/>
             </w:rPr>
           </w:pPr>
-          <w:hyperlink w:anchor="_Toc222747797" w:history="1">
+          <w:hyperlink w:anchor="_Toc223786681" w:history="1">
             <w:r>
               <w:rPr>
                 <w:rStyle w:val="Hyperlink"/>
@@ -1085,6 +1145,7 @@
             </w:r>
             <w:r>
               <w:rPr>
+                <w:rFonts w:ascii="Times New Roman" w:hAnsi="Times New Roman" w:cs="Times New Roman"/>
                 <w:noProof/>
                 <w:webHidden/>
               </w:rPr>
@@ -1092,6 +1153,7 @@
             </w:r>
             <w:r>
               <w:rPr>
+                <w:rFonts w:ascii="Times New Roman" w:hAnsi="Times New Roman" w:cs="Times New Roman"/>
                 <w:noProof/>
                 <w:webHidden/>
               </w:rPr>
@@ -1099,19 +1161,22 @@
             </w:r>
             <w:r>
               <w:rPr>
-                <w:noProof/>
-                <w:webHidden/>
-              </w:rPr>
-              <w:instrText xml:space="preserve"> PAGEREF _Toc222747797 \h </w:instrText>
-            </w:r>
-            <w:r>
-              <w:rPr>
-                <w:noProof/>
-                <w:webHidden/>
-              </w:rPr>
-            </w:r>
-            <w:r>
-              <w:rPr>
+                <w:rFonts w:ascii="Times New Roman" w:hAnsi="Times New Roman" w:cs="Times New Roman"/>
+                <w:noProof/>
+                <w:webHidden/>
+              </w:rPr>
+              <w:instrText xml:space="preserve"> PAGEREF _Toc223786681 \h </w:instrText>
+            </w:r>
+            <w:r>
+              <w:rPr>
+                <w:rFonts w:ascii="Times New Roman" w:hAnsi="Times New Roman" w:cs="Times New Roman"/>
+                <w:noProof/>
+                <w:webHidden/>
+              </w:rPr>
+            </w:r>
+            <w:r>
+              <w:rPr>
+                <w:rFonts w:ascii="Times New Roman" w:hAnsi="Times New Roman" w:cs="Times New Roman"/>
                 <w:noProof/>
                 <w:webHidden/>
               </w:rPr>
@@ -1119,13 +1184,15 @@
             </w:r>
             <w:r>
               <w:rPr>
-                <w:noProof/>
-                <w:webHidden/>
-              </w:rPr>
-              <w:t>6</w:t>
-            </w:r>
-            <w:r>
-              <w:rPr>
+                <w:rFonts w:ascii="Times New Roman" w:hAnsi="Times New Roman" w:cs="Times New Roman"/>
+                <w:noProof/>
+                <w:webHidden/>
+              </w:rPr>
+              <w:t>7</w:t>
+            </w:r>
+            <w:r>
+              <w:rPr>
+                <w:rFonts w:ascii="Times New Roman" w:hAnsi="Times New Roman" w:cs="Times New Roman"/>
                 <w:noProof/>
                 <w:webHidden/>
               </w:rPr>
@@ -1139,12 +1206,13 @@
             <w:tabs>
               <w:tab w:val="right" w:leader="dot" w:pos="9350"/>
             </w:tabs>
+            <w:spacing w:line="360" w:lineRule="auto"/>
             <w:rPr>
-              <w:rFonts w:eastAsiaTheme="minorEastAsia"/>
+              <w:rFonts w:ascii="Times New Roman" w:eastAsiaTheme="minorEastAsia" w:hAnsi="Times New Roman" w:cs="Times New Roman"/>
               <w:noProof/>
             </w:rPr>
           </w:pPr>
-          <w:hyperlink w:anchor="_Toc222747798" w:history="1">
+          <w:hyperlink w:anchor="_Toc223786682" w:history="1">
             <w:r>
               <w:rPr>
                 <w:rStyle w:val="Hyperlink"/>
@@ -1157,6 +1225,7 @@
             </w:r>
             <w:r>
               <w:rPr>
+                <w:rFonts w:ascii="Times New Roman" w:hAnsi="Times New Roman" w:cs="Times New Roman"/>
                 <w:noProof/>
                 <w:webHidden/>
               </w:rPr>
@@ -1164,6 +1233,7 @@
             </w:r>
             <w:r>
               <w:rPr>
+                <w:rFonts w:ascii="Times New Roman" w:hAnsi="Times New Roman" w:cs="Times New Roman"/>
                 <w:noProof/>
                 <w:webHidden/>
               </w:rPr>
@@ -1171,19 +1241,22 @@
             </w:r>
             <w:r>
               <w:rPr>
-                <w:noProof/>
-                <w:webHidden/>
-              </w:rPr>
-              <w:instrText xml:space="preserve"> PAGEREF _Toc222747798 \h </w:instrText>
-            </w:r>
-            <w:r>
-              <w:rPr>
-                <w:noProof/>
-                <w:webHidden/>
-              </w:rPr>
-            </w:r>
-            <w:r>
-              <w:rPr>
+                <w:rFonts w:ascii="Times New Roman" w:hAnsi="Times New Roman" w:cs="Times New Roman"/>
+                <w:noProof/>
+                <w:webHidden/>
+              </w:rPr>
+              <w:instrText xml:space="preserve"> PAGEREF _Toc223786682 \h </w:instrText>
+            </w:r>
+            <w:r>
+              <w:rPr>
+                <w:rFonts w:ascii="Times New Roman" w:hAnsi="Times New Roman" w:cs="Times New Roman"/>
+                <w:noProof/>
+                <w:webHidden/>
+              </w:rPr>
+            </w:r>
+            <w:r>
+              <w:rPr>
+                <w:rFonts w:ascii="Times New Roman" w:hAnsi="Times New Roman" w:cs="Times New Roman"/>
                 <w:noProof/>
                 <w:webHidden/>
               </w:rPr>
@@ -1191,13 +1264,95 @@
             </w:r>
             <w:r>
               <w:rPr>
-                <w:noProof/>
-                <w:webHidden/>
-              </w:rPr>
-              <w:t>6</w:t>
-            </w:r>
-            <w:r>
-              <w:rPr>
+                <w:rFonts w:ascii="Times New Roman" w:hAnsi="Times New Roman" w:cs="Times New Roman"/>
+                <w:noProof/>
+                <w:webHidden/>
+              </w:rPr>
+              <w:t>8</w:t>
+            </w:r>
+            <w:r>
+              <w:rPr>
+                <w:rFonts w:ascii="Times New Roman" w:hAnsi="Times New Roman" w:cs="Times New Roman"/>
+                <w:noProof/>
+                <w:webHidden/>
+              </w:rPr>
+              <w:fldChar w:fldCharType="end"/>
+            </w:r>
+          </w:hyperlink>
+        </w:p>
+        <w:p>
+          <w:pPr>
+            <w:pStyle w:val="TOC1"/>
+            <w:tabs>
+              <w:tab w:val="right" w:leader="dot" w:pos="9350"/>
+            </w:tabs>
+            <w:spacing w:line="360" w:lineRule="auto"/>
+            <w:rPr>
+              <w:rFonts w:ascii="Times New Roman" w:eastAsiaTheme="minorEastAsia" w:hAnsi="Times New Roman" w:cs="Times New Roman"/>
+              <w:noProof/>
+            </w:rPr>
+          </w:pPr>
+          <w:hyperlink w:anchor="_Toc223786683" w:history="1">
+            <w:r>
+              <w:rPr>
+                <w:rStyle w:val="Hyperlink"/>
+                <w:rFonts w:ascii="Times New Roman" w:hAnsi="Times New Roman" w:cs="Times New Roman"/>
+                <w:b/>
+                <w:bCs/>
+                <w:noProof/>
+              </w:rPr>
+              <w:t>3.0 DATA PREPARATION</w:t>
+            </w:r>
+            <w:r>
+              <w:rPr>
+                <w:rFonts w:ascii="Times New Roman" w:hAnsi="Times New Roman" w:cs="Times New Roman"/>
+                <w:noProof/>
+                <w:webHidden/>
+              </w:rPr>
+              <w:tab/>
+            </w:r>
+            <w:r>
+              <w:rPr>
+                <w:rFonts w:ascii="Times New Roman" w:hAnsi="Times New Roman" w:cs="Times New Roman"/>
+                <w:noProof/>
+                <w:webHidden/>
+              </w:rPr>
+              <w:fldChar w:fldCharType="begin"/>
+            </w:r>
+            <w:r>
+              <w:rPr>
+                <w:rFonts w:ascii="Times New Roman" w:hAnsi="Times New Roman" w:cs="Times New Roman"/>
+                <w:noProof/>
+                <w:webHidden/>
+              </w:rPr>
+              <w:instrText xml:space="preserve"> PAGEREF _Toc223786683 \h </w:instrText>
+            </w:r>
+            <w:r>
+              <w:rPr>
+                <w:rFonts w:ascii="Times New Roman" w:hAnsi="Times New Roman" w:cs="Times New Roman"/>
+                <w:noProof/>
+                <w:webHidden/>
+              </w:rPr>
+            </w:r>
+            <w:r>
+              <w:rPr>
+                <w:rFonts w:ascii="Times New Roman" w:hAnsi="Times New Roman" w:cs="Times New Roman"/>
+                <w:noProof/>
+                <w:webHidden/>
+              </w:rPr>
+              <w:fldChar w:fldCharType="separate"/>
+            </w:r>
+            <w:r>
+              <w:rPr>
+                <w:rFonts w:ascii="Times New Roman" w:hAnsi="Times New Roman" w:cs="Times New Roman"/>
+                <w:noProof/>
+                <w:webHidden/>
+              </w:rPr>
+              <w:t>9</w:t>
+            </w:r>
+            <w:r>
+              <w:rPr>
+                <w:rFonts w:ascii="Times New Roman" w:hAnsi="Times New Roman" w:cs="Times New Roman"/>
                 <w:noProof/>
                 <w:webHidden/>
               </w:rPr>
@@ -1211,12 +1366,13 @@
             <w:tabs>
               <w:tab w:val="right" w:leader="dot" w:pos="9350"/>
             </w:tabs>
+            <w:spacing w:line="360" w:lineRule="auto"/>
             <w:rPr>
-              <w:rFonts w:eastAsiaTheme="minorEastAsia"/>
+              <w:rFonts w:ascii="Times New Roman" w:eastAsiaTheme="minorEastAsia" w:hAnsi="Times New Roman" w:cs="Times New Roman"/>
               <w:noProof/>
             </w:rPr>
           </w:pPr>
-          <w:hyperlink w:anchor="_Toc222747799" w:history="1">
+          <w:hyperlink w:anchor="_Toc223786684" w:history="1">
             <w:r>
               <w:rPr>
                 <w:rStyle w:val="Hyperlink"/>
@@ -1225,10 +1381,11 @@
                 <w:bCs/>
                 <w:noProof/>
               </w:rPr>
-              <w:t>2.3 Data Preparation</w:t>
-            </w:r>
-            <w:r>
-              <w:rPr>
+              <w:t>3.1 Text cleaning</w:t>
+            </w:r>
+            <w:r>
+              <w:rPr>
+                <w:rFonts w:ascii="Times New Roman" w:hAnsi="Times New Roman" w:cs="Times New Roman"/>
                 <w:noProof/>
                 <w:webHidden/>
               </w:rPr>
@@ -1236,6 +1393,7 @@
             </w:r>
             <w:r>
               <w:rPr>
+                <w:rFonts w:ascii="Times New Roman" w:hAnsi="Times New Roman" w:cs="Times New Roman"/>
                 <w:noProof/>
                 <w:webHidden/>
               </w:rPr>
@@ -1243,19 +1401,22 @@
             </w:r>
             <w:r>
               <w:rPr>
-                <w:noProof/>
-                <w:webHidden/>
-              </w:rPr>
-              <w:instrText xml:space="preserve"> PAGEREF _Toc222747799 \h </w:instrText>
-            </w:r>
-            <w:r>
-              <w:rPr>
-                <w:noProof/>
-                <w:webHidden/>
-              </w:rPr>
-            </w:r>
-            <w:r>
-              <w:rPr>
+                <w:rFonts w:ascii="Times New Roman" w:hAnsi="Times New Roman" w:cs="Times New Roman"/>
+                <w:noProof/>
+                <w:webHidden/>
+              </w:rPr>
+              <w:instrText xml:space="preserve"> PAGEREF _Toc223786684 \h </w:instrText>
+            </w:r>
+            <w:r>
+              <w:rPr>
+                <w:rFonts w:ascii="Times New Roman" w:hAnsi="Times New Roman" w:cs="Times New Roman"/>
+                <w:noProof/>
+                <w:webHidden/>
+              </w:rPr>
+            </w:r>
+            <w:r>
+              <w:rPr>
+                <w:rFonts w:ascii="Times New Roman" w:hAnsi="Times New Roman" w:cs="Times New Roman"/>
                 <w:noProof/>
                 <w:webHidden/>
               </w:rPr>
@@ -1263,13 +1424,15 @@
             </w:r>
             <w:r>
               <w:rPr>
-                <w:noProof/>
-                <w:webHidden/>
-              </w:rPr>
-              <w:t>8</w:t>
-            </w:r>
-            <w:r>
-              <w:rPr>
+                <w:rFonts w:ascii="Times New Roman" w:hAnsi="Times New Roman" w:cs="Times New Roman"/>
+                <w:noProof/>
+                <w:webHidden/>
+              </w:rPr>
+              <w:t>9</w:t>
+            </w:r>
+            <w:r>
+              <w:rPr>
+                <w:rFonts w:ascii="Times New Roman" w:hAnsi="Times New Roman" w:cs="Times New Roman"/>
                 <w:noProof/>
                 <w:webHidden/>
               </w:rPr>
@@ -1279,7 +1442,247 @@
         </w:p>
         <w:p>
           <w:pPr>
-            <w:spacing w:line="480" w:lineRule="auto"/>
+            <w:pStyle w:val="TOC2"/>
+            <w:tabs>
+              <w:tab w:val="right" w:leader="dot" w:pos="9350"/>
+            </w:tabs>
+            <w:spacing w:line="360" w:lineRule="auto"/>
+            <w:rPr>
+              <w:rFonts w:ascii="Times New Roman" w:eastAsiaTheme="minorEastAsia" w:hAnsi="Times New Roman" w:cs="Times New Roman"/>
+              <w:noProof/>
+            </w:rPr>
+          </w:pPr>
+          <w:hyperlink w:anchor="_Toc223786685" w:history="1">
+            <w:r>
+              <w:rPr>
+                <w:rStyle w:val="Hyperlink"/>
+                <w:rFonts w:ascii="Times New Roman" w:hAnsi="Times New Roman" w:cs="Times New Roman"/>
+                <w:b/>
+                <w:bCs/>
+                <w:noProof/>
+              </w:rPr>
+              <w:t>3.2 Feature Engineering</w:t>
+            </w:r>
+            <w:r>
+              <w:rPr>
+                <w:rFonts w:ascii="Times New Roman" w:hAnsi="Times New Roman" w:cs="Times New Roman"/>
+                <w:noProof/>
+                <w:webHidden/>
+              </w:rPr>
+              <w:tab/>
+            </w:r>
+            <w:r>
+              <w:rPr>
+                <w:rFonts w:ascii="Times New Roman" w:hAnsi="Times New Roman" w:cs="Times New Roman"/>
+                <w:noProof/>
+                <w:webHidden/>
+              </w:rPr>
+              <w:fldChar w:fldCharType="begin"/>
+            </w:r>
+            <w:r>
+              <w:rPr>
+                <w:rFonts w:ascii="Times New Roman" w:hAnsi="Times New Roman" w:cs="Times New Roman"/>
+                <w:noProof/>
+                <w:webHidden/>
+              </w:rPr>
+              <w:instrText xml:space="preserve"> PAGEREF _Toc223786685 \h </w:instrText>
+            </w:r>
+            <w:r>
+              <w:rPr>
+                <w:rFonts w:ascii="Times New Roman" w:hAnsi="Times New Roman" w:cs="Times New Roman"/>
+                <w:noProof/>
+                <w:webHidden/>
+              </w:rPr>
+            </w:r>
+            <w:r>
+              <w:rPr>
+                <w:rFonts w:ascii="Times New Roman" w:hAnsi="Times New Roman" w:cs="Times New Roman"/>
+                <w:noProof/>
+                <w:webHidden/>
+              </w:rPr>
+              <w:fldChar w:fldCharType="separate"/>
+            </w:r>
+            <w:r>
+              <w:rPr>
+                <w:rFonts w:ascii="Times New Roman" w:hAnsi="Times New Roman" w:cs="Times New Roman"/>
+                <w:noProof/>
+                <w:webHidden/>
+              </w:rPr>
+              <w:t>10</w:t>
+            </w:r>
+            <w:r>
+              <w:rPr>
+                <w:rFonts w:ascii="Times New Roman" w:hAnsi="Times New Roman" w:cs="Times New Roman"/>
+                <w:noProof/>
+                <w:webHidden/>
+              </w:rPr>
+              <w:fldChar w:fldCharType="end"/>
+            </w:r>
+          </w:hyperlink>
+        </w:p>
+        <w:p>
+          <w:pPr>
+            <w:pStyle w:val="TOC2"/>
+            <w:tabs>
+              <w:tab w:val="right" w:leader="dot" w:pos="9350"/>
+            </w:tabs>
+            <w:spacing w:line="360" w:lineRule="auto"/>
+            <w:rPr>
+              <w:rFonts w:ascii="Times New Roman" w:eastAsiaTheme="minorEastAsia" w:hAnsi="Times New Roman" w:cs="Times New Roman"/>
+              <w:noProof/>
+            </w:rPr>
+          </w:pPr>
+          <w:hyperlink w:anchor="_Toc223786686" w:history="1">
+            <w:r>
+              <w:rPr>
+                <w:rStyle w:val="Hyperlink"/>
+                <w:rFonts w:ascii="Times New Roman" w:hAnsi="Times New Roman" w:cs="Times New Roman"/>
+                <w:b/>
+                <w:bCs/>
+                <w:noProof/>
+              </w:rPr>
+              <w:t>3.3 Train-Test Splitting</w:t>
+            </w:r>
+            <w:r>
+              <w:rPr>
+                <w:rFonts w:ascii="Times New Roman" w:hAnsi="Times New Roman" w:cs="Times New Roman"/>
+                <w:noProof/>
+                <w:webHidden/>
+              </w:rPr>
+              <w:tab/>
+            </w:r>
+            <w:r>
+              <w:rPr>
+                <w:rFonts w:ascii="Times New Roman" w:hAnsi="Times New Roman" w:cs="Times New Roman"/>
+                <w:noProof/>
+                <w:webHidden/>
+              </w:rPr>
+              <w:fldChar w:fldCharType="begin"/>
+            </w:r>
+            <w:r>
+              <w:rPr>
+                <w:rFonts w:ascii="Times New Roman" w:hAnsi="Times New Roman" w:cs="Times New Roman"/>
+                <w:noProof/>
+                <w:webHidden/>
+              </w:rPr>
+              <w:instrText xml:space="preserve"> PAGEREF _Toc223786686 \h </w:instrText>
+            </w:r>
+            <w:r>
+              <w:rPr>
+                <w:rFonts w:ascii="Times New Roman" w:hAnsi="Times New Roman" w:cs="Times New Roman"/>
+                <w:noProof/>
+                <w:webHidden/>
+              </w:rPr>
+            </w:r>
+            <w:r>
+              <w:rPr>
+                <w:rFonts w:ascii="Times New Roman" w:hAnsi="Times New Roman" w:cs="Times New Roman"/>
+                <w:noProof/>
+                <w:webHidden/>
+              </w:rPr>
+              <w:fldChar w:fldCharType="separate"/>
+            </w:r>
+            <w:r>
+              <w:rPr>
+                <w:rFonts w:ascii="Times New Roman" w:hAnsi="Times New Roman" w:cs="Times New Roman"/>
+                <w:noProof/>
+                <w:webHidden/>
+              </w:rPr>
+              <w:t>11</w:t>
+            </w:r>
+            <w:r>
+              <w:rPr>
+                <w:rFonts w:ascii="Times New Roman" w:hAnsi="Times New Roman" w:cs="Times New Roman"/>
+                <w:noProof/>
+                <w:webHidden/>
+              </w:rPr>
+              <w:fldChar w:fldCharType="end"/>
+            </w:r>
+          </w:hyperlink>
+        </w:p>
+        <w:p>
+          <w:pPr>
+            <w:pStyle w:val="TOC2"/>
+            <w:tabs>
+              <w:tab w:val="right" w:leader="dot" w:pos="9350"/>
+            </w:tabs>
+            <w:spacing w:line="360" w:lineRule="auto"/>
+            <w:rPr>
+              <w:rFonts w:ascii="Times New Roman" w:eastAsiaTheme="minorEastAsia" w:hAnsi="Times New Roman" w:cs="Times New Roman"/>
+              <w:noProof/>
+            </w:rPr>
+          </w:pPr>
+          <w:hyperlink w:anchor="_Toc223786687" w:history="1">
+            <w:r>
+              <w:rPr>
+                <w:rStyle w:val="Hyperlink"/>
+                <w:rFonts w:ascii="Times New Roman" w:hAnsi="Times New Roman" w:cs="Times New Roman"/>
+                <w:b/>
+                <w:bCs/>
+                <w:noProof/>
+              </w:rPr>
+              <w:t>3.4 Summary</w:t>
+            </w:r>
+            <w:r>
+              <w:rPr>
+                <w:rFonts w:ascii="Times New Roman" w:hAnsi="Times New Roman" w:cs="Times New Roman"/>
+                <w:noProof/>
+                <w:webHidden/>
+              </w:rPr>
+              <w:tab/>
+            </w:r>
+            <w:r>
+              <w:rPr>
+                <w:rFonts w:ascii="Times New Roman" w:hAnsi="Times New Roman" w:cs="Times New Roman"/>
+                <w:noProof/>
+                <w:webHidden/>
+              </w:rPr>
+              <w:fldChar w:fldCharType="begin"/>
+            </w:r>
+            <w:r>
+              <w:rPr>
+                <w:rFonts w:ascii="Times New Roman" w:hAnsi="Times New Roman" w:cs="Times New Roman"/>
+                <w:noProof/>
+                <w:webHidden/>
+              </w:rPr>
+              <w:instrText xml:space="preserve"> PAGEREF _Toc223786687 \h </w:instrText>
+            </w:r>
+            <w:r>
+              <w:rPr>
+                <w:rFonts w:ascii="Times New Roman" w:hAnsi="Times New Roman" w:cs="Times New Roman"/>
+                <w:noProof/>
+                <w:webHidden/>
+              </w:rPr>
+            </w:r>
+            <w:r>
+              <w:rPr>
+                <w:rFonts w:ascii="Times New Roman" w:hAnsi="Times New Roman" w:cs="Times New Roman"/>
+                <w:noProof/>
+                <w:webHidden/>
+              </w:rPr>
+              <w:fldChar w:fldCharType="separate"/>
+            </w:r>
+            <w:r>
+              <w:rPr>
+                <w:rFonts w:ascii="Times New Roman" w:hAnsi="Times New Roman" w:cs="Times New Roman"/>
+                <w:noProof/>
+                <w:webHidden/>
+              </w:rPr>
+              <w:t>11</w:t>
+            </w:r>
+            <w:r>
+              <w:rPr>
+                <w:rFonts w:ascii="Times New Roman" w:hAnsi="Times New Roman" w:cs="Times New Roman"/>
+                <w:noProof/>
+                <w:webHidden/>
+              </w:rPr>
+              <w:fldChar w:fldCharType="end"/>
+            </w:r>
+          </w:hyperlink>
+        </w:p>
+        <w:p>
+          <w:pPr>
+            <w:spacing w:line="360" w:lineRule="auto"/>
             <w:rPr>
               <w:rFonts w:ascii="Times New Roman" w:hAnsi="Times New Roman" w:cs="Times New Roman"/>
             </w:rPr>
@@ -1298,55 +1701,1350 @@
     </w:sdt>
     <w:p>
       <w:pPr>
-        <w:spacing w:line="480" w:lineRule="auto"/>
-        <w:rPr>
-          <w:rFonts w:ascii="Times New Roman" w:hAnsi="Times New Roman" w:cs="Times New Roman"/>
-          <w:b/>
-          <w:bCs/>
-        </w:rPr>
-      </w:pPr>
-    </w:p>
-    <w:p>
-      <w:pPr>
-        <w:spacing w:line="480" w:lineRule="auto"/>
-        <w:rPr>
-          <w:rFonts w:ascii="Times New Roman" w:hAnsi="Times New Roman" w:cs="Times New Roman"/>
-          <w:b/>
-          <w:bCs/>
-        </w:rPr>
-      </w:pPr>
+        <w:spacing w:line="360" w:lineRule="auto"/>
+        <w:rPr>
+          <w:rFonts w:ascii="Times New Roman" w:hAnsi="Times New Roman" w:cs="Times New Roman"/>
+          <w:b/>
+          <w:bCs/>
+        </w:rPr>
+      </w:pPr>
+    </w:p>
+    <w:p>
+      <w:pPr>
+        <w:spacing w:line="360" w:lineRule="auto"/>
+        <w:rPr>
+          <w:rFonts w:ascii="Times New Roman" w:hAnsi="Times New Roman" w:cs="Times New Roman"/>
+          <w:b/>
+          <w:bCs/>
+        </w:rPr>
+      </w:pPr>
+    </w:p>
+    <w:p>
+      <w:pPr>
+        <w:pStyle w:val="Heading1"/>
+        <w:spacing w:line="360" w:lineRule="auto"/>
+        <w:rPr>
+          <w:rFonts w:ascii="Times New Roman" w:hAnsi="Times New Roman" w:cs="Times New Roman"/>
+          <w:b/>
+          <w:bCs/>
+          <w:sz w:val="24"/>
+          <w:szCs w:val="24"/>
+        </w:rPr>
+      </w:pPr>
+      <w:r>
+        <w:rPr>
+          <w:rFonts w:ascii="Times New Roman" w:hAnsi="Times New Roman" w:cs="Times New Roman"/>
+          <w:sz w:val="24"/>
+          <w:szCs w:val="24"/>
+        </w:rPr>
+        <w:br w:type="page"/>
+      </w:r>
+      <w:bookmarkStart w:id="2" w:name="_Toc223786673"/>
+      <w:r>
+        <w:rPr>
+          <w:rFonts w:ascii="Times New Roman" w:hAnsi="Times New Roman" w:cs="Times New Roman"/>
+          <w:b/>
+          <w:bCs/>
+          <w:color w:val="auto"/>
+          <w:sz w:val="24"/>
+          <w:szCs w:val="24"/>
+        </w:rPr>
+        <w:lastRenderedPageBreak/>
+        <w:t>1.0 B</w:t>
+      </w:r>
+      <w:r>
+        <w:rPr>
+          <w:rFonts w:ascii="Times New Roman" w:hAnsi="Times New Roman" w:cs="Times New Roman"/>
+          <w:b/>
+          <w:bCs/>
+          <w:color w:val="auto"/>
+          <w:sz w:val="24"/>
+          <w:szCs w:val="24"/>
+        </w:rPr>
+        <w:t>usiness Understanding</w:t>
+      </w:r>
+      <w:bookmarkEnd w:id="2"/>
+      <w:r>
+        <w:rPr>
+          <w:rFonts w:ascii="Times New Roman" w:hAnsi="Times New Roman" w:cs="Times New Roman"/>
+          <w:b/>
+          <w:bCs/>
+          <w:color w:val="auto"/>
+          <w:sz w:val="24"/>
+          <w:szCs w:val="24"/>
+        </w:rPr>
+        <w:t xml:space="preserve"> </w:t>
+      </w:r>
+    </w:p>
+    <w:p>
+      <w:pPr>
+        <w:pStyle w:val="Heading2"/>
+        <w:spacing w:line="360" w:lineRule="auto"/>
+        <w:rPr>
+          <w:rFonts w:ascii="Times New Roman" w:hAnsi="Times New Roman" w:cs="Times New Roman"/>
+          <w:b/>
+          <w:bCs/>
+          <w:color w:val="auto"/>
+          <w:sz w:val="24"/>
+          <w:szCs w:val="24"/>
+        </w:rPr>
+      </w:pPr>
+      <w:bookmarkStart w:id="3" w:name="_Toc223786674"/>
+      <w:r>
+        <w:rPr>
+          <w:rFonts w:ascii="Times New Roman" w:hAnsi="Times New Roman" w:cs="Times New Roman"/>
+          <w:b/>
+          <w:bCs/>
+          <w:color w:val="auto"/>
+          <w:sz w:val="24"/>
+          <w:szCs w:val="24"/>
+        </w:rPr>
+        <w:t>1.1 Overview</w:t>
+      </w:r>
+      <w:bookmarkEnd w:id="3"/>
+      <w:r>
+        <w:rPr>
+          <w:rFonts w:ascii="Times New Roman" w:hAnsi="Times New Roman" w:cs="Times New Roman"/>
+          <w:b/>
+          <w:bCs/>
+          <w:color w:val="auto"/>
+          <w:sz w:val="24"/>
+          <w:szCs w:val="24"/>
+        </w:rPr>
+        <w:t xml:space="preserve"> </w:t>
+      </w:r>
+    </w:p>
+    <w:p>
+      <w:pPr>
+        <w:spacing w:line="360" w:lineRule="auto"/>
+        <w:rPr>
+          <w:rFonts w:ascii="Times New Roman" w:hAnsi="Times New Roman" w:cs="Times New Roman"/>
+        </w:rPr>
+      </w:pPr>
+      <w:r>
+        <w:rPr>
+          <w:rFonts w:ascii="Times New Roman" w:hAnsi="Times New Roman" w:cs="Times New Roman"/>
+        </w:rPr>
+        <w:t xml:space="preserve">The Kenyan digital landscape is one of the most vibrant in Africa, driven by a young, tech-savvy population and a high rate of mobile internet penetration. Major social platforms, especially YouTube, X (formerly Twitter), TikTok, and Facebook, have become the primary platforms for public discourse, entertainment, and commercial engagement.  Kenyan content creators, artists, vloggers, and political commentators command millions of views and generate thousands of comments daily. </w:t>
+      </w:r>
+    </w:p>
+    <w:p>
+      <w:pPr>
+        <w:spacing w:line="360" w:lineRule="auto"/>
+        <w:rPr>
+          <w:rFonts w:ascii="Times New Roman" w:hAnsi="Times New Roman" w:cs="Times New Roman"/>
+        </w:rPr>
+      </w:pPr>
+      <w:r>
+        <w:rPr>
+          <w:rFonts w:ascii="Times New Roman" w:hAnsi="Times New Roman" w:cs="Times New Roman"/>
+        </w:rPr>
+        <w:t xml:space="preserve">On the other hand, this rapid digital growth has a dark side. The anonymity and viral nature of these platforms have fostered a culture of cyberbullying and online hostility. Unlike in Western contexts, Kenyan online is characterized by code-switching between English, Kiswahili, and Sheng. Sheng is a dynamic and evolving language that often uses metaphors and cultural nuances to deliver insults or “roast” individuals. </w:t>
+      </w:r>
+    </w:p>
+    <w:p>
+      <w:pPr>
+        <w:spacing w:line="360" w:lineRule="auto"/>
+        <w:rPr>
+          <w:rFonts w:ascii="Times New Roman" w:hAnsi="Times New Roman" w:cs="Times New Roman"/>
+        </w:rPr>
+      </w:pPr>
+      <w:r>
+        <w:rPr>
+          <w:rFonts w:ascii="Times New Roman" w:hAnsi="Times New Roman" w:cs="Times New Roman"/>
+        </w:rPr>
+        <w:t xml:space="preserve">Today, the global cyberbullying moderation tools are primarily built in English and ignore the linguistic complexity. In the Kenyan context, they fail to capture harmful Sheng phrases, which often leave Kenyan content creators, public figures, and ordinary users vulnerable to online harassment, which leads to severe mental issues, reputational damage, suicidal ideation, and digital exclusion. </w:t>
+      </w:r>
+    </w:p>
+    <w:p>
+      <w:pPr>
+        <w:spacing w:line="360" w:lineRule="auto"/>
+        <w:rPr>
+          <w:rFonts w:ascii="Times New Roman" w:hAnsi="Times New Roman" w:cs="Times New Roman"/>
+        </w:rPr>
+      </w:pPr>
+      <w:r>
+        <w:rPr>
+          <w:rFonts w:ascii="Times New Roman" w:hAnsi="Times New Roman" w:cs="Times New Roman"/>
+        </w:rPr>
+        <w:t>Social</w:t>
+      </w:r>
+      <w:r>
+        <w:rPr>
+          <w:rFonts w:ascii="Times New Roman" w:hAnsi="Times New Roman" w:cs="Times New Roman"/>
+        </w:rPr>
+        <w:t xml:space="preserve"> media connects us, entertains us, but sometimes, it destroys us. Behind every trending hashtag or viral post, there’s a real person with real feelings.</w:t>
+      </w:r>
+    </w:p>
+    <w:p>
+      <w:pPr>
+        <w:pStyle w:val="Heading2"/>
+        <w:spacing w:line="360" w:lineRule="auto"/>
+        <w:rPr>
+          <w:rFonts w:ascii="Times New Roman" w:hAnsi="Times New Roman" w:cs="Times New Roman"/>
+          <w:b/>
+          <w:bCs/>
+          <w:color w:val="auto"/>
+          <w:sz w:val="24"/>
+          <w:szCs w:val="24"/>
+        </w:rPr>
+      </w:pPr>
+      <w:bookmarkStart w:id="4" w:name="_Toc223786675"/>
+      <w:r>
+        <w:rPr>
+          <w:rFonts w:ascii="Times New Roman" w:hAnsi="Times New Roman" w:cs="Times New Roman"/>
+          <w:b/>
+          <w:bCs/>
+          <w:color w:val="auto"/>
+          <w:sz w:val="24"/>
+          <w:szCs w:val="24"/>
+        </w:rPr>
+        <w:t>1.</w:t>
+      </w:r>
+      <w:r>
+        <w:rPr>
+          <w:rFonts w:ascii="Times New Roman" w:hAnsi="Times New Roman" w:cs="Times New Roman"/>
+          <w:b/>
+          <w:bCs/>
+          <w:color w:val="auto"/>
+          <w:sz w:val="24"/>
+          <w:szCs w:val="24"/>
+        </w:rPr>
+        <w:t>2</w:t>
+      </w:r>
+      <w:r>
+        <w:rPr>
+          <w:rFonts w:ascii="Times New Roman" w:hAnsi="Times New Roman" w:cs="Times New Roman"/>
+          <w:b/>
+          <w:bCs/>
+          <w:color w:val="auto"/>
+          <w:sz w:val="24"/>
+          <w:szCs w:val="24"/>
+        </w:rPr>
+        <w:t xml:space="preserve"> </w:t>
+      </w:r>
+      <w:r>
+        <w:rPr>
+          <w:rFonts w:ascii="Times New Roman" w:hAnsi="Times New Roman" w:cs="Times New Roman"/>
+          <w:b/>
+          <w:bCs/>
+          <w:color w:val="auto"/>
+          <w:sz w:val="24"/>
+          <w:szCs w:val="24"/>
+        </w:rPr>
+        <w:t>Problem Statement</w:t>
+      </w:r>
+      <w:bookmarkEnd w:id="4"/>
+      <w:r>
+        <w:rPr>
+          <w:rFonts w:ascii="Times New Roman" w:hAnsi="Times New Roman" w:cs="Times New Roman"/>
+          <w:b/>
+          <w:bCs/>
+          <w:color w:val="auto"/>
+          <w:sz w:val="24"/>
+          <w:szCs w:val="24"/>
+        </w:rPr>
+        <w:t xml:space="preserve"> </w:t>
+      </w:r>
+    </w:p>
+    <w:p>
+      <w:pPr>
+        <w:spacing w:line="360" w:lineRule="auto"/>
+        <w:rPr>
+          <w:rFonts w:ascii="Times New Roman" w:hAnsi="Times New Roman" w:cs="Times New Roman"/>
+        </w:rPr>
+      </w:pPr>
+      <w:r>
+        <w:rPr>
+          <w:rFonts w:ascii="Times New Roman" w:hAnsi="Times New Roman" w:cs="Times New Roman"/>
+        </w:rPr>
+        <w:t xml:space="preserve">There is a significant gap in the ability of automated systems to detect and moderate cyberbullying in the Kenyan context. Harassment on YouTube vlogs and social media is based on sheng and local slang, which bypasses the “traditional hate speech” filters. The linguistic nuances of toxic content remain online, fueling a hostile digital environment.  Content creators and brands are unable to moderate thousands of multilingual comments in real time, resulting in a toxic feedback loop that damages engagement and mental well-being. </w:t>
+      </w:r>
+    </w:p>
+    <w:p>
+      <w:pPr>
+        <w:pStyle w:val="Heading2"/>
+        <w:spacing w:line="360" w:lineRule="auto"/>
+        <w:rPr>
+          <w:rFonts w:ascii="Times New Roman" w:hAnsi="Times New Roman" w:cs="Times New Roman"/>
+          <w:b/>
+          <w:bCs/>
+          <w:color w:val="auto"/>
+          <w:sz w:val="24"/>
+          <w:szCs w:val="24"/>
+        </w:rPr>
+      </w:pPr>
+      <w:bookmarkStart w:id="5" w:name="_Toc223786676"/>
+      <w:r>
+        <w:rPr>
+          <w:rFonts w:ascii="Times New Roman" w:hAnsi="Times New Roman" w:cs="Times New Roman"/>
+          <w:b/>
+          <w:bCs/>
+          <w:color w:val="auto"/>
+          <w:sz w:val="24"/>
+          <w:szCs w:val="24"/>
+        </w:rPr>
+        <w:lastRenderedPageBreak/>
+        <w:t>1.</w:t>
+      </w:r>
+      <w:r>
+        <w:rPr>
+          <w:rFonts w:ascii="Times New Roman" w:hAnsi="Times New Roman" w:cs="Times New Roman"/>
+          <w:b/>
+          <w:bCs/>
+          <w:color w:val="auto"/>
+          <w:sz w:val="24"/>
+          <w:szCs w:val="24"/>
+        </w:rPr>
+        <w:t>3</w:t>
+      </w:r>
+      <w:r>
+        <w:rPr>
+          <w:rFonts w:ascii="Times New Roman" w:hAnsi="Times New Roman" w:cs="Times New Roman"/>
+          <w:b/>
+          <w:bCs/>
+          <w:color w:val="auto"/>
+          <w:sz w:val="24"/>
+          <w:szCs w:val="24"/>
+        </w:rPr>
+        <w:t xml:space="preserve"> </w:t>
+      </w:r>
+      <w:r>
+        <w:rPr>
+          <w:rFonts w:ascii="Times New Roman" w:hAnsi="Times New Roman" w:cs="Times New Roman"/>
+          <w:b/>
+          <w:bCs/>
+          <w:color w:val="auto"/>
+          <w:sz w:val="24"/>
+          <w:szCs w:val="24"/>
+        </w:rPr>
+        <w:t>Challenges</w:t>
+      </w:r>
+      <w:bookmarkEnd w:id="5"/>
+      <w:r>
+        <w:rPr>
+          <w:rFonts w:ascii="Times New Roman" w:hAnsi="Times New Roman" w:cs="Times New Roman"/>
+          <w:b/>
+          <w:bCs/>
+          <w:color w:val="auto"/>
+          <w:sz w:val="24"/>
+          <w:szCs w:val="24"/>
+        </w:rPr>
+        <w:t xml:space="preserve"> </w:t>
+      </w:r>
+      <w:r>
+        <w:rPr>
+          <w:rFonts w:ascii="Times New Roman" w:hAnsi="Times New Roman" w:cs="Times New Roman"/>
+          <w:b/>
+          <w:bCs/>
+          <w:color w:val="auto"/>
+          <w:sz w:val="24"/>
+          <w:szCs w:val="24"/>
+        </w:rPr>
+        <w:t xml:space="preserve"> </w:t>
+      </w:r>
+    </w:p>
+    <w:p>
+      <w:pPr>
+        <w:spacing w:line="360" w:lineRule="auto"/>
+        <w:rPr>
+          <w:rFonts w:ascii="Times New Roman" w:hAnsi="Times New Roman" w:cs="Times New Roman"/>
+        </w:rPr>
+      </w:pPr>
+      <w:r>
+        <w:rPr>
+          <w:rFonts w:ascii="Times New Roman" w:hAnsi="Times New Roman" w:cs="Times New Roman"/>
+        </w:rPr>
+        <w:t xml:space="preserve">Linguistic Fluidity: Sheng is not standardized; a word used in Kayole may differ in meaning or spelling from one used in Mombasa. Slang terms change within weeks. </w:t>
+      </w:r>
+    </w:p>
+    <w:p>
+      <w:pPr>
+        <w:spacing w:line="360" w:lineRule="auto"/>
+        <w:rPr>
+          <w:rFonts w:ascii="Times New Roman" w:hAnsi="Times New Roman" w:cs="Times New Roman"/>
+        </w:rPr>
+      </w:pPr>
+      <w:r>
+        <w:rPr>
+          <w:rFonts w:ascii="Times New Roman" w:hAnsi="Times New Roman" w:cs="Times New Roman"/>
+        </w:rPr>
+        <w:t xml:space="preserve">Code-mixed content: Kenyans mix English, Swahili, and sheng in a single sentence, which might confuse the standard NLP models. </w:t>
+      </w:r>
+    </w:p>
+    <w:p>
+      <w:pPr>
+        <w:spacing w:line="360" w:lineRule="auto"/>
+        <w:rPr>
+          <w:rFonts w:ascii="Times New Roman" w:hAnsi="Times New Roman" w:cs="Times New Roman"/>
+        </w:rPr>
+      </w:pPr>
+      <w:r>
+        <w:rPr>
+          <w:rFonts w:ascii="Times New Roman" w:hAnsi="Times New Roman" w:cs="Times New Roman"/>
+        </w:rPr>
+        <w:t xml:space="preserve">High Volume: Viral Kenyan vlogs can accumulate thousands of comments within hours, making manual moderation impossible for human beings. </w:t>
+      </w:r>
+    </w:p>
+    <w:p>
+      <w:pPr>
+        <w:spacing w:line="360" w:lineRule="auto"/>
+        <w:rPr>
+          <w:rFonts w:ascii="Times New Roman" w:hAnsi="Times New Roman" w:cs="Times New Roman"/>
+        </w:rPr>
+      </w:pPr>
+      <w:r>
+        <w:rPr>
+          <w:rFonts w:ascii="Times New Roman" w:hAnsi="Times New Roman" w:cs="Times New Roman"/>
+        </w:rPr>
+        <w:t xml:space="preserve">Contextual Sarcasm:  Most sheng insults are delivered through irony, hence require deep contextual understanding to classify as “bullying” rather than “Humor”. </w:t>
+      </w:r>
+    </w:p>
+    <w:p>
+      <w:pPr>
+        <w:spacing w:line="360" w:lineRule="auto"/>
+        <w:rPr>
+          <w:rFonts w:ascii="Times New Roman" w:hAnsi="Times New Roman" w:cs="Times New Roman"/>
+        </w:rPr>
+      </w:pPr>
+      <w:r>
+        <w:rPr>
+          <w:rFonts w:ascii="Times New Roman" w:hAnsi="Times New Roman" w:cs="Times New Roman"/>
+        </w:rPr>
+        <w:t xml:space="preserve">Data Scarcity: There are few publicly available, high-quality datasets for Kenyan slang labeled specifically for toxicity. </w:t>
+      </w:r>
+    </w:p>
+    <w:p>
+      <w:pPr>
+        <w:pStyle w:val="Heading2"/>
+        <w:spacing w:line="360" w:lineRule="auto"/>
+        <w:rPr>
+          <w:rFonts w:ascii="Times New Roman" w:hAnsi="Times New Roman" w:cs="Times New Roman"/>
+          <w:b/>
+          <w:bCs/>
+          <w:color w:val="auto"/>
+          <w:sz w:val="24"/>
+          <w:szCs w:val="24"/>
+        </w:rPr>
+      </w:pPr>
+      <w:bookmarkStart w:id="6" w:name="_Toc223786677"/>
+      <w:r>
+        <w:rPr>
+          <w:rFonts w:ascii="Times New Roman" w:hAnsi="Times New Roman" w:cs="Times New Roman"/>
+          <w:b/>
+          <w:bCs/>
+          <w:color w:val="auto"/>
+          <w:sz w:val="24"/>
+          <w:szCs w:val="24"/>
+        </w:rPr>
+        <w:t>1.4 Proposed Solution</w:t>
+      </w:r>
+      <w:bookmarkEnd w:id="6"/>
+      <w:r>
+        <w:rPr>
+          <w:rFonts w:ascii="Times New Roman" w:hAnsi="Times New Roman" w:cs="Times New Roman"/>
+          <w:b/>
+          <w:bCs/>
+          <w:color w:val="auto"/>
+          <w:sz w:val="24"/>
+          <w:szCs w:val="24"/>
+        </w:rPr>
+        <w:t xml:space="preserve"> </w:t>
+      </w:r>
+    </w:p>
+    <w:p>
+      <w:pPr>
+        <w:spacing w:line="360" w:lineRule="auto"/>
+        <w:rPr>
+          <w:rFonts w:ascii="Times New Roman" w:hAnsi="Times New Roman" w:cs="Times New Roman"/>
+        </w:rPr>
+      </w:pPr>
+      <w:r>
+        <w:rPr>
+          <w:rFonts w:ascii="Times New Roman" w:hAnsi="Times New Roman" w:cs="Times New Roman"/>
+        </w:rPr>
+        <w:t>This project will provide a hierarchical multilingual cyberbullying detection system that can classify social media comments and subcategories. The detection system will perform the following tasks.</w:t>
+      </w:r>
+    </w:p>
+    <w:p>
+      <w:pPr>
+        <w:spacing w:line="360" w:lineRule="auto"/>
+        <w:rPr>
+          <w:rFonts w:ascii="Times New Roman" w:hAnsi="Times New Roman" w:cs="Times New Roman"/>
+        </w:rPr>
+      </w:pPr>
+      <w:r>
+        <w:rPr>
+          <w:rFonts w:ascii="Times New Roman" w:hAnsi="Times New Roman" w:cs="Times New Roman"/>
+        </w:rPr>
+        <w:t>•</w:t>
+      </w:r>
+      <w:r>
+        <w:rPr>
+          <w:rFonts w:ascii="Times New Roman" w:hAnsi="Times New Roman" w:cs="Times New Roman"/>
+        </w:rPr>
+        <w:tab/>
+        <w:t xml:space="preserve">Detecting the dominant language of the comment </w:t>
+      </w:r>
+    </w:p>
+    <w:p>
+      <w:pPr>
+        <w:spacing w:line="360" w:lineRule="auto"/>
+        <w:rPr>
+          <w:rFonts w:ascii="Times New Roman" w:hAnsi="Times New Roman" w:cs="Times New Roman"/>
+        </w:rPr>
+      </w:pPr>
+      <w:r>
+        <w:rPr>
+          <w:rFonts w:ascii="Times New Roman" w:hAnsi="Times New Roman" w:cs="Times New Roman"/>
+        </w:rPr>
+        <w:t>•</w:t>
+      </w:r>
+      <w:r>
+        <w:rPr>
+          <w:rFonts w:ascii="Times New Roman" w:hAnsi="Times New Roman" w:cs="Times New Roman"/>
+        </w:rPr>
+        <w:tab/>
+        <w:t>Determining the sentiment of the comment</w:t>
+      </w:r>
+    </w:p>
+    <w:p>
+      <w:pPr>
+        <w:spacing w:line="360" w:lineRule="auto"/>
+        <w:rPr>
+          <w:rFonts w:ascii="Times New Roman" w:hAnsi="Times New Roman" w:cs="Times New Roman"/>
+        </w:rPr>
+      </w:pPr>
+      <w:r>
+        <w:rPr>
+          <w:rFonts w:ascii="Times New Roman" w:hAnsi="Times New Roman" w:cs="Times New Roman"/>
+        </w:rPr>
+        <w:t>•</w:t>
+      </w:r>
+      <w:r>
+        <w:rPr>
+          <w:rFonts w:ascii="Times New Roman" w:hAnsi="Times New Roman" w:cs="Times New Roman"/>
+        </w:rPr>
+        <w:tab/>
+        <w:t xml:space="preserve">Classifying the comments into content category </w:t>
+      </w:r>
+    </w:p>
+    <w:p>
+      <w:pPr>
+        <w:spacing w:line="360" w:lineRule="auto"/>
+        <w:rPr>
+          <w:rFonts w:ascii="Times New Roman" w:hAnsi="Times New Roman" w:cs="Times New Roman"/>
+        </w:rPr>
+      </w:pPr>
+      <w:r>
+        <w:rPr>
+          <w:rFonts w:ascii="Times New Roman" w:hAnsi="Times New Roman" w:cs="Times New Roman"/>
+        </w:rPr>
+        <w:t>•</w:t>
+      </w:r>
+      <w:r>
+        <w:rPr>
+          <w:rFonts w:ascii="Times New Roman" w:hAnsi="Times New Roman" w:cs="Times New Roman"/>
+        </w:rPr>
+        <w:tab/>
+        <w:t xml:space="preserve">Predict a detailed subcategory describing the type of content </w:t>
+      </w:r>
+    </w:p>
+    <w:p>
+      <w:pPr>
+        <w:spacing w:line="360" w:lineRule="auto"/>
+        <w:rPr>
+          <w:rFonts w:ascii="Times New Roman" w:hAnsi="Times New Roman" w:cs="Times New Roman"/>
+        </w:rPr>
+      </w:pPr>
+      <w:r>
+        <w:rPr>
+          <w:rFonts w:ascii="Times New Roman" w:hAnsi="Times New Roman" w:cs="Times New Roman"/>
+        </w:rPr>
+        <w:t xml:space="preserve">The hierarchical approach improves the model accuracy by breaking the problem into smaller and more manageable classification tasks. </w:t>
+      </w:r>
+    </w:p>
+    <w:p>
+      <w:pPr>
+        <w:pStyle w:val="Heading2"/>
+        <w:spacing w:line="360" w:lineRule="auto"/>
+        <w:rPr>
+          <w:rFonts w:ascii="Times New Roman" w:hAnsi="Times New Roman" w:cs="Times New Roman"/>
+          <w:b/>
+          <w:bCs/>
+          <w:color w:val="auto"/>
+          <w:sz w:val="24"/>
+          <w:szCs w:val="24"/>
+        </w:rPr>
+      </w:pPr>
+      <w:bookmarkStart w:id="7" w:name="_Toc223786678"/>
+      <w:r>
+        <w:rPr>
+          <w:rFonts w:ascii="Times New Roman" w:hAnsi="Times New Roman" w:cs="Times New Roman"/>
+          <w:b/>
+          <w:bCs/>
+          <w:color w:val="auto"/>
+          <w:sz w:val="24"/>
+          <w:szCs w:val="24"/>
+        </w:rPr>
+        <w:t xml:space="preserve">1.5 </w:t>
+      </w:r>
+      <w:r>
+        <w:rPr>
+          <w:rFonts w:ascii="Times New Roman" w:hAnsi="Times New Roman" w:cs="Times New Roman"/>
+          <w:b/>
+          <w:bCs/>
+          <w:color w:val="auto"/>
+          <w:sz w:val="24"/>
+          <w:szCs w:val="24"/>
+        </w:rPr>
+        <w:t>Comment on Classification Framework</w:t>
+      </w:r>
+      <w:bookmarkEnd w:id="7"/>
+      <w:r>
+        <w:rPr>
+          <w:rFonts w:ascii="Times New Roman" w:hAnsi="Times New Roman" w:cs="Times New Roman"/>
+          <w:b/>
+          <w:bCs/>
+          <w:color w:val="auto"/>
+          <w:sz w:val="24"/>
+          <w:szCs w:val="24"/>
+        </w:rPr>
+        <w:t xml:space="preserve"> </w:t>
+      </w:r>
+    </w:p>
+    <w:p>
+      <w:pPr>
+        <w:spacing w:line="360" w:lineRule="auto"/>
+        <w:rPr>
+          <w:rFonts w:ascii="Times New Roman" w:hAnsi="Times New Roman" w:cs="Times New Roman"/>
+        </w:rPr>
+      </w:pPr>
+      <w:r>
+        <w:rPr>
+          <w:rFonts w:ascii="Times New Roman" w:hAnsi="Times New Roman" w:cs="Times New Roman"/>
+        </w:rPr>
+        <w:t xml:space="preserve">The system categorizes comments into the following categories and subcategories. </w:t>
+      </w:r>
     </w:p>
     <w:p>
       <w:pPr>
         <w:pStyle w:val="ListParagraph"/>
         <w:numPr>
           <w:ilvl w:val="0"/>
-          <w:numId w:val="1"/>
+          <w:numId w:val="14"/>
         </w:numPr>
-        <w:spacing w:line="480" w:lineRule="auto"/>
-        <w:rPr>
-          <w:rFonts w:ascii="Times New Roman" w:hAnsi="Times New Roman" w:cs="Times New Roman"/>
-          <w:b/>
-          <w:bCs/>
-        </w:rPr>
-      </w:pPr>
-      <w:r>
-        <w:rPr>
-          <w:rFonts w:ascii="Times New Roman" w:hAnsi="Times New Roman" w:cs="Times New Roman"/>
-          <w:b/>
-          <w:bCs/>
-        </w:rPr>
-        <w:br w:type="page"/>
-      </w:r>
-    </w:p>
-    <w:p>
-      <w:pPr>
-        <w:pStyle w:val="Heading1"/>
+        <w:spacing w:line="360" w:lineRule="auto"/>
+        <w:rPr>
+          <w:rFonts w:ascii="Times New Roman" w:hAnsi="Times New Roman" w:cs="Times New Roman"/>
+        </w:rPr>
+      </w:pPr>
+      <w:r>
+        <w:rPr>
+          <w:rFonts w:ascii="Times New Roman" w:hAnsi="Times New Roman" w:cs="Times New Roman"/>
+        </w:rPr>
+        <w:t>Constructive (supportive and positive comments that provide helpful feedback)</w:t>
+      </w:r>
+    </w:p>
+    <w:p>
+      <w:pPr>
+        <w:pStyle w:val="ListParagraph"/>
         <w:numPr>
           <w:ilvl w:val="0"/>
-          <w:numId w:val="2"/>
+          <w:numId w:val="15"/>
         </w:numPr>
-        <w:spacing w:line="480" w:lineRule="auto"/>
+        <w:spacing w:line="360" w:lineRule="auto"/>
+        <w:rPr>
+          <w:rFonts w:ascii="Times New Roman" w:hAnsi="Times New Roman" w:cs="Times New Roman"/>
+        </w:rPr>
+      </w:pPr>
+      <w:r>
+        <w:rPr>
+          <w:rFonts w:ascii="Times New Roman" w:hAnsi="Times New Roman" w:cs="Times New Roman"/>
+        </w:rPr>
+        <w:t xml:space="preserve">Supportive speech </w:t>
+      </w:r>
+    </w:p>
+    <w:p>
+      <w:pPr>
+        <w:pStyle w:val="ListParagraph"/>
+        <w:numPr>
+          <w:ilvl w:val="0"/>
+          <w:numId w:val="15"/>
+        </w:numPr>
+        <w:spacing w:line="360" w:lineRule="auto"/>
+        <w:rPr>
+          <w:rFonts w:ascii="Times New Roman" w:hAnsi="Times New Roman" w:cs="Times New Roman"/>
+        </w:rPr>
+      </w:pPr>
+      <w:r>
+        <w:rPr>
+          <w:rFonts w:ascii="Times New Roman" w:hAnsi="Times New Roman" w:cs="Times New Roman"/>
+        </w:rPr>
+        <w:t>Genuine praise</w:t>
+      </w:r>
+    </w:p>
+    <w:p>
+      <w:pPr>
+        <w:pStyle w:val="ListParagraph"/>
+        <w:numPr>
+          <w:ilvl w:val="0"/>
+          <w:numId w:val="15"/>
+        </w:numPr>
+        <w:spacing w:line="360" w:lineRule="auto"/>
+        <w:rPr>
+          <w:rFonts w:ascii="Times New Roman" w:hAnsi="Times New Roman" w:cs="Times New Roman"/>
+        </w:rPr>
+      </w:pPr>
+      <w:r>
+        <w:rPr>
+          <w:rFonts w:ascii="Times New Roman" w:hAnsi="Times New Roman" w:cs="Times New Roman"/>
+        </w:rPr>
+        <w:lastRenderedPageBreak/>
+        <w:t>Decision criticism</w:t>
+      </w:r>
+    </w:p>
+    <w:p>
+      <w:pPr>
+        <w:pStyle w:val="ListParagraph"/>
+        <w:numPr>
+          <w:ilvl w:val="0"/>
+          <w:numId w:val="15"/>
+        </w:numPr>
+        <w:spacing w:line="360" w:lineRule="auto"/>
+        <w:rPr>
+          <w:rFonts w:ascii="Times New Roman" w:hAnsi="Times New Roman" w:cs="Times New Roman"/>
+        </w:rPr>
+      </w:pPr>
+      <w:r>
+        <w:rPr>
+          <w:rFonts w:ascii="Times New Roman" w:hAnsi="Times New Roman" w:cs="Times New Roman"/>
+        </w:rPr>
+        <w:t xml:space="preserve">Genuine feedback </w:t>
+      </w:r>
+    </w:p>
+    <w:p>
+      <w:pPr>
+        <w:pStyle w:val="ListParagraph"/>
+        <w:numPr>
+          <w:ilvl w:val="0"/>
+          <w:numId w:val="15"/>
+        </w:numPr>
+        <w:spacing w:line="360" w:lineRule="auto"/>
+        <w:rPr>
+          <w:rFonts w:ascii="Times New Roman" w:hAnsi="Times New Roman" w:cs="Times New Roman"/>
+        </w:rPr>
+      </w:pPr>
+      <w:r>
+        <w:rPr>
+          <w:rFonts w:ascii="Times New Roman" w:hAnsi="Times New Roman" w:cs="Times New Roman"/>
+        </w:rPr>
+        <w:t xml:space="preserve">Performance-based criticism </w:t>
+      </w:r>
+    </w:p>
+    <w:p>
+      <w:pPr>
+        <w:pStyle w:val="ListParagraph"/>
+        <w:numPr>
+          <w:ilvl w:val="0"/>
+          <w:numId w:val="15"/>
+        </w:numPr>
+        <w:spacing w:line="360" w:lineRule="auto"/>
+        <w:rPr>
+          <w:rFonts w:ascii="Times New Roman" w:hAnsi="Times New Roman" w:cs="Times New Roman"/>
+        </w:rPr>
+      </w:pPr>
+      <w:r>
+        <w:rPr>
+          <w:rFonts w:ascii="Times New Roman" w:hAnsi="Times New Roman" w:cs="Times New Roman"/>
+        </w:rPr>
+        <w:t xml:space="preserve">Corrective clarification.  </w:t>
+      </w:r>
+    </w:p>
+    <w:p>
+      <w:pPr>
+        <w:pStyle w:val="ListParagraph"/>
+        <w:numPr>
+          <w:ilvl w:val="0"/>
+          <w:numId w:val="14"/>
+        </w:numPr>
+        <w:spacing w:line="360" w:lineRule="auto"/>
+        <w:rPr>
+          <w:rFonts w:ascii="Times New Roman" w:hAnsi="Times New Roman" w:cs="Times New Roman"/>
+        </w:rPr>
+      </w:pPr>
+      <w:r>
+        <w:rPr>
+          <w:rFonts w:ascii="Times New Roman" w:hAnsi="Times New Roman" w:cs="Times New Roman"/>
+        </w:rPr>
+        <w:t>Others (General comments that do not fall into harmful or constructive categories)</w:t>
+      </w:r>
+    </w:p>
+    <w:p>
+      <w:pPr>
+        <w:pStyle w:val="ListParagraph"/>
+        <w:numPr>
+          <w:ilvl w:val="0"/>
+          <w:numId w:val="16"/>
+        </w:numPr>
+        <w:spacing w:line="360" w:lineRule="auto"/>
+        <w:rPr>
+          <w:rFonts w:ascii="Times New Roman" w:hAnsi="Times New Roman" w:cs="Times New Roman"/>
+        </w:rPr>
+      </w:pPr>
+      <w:r>
+        <w:rPr>
+          <w:rFonts w:ascii="Times New Roman" w:hAnsi="Times New Roman" w:cs="Times New Roman"/>
+        </w:rPr>
+        <w:t>General others</w:t>
+      </w:r>
+    </w:p>
+    <w:p>
+      <w:pPr>
+        <w:pStyle w:val="ListParagraph"/>
+        <w:numPr>
+          <w:ilvl w:val="0"/>
+          <w:numId w:val="16"/>
+        </w:numPr>
+        <w:spacing w:line="360" w:lineRule="auto"/>
+        <w:rPr>
+          <w:rFonts w:ascii="Times New Roman" w:hAnsi="Times New Roman" w:cs="Times New Roman"/>
+        </w:rPr>
+      </w:pPr>
+      <w:r>
+        <w:rPr>
+          <w:rFonts w:ascii="Times New Roman" w:hAnsi="Times New Roman" w:cs="Times New Roman"/>
+        </w:rPr>
+        <w:t xml:space="preserve">General inquiry </w:t>
+      </w:r>
+    </w:p>
+    <w:p>
+      <w:pPr>
+        <w:pStyle w:val="ListParagraph"/>
+        <w:numPr>
+          <w:ilvl w:val="0"/>
+          <w:numId w:val="16"/>
+        </w:numPr>
+        <w:spacing w:line="360" w:lineRule="auto"/>
+        <w:rPr>
+          <w:rFonts w:ascii="Times New Roman" w:hAnsi="Times New Roman" w:cs="Times New Roman"/>
+        </w:rPr>
+      </w:pPr>
+      <w:r>
+        <w:rPr>
+          <w:rFonts w:ascii="Times New Roman" w:hAnsi="Times New Roman" w:cs="Times New Roman"/>
+        </w:rPr>
+        <w:t>Spam</w:t>
+      </w:r>
+    </w:p>
+    <w:p>
+      <w:pPr>
+        <w:pStyle w:val="ListParagraph"/>
+        <w:numPr>
+          <w:ilvl w:val="0"/>
+          <w:numId w:val="14"/>
+        </w:numPr>
+        <w:spacing w:line="360" w:lineRule="auto"/>
+        <w:rPr>
+          <w:rFonts w:ascii="Times New Roman" w:hAnsi="Times New Roman" w:cs="Times New Roman"/>
+        </w:rPr>
+      </w:pPr>
+      <w:r>
+        <w:rPr>
+          <w:rFonts w:ascii="Times New Roman" w:hAnsi="Times New Roman" w:cs="Times New Roman"/>
+        </w:rPr>
+        <w:t>Offensive (comments with inappropriate language and may not reach the level of harassment)</w:t>
+      </w:r>
+    </w:p>
+    <w:p>
+      <w:pPr>
+        <w:pStyle w:val="ListParagraph"/>
+        <w:numPr>
+          <w:ilvl w:val="0"/>
+          <w:numId w:val="17"/>
+        </w:numPr>
+        <w:spacing w:line="360" w:lineRule="auto"/>
+        <w:rPr>
+          <w:rFonts w:ascii="Times New Roman" w:hAnsi="Times New Roman" w:cs="Times New Roman"/>
+        </w:rPr>
+      </w:pPr>
+      <w:r>
+        <w:rPr>
+          <w:rFonts w:ascii="Times New Roman" w:hAnsi="Times New Roman" w:cs="Times New Roman"/>
+        </w:rPr>
+        <w:t>Vulgar language</w:t>
+      </w:r>
+    </w:p>
+    <w:p>
+      <w:pPr>
+        <w:pStyle w:val="ListParagraph"/>
+        <w:numPr>
+          <w:ilvl w:val="0"/>
+          <w:numId w:val="17"/>
+        </w:numPr>
+        <w:spacing w:line="360" w:lineRule="auto"/>
+        <w:rPr>
+          <w:rFonts w:ascii="Times New Roman" w:hAnsi="Times New Roman" w:cs="Times New Roman"/>
+        </w:rPr>
+      </w:pPr>
+      <w:r>
+        <w:rPr>
+          <w:rFonts w:ascii="Times New Roman" w:hAnsi="Times New Roman" w:cs="Times New Roman"/>
+        </w:rPr>
+        <w:t xml:space="preserve">Non -personal offensive language </w:t>
+      </w:r>
+    </w:p>
+    <w:p>
+      <w:pPr>
+        <w:pStyle w:val="ListParagraph"/>
+        <w:numPr>
+          <w:ilvl w:val="0"/>
+          <w:numId w:val="17"/>
+        </w:numPr>
+        <w:spacing w:line="360" w:lineRule="auto"/>
+        <w:rPr>
+          <w:rFonts w:ascii="Times New Roman" w:hAnsi="Times New Roman" w:cs="Times New Roman"/>
+        </w:rPr>
+      </w:pPr>
+      <w:r>
+        <w:rPr>
+          <w:rFonts w:ascii="Times New Roman" w:hAnsi="Times New Roman" w:cs="Times New Roman"/>
+        </w:rPr>
+        <w:t xml:space="preserve">Sex- based offensive language </w:t>
+      </w:r>
+    </w:p>
+    <w:p>
+      <w:pPr>
+        <w:pStyle w:val="ListParagraph"/>
+        <w:numPr>
+          <w:ilvl w:val="0"/>
+          <w:numId w:val="14"/>
+        </w:numPr>
+        <w:spacing w:line="360" w:lineRule="auto"/>
+        <w:rPr>
+          <w:rFonts w:ascii="Times New Roman" w:hAnsi="Times New Roman" w:cs="Times New Roman"/>
+        </w:rPr>
+      </w:pPr>
+      <w:r>
+        <w:rPr>
+          <w:rFonts w:ascii="Times New Roman" w:hAnsi="Times New Roman" w:cs="Times New Roman"/>
+        </w:rPr>
+        <w:t>Harmful (comments that spread discrimination or misinformation)</w:t>
+      </w:r>
+    </w:p>
+    <w:p>
+      <w:pPr>
+        <w:pStyle w:val="ListParagraph"/>
+        <w:numPr>
+          <w:ilvl w:val="0"/>
+          <w:numId w:val="18"/>
+        </w:numPr>
+        <w:spacing w:line="360" w:lineRule="auto"/>
+        <w:rPr>
+          <w:rFonts w:ascii="Times New Roman" w:hAnsi="Times New Roman" w:cs="Times New Roman"/>
+        </w:rPr>
+      </w:pPr>
+      <w:r>
+        <w:rPr>
+          <w:rFonts w:ascii="Times New Roman" w:hAnsi="Times New Roman" w:cs="Times New Roman"/>
+        </w:rPr>
+        <w:t xml:space="preserve">Racial/ethnic discrimination </w:t>
+      </w:r>
+    </w:p>
+    <w:p>
+      <w:pPr>
+        <w:pStyle w:val="ListParagraph"/>
+        <w:numPr>
+          <w:ilvl w:val="0"/>
+          <w:numId w:val="18"/>
+        </w:numPr>
+        <w:spacing w:line="360" w:lineRule="auto"/>
+        <w:rPr>
+          <w:rFonts w:ascii="Times New Roman" w:hAnsi="Times New Roman" w:cs="Times New Roman"/>
+        </w:rPr>
+      </w:pPr>
+      <w:r>
+        <w:rPr>
+          <w:rFonts w:ascii="Times New Roman" w:hAnsi="Times New Roman" w:cs="Times New Roman"/>
+        </w:rPr>
+        <w:t xml:space="preserve">Disability-based attacks </w:t>
+      </w:r>
+    </w:p>
+    <w:p>
+      <w:pPr>
+        <w:pStyle w:val="ListParagraph"/>
+        <w:numPr>
+          <w:ilvl w:val="0"/>
+          <w:numId w:val="18"/>
+        </w:numPr>
+        <w:spacing w:line="360" w:lineRule="auto"/>
+        <w:rPr>
+          <w:rFonts w:ascii="Times New Roman" w:hAnsi="Times New Roman" w:cs="Times New Roman"/>
+        </w:rPr>
+      </w:pPr>
+      <w:r>
+        <w:rPr>
+          <w:rFonts w:ascii="Times New Roman" w:hAnsi="Times New Roman" w:cs="Times New Roman"/>
+        </w:rPr>
+        <w:t xml:space="preserve">Political hostility </w:t>
+      </w:r>
+    </w:p>
+    <w:p>
+      <w:pPr>
+        <w:pStyle w:val="ListParagraph"/>
+        <w:numPr>
+          <w:ilvl w:val="0"/>
+          <w:numId w:val="18"/>
+        </w:numPr>
+        <w:spacing w:line="360" w:lineRule="auto"/>
+        <w:rPr>
+          <w:rFonts w:ascii="Times New Roman" w:hAnsi="Times New Roman" w:cs="Times New Roman"/>
+        </w:rPr>
+      </w:pPr>
+      <w:r>
+        <w:rPr>
+          <w:rFonts w:ascii="Times New Roman" w:hAnsi="Times New Roman" w:cs="Times New Roman"/>
+        </w:rPr>
+        <w:t xml:space="preserve">Gender based harassment </w:t>
+      </w:r>
+    </w:p>
+    <w:p>
+      <w:pPr>
+        <w:pStyle w:val="ListParagraph"/>
+        <w:numPr>
+          <w:ilvl w:val="0"/>
+          <w:numId w:val="18"/>
+        </w:numPr>
+        <w:spacing w:line="360" w:lineRule="auto"/>
+        <w:rPr>
+          <w:rFonts w:ascii="Times New Roman" w:hAnsi="Times New Roman" w:cs="Times New Roman"/>
+        </w:rPr>
+      </w:pPr>
+      <w:r>
+        <w:rPr>
+          <w:rFonts w:ascii="Times New Roman" w:hAnsi="Times New Roman" w:cs="Times New Roman"/>
+        </w:rPr>
+        <w:t>Fake news</w:t>
+      </w:r>
+    </w:p>
+    <w:p>
+      <w:pPr>
+        <w:pStyle w:val="ListParagraph"/>
+        <w:numPr>
+          <w:ilvl w:val="0"/>
+          <w:numId w:val="18"/>
+        </w:numPr>
+        <w:spacing w:line="360" w:lineRule="auto"/>
+        <w:rPr>
+          <w:rFonts w:ascii="Times New Roman" w:hAnsi="Times New Roman" w:cs="Times New Roman"/>
+        </w:rPr>
+      </w:pPr>
+      <w:r>
+        <w:rPr>
+          <w:rFonts w:ascii="Times New Roman" w:hAnsi="Times New Roman" w:cs="Times New Roman"/>
+        </w:rPr>
+        <w:t xml:space="preserve">Misleading contextual information </w:t>
+      </w:r>
+    </w:p>
+    <w:p>
+      <w:pPr>
+        <w:pStyle w:val="ListParagraph"/>
+        <w:numPr>
+          <w:ilvl w:val="0"/>
+          <w:numId w:val="18"/>
+        </w:numPr>
+        <w:spacing w:line="360" w:lineRule="auto"/>
+        <w:rPr>
+          <w:rFonts w:ascii="Times New Roman" w:hAnsi="Times New Roman" w:cs="Times New Roman"/>
+        </w:rPr>
+      </w:pPr>
+      <w:r>
+        <w:rPr>
+          <w:rFonts w:ascii="Times New Roman" w:hAnsi="Times New Roman" w:cs="Times New Roman"/>
+        </w:rPr>
+        <w:t xml:space="preserve">Parody </w:t>
+      </w:r>
+    </w:p>
+    <w:p>
+      <w:pPr>
+        <w:pStyle w:val="ListParagraph"/>
+        <w:numPr>
+          <w:ilvl w:val="0"/>
+          <w:numId w:val="14"/>
+        </w:numPr>
+        <w:spacing w:line="360" w:lineRule="auto"/>
+        <w:rPr>
+          <w:rFonts w:ascii="Times New Roman" w:hAnsi="Times New Roman" w:cs="Times New Roman"/>
+        </w:rPr>
+      </w:pPr>
+      <w:r>
+        <w:rPr>
+          <w:rFonts w:ascii="Times New Roman" w:hAnsi="Times New Roman" w:cs="Times New Roman"/>
+        </w:rPr>
+        <w:t>Cyberbullying (comments intended to attack, embarrass, or harm another individual)</w:t>
+      </w:r>
+    </w:p>
+    <w:p>
+      <w:pPr>
+        <w:pStyle w:val="ListParagraph"/>
+        <w:numPr>
+          <w:ilvl w:val="0"/>
+          <w:numId w:val="19"/>
+        </w:numPr>
+        <w:spacing w:line="360" w:lineRule="auto"/>
+        <w:rPr>
+          <w:rFonts w:ascii="Times New Roman" w:hAnsi="Times New Roman" w:cs="Times New Roman"/>
+        </w:rPr>
+      </w:pPr>
+      <w:r>
+        <w:rPr>
+          <w:rFonts w:ascii="Times New Roman" w:hAnsi="Times New Roman" w:cs="Times New Roman"/>
+        </w:rPr>
+        <w:t xml:space="preserve">Direct insult </w:t>
+      </w:r>
+    </w:p>
+    <w:p>
+      <w:pPr>
+        <w:pStyle w:val="ListParagraph"/>
+        <w:numPr>
+          <w:ilvl w:val="0"/>
+          <w:numId w:val="19"/>
+        </w:numPr>
+        <w:spacing w:line="360" w:lineRule="auto"/>
+        <w:rPr>
+          <w:rFonts w:ascii="Times New Roman" w:hAnsi="Times New Roman" w:cs="Times New Roman"/>
+        </w:rPr>
+      </w:pPr>
+      <w:r>
+        <w:rPr>
+          <w:rFonts w:ascii="Times New Roman" w:hAnsi="Times New Roman" w:cs="Times New Roman"/>
+        </w:rPr>
+        <w:t xml:space="preserve">Threat </w:t>
+      </w:r>
+    </w:p>
+    <w:p>
+      <w:pPr>
+        <w:pStyle w:val="ListParagraph"/>
+        <w:numPr>
+          <w:ilvl w:val="0"/>
+          <w:numId w:val="19"/>
+        </w:numPr>
+        <w:spacing w:line="360" w:lineRule="auto"/>
+        <w:rPr>
+          <w:rFonts w:ascii="Times New Roman" w:hAnsi="Times New Roman" w:cs="Times New Roman"/>
+        </w:rPr>
+      </w:pPr>
+      <w:r>
+        <w:rPr>
+          <w:rFonts w:ascii="Times New Roman" w:hAnsi="Times New Roman" w:cs="Times New Roman"/>
+        </w:rPr>
+        <w:t xml:space="preserve">Exclusion tactics </w:t>
+      </w:r>
+    </w:p>
+    <w:p>
+      <w:pPr>
+        <w:pStyle w:val="ListParagraph"/>
+        <w:numPr>
+          <w:ilvl w:val="0"/>
+          <w:numId w:val="19"/>
+        </w:numPr>
+        <w:spacing w:line="360" w:lineRule="auto"/>
+        <w:rPr>
+          <w:rFonts w:ascii="Times New Roman" w:hAnsi="Times New Roman" w:cs="Times New Roman"/>
+        </w:rPr>
+      </w:pPr>
+      <w:r>
+        <w:rPr>
+          <w:rFonts w:ascii="Times New Roman" w:hAnsi="Times New Roman" w:cs="Times New Roman"/>
+        </w:rPr>
+        <w:t xml:space="preserve">Sexual harassment </w:t>
+      </w:r>
+    </w:p>
+    <w:p>
+      <w:pPr>
+        <w:pStyle w:val="ListParagraph"/>
+        <w:numPr>
+          <w:ilvl w:val="0"/>
+          <w:numId w:val="19"/>
+        </w:numPr>
+        <w:spacing w:line="360" w:lineRule="auto"/>
+        <w:rPr>
+          <w:rFonts w:ascii="Times New Roman" w:hAnsi="Times New Roman" w:cs="Times New Roman"/>
+        </w:rPr>
+      </w:pPr>
+      <w:r>
+        <w:rPr>
+          <w:rFonts w:ascii="Times New Roman" w:hAnsi="Times New Roman" w:cs="Times New Roman"/>
+        </w:rPr>
+        <w:t>Trolling</w:t>
+      </w:r>
+    </w:p>
+    <w:p>
+      <w:pPr>
+        <w:pStyle w:val="ListParagraph"/>
+        <w:numPr>
+          <w:ilvl w:val="0"/>
+          <w:numId w:val="19"/>
+        </w:numPr>
+        <w:spacing w:line="360" w:lineRule="auto"/>
+        <w:rPr>
+          <w:rFonts w:ascii="Times New Roman" w:hAnsi="Times New Roman" w:cs="Times New Roman"/>
+        </w:rPr>
+      </w:pPr>
+      <w:r>
+        <w:rPr>
+          <w:rFonts w:ascii="Times New Roman" w:hAnsi="Times New Roman" w:cs="Times New Roman"/>
+        </w:rPr>
+        <w:t xml:space="preserve">Defamation </w:t>
+      </w:r>
+    </w:p>
+    <w:p>
+      <w:pPr>
+        <w:pStyle w:val="ListParagraph"/>
+        <w:numPr>
+          <w:ilvl w:val="0"/>
+          <w:numId w:val="19"/>
+        </w:numPr>
+        <w:spacing w:line="360" w:lineRule="auto"/>
+        <w:rPr>
+          <w:rFonts w:ascii="Times New Roman" w:hAnsi="Times New Roman" w:cs="Times New Roman"/>
+        </w:rPr>
+      </w:pPr>
+      <w:r>
+        <w:rPr>
+          <w:rFonts w:ascii="Times New Roman" w:hAnsi="Times New Roman" w:cs="Times New Roman"/>
+        </w:rPr>
+        <w:t xml:space="preserve">Body Shaming </w:t>
+      </w:r>
+    </w:p>
+    <w:p>
+      <w:pPr>
+        <w:pStyle w:val="ListParagraph"/>
+        <w:numPr>
+          <w:ilvl w:val="0"/>
+          <w:numId w:val="19"/>
+        </w:numPr>
+        <w:spacing w:line="360" w:lineRule="auto"/>
+        <w:rPr>
+          <w:rFonts w:ascii="Times New Roman" w:hAnsi="Times New Roman" w:cs="Times New Roman"/>
+        </w:rPr>
+      </w:pPr>
+      <w:r>
+        <w:rPr>
+          <w:rFonts w:ascii="Times New Roman" w:hAnsi="Times New Roman" w:cs="Times New Roman"/>
+        </w:rPr>
+        <w:t xml:space="preserve">Humiliation </w:t>
+      </w:r>
+    </w:p>
+    <w:p>
+      <w:pPr>
+        <w:pStyle w:val="ListParagraph"/>
+        <w:numPr>
+          <w:ilvl w:val="0"/>
+          <w:numId w:val="14"/>
+        </w:numPr>
+        <w:spacing w:line="360" w:lineRule="auto"/>
+        <w:rPr>
+          <w:rFonts w:ascii="Times New Roman" w:hAnsi="Times New Roman" w:cs="Times New Roman"/>
+        </w:rPr>
+      </w:pPr>
+      <w:r>
+        <w:rPr>
+          <w:rFonts w:ascii="Times New Roman" w:hAnsi="Times New Roman" w:cs="Times New Roman"/>
+        </w:rPr>
+        <w:lastRenderedPageBreak/>
+        <w:t>Irony/ sarcasm (comments that use sarcasm or indirect language to insult someone)</w:t>
+      </w:r>
+    </w:p>
+    <w:p>
+      <w:pPr>
+        <w:pStyle w:val="ListParagraph"/>
+        <w:numPr>
+          <w:ilvl w:val="0"/>
+          <w:numId w:val="20"/>
+        </w:numPr>
+        <w:spacing w:line="360" w:lineRule="auto"/>
+        <w:rPr>
+          <w:rFonts w:ascii="Times New Roman" w:hAnsi="Times New Roman" w:cs="Times New Roman"/>
+        </w:rPr>
+      </w:pPr>
+      <w:r>
+        <w:rPr>
+          <w:rFonts w:ascii="Times New Roman" w:hAnsi="Times New Roman" w:cs="Times New Roman"/>
+        </w:rPr>
+        <w:t>Mock compliment</w:t>
+      </w:r>
+    </w:p>
+    <w:p>
+      <w:pPr>
+        <w:pStyle w:val="ListParagraph"/>
+        <w:numPr>
+          <w:ilvl w:val="0"/>
+          <w:numId w:val="20"/>
+        </w:numPr>
+        <w:spacing w:line="360" w:lineRule="auto"/>
+        <w:rPr>
+          <w:rFonts w:ascii="Times New Roman" w:hAnsi="Times New Roman" w:cs="Times New Roman"/>
+        </w:rPr>
+      </w:pPr>
+      <w:r>
+        <w:rPr>
+          <w:rFonts w:ascii="Times New Roman" w:hAnsi="Times New Roman" w:cs="Times New Roman"/>
+        </w:rPr>
+        <w:t xml:space="preserve">Mock laughter </w:t>
+      </w:r>
+    </w:p>
+    <w:p>
+      <w:pPr>
+        <w:pStyle w:val="ListParagraph"/>
+        <w:numPr>
+          <w:ilvl w:val="0"/>
+          <w:numId w:val="20"/>
+        </w:numPr>
+        <w:spacing w:line="360" w:lineRule="auto"/>
+        <w:rPr>
+          <w:rFonts w:ascii="Times New Roman" w:hAnsi="Times New Roman" w:cs="Times New Roman"/>
+        </w:rPr>
+      </w:pPr>
+      <w:r>
+        <w:rPr>
+          <w:rFonts w:ascii="Times New Roman" w:hAnsi="Times New Roman" w:cs="Times New Roman"/>
+        </w:rPr>
+        <w:t xml:space="preserve">Rhetorical question </w:t>
+      </w:r>
+    </w:p>
+    <w:p>
+      <w:pPr>
+        <w:pStyle w:val="ListParagraph"/>
+        <w:numPr>
+          <w:ilvl w:val="0"/>
+          <w:numId w:val="20"/>
+        </w:numPr>
+        <w:spacing w:line="360" w:lineRule="auto"/>
+        <w:rPr>
+          <w:rFonts w:ascii="Times New Roman" w:hAnsi="Times New Roman" w:cs="Times New Roman"/>
+        </w:rPr>
+      </w:pPr>
+      <w:r>
+        <w:rPr>
+          <w:rFonts w:ascii="Times New Roman" w:hAnsi="Times New Roman" w:cs="Times New Roman"/>
+        </w:rPr>
+        <w:t xml:space="preserve">Hyperbolic understatement. </w:t>
+      </w:r>
+    </w:p>
+    <w:p>
+      <w:pPr>
+        <w:pStyle w:val="ListParagraph"/>
+        <w:spacing w:line="360" w:lineRule="auto"/>
+        <w:rPr>
+          <w:rFonts w:ascii="Times New Roman" w:hAnsi="Times New Roman" w:cs="Times New Roman"/>
+        </w:rPr>
+      </w:pPr>
+    </w:p>
+    <w:p>
+      <w:pPr>
+        <w:pStyle w:val="Heading2"/>
+        <w:spacing w:line="360" w:lineRule="auto"/>
         <w:rPr>
           <w:rFonts w:ascii="Times New Roman" w:hAnsi="Times New Roman" w:cs="Times New Roman"/>
           <w:b/>
@@ -1356,7 +3054,7 @@
           <w:szCs w:val="24"/>
         </w:rPr>
       </w:pPr>
-      <w:bookmarkStart w:id="2" w:name="_Toc222747789"/>
+      <w:bookmarkStart w:id="8" w:name="_Toc223786679"/>
       <w:r>
         <w:rPr>
           <w:rFonts w:ascii="Times New Roman" w:hAnsi="Times New Roman" w:cs="Times New Roman"/>
@@ -1366,10 +3064,9 @@
           <w:sz w:val="24"/>
           <w:szCs w:val="24"/>
         </w:rPr>
-        <w:lastRenderedPageBreak/>
-        <w:t>Business Understanding</w:t>
-      </w:r>
-      <w:bookmarkEnd w:id="2"/>
+        <w:t>1.6 Objectives</w:t>
+      </w:r>
+      <w:bookmarkEnd w:id="8"/>
       <w:r>
         <w:rPr>
           <w:rFonts w:ascii="Times New Roman" w:hAnsi="Times New Roman" w:cs="Times New Roman"/>
@@ -1384,8 +3081,129 @@
     </w:p>
     <w:p>
       <w:pPr>
-        <w:pStyle w:val="Heading2"/>
-        <w:spacing w:line="480" w:lineRule="auto"/>
+        <w:spacing w:line="360" w:lineRule="auto"/>
+        <w:rPr>
+          <w:rFonts w:ascii="Times New Roman" w:hAnsi="Times New Roman" w:cs="Times New Roman"/>
+        </w:rPr>
+      </w:pPr>
+      <w:r>
+        <w:rPr>
+          <w:rFonts w:ascii="Times New Roman" w:hAnsi="Times New Roman" w:cs="Times New Roman"/>
+        </w:rPr>
+        <w:t xml:space="preserve">The goal is to develop a robust ML model that identifies and flags cyberbullying in Sheng, Swahili, and English with high accuracy. </w:t>
+      </w:r>
+    </w:p>
+    <w:p>
+      <w:pPr>
+        <w:pStyle w:val="ListParagraph"/>
+        <w:numPr>
+          <w:ilvl w:val="0"/>
+          <w:numId w:val="21"/>
+        </w:numPr>
+        <w:spacing w:line="360" w:lineRule="auto"/>
+        <w:rPr>
+          <w:rFonts w:ascii="Times New Roman" w:hAnsi="Times New Roman" w:cs="Times New Roman"/>
+        </w:rPr>
+      </w:pPr>
+      <w:r>
+        <w:rPr>
+          <w:rFonts w:ascii="Times New Roman" w:hAnsi="Times New Roman" w:cs="Times New Roman"/>
+        </w:rPr>
+        <w:t xml:space="preserve">Collect and curate a dataset of Kenyan </w:t>
+      </w:r>
+      <w:r>
+        <w:rPr>
+          <w:rFonts w:ascii="Times New Roman" w:hAnsi="Times New Roman" w:cs="Times New Roman"/>
+        </w:rPr>
+        <w:t>YouTube</w:t>
+      </w:r>
+      <w:r>
+        <w:rPr>
+          <w:rFonts w:ascii="Times New Roman" w:hAnsi="Times New Roman" w:cs="Times New Roman"/>
+        </w:rPr>
+        <w:t xml:space="preserve"> comments. </w:t>
+      </w:r>
+    </w:p>
+    <w:p>
+      <w:pPr>
+        <w:pStyle w:val="ListParagraph"/>
+        <w:numPr>
+          <w:ilvl w:val="0"/>
+          <w:numId w:val="21"/>
+        </w:numPr>
+        <w:spacing w:line="360" w:lineRule="auto"/>
+        <w:rPr>
+          <w:rFonts w:ascii="Times New Roman" w:hAnsi="Times New Roman" w:cs="Times New Roman"/>
+        </w:rPr>
+      </w:pPr>
+      <w:r>
+        <w:rPr>
+          <w:rFonts w:ascii="Times New Roman" w:hAnsi="Times New Roman" w:cs="Times New Roman"/>
+        </w:rPr>
+        <w:t xml:space="preserve">Develop a multi-lingual NLP system capable of detecting cyberbullying </w:t>
+      </w:r>
+    </w:p>
+    <w:p>
+      <w:pPr>
+        <w:pStyle w:val="ListParagraph"/>
+        <w:numPr>
+          <w:ilvl w:val="0"/>
+          <w:numId w:val="21"/>
+        </w:numPr>
+        <w:spacing w:line="360" w:lineRule="auto"/>
+        <w:rPr>
+          <w:rFonts w:ascii="Times New Roman" w:hAnsi="Times New Roman" w:cs="Times New Roman"/>
+        </w:rPr>
+      </w:pPr>
+      <w:r>
+        <w:rPr>
+          <w:rFonts w:ascii="Times New Roman" w:hAnsi="Times New Roman" w:cs="Times New Roman"/>
+        </w:rPr>
+        <w:t xml:space="preserve">Train Machine learning models to classify comments into language, sentiment, categories, and subcategories. </w:t>
+      </w:r>
+    </w:p>
+    <w:p>
+      <w:pPr>
+        <w:pStyle w:val="ListParagraph"/>
+        <w:numPr>
+          <w:ilvl w:val="0"/>
+          <w:numId w:val="21"/>
+        </w:numPr>
+        <w:spacing w:line="360" w:lineRule="auto"/>
+        <w:rPr>
+          <w:rFonts w:ascii="Times New Roman" w:hAnsi="Times New Roman" w:cs="Times New Roman"/>
+        </w:rPr>
+      </w:pPr>
+      <w:r>
+        <w:rPr>
+          <w:rFonts w:ascii="Times New Roman" w:hAnsi="Times New Roman" w:cs="Times New Roman"/>
+        </w:rPr>
+        <w:t xml:space="preserve">Evaluate model performance using accuracy and F1-score. </w:t>
+      </w:r>
+    </w:p>
+    <w:p>
+      <w:pPr>
+        <w:pStyle w:val="ListParagraph"/>
+        <w:numPr>
+          <w:ilvl w:val="0"/>
+          <w:numId w:val="21"/>
+        </w:numPr>
+        <w:spacing w:line="360" w:lineRule="auto"/>
+        <w:rPr>
+          <w:rFonts w:ascii="Times New Roman" w:hAnsi="Times New Roman" w:cs="Times New Roman"/>
+        </w:rPr>
+      </w:pPr>
+      <w:r>
+        <w:rPr>
+          <w:rFonts w:ascii="Times New Roman" w:hAnsi="Times New Roman" w:cs="Times New Roman"/>
+        </w:rPr>
+        <w:t xml:space="preserve">Build a prototype moderation dashboard for real-world usage. </w:t>
+      </w:r>
+    </w:p>
+    <w:p>
+      <w:pPr>
+        <w:pStyle w:val="Heading1"/>
+        <w:spacing w:line="360" w:lineRule="auto"/>
         <w:rPr>
           <w:rFonts w:ascii="Times New Roman" w:hAnsi="Times New Roman" w:cs="Times New Roman"/>
           <w:b/>
@@ -1395,7 +3213,7 @@
           <w:szCs w:val="24"/>
         </w:rPr>
       </w:pPr>
-      <w:bookmarkStart w:id="3" w:name="_Toc222747790"/>
+      <w:bookmarkStart w:id="9" w:name="_Toc223786680"/>
       <w:r>
         <w:rPr>
           <w:rFonts w:ascii="Times New Roman" w:hAnsi="Times New Roman" w:cs="Times New Roman"/>
@@ -1405,9 +3223,9 @@
           <w:sz w:val="24"/>
           <w:szCs w:val="24"/>
         </w:rPr>
-        <w:t>1.1 Overview</w:t>
-      </w:r>
-      <w:bookmarkEnd w:id="3"/>
+        <w:t>2.0 DATA UNDERSTANDING</w:t>
+      </w:r>
+      <w:bookmarkEnd w:id="9"/>
       <w:r>
         <w:rPr>
           <w:rFonts w:ascii="Times New Roman" w:hAnsi="Times New Roman" w:cs="Times New Roman"/>
@@ -1422,70 +3240,8 @@
     </w:p>
     <w:p>
       <w:pPr>
-        <w:spacing w:line="480" w:lineRule="auto"/>
-        <w:rPr>
-          <w:rFonts w:ascii="Times New Roman" w:hAnsi="Times New Roman" w:cs="Times New Roman"/>
-        </w:rPr>
-      </w:pPr>
-      <w:r>
-        <w:rPr>
-          <w:rFonts w:ascii="Times New Roman" w:hAnsi="Times New Roman" w:cs="Times New Roman"/>
-        </w:rPr>
-        <w:t xml:space="preserve">The Kenyan digital landscape is one of the most vibrant in Africa, driven by a young, tech-savvy population and a high rate of mobile internet penetration. Major social platforms, especially YouTube, X (formerly Twitter), TikTok, and Facebook, have become the primary platforms for public discourse, entertainment, and commercial engagement.  Kenyan content creators, artists, vloggers, and political commentators command millions of views and generate thousands of comments daily. </w:t>
-      </w:r>
-    </w:p>
-    <w:p>
-      <w:pPr>
-        <w:spacing w:line="480" w:lineRule="auto"/>
-        <w:rPr>
-          <w:rFonts w:ascii="Times New Roman" w:hAnsi="Times New Roman" w:cs="Times New Roman"/>
-        </w:rPr>
-      </w:pPr>
-      <w:r>
-        <w:rPr>
-          <w:rFonts w:ascii="Times New Roman" w:hAnsi="Times New Roman" w:cs="Times New Roman"/>
-        </w:rPr>
-        <w:t xml:space="preserve">On the other hand, this rapid digital growth has a dark side. The anonymity and viral nature of these platforms have fostered a culture of cyberbullying and online hostility. Unlike in Western contexts, Kenyan online is characterized by code-switching between English, Kiswahili, and Sheng. Sheng is a dynamic and evolving language that often uses metaphors and cultural nuances to deliver insults or “roast” individuals. </w:t>
-      </w:r>
-    </w:p>
-    <w:p>
-      <w:pPr>
-        <w:spacing w:line="480" w:lineRule="auto"/>
-        <w:rPr>
-          <w:rFonts w:ascii="Times New Roman" w:hAnsi="Times New Roman" w:cs="Times New Roman"/>
-        </w:rPr>
-      </w:pPr>
-      <w:r>
-        <w:rPr>
-          <w:rFonts w:ascii="Times New Roman" w:hAnsi="Times New Roman" w:cs="Times New Roman"/>
-        </w:rPr>
-        <w:t xml:space="preserve">Today, the global cyberbullying moderation tools are primarily built in English and ignore the linguistic complexity. In the Kenyan context, they fail to capture harmful Sheng phrases, which often leave Kenyan content creators, public figures, and ordinary users vulnerable to online harassment, which leads to severe mental issues, reputational damage, suicidal ideation, and digital exclusion. </w:t>
-      </w:r>
-    </w:p>
-    <w:p>
-      <w:pPr>
-        <w:spacing w:line="480" w:lineRule="auto"/>
-        <w:rPr>
-          <w:rFonts w:ascii="Times New Roman" w:hAnsi="Times New Roman" w:cs="Times New Roman"/>
-        </w:rPr>
-      </w:pPr>
-      <w:r>
-        <w:rPr>
-          <w:rFonts w:ascii="Times New Roman" w:hAnsi="Times New Roman" w:cs="Times New Roman"/>
-        </w:rPr>
-        <w:t>Social</w:t>
-      </w:r>
-      <w:r>
-        <w:rPr>
-          <w:rFonts w:ascii="Times New Roman" w:hAnsi="Times New Roman" w:cs="Times New Roman"/>
-        </w:rPr>
-        <w:t xml:space="preserve"> media connects us, entertains us, but sometimes, it destroys us. Behind every trending hashtag or viral post, there’s a real person with real feelings.</w:t>
-      </w:r>
-    </w:p>
-    <w:p>
-      <w:pPr>
         <w:pStyle w:val="Heading2"/>
-        <w:spacing w:line="480" w:lineRule="auto"/>
+        <w:spacing w:line="360" w:lineRule="auto"/>
         <w:rPr>
           <w:rFonts w:ascii="Times New Roman" w:hAnsi="Times New Roman" w:cs="Times New Roman"/>
           <w:b/>
@@ -1495,7 +3251,7 @@
           <w:szCs w:val="24"/>
         </w:rPr>
       </w:pPr>
-      <w:bookmarkStart w:id="4" w:name="_Toc222747791"/>
+      <w:bookmarkStart w:id="10" w:name="_Toc223786681"/>
       <w:r>
         <w:rPr>
           <w:rFonts w:ascii="Times New Roman" w:hAnsi="Times New Roman" w:cs="Times New Roman"/>
@@ -1505,8 +3261,7 @@
           <w:sz w:val="24"/>
           <w:szCs w:val="24"/>
         </w:rPr>
-        <w:lastRenderedPageBreak/>
-        <w:t>1.</w:t>
+        <w:t xml:space="preserve">2.1 </w:t>
       </w:r>
       <w:r>
         <w:rPr>
@@ -1517,8 +3272,9 @@
           <w:sz w:val="24"/>
           <w:szCs w:val="24"/>
         </w:rPr>
-        <w:t>2</w:t>
-      </w:r>
+        <w:t>Overview</w:t>
+      </w:r>
+      <w:bookmarkEnd w:id="10"/>
       <w:r>
         <w:rPr>
           <w:rFonts w:ascii="Times New Roman" w:hAnsi="Times New Roman" w:cs="Times New Roman"/>
@@ -1530,7 +3286,146 @@
         </w:rPr>
         <w:t xml:space="preserve"> </w:t>
       </w:r>
-      <w:r>
+    </w:p>
+    <w:p>
+      <w:pPr>
+        <w:spacing w:line="360" w:lineRule="auto"/>
+        <w:rPr>
+          <w:rFonts w:ascii="Times New Roman" w:hAnsi="Times New Roman" w:cs="Times New Roman"/>
+        </w:rPr>
+      </w:pPr>
+      <w:r>
+        <w:rPr>
+          <w:rFonts w:ascii="Times New Roman" w:hAnsi="Times New Roman" w:cs="Times New Roman"/>
+        </w:rPr>
+        <w:t xml:space="preserve">The data leveraged in this project is a representation of records from YouTube comments from various Kenyan videos.  The data was scraped from YouTube using </w:t>
+      </w:r>
+      <w:r>
+        <w:rPr>
+          <w:rFonts w:ascii="Times New Roman" w:hAnsi="Times New Roman" w:cs="Times New Roman"/>
+        </w:rPr>
+        <w:t>YouTube</w:t>
+      </w:r>
+      <w:r>
+        <w:rPr>
+          <w:rFonts w:ascii="Times New Roman" w:hAnsi="Times New Roman" w:cs="Times New Roman"/>
+        </w:rPr>
+        <w:t xml:space="preserve"> Data API v3</w:t>
+      </w:r>
+      <w:r>
+        <w:rPr>
+          <w:rFonts w:ascii="Times New Roman" w:hAnsi="Times New Roman" w:cs="Times New Roman"/>
+        </w:rPr>
+        <w:t>,</w:t>
+      </w:r>
+      <w:r>
+        <w:rPr>
+          <w:rFonts w:ascii="Times New Roman" w:hAnsi="Times New Roman" w:cs="Times New Roman"/>
+        </w:rPr>
+        <w:t xml:space="preserve"> which is an official and legal method for accessing public YouTube data for analysis. The project utilizes the google-api-python-client to interface with </w:t>
+      </w:r>
+      <w:r>
+        <w:rPr>
+          <w:rFonts w:ascii="Times New Roman" w:hAnsi="Times New Roman" w:cs="Times New Roman"/>
+        </w:rPr>
+        <w:t xml:space="preserve">the </w:t>
+      </w:r>
+      <w:r>
+        <w:rPr>
+          <w:rFonts w:ascii="Times New Roman" w:hAnsi="Times New Roman" w:cs="Times New Roman"/>
+        </w:rPr>
+        <w:t xml:space="preserve">comment Threads resource. </w:t>
+      </w:r>
+    </w:p>
+    <w:p>
+      <w:pPr>
+        <w:spacing w:line="360" w:lineRule="auto"/>
+        <w:rPr>
+          <w:rFonts w:ascii="Times New Roman" w:hAnsi="Times New Roman" w:cs="Times New Roman"/>
+        </w:rPr>
+      </w:pPr>
+      <w:r>
+        <w:rPr>
+          <w:rFonts w:ascii="Times New Roman" w:hAnsi="Times New Roman" w:cs="Times New Roman"/>
+        </w:rPr>
+        <w:t>The script maps the raw JSON responses from YouTube and converts them into a Pandas data frame.  The major column names include:</w:t>
+      </w:r>
+    </w:p>
+    <w:p>
+      <w:pPr>
+        <w:spacing w:line="360" w:lineRule="auto"/>
+        <w:rPr>
+          <w:rFonts w:ascii="Times New Roman" w:hAnsi="Times New Roman" w:cs="Times New Roman"/>
+        </w:rPr>
+      </w:pPr>
+      <w:r>
+        <w:rPr>
+          <w:rFonts w:ascii="Times New Roman" w:hAnsi="Times New Roman" w:cs="Times New Roman"/>
+        </w:rPr>
+        <w:t>Author: the public name of the commenter</w:t>
+      </w:r>
+    </w:p>
+    <w:p>
+      <w:pPr>
+        <w:spacing w:line="360" w:lineRule="auto"/>
+        <w:rPr>
+          <w:rFonts w:ascii="Times New Roman" w:hAnsi="Times New Roman" w:cs="Times New Roman"/>
+        </w:rPr>
+      </w:pPr>
+      <w:r>
+        <w:rPr>
+          <w:rFonts w:ascii="Times New Roman" w:hAnsi="Times New Roman" w:cs="Times New Roman"/>
+        </w:rPr>
+        <w:t>Text: raw comment content in plain text</w:t>
+      </w:r>
+    </w:p>
+    <w:p>
+      <w:pPr>
+        <w:spacing w:line="360" w:lineRule="auto"/>
+        <w:rPr>
+          <w:rFonts w:ascii="Times New Roman" w:hAnsi="Times New Roman" w:cs="Times New Roman"/>
+        </w:rPr>
+      </w:pPr>
+      <w:r>
+        <w:rPr>
+          <w:rFonts w:ascii="Times New Roman" w:hAnsi="Times New Roman" w:cs="Times New Roman"/>
+        </w:rPr>
+        <w:t>Likes: engagement metric</w:t>
+      </w:r>
+    </w:p>
+    <w:p>
+      <w:pPr>
+        <w:spacing w:line="360" w:lineRule="auto"/>
+        <w:rPr>
+          <w:rFonts w:ascii="Times New Roman" w:hAnsi="Times New Roman" w:cs="Times New Roman"/>
+        </w:rPr>
+      </w:pPr>
+      <w:r>
+        <w:rPr>
+          <w:rFonts w:ascii="Times New Roman" w:hAnsi="Times New Roman" w:cs="Times New Roman"/>
+        </w:rPr>
+        <w:lastRenderedPageBreak/>
+        <w:t xml:space="preserve">Published at: Timestamp of the post. </w:t>
+      </w:r>
+    </w:p>
+    <w:p>
+      <w:pPr>
+        <w:spacing w:line="360" w:lineRule="auto"/>
+        <w:rPr>
+          <w:rFonts w:ascii="Times New Roman" w:hAnsi="Times New Roman" w:cs="Times New Roman"/>
+        </w:rPr>
+      </w:pPr>
+      <w:r>
+        <w:rPr>
+          <w:rFonts w:ascii="Times New Roman" w:hAnsi="Times New Roman" w:cs="Times New Roman"/>
+        </w:rPr>
+        <w:t xml:space="preserve">By incorporating these strategies, we can gather 10,000 comments from Kenyan YouTube videos. </w:t>
+      </w:r>
+    </w:p>
+    <w:p>
+      <w:pPr>
+        <w:pStyle w:val="Heading2"/>
+        <w:spacing w:line="360" w:lineRule="auto"/>
         <w:rPr>
           <w:rFonts w:ascii="Times New Roman" w:hAnsi="Times New Roman" w:cs="Times New Roman"/>
           <w:b/>
@@ -1539,9 +3434,8 @@
           <w:sz w:val="24"/>
           <w:szCs w:val="24"/>
         </w:rPr>
-        <w:t>Problem Statement</w:t>
-      </w:r>
-      <w:bookmarkEnd w:id="4"/>
+      </w:pPr>
+      <w:bookmarkStart w:id="11" w:name="_Toc223786682"/>
       <w:r>
         <w:rPr>
           <w:rFonts w:ascii="Times New Roman" w:hAnsi="Times New Roman" w:cs="Times New Roman"/>
@@ -1551,27 +3445,10 @@
           <w:sz w:val="24"/>
           <w:szCs w:val="24"/>
         </w:rPr>
-        <w:t xml:space="preserve"> </w:t>
-      </w:r>
-    </w:p>
-    <w:p>
-      <w:pPr>
-        <w:spacing w:line="480" w:lineRule="auto"/>
-        <w:rPr>
-          <w:rFonts w:ascii="Times New Roman" w:hAnsi="Times New Roman" w:cs="Times New Roman"/>
-        </w:rPr>
-      </w:pPr>
-      <w:r>
-        <w:rPr>
-          <w:rFonts w:ascii="Times New Roman" w:hAnsi="Times New Roman" w:cs="Times New Roman"/>
-        </w:rPr>
-        <w:t xml:space="preserve">There is a significant gap in the ability of automated systems to detect and moderate cyberbullying in the Kenyan context. Harassment on YouTube vlogs and social media is based on sheng and local slang, which bypasses the “traditional hate speech” filters. The linguistic nuances of toxic content remain online, fueling a hostile digital environment.  Content creators and brands are unable to moderate thousands of multilingual comments in real time, resulting in a toxic feedback loop that damages engagement and mental well-being. </w:t>
-      </w:r>
-    </w:p>
-    <w:p>
-      <w:pPr>
-        <w:pStyle w:val="Heading2"/>
-        <w:spacing w:line="480" w:lineRule="auto"/>
+        <w:t>2.2 Data Labelling</w:t>
+      </w:r>
+      <w:bookmarkEnd w:id="11"/>
+      <w:r>
         <w:rPr>
           <w:rFonts w:ascii="Times New Roman" w:hAnsi="Times New Roman" w:cs="Times New Roman"/>
           <w:b/>
@@ -1580,1526 +3457,127 @@
           <w:sz w:val="24"/>
           <w:szCs w:val="24"/>
         </w:rPr>
-      </w:pPr>
-      <w:bookmarkStart w:id="5" w:name="_Toc222747792"/>
-      <w:r>
-        <w:rPr>
-          <w:rFonts w:ascii="Times New Roman" w:hAnsi="Times New Roman" w:cs="Times New Roman"/>
-          <w:b/>
-          <w:bCs/>
-          <w:color w:val="auto"/>
-          <w:sz w:val="24"/>
-          <w:szCs w:val="24"/>
-        </w:rPr>
-        <w:t>1.</w:t>
-      </w:r>
-      <w:r>
-        <w:rPr>
-          <w:rFonts w:ascii="Times New Roman" w:hAnsi="Times New Roman" w:cs="Times New Roman"/>
-          <w:b/>
-          <w:bCs/>
-          <w:color w:val="auto"/>
-          <w:sz w:val="24"/>
-          <w:szCs w:val="24"/>
-        </w:rPr>
-        <w:t>3</w:t>
-      </w:r>
-      <w:r>
-        <w:rPr>
-          <w:rFonts w:ascii="Times New Roman" w:hAnsi="Times New Roman" w:cs="Times New Roman"/>
-          <w:b/>
-          <w:bCs/>
-          <w:color w:val="auto"/>
-          <w:sz w:val="24"/>
-          <w:szCs w:val="24"/>
-        </w:rPr>
         <w:t xml:space="preserve"> </w:t>
       </w:r>
-      <w:r>
-        <w:rPr>
-          <w:rFonts w:ascii="Times New Roman" w:hAnsi="Times New Roman" w:cs="Times New Roman"/>
-          <w:b/>
-          <w:bCs/>
-          <w:color w:val="auto"/>
-          <w:sz w:val="24"/>
-          <w:szCs w:val="24"/>
-        </w:rPr>
-        <w:t>Challenges</w:t>
-      </w:r>
-      <w:bookmarkEnd w:id="5"/>
-      <w:r>
-        <w:rPr>
-          <w:rFonts w:ascii="Times New Roman" w:hAnsi="Times New Roman" w:cs="Times New Roman"/>
-          <w:b/>
-          <w:bCs/>
-          <w:color w:val="auto"/>
-          <w:sz w:val="24"/>
-          <w:szCs w:val="24"/>
-        </w:rPr>
-        <w:t xml:space="preserve"> </w:t>
-      </w:r>
-      <w:r>
-        <w:rPr>
-          <w:rFonts w:ascii="Times New Roman" w:hAnsi="Times New Roman" w:cs="Times New Roman"/>
-          <w:b/>
-          <w:bCs/>
-          <w:color w:val="auto"/>
-          <w:sz w:val="24"/>
-          <w:szCs w:val="24"/>
-        </w:rPr>
-        <w:t xml:space="preserve"> </w:t>
-      </w:r>
-    </w:p>
-    <w:p>
-      <w:pPr>
-        <w:spacing w:line="480" w:lineRule="auto"/>
-        <w:rPr>
-          <w:rFonts w:ascii="Times New Roman" w:hAnsi="Times New Roman" w:cs="Times New Roman"/>
-        </w:rPr>
-      </w:pPr>
-      <w:r>
-        <w:rPr>
-          <w:rFonts w:ascii="Times New Roman" w:hAnsi="Times New Roman" w:cs="Times New Roman"/>
-        </w:rPr>
-        <w:t xml:space="preserve">Linguistic Fluidity: Sheng is not standardized; a word used in Kayole may differ in meaning or spelling from one used in Mombasa. Slang terms change within weeks. </w:t>
-      </w:r>
-    </w:p>
-    <w:p>
-      <w:pPr>
-        <w:spacing w:line="480" w:lineRule="auto"/>
-        <w:rPr>
-          <w:rFonts w:ascii="Times New Roman" w:hAnsi="Times New Roman" w:cs="Times New Roman"/>
-        </w:rPr>
-      </w:pPr>
-      <w:r>
-        <w:rPr>
-          <w:rFonts w:ascii="Times New Roman" w:hAnsi="Times New Roman" w:cs="Times New Roman"/>
-        </w:rPr>
-        <w:t xml:space="preserve">Code-mixed content: Kenyans mix English, Swahili, and sheng in a single sentence, which might confuse the standard NLP models. </w:t>
-      </w:r>
-    </w:p>
-    <w:p>
-      <w:pPr>
-        <w:spacing w:line="480" w:lineRule="auto"/>
-        <w:rPr>
-          <w:rFonts w:ascii="Times New Roman" w:hAnsi="Times New Roman" w:cs="Times New Roman"/>
-        </w:rPr>
-      </w:pPr>
-      <w:r>
-        <w:rPr>
-          <w:rFonts w:ascii="Times New Roman" w:hAnsi="Times New Roman" w:cs="Times New Roman"/>
-        </w:rPr>
-        <w:t xml:space="preserve">High Volume: Viral Kenyan vlogs can accumulate thousands of comments within hours, making manual moderation impossible for human beings. </w:t>
-      </w:r>
-    </w:p>
-    <w:p>
-      <w:pPr>
-        <w:spacing w:line="480" w:lineRule="auto"/>
-        <w:rPr>
-          <w:rFonts w:ascii="Times New Roman" w:hAnsi="Times New Roman" w:cs="Times New Roman"/>
-        </w:rPr>
-      </w:pPr>
-      <w:r>
-        <w:rPr>
-          <w:rFonts w:ascii="Times New Roman" w:hAnsi="Times New Roman" w:cs="Times New Roman"/>
-        </w:rPr>
-        <w:t xml:space="preserve">Contextual Sarcasm:  Most sheng insults are delivered through irony, hence require deep contextual understanding to classify as “bullying” rather than “Humor”. </w:t>
-      </w:r>
-    </w:p>
-    <w:p>
-      <w:pPr>
-        <w:spacing w:line="480" w:lineRule="auto"/>
-        <w:rPr>
-          <w:rFonts w:ascii="Times New Roman" w:hAnsi="Times New Roman" w:cs="Times New Roman"/>
-        </w:rPr>
-      </w:pPr>
-      <w:r>
-        <w:rPr>
-          <w:rFonts w:ascii="Times New Roman" w:hAnsi="Times New Roman" w:cs="Times New Roman"/>
-        </w:rPr>
-        <w:t xml:space="preserve">Data Scarcity: There are few publicly available, high-quality datasets for Kenyan slang labeled specifically for toxicity. </w:t>
-      </w:r>
-    </w:p>
-    <w:p>
-      <w:pPr>
-        <w:pStyle w:val="Heading2"/>
-        <w:spacing w:line="480" w:lineRule="auto"/>
-        <w:rPr>
-          <w:rFonts w:ascii="Times New Roman" w:hAnsi="Times New Roman" w:cs="Times New Roman"/>
-          <w:b/>
-          <w:bCs/>
-          <w:color w:val="auto"/>
-          <w:sz w:val="24"/>
-          <w:szCs w:val="24"/>
-        </w:rPr>
-      </w:pPr>
-      <w:bookmarkStart w:id="6" w:name="_Toc222747793"/>
-      <w:r>
-        <w:rPr>
-          <w:rFonts w:ascii="Times New Roman" w:hAnsi="Times New Roman" w:cs="Times New Roman"/>
-          <w:b/>
-          <w:bCs/>
-          <w:color w:val="auto"/>
-          <w:sz w:val="24"/>
-          <w:szCs w:val="24"/>
-        </w:rPr>
-        <w:lastRenderedPageBreak/>
-        <w:t>1.4 Proposed Solution</w:t>
-      </w:r>
-      <w:bookmarkEnd w:id="6"/>
-      <w:r>
-        <w:rPr>
-          <w:rFonts w:ascii="Times New Roman" w:hAnsi="Times New Roman" w:cs="Times New Roman"/>
-          <w:b/>
-          <w:bCs/>
-          <w:color w:val="auto"/>
-          <w:sz w:val="24"/>
-          <w:szCs w:val="24"/>
-        </w:rPr>
-        <w:t xml:space="preserve"> </w:t>
-      </w:r>
-    </w:p>
-    <w:p>
-      <w:pPr>
-        <w:spacing w:line="480" w:lineRule="auto"/>
-        <w:rPr>
-          <w:rFonts w:ascii="Times New Roman" w:hAnsi="Times New Roman" w:cs="Times New Roman"/>
-        </w:rPr>
-      </w:pPr>
-      <w:r>
-        <w:rPr>
-          <w:rFonts w:ascii="Times New Roman" w:hAnsi="Times New Roman" w:cs="Times New Roman"/>
-        </w:rPr>
-        <w:t xml:space="preserve">We propose an advanced Multilingual NLP classification system specifically tuned for the Kenyan linguistic landscape. The system will categorize social media comments into specific </w:t>
-      </w:r>
-      <w:r>
-        <w:rPr>
-          <w:rFonts w:ascii="Times New Roman" w:hAnsi="Times New Roman" w:cs="Times New Roman"/>
-        </w:rPr>
-        <w:t>categories</w:t>
-      </w:r>
-      <w:r>
-        <w:rPr>
-          <w:rFonts w:ascii="Times New Roman" w:hAnsi="Times New Roman" w:cs="Times New Roman"/>
-        </w:rPr>
-        <w:t xml:space="preserve"> and subcategories.</w:t>
-      </w:r>
-    </w:p>
-    <w:p>
-      <w:pPr>
-        <w:pStyle w:val="ListParagraph"/>
-        <w:numPr>
-          <w:ilvl w:val="0"/>
-          <w:numId w:val="6"/>
-        </w:numPr>
-        <w:spacing w:line="480" w:lineRule="auto"/>
-        <w:rPr>
-          <w:rFonts w:ascii="Times New Roman" w:hAnsi="Times New Roman" w:cs="Times New Roman"/>
-        </w:rPr>
-      </w:pPr>
-      <w:r>
-        <w:rPr>
-          <w:rFonts w:ascii="Times New Roman" w:hAnsi="Times New Roman" w:cs="Times New Roman"/>
-        </w:rPr>
-        <w:t>Constructive criticism</w:t>
-      </w:r>
-    </w:p>
-    <w:p>
-      <w:pPr>
-        <w:pStyle w:val="ListParagraph"/>
-        <w:numPr>
-          <w:ilvl w:val="0"/>
-          <w:numId w:val="7"/>
-        </w:numPr>
-        <w:spacing w:line="480" w:lineRule="auto"/>
-        <w:rPr>
-          <w:rFonts w:ascii="Times New Roman" w:hAnsi="Times New Roman" w:cs="Times New Roman"/>
-        </w:rPr>
-      </w:pPr>
-      <w:r>
-        <w:rPr>
-          <w:rFonts w:ascii="Times New Roman" w:hAnsi="Times New Roman" w:cs="Times New Roman"/>
-        </w:rPr>
-        <w:t>Performance-based</w:t>
-      </w:r>
-      <w:r>
-        <w:rPr>
-          <w:rFonts w:ascii="Times New Roman" w:hAnsi="Times New Roman" w:cs="Times New Roman"/>
-        </w:rPr>
-        <w:t xml:space="preserve">- critiquing how a task was handled </w:t>
-      </w:r>
-    </w:p>
-    <w:p>
-      <w:pPr>
-        <w:pStyle w:val="ListParagraph"/>
-        <w:numPr>
-          <w:ilvl w:val="0"/>
-          <w:numId w:val="7"/>
-        </w:numPr>
-        <w:spacing w:line="480" w:lineRule="auto"/>
-        <w:rPr>
-          <w:rFonts w:ascii="Times New Roman" w:hAnsi="Times New Roman" w:cs="Times New Roman"/>
-        </w:rPr>
-      </w:pPr>
-      <w:r>
-        <w:rPr>
-          <w:rFonts w:ascii="Times New Roman" w:hAnsi="Times New Roman" w:cs="Times New Roman"/>
-        </w:rPr>
-        <w:t xml:space="preserve">Corrective clarification </w:t>
-      </w:r>
-      <w:r>
-        <w:rPr>
-          <w:rFonts w:ascii="Times New Roman" w:hAnsi="Times New Roman" w:cs="Times New Roman"/>
-        </w:rPr>
-        <w:t>– pointing factual errors</w:t>
-      </w:r>
-    </w:p>
-    <w:p>
-      <w:pPr>
-        <w:pStyle w:val="ListParagraph"/>
-        <w:numPr>
-          <w:ilvl w:val="0"/>
-          <w:numId w:val="7"/>
-        </w:numPr>
-        <w:spacing w:line="480" w:lineRule="auto"/>
-        <w:rPr>
-          <w:rFonts w:ascii="Times New Roman" w:hAnsi="Times New Roman" w:cs="Times New Roman"/>
-        </w:rPr>
-      </w:pPr>
-      <w:r>
-        <w:rPr>
-          <w:rFonts w:ascii="Times New Roman" w:hAnsi="Times New Roman" w:cs="Times New Roman"/>
-        </w:rPr>
-        <w:t xml:space="preserve">Decision -criticism </w:t>
-      </w:r>
-      <w:r>
-        <w:rPr>
-          <w:rFonts w:ascii="Times New Roman" w:hAnsi="Times New Roman" w:cs="Times New Roman"/>
-        </w:rPr>
-        <w:t xml:space="preserve">– disagreement with a choice, but not being insulting </w:t>
-      </w:r>
-    </w:p>
-    <w:p>
-      <w:pPr>
-        <w:pStyle w:val="ListParagraph"/>
-        <w:numPr>
-          <w:ilvl w:val="0"/>
-          <w:numId w:val="7"/>
-        </w:numPr>
-        <w:spacing w:line="480" w:lineRule="auto"/>
-        <w:rPr>
-          <w:rFonts w:ascii="Times New Roman" w:hAnsi="Times New Roman" w:cs="Times New Roman"/>
-        </w:rPr>
-      </w:pPr>
-      <w:r>
-        <w:rPr>
-          <w:rFonts w:ascii="Times New Roman" w:hAnsi="Times New Roman" w:cs="Times New Roman"/>
-        </w:rPr>
-        <w:t>Genuine Praise- sincere admiration</w:t>
-      </w:r>
-    </w:p>
-    <w:p>
-      <w:pPr>
-        <w:pStyle w:val="ListParagraph"/>
-        <w:numPr>
-          <w:ilvl w:val="0"/>
-          <w:numId w:val="7"/>
-        </w:numPr>
-        <w:spacing w:line="480" w:lineRule="auto"/>
-        <w:rPr>
-          <w:rFonts w:ascii="Times New Roman" w:hAnsi="Times New Roman" w:cs="Times New Roman"/>
-        </w:rPr>
-      </w:pPr>
-      <w:r>
-        <w:rPr>
-          <w:rFonts w:ascii="Times New Roman" w:hAnsi="Times New Roman" w:cs="Times New Roman"/>
-        </w:rPr>
-        <w:t xml:space="preserve">Supportive Speech- words of encouragement </w:t>
-      </w:r>
-    </w:p>
-    <w:p>
-      <w:pPr>
-        <w:pStyle w:val="ListParagraph"/>
-        <w:numPr>
-          <w:ilvl w:val="0"/>
-          <w:numId w:val="6"/>
-        </w:numPr>
-        <w:spacing w:line="480" w:lineRule="auto"/>
-        <w:rPr>
-          <w:rFonts w:ascii="Times New Roman" w:hAnsi="Times New Roman" w:cs="Times New Roman"/>
-        </w:rPr>
-      </w:pPr>
-      <w:r>
-        <w:rPr>
-          <w:rFonts w:ascii="Times New Roman" w:hAnsi="Times New Roman" w:cs="Times New Roman"/>
-        </w:rPr>
-        <w:t xml:space="preserve">Offensive </w:t>
-      </w:r>
-    </w:p>
-    <w:p>
-      <w:pPr>
-        <w:pStyle w:val="ListParagraph"/>
-        <w:numPr>
-          <w:ilvl w:val="0"/>
-          <w:numId w:val="8"/>
-        </w:numPr>
-        <w:spacing w:line="480" w:lineRule="auto"/>
-        <w:rPr>
-          <w:rFonts w:ascii="Times New Roman" w:hAnsi="Times New Roman" w:cs="Times New Roman"/>
-        </w:rPr>
-      </w:pPr>
-      <w:r>
-        <w:rPr>
-          <w:rFonts w:ascii="Times New Roman" w:hAnsi="Times New Roman" w:cs="Times New Roman"/>
-        </w:rPr>
-        <w:t>Sex-based</w:t>
-      </w:r>
-      <w:r>
-        <w:rPr>
-          <w:rFonts w:ascii="Times New Roman" w:hAnsi="Times New Roman" w:cs="Times New Roman"/>
-        </w:rPr>
-        <w:t>: inappropriate comments, but do not reach a level of harassment</w:t>
-      </w:r>
-    </w:p>
-    <w:p>
-      <w:pPr>
-        <w:pStyle w:val="ListParagraph"/>
-        <w:numPr>
-          <w:ilvl w:val="0"/>
-          <w:numId w:val="8"/>
-        </w:numPr>
-        <w:spacing w:line="480" w:lineRule="auto"/>
-        <w:rPr>
-          <w:rFonts w:ascii="Times New Roman" w:hAnsi="Times New Roman" w:cs="Times New Roman"/>
-        </w:rPr>
-      </w:pPr>
-      <w:r>
-        <w:rPr>
-          <w:rFonts w:ascii="Times New Roman" w:hAnsi="Times New Roman" w:cs="Times New Roman"/>
-        </w:rPr>
-        <w:t xml:space="preserve">Vulgar </w:t>
-      </w:r>
-      <w:r>
-        <w:rPr>
-          <w:rFonts w:ascii="Times New Roman" w:hAnsi="Times New Roman" w:cs="Times New Roman"/>
-        </w:rPr>
-        <w:t xml:space="preserve">language: use of insults “matusi” for emphasis </w:t>
-      </w:r>
-    </w:p>
-    <w:p>
-      <w:pPr>
-        <w:pStyle w:val="ListParagraph"/>
-        <w:numPr>
-          <w:ilvl w:val="0"/>
-          <w:numId w:val="8"/>
-        </w:numPr>
-        <w:spacing w:line="480" w:lineRule="auto"/>
-        <w:rPr>
-          <w:rFonts w:ascii="Times New Roman" w:hAnsi="Times New Roman" w:cs="Times New Roman"/>
-        </w:rPr>
-      </w:pPr>
-      <w:r>
-        <w:rPr>
-          <w:rFonts w:ascii="Times New Roman" w:hAnsi="Times New Roman" w:cs="Times New Roman"/>
-        </w:rPr>
-        <w:t xml:space="preserve">Non-personal: offensive but not directed at someone </w:t>
-      </w:r>
-    </w:p>
-    <w:p>
-      <w:pPr>
-        <w:pStyle w:val="ListParagraph"/>
-        <w:numPr>
-          <w:ilvl w:val="0"/>
-          <w:numId w:val="6"/>
-        </w:numPr>
-        <w:spacing w:line="480" w:lineRule="auto"/>
-        <w:rPr>
-          <w:rFonts w:ascii="Times New Roman" w:hAnsi="Times New Roman" w:cs="Times New Roman"/>
-        </w:rPr>
-      </w:pPr>
-      <w:r>
-        <w:rPr>
-          <w:rFonts w:ascii="Times New Roman" w:hAnsi="Times New Roman" w:cs="Times New Roman"/>
-        </w:rPr>
-        <w:t xml:space="preserve">Cyberbullying </w:t>
-      </w:r>
-    </w:p>
-    <w:p>
-      <w:pPr>
-        <w:pStyle w:val="ListParagraph"/>
-        <w:numPr>
-          <w:ilvl w:val="0"/>
-          <w:numId w:val="9"/>
-        </w:numPr>
-        <w:spacing w:line="480" w:lineRule="auto"/>
-        <w:rPr>
-          <w:rFonts w:ascii="Times New Roman" w:hAnsi="Times New Roman" w:cs="Times New Roman"/>
-        </w:rPr>
-      </w:pPr>
-      <w:r>
-        <w:rPr>
-          <w:rFonts w:ascii="Times New Roman" w:hAnsi="Times New Roman" w:cs="Times New Roman"/>
-        </w:rPr>
-        <w:t>Body shaming</w:t>
-      </w:r>
-      <w:r>
-        <w:rPr>
-          <w:rFonts w:ascii="Times New Roman" w:hAnsi="Times New Roman" w:cs="Times New Roman"/>
-        </w:rPr>
-        <w:t xml:space="preserve">: </w:t>
-      </w:r>
-      <w:r>
-        <w:t>Attacking someone’s physical appearance</w:t>
-      </w:r>
-    </w:p>
-    <w:p>
-      <w:pPr>
-        <w:pStyle w:val="ListParagraph"/>
-        <w:numPr>
-          <w:ilvl w:val="0"/>
-          <w:numId w:val="9"/>
-        </w:numPr>
-        <w:spacing w:line="480" w:lineRule="auto"/>
-        <w:rPr>
-          <w:rFonts w:ascii="Times New Roman" w:hAnsi="Times New Roman" w:cs="Times New Roman"/>
-        </w:rPr>
-      </w:pPr>
-      <w:r>
-        <w:rPr>
-          <w:rFonts w:ascii="Times New Roman" w:hAnsi="Times New Roman" w:cs="Times New Roman"/>
-        </w:rPr>
-        <w:t xml:space="preserve">Direct </w:t>
-      </w:r>
-      <w:r>
-        <w:rPr>
-          <w:rFonts w:ascii="Times New Roman" w:hAnsi="Times New Roman" w:cs="Times New Roman"/>
-        </w:rPr>
-        <w:t>Insult: Personal</w:t>
-      </w:r>
-      <w:r>
-        <w:rPr>
-          <w:rFonts w:ascii="Times New Roman" w:hAnsi="Times New Roman" w:cs="Times New Roman"/>
-        </w:rPr>
-        <w:t xml:space="preserve"> attacks on character or intelligence.</w:t>
-      </w:r>
-    </w:p>
-    <w:p>
-      <w:pPr>
-        <w:pStyle w:val="ListParagraph"/>
-        <w:numPr>
-          <w:ilvl w:val="0"/>
-          <w:numId w:val="9"/>
-        </w:numPr>
-        <w:spacing w:line="480" w:lineRule="auto"/>
-        <w:rPr>
-          <w:rFonts w:ascii="Times New Roman" w:hAnsi="Times New Roman" w:cs="Times New Roman"/>
-        </w:rPr>
-      </w:pPr>
-      <w:r>
-        <w:rPr>
-          <w:rFonts w:ascii="Times New Roman" w:hAnsi="Times New Roman" w:cs="Times New Roman"/>
-        </w:rPr>
-        <w:t>Threats: statements</w:t>
-      </w:r>
-      <w:r>
-        <w:rPr>
-          <w:rFonts w:ascii="Times New Roman" w:hAnsi="Times New Roman" w:cs="Times New Roman"/>
-        </w:rPr>
-        <w:t xml:space="preserve"> of intent to cause physical or digital harm.</w:t>
-      </w:r>
-    </w:p>
-    <w:p>
-      <w:pPr>
-        <w:pStyle w:val="ListParagraph"/>
-        <w:numPr>
-          <w:ilvl w:val="0"/>
-          <w:numId w:val="9"/>
-        </w:numPr>
-        <w:spacing w:line="480" w:lineRule="auto"/>
-        <w:rPr>
-          <w:rFonts w:ascii="Times New Roman" w:hAnsi="Times New Roman" w:cs="Times New Roman"/>
-        </w:rPr>
-      </w:pPr>
-      <w:r>
-        <w:rPr>
-          <w:rFonts w:ascii="Times New Roman" w:hAnsi="Times New Roman" w:cs="Times New Roman"/>
-        </w:rPr>
-        <w:t>Humiliation</w:t>
-      </w:r>
-      <w:r>
-        <w:rPr>
-          <w:rFonts w:ascii="Times New Roman" w:hAnsi="Times New Roman" w:cs="Times New Roman"/>
-        </w:rPr>
-        <w:t xml:space="preserve">: </w:t>
-      </w:r>
-      <w:r>
-        <w:rPr>
-          <w:rFonts w:ascii="Times New Roman" w:hAnsi="Times New Roman" w:cs="Times New Roman"/>
-        </w:rPr>
-        <w:t>Attempting to embarrass someone publicly</w:t>
-      </w:r>
-    </w:p>
-    <w:p>
-      <w:pPr>
-        <w:pStyle w:val="ListParagraph"/>
-        <w:numPr>
-          <w:ilvl w:val="0"/>
-          <w:numId w:val="9"/>
-        </w:numPr>
-        <w:spacing w:line="480" w:lineRule="auto"/>
-        <w:rPr>
-          <w:rFonts w:ascii="Times New Roman" w:hAnsi="Times New Roman" w:cs="Times New Roman"/>
-        </w:rPr>
-      </w:pPr>
-      <w:r>
-        <w:rPr>
-          <w:rFonts w:ascii="Times New Roman" w:hAnsi="Times New Roman" w:cs="Times New Roman"/>
-        </w:rPr>
-        <w:t>Exclusion tactics</w:t>
-      </w:r>
-      <w:r>
-        <w:rPr>
-          <w:rFonts w:ascii="Times New Roman" w:hAnsi="Times New Roman" w:cs="Times New Roman"/>
-        </w:rPr>
-        <w:t xml:space="preserve">: </w:t>
-      </w:r>
-      <w:r>
-        <w:rPr>
-          <w:rFonts w:ascii="Times New Roman" w:hAnsi="Times New Roman" w:cs="Times New Roman"/>
-        </w:rPr>
-        <w:t>Systematically "ganging up" to ignore or drive someone off a platform.</w:t>
-      </w:r>
-    </w:p>
-    <w:p>
-      <w:pPr>
-        <w:pStyle w:val="ListParagraph"/>
-        <w:numPr>
-          <w:ilvl w:val="0"/>
-          <w:numId w:val="9"/>
-        </w:numPr>
-        <w:spacing w:line="480" w:lineRule="auto"/>
-        <w:rPr>
-          <w:rFonts w:ascii="Times New Roman" w:hAnsi="Times New Roman" w:cs="Times New Roman"/>
-        </w:rPr>
-      </w:pPr>
-      <w:r>
-        <w:rPr>
-          <w:rFonts w:ascii="Times New Roman" w:hAnsi="Times New Roman" w:cs="Times New Roman"/>
-        </w:rPr>
-        <w:t>Sexual harassment</w:t>
-      </w:r>
-      <w:r>
-        <w:rPr>
-          <w:rFonts w:ascii="Times New Roman" w:hAnsi="Times New Roman" w:cs="Times New Roman"/>
-        </w:rPr>
-        <w:t xml:space="preserve">: </w:t>
-      </w:r>
-      <w:r>
-        <w:rPr>
-          <w:rFonts w:ascii="Times New Roman" w:hAnsi="Times New Roman" w:cs="Times New Roman"/>
-        </w:rPr>
-        <w:t>Unwelcome sexual advances or predatory comments.</w:t>
-      </w:r>
-    </w:p>
-    <w:p>
-      <w:pPr>
-        <w:pStyle w:val="ListParagraph"/>
-        <w:numPr>
-          <w:ilvl w:val="0"/>
-          <w:numId w:val="9"/>
-        </w:numPr>
-        <w:spacing w:line="480" w:lineRule="auto"/>
-        <w:rPr>
-          <w:rFonts w:ascii="Times New Roman" w:hAnsi="Times New Roman" w:cs="Times New Roman"/>
-        </w:rPr>
-      </w:pPr>
-      <w:r>
-        <w:rPr>
-          <w:rFonts w:ascii="Times New Roman" w:hAnsi="Times New Roman" w:cs="Times New Roman"/>
-        </w:rPr>
-        <w:t xml:space="preserve">Trolling: </w:t>
-      </w:r>
-      <w:r>
-        <w:rPr>
-          <w:rFonts w:ascii="Times New Roman" w:hAnsi="Times New Roman" w:cs="Times New Roman"/>
-        </w:rPr>
-        <w:t>content just to provoke an emotional reaction.</w:t>
-      </w:r>
-    </w:p>
-    <w:p>
-      <w:pPr>
-        <w:pStyle w:val="ListParagraph"/>
-        <w:numPr>
-          <w:ilvl w:val="0"/>
-          <w:numId w:val="9"/>
-        </w:numPr>
-        <w:spacing w:line="480" w:lineRule="auto"/>
-        <w:rPr>
-          <w:rFonts w:ascii="Times New Roman" w:hAnsi="Times New Roman" w:cs="Times New Roman"/>
-        </w:rPr>
-      </w:pPr>
-      <w:r>
-        <w:rPr>
-          <w:rFonts w:ascii="Times New Roman" w:hAnsi="Times New Roman" w:cs="Times New Roman"/>
-        </w:rPr>
-        <w:lastRenderedPageBreak/>
-        <w:t>Defamation: Spreading</w:t>
-      </w:r>
-      <w:r>
-        <w:rPr>
-          <w:rFonts w:ascii="Times New Roman" w:hAnsi="Times New Roman" w:cs="Times New Roman"/>
-        </w:rPr>
-        <w:t xml:space="preserve"> lies to damage a person's reputation</w:t>
-      </w:r>
-    </w:p>
-    <w:p>
-      <w:pPr>
-        <w:pStyle w:val="ListParagraph"/>
-        <w:numPr>
-          <w:ilvl w:val="0"/>
-          <w:numId w:val="6"/>
-        </w:numPr>
-        <w:spacing w:line="480" w:lineRule="auto"/>
-        <w:rPr>
-          <w:rFonts w:ascii="Times New Roman" w:hAnsi="Times New Roman" w:cs="Times New Roman"/>
-        </w:rPr>
-      </w:pPr>
-      <w:r>
-        <w:rPr>
-          <w:rFonts w:ascii="Times New Roman" w:hAnsi="Times New Roman" w:cs="Times New Roman"/>
-        </w:rPr>
-        <w:t xml:space="preserve">Hate speech </w:t>
-      </w:r>
-    </w:p>
-    <w:p>
-      <w:pPr>
-        <w:pStyle w:val="ListParagraph"/>
-        <w:numPr>
-          <w:ilvl w:val="0"/>
-          <w:numId w:val="10"/>
-        </w:numPr>
-        <w:spacing w:line="480" w:lineRule="auto"/>
-        <w:rPr>
-          <w:rFonts w:ascii="Times New Roman" w:hAnsi="Times New Roman" w:cs="Times New Roman"/>
-        </w:rPr>
-      </w:pPr>
-      <w:r>
-        <w:rPr>
-          <w:rFonts w:ascii="Times New Roman" w:hAnsi="Times New Roman" w:cs="Times New Roman"/>
-        </w:rPr>
-        <w:t xml:space="preserve">Gender </w:t>
-      </w:r>
-      <w:r>
-        <w:rPr>
-          <w:rFonts w:ascii="Times New Roman" w:hAnsi="Times New Roman" w:cs="Times New Roman"/>
-        </w:rPr>
-        <w:t>based:</w:t>
-      </w:r>
-      <w:r>
-        <w:rPr>
-          <w:rFonts w:ascii="Times New Roman" w:hAnsi="Times New Roman" w:cs="Times New Roman"/>
-        </w:rPr>
-        <w:t xml:space="preserve"> Misogyny or misandry</w:t>
-      </w:r>
-    </w:p>
-    <w:p>
-      <w:pPr>
-        <w:pStyle w:val="ListParagraph"/>
-        <w:numPr>
-          <w:ilvl w:val="0"/>
-          <w:numId w:val="10"/>
-        </w:numPr>
-        <w:spacing w:line="480" w:lineRule="auto"/>
-        <w:rPr>
-          <w:rFonts w:ascii="Times New Roman" w:hAnsi="Times New Roman" w:cs="Times New Roman"/>
-        </w:rPr>
-      </w:pPr>
-      <w:r>
-        <w:rPr>
-          <w:rFonts w:ascii="Times New Roman" w:hAnsi="Times New Roman" w:cs="Times New Roman"/>
-        </w:rPr>
-        <w:t>Political</w:t>
-      </w:r>
-      <w:r>
-        <w:rPr>
-          <w:rFonts w:ascii="Times New Roman" w:hAnsi="Times New Roman" w:cs="Times New Roman"/>
-        </w:rPr>
-        <w:t xml:space="preserve">: </w:t>
-      </w:r>
-      <w:r>
-        <w:rPr>
-          <w:rFonts w:ascii="Times New Roman" w:hAnsi="Times New Roman" w:cs="Times New Roman"/>
-        </w:rPr>
-        <w:t>Dehumanizing others based on political affiliation</w:t>
-      </w:r>
-    </w:p>
-    <w:p>
-      <w:pPr>
-        <w:pStyle w:val="ListParagraph"/>
-        <w:numPr>
-          <w:ilvl w:val="0"/>
-          <w:numId w:val="10"/>
-        </w:numPr>
-        <w:spacing w:line="480" w:lineRule="auto"/>
-        <w:rPr>
-          <w:rFonts w:ascii="Times New Roman" w:hAnsi="Times New Roman" w:cs="Times New Roman"/>
-        </w:rPr>
-      </w:pPr>
-      <w:r>
-        <w:rPr>
-          <w:rFonts w:ascii="Times New Roman" w:hAnsi="Times New Roman" w:cs="Times New Roman"/>
-        </w:rPr>
-        <w:t xml:space="preserve">Ethical/racial </w:t>
-      </w:r>
-      <w:r>
-        <w:rPr>
-          <w:rFonts w:ascii="Times New Roman" w:hAnsi="Times New Roman" w:cs="Times New Roman"/>
-        </w:rPr>
-        <w:t>group:</w:t>
-      </w:r>
-      <w:r>
-        <w:rPr>
-          <w:rFonts w:ascii="Times New Roman" w:hAnsi="Times New Roman" w:cs="Times New Roman"/>
-        </w:rPr>
-        <w:t xml:space="preserve"> Tribalism or racism</w:t>
-      </w:r>
-    </w:p>
-    <w:p>
-      <w:pPr>
-        <w:pStyle w:val="ListParagraph"/>
-        <w:numPr>
-          <w:ilvl w:val="0"/>
-          <w:numId w:val="10"/>
-        </w:numPr>
-        <w:spacing w:line="480" w:lineRule="auto"/>
-        <w:rPr>
-          <w:rFonts w:ascii="Times New Roman" w:hAnsi="Times New Roman" w:cs="Times New Roman"/>
-        </w:rPr>
-      </w:pPr>
-      <w:r>
-        <w:rPr>
-          <w:rFonts w:ascii="Times New Roman" w:hAnsi="Times New Roman" w:cs="Times New Roman"/>
-        </w:rPr>
-        <w:t>Disability: Attacking</w:t>
-      </w:r>
-      <w:r>
-        <w:rPr>
-          <w:rFonts w:ascii="Times New Roman" w:hAnsi="Times New Roman" w:cs="Times New Roman"/>
-        </w:rPr>
-        <w:t xml:space="preserve"> or mocking someone based on physical or mental challenges.</w:t>
-      </w:r>
-    </w:p>
-    <w:p>
-      <w:pPr>
-        <w:pStyle w:val="ListParagraph"/>
-        <w:numPr>
-          <w:ilvl w:val="0"/>
-          <w:numId w:val="6"/>
-        </w:numPr>
-        <w:spacing w:line="480" w:lineRule="auto"/>
-        <w:rPr>
-          <w:rFonts w:ascii="Times New Roman" w:hAnsi="Times New Roman" w:cs="Times New Roman"/>
-        </w:rPr>
-      </w:pPr>
-      <w:r>
-        <w:rPr>
-          <w:rFonts w:ascii="Times New Roman" w:hAnsi="Times New Roman" w:cs="Times New Roman"/>
-        </w:rPr>
-        <w:t xml:space="preserve">Irony/Sarcasm </w:t>
-      </w:r>
-    </w:p>
-    <w:p>
-      <w:pPr>
-        <w:pStyle w:val="ListParagraph"/>
-        <w:numPr>
-          <w:ilvl w:val="0"/>
-          <w:numId w:val="11"/>
-        </w:numPr>
-        <w:spacing w:line="480" w:lineRule="auto"/>
-        <w:rPr>
-          <w:rFonts w:ascii="Times New Roman" w:hAnsi="Times New Roman" w:cs="Times New Roman"/>
-        </w:rPr>
-      </w:pPr>
-      <w:r>
-        <w:rPr>
-          <w:rFonts w:ascii="Times New Roman" w:hAnsi="Times New Roman" w:cs="Times New Roman"/>
-        </w:rPr>
-        <w:t>Mock compliment</w:t>
-      </w:r>
-      <w:r>
-        <w:rPr>
-          <w:rFonts w:ascii="Times New Roman" w:hAnsi="Times New Roman" w:cs="Times New Roman"/>
-        </w:rPr>
-        <w:t xml:space="preserve">: </w:t>
-      </w:r>
-      <w:r>
-        <w:rPr>
-          <w:rFonts w:ascii="Times New Roman" w:hAnsi="Times New Roman" w:cs="Times New Roman"/>
-        </w:rPr>
-        <w:t>Praising someone to insult them</w:t>
-      </w:r>
-    </w:p>
-    <w:p>
-      <w:pPr>
-        <w:pStyle w:val="ListParagraph"/>
-        <w:numPr>
-          <w:ilvl w:val="0"/>
-          <w:numId w:val="11"/>
-        </w:numPr>
-        <w:spacing w:line="480" w:lineRule="auto"/>
-        <w:rPr>
-          <w:rFonts w:ascii="Times New Roman" w:hAnsi="Times New Roman" w:cs="Times New Roman"/>
-        </w:rPr>
-      </w:pPr>
-      <w:r>
-        <w:rPr>
-          <w:rFonts w:ascii="Times New Roman" w:hAnsi="Times New Roman" w:cs="Times New Roman"/>
-        </w:rPr>
-        <w:t>Rhetorical: Questions</w:t>
-      </w:r>
-      <w:r>
-        <w:rPr>
-          <w:rFonts w:ascii="Times New Roman" w:hAnsi="Times New Roman" w:cs="Times New Roman"/>
-        </w:rPr>
-        <w:t xml:space="preserve"> that imply an insult</w:t>
-      </w:r>
-    </w:p>
-    <w:p>
-      <w:pPr>
-        <w:pStyle w:val="ListParagraph"/>
-        <w:numPr>
-          <w:ilvl w:val="0"/>
-          <w:numId w:val="11"/>
-        </w:numPr>
-        <w:spacing w:line="480" w:lineRule="auto"/>
-        <w:rPr>
-          <w:rFonts w:ascii="Times New Roman" w:hAnsi="Times New Roman" w:cs="Times New Roman"/>
-        </w:rPr>
-      </w:pPr>
-      <w:r>
-        <w:rPr>
-          <w:rFonts w:ascii="Times New Roman" w:hAnsi="Times New Roman" w:cs="Times New Roman"/>
-        </w:rPr>
-        <w:t>Hyperbolic understatement</w:t>
-      </w:r>
-      <w:r>
-        <w:rPr>
-          <w:rFonts w:ascii="Times New Roman" w:hAnsi="Times New Roman" w:cs="Times New Roman"/>
-        </w:rPr>
-        <w:t xml:space="preserve">: </w:t>
-      </w:r>
-      <w:r>
-        <w:rPr>
-          <w:rFonts w:ascii="Times New Roman" w:hAnsi="Times New Roman" w:cs="Times New Roman"/>
-        </w:rPr>
-        <w:t>Using extreme exaggeration to mock a situation.</w:t>
-      </w:r>
-    </w:p>
-    <w:p>
-      <w:pPr>
-        <w:pStyle w:val="ListParagraph"/>
-        <w:numPr>
-          <w:ilvl w:val="0"/>
-          <w:numId w:val="6"/>
-        </w:numPr>
-        <w:spacing w:line="480" w:lineRule="auto"/>
-        <w:rPr>
-          <w:rFonts w:ascii="Times New Roman" w:hAnsi="Times New Roman" w:cs="Times New Roman"/>
-        </w:rPr>
-      </w:pPr>
-      <w:r>
-        <w:rPr>
-          <w:rFonts w:ascii="Times New Roman" w:hAnsi="Times New Roman" w:cs="Times New Roman"/>
-        </w:rPr>
-        <w:t xml:space="preserve">Misinformation </w:t>
-      </w:r>
-    </w:p>
-    <w:p>
-      <w:pPr>
-        <w:pStyle w:val="ListParagraph"/>
-        <w:numPr>
-          <w:ilvl w:val="0"/>
-          <w:numId w:val="13"/>
-        </w:numPr>
-        <w:spacing w:line="480" w:lineRule="auto"/>
-        <w:rPr>
-          <w:rFonts w:ascii="Times New Roman" w:hAnsi="Times New Roman" w:cs="Times New Roman"/>
-        </w:rPr>
-      </w:pPr>
-    </w:p>
-    <w:p>
-      <w:pPr>
-        <w:pStyle w:val="ListParagraph"/>
-        <w:numPr>
-          <w:ilvl w:val="0"/>
-          <w:numId w:val="6"/>
-        </w:numPr>
-        <w:spacing w:line="480" w:lineRule="auto"/>
-        <w:rPr>
-          <w:rFonts w:ascii="Times New Roman" w:hAnsi="Times New Roman" w:cs="Times New Roman"/>
-        </w:rPr>
-      </w:pPr>
-      <w:r>
-        <w:rPr>
-          <w:rFonts w:ascii="Times New Roman" w:hAnsi="Times New Roman" w:cs="Times New Roman"/>
-        </w:rPr>
-        <w:t>Other</w:t>
-      </w:r>
-      <w:r>
-        <w:rPr>
-          <w:rFonts w:ascii="Times New Roman" w:hAnsi="Times New Roman" w:cs="Times New Roman"/>
-        </w:rPr>
-        <w:t>s</w:t>
-      </w:r>
-    </w:p>
-    <w:p>
-      <w:pPr>
-        <w:pStyle w:val="ListParagraph"/>
-        <w:numPr>
-          <w:ilvl w:val="0"/>
-          <w:numId w:val="12"/>
-        </w:numPr>
-        <w:spacing w:line="480" w:lineRule="auto"/>
-        <w:rPr>
-          <w:rFonts w:ascii="Times New Roman" w:hAnsi="Times New Roman" w:cs="Times New Roman"/>
-        </w:rPr>
-      </w:pPr>
-      <w:r>
-        <w:rPr>
-          <w:rFonts w:ascii="Times New Roman" w:hAnsi="Times New Roman" w:cs="Times New Roman"/>
-        </w:rPr>
-        <w:t>Spam</w:t>
-      </w:r>
-      <w:r>
-        <w:rPr>
-          <w:rFonts w:ascii="Times New Roman" w:hAnsi="Times New Roman" w:cs="Times New Roman"/>
-        </w:rPr>
-        <w:t xml:space="preserve">: </w:t>
-      </w:r>
-      <w:r>
-        <w:rPr>
-          <w:rFonts w:ascii="Times New Roman" w:hAnsi="Times New Roman" w:cs="Times New Roman"/>
-        </w:rPr>
-        <w:t>Repetitive links, bot-generated ads, or irrelevant "Follow me" comments.</w:t>
-      </w:r>
-    </w:p>
-    <w:p>
-      <w:pPr>
-        <w:pStyle w:val="Heading2"/>
-        <w:spacing w:line="480" w:lineRule="auto"/>
-        <w:rPr>
-          <w:rFonts w:ascii="Times New Roman" w:hAnsi="Times New Roman" w:cs="Times New Roman"/>
-          <w:b/>
-          <w:bCs/>
-          <w:color w:val="auto"/>
-          <w:sz w:val="24"/>
-          <w:szCs w:val="24"/>
-        </w:rPr>
-      </w:pPr>
-      <w:bookmarkStart w:id="7" w:name="_Toc222747794"/>
-      <w:r>
-        <w:rPr>
-          <w:rFonts w:ascii="Times New Roman" w:hAnsi="Times New Roman" w:cs="Times New Roman"/>
-          <w:b/>
-          <w:bCs/>
-          <w:color w:val="auto"/>
-          <w:sz w:val="24"/>
-          <w:szCs w:val="24"/>
-        </w:rPr>
-        <w:t>1.5 Objectives</w:t>
-      </w:r>
-      <w:bookmarkEnd w:id="7"/>
-      <w:r>
-        <w:rPr>
-          <w:rFonts w:ascii="Times New Roman" w:hAnsi="Times New Roman" w:cs="Times New Roman"/>
-          <w:b/>
-          <w:bCs/>
-          <w:color w:val="auto"/>
-          <w:sz w:val="24"/>
-          <w:szCs w:val="24"/>
-        </w:rPr>
-        <w:t xml:space="preserve"> </w:t>
-      </w:r>
-    </w:p>
-    <w:p>
-      <w:pPr>
-        <w:spacing w:line="480" w:lineRule="auto"/>
-        <w:rPr>
-          <w:rFonts w:ascii="Times New Roman" w:hAnsi="Times New Roman" w:cs="Times New Roman"/>
-        </w:rPr>
-      </w:pPr>
-      <w:r>
-        <w:rPr>
-          <w:rFonts w:ascii="Times New Roman" w:hAnsi="Times New Roman" w:cs="Times New Roman"/>
-        </w:rPr>
-        <w:t xml:space="preserve">The goal is to develop a robust ML model that identifies and flags cyberbullying in Sheng, Swahili, and English with high accuracy. </w:t>
-      </w:r>
-    </w:p>
-    <w:p>
-      <w:pPr>
-        <w:pStyle w:val="ListParagraph"/>
-        <w:numPr>
-          <w:ilvl w:val="0"/>
-          <w:numId w:val="3"/>
-        </w:numPr>
-        <w:spacing w:line="480" w:lineRule="auto"/>
-        <w:rPr>
-          <w:rFonts w:ascii="Times New Roman" w:hAnsi="Times New Roman" w:cs="Times New Roman"/>
-        </w:rPr>
-      </w:pPr>
-      <w:r>
-        <w:rPr>
-          <w:rFonts w:ascii="Times New Roman" w:hAnsi="Times New Roman" w:cs="Times New Roman"/>
-        </w:rPr>
-        <w:t xml:space="preserve">Scrape and curate specialized datasets of more than 10,000 comments from Kenyan YouTube vlogs. </w:t>
-      </w:r>
-    </w:p>
-    <w:p>
-      <w:pPr>
-        <w:pStyle w:val="ListParagraph"/>
-        <w:numPr>
-          <w:ilvl w:val="0"/>
-          <w:numId w:val="3"/>
-        </w:numPr>
-        <w:spacing w:line="480" w:lineRule="auto"/>
-        <w:rPr>
-          <w:rFonts w:ascii="Times New Roman" w:hAnsi="Times New Roman" w:cs="Times New Roman"/>
-        </w:rPr>
-      </w:pPr>
-      <w:r>
-        <w:rPr>
-          <w:rFonts w:ascii="Times New Roman" w:hAnsi="Times New Roman" w:cs="Times New Roman"/>
-        </w:rPr>
-        <w:t xml:space="preserve">Use human annotators (Fluent Sheng speakers) to create high-quality labelled datasets. </w:t>
-      </w:r>
-    </w:p>
-    <w:p>
-      <w:pPr>
-        <w:pStyle w:val="ListParagraph"/>
-        <w:numPr>
-          <w:ilvl w:val="0"/>
-          <w:numId w:val="3"/>
-        </w:numPr>
-        <w:spacing w:line="480" w:lineRule="auto"/>
-        <w:rPr>
-          <w:rFonts w:ascii="Times New Roman" w:hAnsi="Times New Roman" w:cs="Times New Roman"/>
-        </w:rPr>
-      </w:pPr>
-      <w:r>
-        <w:rPr>
-          <w:rFonts w:ascii="Times New Roman" w:hAnsi="Times New Roman" w:cs="Times New Roman"/>
-        </w:rPr>
-        <w:lastRenderedPageBreak/>
-        <w:t xml:space="preserve">Evaluating the model performance using F1-score, ensuring the model handles imbalanced data where bullying is less frequent than neutral comments. </w:t>
-      </w:r>
-    </w:p>
-    <w:p>
-      <w:pPr>
-        <w:pStyle w:val="ListParagraph"/>
-        <w:numPr>
-          <w:ilvl w:val="0"/>
-          <w:numId w:val="3"/>
-        </w:numPr>
-        <w:spacing w:line="480" w:lineRule="auto"/>
-        <w:rPr>
-          <w:rFonts w:ascii="Times New Roman" w:hAnsi="Times New Roman" w:cs="Times New Roman"/>
-        </w:rPr>
-      </w:pPr>
-      <w:r>
-        <w:rPr>
-          <w:rFonts w:ascii="Times New Roman" w:hAnsi="Times New Roman" w:cs="Times New Roman"/>
-        </w:rPr>
-        <w:t xml:space="preserve">Build a prototype API or Dashboard that content creators can use to clean their comment sections automatically. </w:t>
-      </w:r>
-    </w:p>
-    <w:p>
-      <w:pPr>
-        <w:pStyle w:val="Heading2"/>
-        <w:spacing w:line="480" w:lineRule="auto"/>
-        <w:rPr>
-          <w:rFonts w:ascii="Times New Roman" w:hAnsi="Times New Roman" w:cs="Times New Roman"/>
-          <w:b/>
-          <w:bCs/>
-          <w:color w:val="auto"/>
-          <w:sz w:val="24"/>
-          <w:szCs w:val="24"/>
-        </w:rPr>
-      </w:pPr>
-      <w:bookmarkStart w:id="8" w:name="_Toc222747795"/>
-      <w:r>
-        <w:rPr>
-          <w:rFonts w:ascii="Times New Roman" w:hAnsi="Times New Roman" w:cs="Times New Roman"/>
-          <w:b/>
-          <w:bCs/>
-          <w:color w:val="auto"/>
-          <w:sz w:val="24"/>
-          <w:szCs w:val="24"/>
-        </w:rPr>
-        <w:t>1.6 Success Criteria</w:t>
-      </w:r>
-      <w:bookmarkEnd w:id="8"/>
-      <w:r>
-        <w:rPr>
-          <w:rFonts w:ascii="Times New Roman" w:hAnsi="Times New Roman" w:cs="Times New Roman"/>
-          <w:b/>
-          <w:bCs/>
-          <w:color w:val="auto"/>
-          <w:sz w:val="24"/>
-          <w:szCs w:val="24"/>
-        </w:rPr>
-        <w:t xml:space="preserve"> </w:t>
-      </w:r>
-    </w:p>
-    <w:p>
-      <w:pPr>
-        <w:spacing w:line="480" w:lineRule="auto"/>
-        <w:rPr>
-          <w:rFonts w:ascii="Times New Roman" w:hAnsi="Times New Roman" w:cs="Times New Roman"/>
-        </w:rPr>
-      </w:pPr>
-      <w:r>
-        <w:rPr>
-          <w:rFonts w:ascii="Times New Roman" w:hAnsi="Times New Roman" w:cs="Times New Roman"/>
-        </w:rPr>
-        <w:t>This project will be considered successful if:</w:t>
-      </w:r>
-    </w:p>
-    <w:p>
-      <w:pPr>
-        <w:pStyle w:val="ListParagraph"/>
-        <w:numPr>
-          <w:ilvl w:val="0"/>
-          <w:numId w:val="4"/>
-        </w:numPr>
-        <w:spacing w:line="480" w:lineRule="auto"/>
-        <w:rPr>
-          <w:rFonts w:ascii="Times New Roman" w:hAnsi="Times New Roman" w:cs="Times New Roman"/>
-        </w:rPr>
-      </w:pPr>
-      <w:r>
-        <w:rPr>
-          <w:rFonts w:ascii="Times New Roman" w:hAnsi="Times New Roman" w:cs="Times New Roman"/>
-        </w:rPr>
-        <w:t xml:space="preserve">The model achieves an F1-Score of 75% or higher across the cyberbullying and hate speech categories. </w:t>
-      </w:r>
-    </w:p>
-    <w:p>
-      <w:pPr>
-        <w:pStyle w:val="ListParagraph"/>
-        <w:numPr>
-          <w:ilvl w:val="0"/>
-          <w:numId w:val="4"/>
-        </w:numPr>
-        <w:spacing w:line="480" w:lineRule="auto"/>
-        <w:rPr>
-          <w:rFonts w:ascii="Times New Roman" w:hAnsi="Times New Roman" w:cs="Times New Roman"/>
-        </w:rPr>
-      </w:pPr>
-      <w:r>
-        <w:rPr>
-          <w:rFonts w:ascii="Times New Roman" w:hAnsi="Times New Roman" w:cs="Times New Roman"/>
-        </w:rPr>
-        <w:t xml:space="preserve">The system successfully identifies Sheng-specific insults that standard English filters miss. </w:t>
-      </w:r>
-    </w:p>
-    <w:p>
-      <w:pPr>
-        <w:pStyle w:val="Heading1"/>
-        <w:spacing w:line="480" w:lineRule="auto"/>
-        <w:rPr>
-          <w:rFonts w:ascii="Times New Roman" w:hAnsi="Times New Roman" w:cs="Times New Roman"/>
-          <w:b/>
-          <w:bCs/>
-          <w:color w:val="auto"/>
-          <w:sz w:val="24"/>
-          <w:szCs w:val="24"/>
-        </w:rPr>
-      </w:pPr>
-      <w:bookmarkStart w:id="9" w:name="_Toc222747796"/>
-      <w:r>
-        <w:rPr>
-          <w:rFonts w:ascii="Times New Roman" w:hAnsi="Times New Roman" w:cs="Times New Roman"/>
-          <w:b/>
-          <w:bCs/>
-          <w:color w:val="auto"/>
-          <w:sz w:val="24"/>
-          <w:szCs w:val="24"/>
-        </w:rPr>
-        <w:t>2.0 DATA UNDERSTANDING</w:t>
-      </w:r>
-      <w:bookmarkEnd w:id="9"/>
-      <w:r>
-        <w:rPr>
-          <w:rFonts w:ascii="Times New Roman" w:hAnsi="Times New Roman" w:cs="Times New Roman"/>
-          <w:b/>
-          <w:bCs/>
-          <w:color w:val="auto"/>
-          <w:sz w:val="24"/>
-          <w:szCs w:val="24"/>
-        </w:rPr>
-        <w:t xml:space="preserve"> </w:t>
-      </w:r>
-    </w:p>
-    <w:p>
-      <w:pPr>
-        <w:pStyle w:val="Heading2"/>
-        <w:spacing w:line="480" w:lineRule="auto"/>
-        <w:rPr>
-          <w:rFonts w:ascii="Times New Roman" w:hAnsi="Times New Roman" w:cs="Times New Roman"/>
-          <w:b/>
-          <w:bCs/>
-          <w:color w:val="auto"/>
-          <w:sz w:val="24"/>
-          <w:szCs w:val="24"/>
-        </w:rPr>
-      </w:pPr>
-      <w:bookmarkStart w:id="10" w:name="_Toc222747797"/>
-      <w:r>
-        <w:rPr>
-          <w:rFonts w:ascii="Times New Roman" w:hAnsi="Times New Roman" w:cs="Times New Roman"/>
-          <w:b/>
-          <w:bCs/>
-          <w:color w:val="auto"/>
-          <w:sz w:val="24"/>
-          <w:szCs w:val="24"/>
-        </w:rPr>
-        <w:t xml:space="preserve">2.1 </w:t>
-      </w:r>
-      <w:r>
-        <w:rPr>
-          <w:rFonts w:ascii="Times New Roman" w:hAnsi="Times New Roman" w:cs="Times New Roman"/>
-          <w:b/>
-          <w:bCs/>
-          <w:color w:val="auto"/>
-          <w:sz w:val="24"/>
-          <w:szCs w:val="24"/>
-        </w:rPr>
-        <w:t>Overview</w:t>
-      </w:r>
-      <w:bookmarkEnd w:id="10"/>
-      <w:r>
-        <w:rPr>
-          <w:rFonts w:ascii="Times New Roman" w:hAnsi="Times New Roman" w:cs="Times New Roman"/>
-          <w:b/>
-          <w:bCs/>
-          <w:color w:val="auto"/>
-          <w:sz w:val="24"/>
-          <w:szCs w:val="24"/>
-        </w:rPr>
-        <w:t xml:space="preserve"> </w:t>
-      </w:r>
-    </w:p>
-    <w:p>
-      <w:pPr>
-        <w:spacing w:line="480" w:lineRule="auto"/>
-        <w:rPr>
-          <w:rFonts w:ascii="Times New Roman" w:hAnsi="Times New Roman" w:cs="Times New Roman"/>
-        </w:rPr>
-      </w:pPr>
-      <w:r>
-        <w:rPr>
-          <w:rFonts w:ascii="Times New Roman" w:hAnsi="Times New Roman" w:cs="Times New Roman"/>
-        </w:rPr>
-        <w:t xml:space="preserve">The data leveraged in this project is a representation of records from YouTube comments from various Kenyan videos.  The data was scraped from YouTube using </w:t>
-      </w:r>
-      <w:r>
-        <w:rPr>
-          <w:rFonts w:ascii="Times New Roman" w:hAnsi="Times New Roman" w:cs="Times New Roman"/>
-        </w:rPr>
-        <w:t>YouTube</w:t>
-      </w:r>
-      <w:r>
-        <w:rPr>
-          <w:rFonts w:ascii="Times New Roman" w:hAnsi="Times New Roman" w:cs="Times New Roman"/>
-        </w:rPr>
-        <w:t xml:space="preserve"> Data API v3</w:t>
-      </w:r>
-      <w:r>
-        <w:rPr>
-          <w:rFonts w:ascii="Times New Roman" w:hAnsi="Times New Roman" w:cs="Times New Roman"/>
-        </w:rPr>
-        <w:t>,</w:t>
-      </w:r>
-      <w:r>
-        <w:rPr>
-          <w:rFonts w:ascii="Times New Roman" w:hAnsi="Times New Roman" w:cs="Times New Roman"/>
-        </w:rPr>
-        <w:t xml:space="preserve"> which is an official and legal method for accessing public YouTube data for analysis. The project utilizes the google-</w:t>
-      </w:r>
-      <w:proofErr w:type="spellStart"/>
-      <w:r>
-        <w:rPr>
-          <w:rFonts w:ascii="Times New Roman" w:hAnsi="Times New Roman" w:cs="Times New Roman"/>
-        </w:rPr>
-        <w:t>api</w:t>
-      </w:r>
-      <w:proofErr w:type="spellEnd"/>
-      <w:r>
-        <w:rPr>
-          <w:rFonts w:ascii="Times New Roman" w:hAnsi="Times New Roman" w:cs="Times New Roman"/>
-        </w:rPr>
-        <w:t xml:space="preserve">-python-client to interface with </w:t>
-      </w:r>
-      <w:r>
-        <w:rPr>
-          <w:rFonts w:ascii="Times New Roman" w:hAnsi="Times New Roman" w:cs="Times New Roman"/>
-        </w:rPr>
-        <w:t xml:space="preserve">the </w:t>
-      </w:r>
-      <w:r>
-        <w:rPr>
-          <w:rFonts w:ascii="Times New Roman" w:hAnsi="Times New Roman" w:cs="Times New Roman"/>
-        </w:rPr>
-        <w:t xml:space="preserve">comment Threads resource. </w:t>
-      </w:r>
-    </w:p>
-    <w:p>
-      <w:pPr>
-        <w:spacing w:line="480" w:lineRule="auto"/>
-        <w:rPr>
-          <w:rFonts w:ascii="Times New Roman" w:hAnsi="Times New Roman" w:cs="Times New Roman"/>
-        </w:rPr>
-      </w:pPr>
-      <w:r>
-        <w:rPr>
-          <w:rFonts w:ascii="Times New Roman" w:hAnsi="Times New Roman" w:cs="Times New Roman"/>
-        </w:rPr>
-        <w:t>The script maps the raw JSON responses from YouTube and converts them into a Pandas data frame.  The major column names include:</w:t>
-      </w:r>
-    </w:p>
-    <w:p>
-      <w:pPr>
-        <w:spacing w:line="480" w:lineRule="auto"/>
-        <w:rPr>
-          <w:rFonts w:ascii="Times New Roman" w:hAnsi="Times New Roman" w:cs="Times New Roman"/>
-        </w:rPr>
-      </w:pPr>
-      <w:r>
-        <w:rPr>
-          <w:rFonts w:ascii="Times New Roman" w:hAnsi="Times New Roman" w:cs="Times New Roman"/>
-        </w:rPr>
-        <w:t>Author: the public name of the commenter</w:t>
-      </w:r>
-    </w:p>
-    <w:p>
-      <w:pPr>
-        <w:spacing w:line="480" w:lineRule="auto"/>
-        <w:rPr>
-          <w:rFonts w:ascii="Times New Roman" w:hAnsi="Times New Roman" w:cs="Times New Roman"/>
-        </w:rPr>
-      </w:pPr>
-      <w:r>
-        <w:rPr>
-          <w:rFonts w:ascii="Times New Roman" w:hAnsi="Times New Roman" w:cs="Times New Roman"/>
-        </w:rPr>
-        <w:t>Text: raw comment content in plain text</w:t>
-      </w:r>
-    </w:p>
-    <w:p>
-      <w:pPr>
-        <w:spacing w:line="480" w:lineRule="auto"/>
-        <w:rPr>
-          <w:rFonts w:ascii="Times New Roman" w:hAnsi="Times New Roman" w:cs="Times New Roman"/>
-        </w:rPr>
-      </w:pPr>
-      <w:r>
-        <w:rPr>
-          <w:rFonts w:ascii="Times New Roman" w:hAnsi="Times New Roman" w:cs="Times New Roman"/>
-        </w:rPr>
-        <w:lastRenderedPageBreak/>
-        <w:t>Likes: engagement metric</w:t>
-      </w:r>
-    </w:p>
-    <w:p>
-      <w:pPr>
-        <w:spacing w:line="480" w:lineRule="auto"/>
-        <w:rPr>
-          <w:rFonts w:ascii="Times New Roman" w:hAnsi="Times New Roman" w:cs="Times New Roman"/>
-        </w:rPr>
-      </w:pPr>
-      <w:r>
-        <w:rPr>
-          <w:rFonts w:ascii="Times New Roman" w:hAnsi="Times New Roman" w:cs="Times New Roman"/>
-        </w:rPr>
-        <w:t xml:space="preserve">Published at: Timestamp of the post. </w:t>
-      </w:r>
-    </w:p>
-    <w:p>
-      <w:pPr>
-        <w:spacing w:line="480" w:lineRule="auto"/>
-        <w:rPr>
-          <w:rFonts w:ascii="Times New Roman" w:hAnsi="Times New Roman" w:cs="Times New Roman"/>
-        </w:rPr>
-      </w:pPr>
-      <w:r>
-        <w:rPr>
-          <w:rFonts w:ascii="Times New Roman" w:hAnsi="Times New Roman" w:cs="Times New Roman"/>
-        </w:rPr>
-        <w:t xml:space="preserve">By incorporating these strategies, we can gather 10,000 comments from Kenyan YouTube videos. </w:t>
-      </w:r>
-    </w:p>
-    <w:p>
-      <w:pPr>
-        <w:pStyle w:val="Heading2"/>
-        <w:spacing w:line="480" w:lineRule="auto"/>
-        <w:rPr>
-          <w:rFonts w:ascii="Times New Roman" w:hAnsi="Times New Roman" w:cs="Times New Roman"/>
-          <w:b/>
-          <w:bCs/>
-          <w:color w:val="auto"/>
-          <w:sz w:val="24"/>
-          <w:szCs w:val="24"/>
-        </w:rPr>
-      </w:pPr>
-      <w:bookmarkStart w:id="11" w:name="_Toc222747798"/>
-      <w:r>
-        <w:rPr>
-          <w:rFonts w:ascii="Times New Roman" w:hAnsi="Times New Roman" w:cs="Times New Roman"/>
-          <w:b/>
-          <w:bCs/>
-          <w:color w:val="auto"/>
-          <w:sz w:val="24"/>
-          <w:szCs w:val="24"/>
-        </w:rPr>
-        <w:t>2.2 Data Labelling</w:t>
-      </w:r>
-      <w:bookmarkEnd w:id="11"/>
-      <w:r>
-        <w:rPr>
-          <w:rFonts w:ascii="Times New Roman" w:hAnsi="Times New Roman" w:cs="Times New Roman"/>
-          <w:b/>
-          <w:bCs/>
-          <w:color w:val="auto"/>
-          <w:sz w:val="24"/>
-          <w:szCs w:val="24"/>
-        </w:rPr>
-        <w:t xml:space="preserve"> </w:t>
-      </w:r>
-    </w:p>
-    <w:p>
-      <w:pPr>
-        <w:spacing w:line="480" w:lineRule="auto"/>
-        <w:rPr>
-          <w:rFonts w:ascii="Times New Roman" w:hAnsi="Times New Roman" w:cs="Times New Roman"/>
-        </w:rPr>
-      </w:pPr>
-      <w:r>
-        <w:rPr>
-          <w:rFonts w:ascii="Times New Roman" w:hAnsi="Times New Roman" w:cs="Times New Roman"/>
-        </w:rPr>
-        <w:t xml:space="preserve">The initial scraped data does not contain labels for machine learning modeling. We have 20 distinct labels that we want to label the comments on. To ensure effective labelling of each </w:t>
-      </w:r>
-      <w:r>
-        <w:rPr>
-          <w:rFonts w:ascii="Times New Roman" w:hAnsi="Times New Roman" w:cs="Times New Roman"/>
-        </w:rPr>
-        <w:t>comment</w:t>
-      </w:r>
-      <w:r>
-        <w:rPr>
-          <w:rFonts w:ascii="Times New Roman" w:hAnsi="Times New Roman" w:cs="Times New Roman"/>
-        </w:rPr>
-        <w:t>, we deployed two techniques.</w:t>
+    </w:p>
+    <w:p>
+      <w:pPr>
+        <w:spacing w:line="360" w:lineRule="auto"/>
+        <w:rPr>
+          <w:rFonts w:ascii="Times New Roman" w:hAnsi="Times New Roman" w:cs="Times New Roman"/>
+        </w:rPr>
+      </w:pPr>
+      <w:r>
+        <w:rPr>
+          <w:rFonts w:ascii="Times New Roman" w:hAnsi="Times New Roman" w:cs="Times New Roman"/>
+        </w:rPr>
+        <w:t xml:space="preserve">The scraped data does not contain labels for machine learning modeling. </w:t>
+      </w:r>
+    </w:p>
+    <w:p>
+      <w:pPr>
+        <w:spacing w:line="360" w:lineRule="auto"/>
+        <w:rPr>
+          <w:rFonts w:ascii="Times New Roman" w:hAnsi="Times New Roman" w:cs="Times New Roman"/>
+          <w:b/>
+          <w:bCs/>
+        </w:rPr>
+      </w:pPr>
+      <w:r>
+        <w:rPr>
+          <w:rFonts w:ascii="Times New Roman" w:hAnsi="Times New Roman" w:cs="Times New Roman"/>
+          <w:b/>
+          <w:bCs/>
+        </w:rPr>
+        <w:t xml:space="preserve">Human Annotation </w:t>
+      </w:r>
+    </w:p>
+    <w:p>
+      <w:pPr>
+        <w:spacing w:line="360" w:lineRule="auto"/>
+        <w:rPr>
+          <w:rFonts w:ascii="Times New Roman" w:hAnsi="Times New Roman" w:cs="Times New Roman"/>
+        </w:rPr>
+      </w:pPr>
+      <w:r>
+        <w:rPr>
+          <w:rFonts w:ascii="Times New Roman" w:hAnsi="Times New Roman" w:cs="Times New Roman"/>
+        </w:rPr>
+        <w:t xml:space="preserve">Team members manually reviewed comments and assigned appropriate categories and subcategories labels. </w:t>
+      </w:r>
+    </w:p>
+    <w:p>
+      <w:pPr>
+        <w:spacing w:line="360" w:lineRule="auto"/>
+        <w:rPr>
+          <w:rFonts w:ascii="Times New Roman" w:hAnsi="Times New Roman" w:cs="Times New Roman"/>
+        </w:rPr>
+      </w:pPr>
+      <w:r>
+        <w:rPr>
+          <w:rFonts w:ascii="Times New Roman" w:hAnsi="Times New Roman" w:cs="Times New Roman"/>
+        </w:rPr>
+        <w:t>Human labelling was necessary because automated models struggled to interpret:</w:t>
+      </w:r>
+    </w:p>
+    <w:p>
+      <w:pPr>
+        <w:spacing w:line="360" w:lineRule="auto"/>
+        <w:rPr>
+          <w:rFonts w:ascii="Times New Roman" w:hAnsi="Times New Roman" w:cs="Times New Roman"/>
+        </w:rPr>
+      </w:pPr>
+      <w:r>
+        <w:rPr>
+          <w:rFonts w:ascii="Times New Roman" w:hAnsi="Times New Roman" w:cs="Times New Roman"/>
+        </w:rPr>
+        <w:t xml:space="preserve">Sarcasm and irony </w:t>
+      </w:r>
+    </w:p>
+    <w:p>
+      <w:pPr>
+        <w:spacing w:line="360" w:lineRule="auto"/>
+        <w:rPr>
+          <w:rFonts w:ascii="Times New Roman" w:hAnsi="Times New Roman" w:cs="Times New Roman"/>
+        </w:rPr>
+      </w:pPr>
+      <w:r>
+        <w:rPr>
+          <w:rFonts w:ascii="Times New Roman" w:hAnsi="Times New Roman" w:cs="Times New Roman"/>
+        </w:rPr>
+        <w:t xml:space="preserve">Sheng slang expressions. </w:t>
+      </w:r>
+    </w:p>
+    <w:p>
+      <w:pPr>
+        <w:spacing w:line="360" w:lineRule="auto"/>
+        <w:rPr>
+          <w:rFonts w:ascii="Times New Roman" w:hAnsi="Times New Roman" w:cs="Times New Roman"/>
+          <w:b/>
+          <w:bCs/>
+        </w:rPr>
+      </w:pPr>
+      <w:r>
+        <w:rPr>
+          <w:rFonts w:ascii="Times New Roman" w:hAnsi="Times New Roman" w:cs="Times New Roman"/>
+          <w:b/>
+          <w:bCs/>
+        </w:rPr>
+        <w:t xml:space="preserve">Data Quality Issues </w:t>
+      </w:r>
+    </w:p>
+    <w:p>
+      <w:pPr>
+        <w:spacing w:line="360" w:lineRule="auto"/>
+        <w:rPr>
+          <w:rFonts w:ascii="Times New Roman" w:hAnsi="Times New Roman" w:cs="Times New Roman"/>
+        </w:rPr>
+      </w:pPr>
+      <w:r>
+        <w:rPr>
+          <w:rFonts w:ascii="Times New Roman" w:hAnsi="Times New Roman" w:cs="Times New Roman"/>
+        </w:rPr>
+        <w:t>Some key characteristics of the data were uncovered during the labelling process.</w:t>
       </w:r>
     </w:p>
     <w:p>
@@ -3109,126 +3587,28 @@
           <w:ilvl w:val="0"/>
           <w:numId w:val="5"/>
         </w:numPr>
-        <w:spacing w:line="480" w:lineRule="auto"/>
-        <w:rPr>
-          <w:rFonts w:ascii="Times New Roman" w:hAnsi="Times New Roman" w:cs="Times New Roman"/>
-        </w:rPr>
-      </w:pPr>
-      <w:r>
-        <w:rPr>
-          <w:rFonts w:ascii="Times New Roman" w:hAnsi="Times New Roman" w:cs="Times New Roman"/>
-          <w:b/>
-          <w:bCs/>
-        </w:rPr>
-        <w:t>Zero-shot Classification:</w:t>
-      </w:r>
-      <w:r>
-        <w:rPr>
-          <w:rFonts w:ascii="Times New Roman" w:hAnsi="Times New Roman" w:cs="Times New Roman"/>
-        </w:rPr>
-        <w:t xml:space="preserve"> </w:t>
-      </w:r>
-    </w:p>
-    <w:p>
-      <w:pPr>
-        <w:spacing w:line="480" w:lineRule="auto"/>
-        <w:rPr>
-          <w:rFonts w:ascii="Times New Roman" w:hAnsi="Times New Roman" w:cs="Times New Roman"/>
-        </w:rPr>
-      </w:pPr>
-      <w:r>
-        <w:rPr>
-          <w:rFonts w:ascii="Times New Roman" w:hAnsi="Times New Roman" w:cs="Times New Roman"/>
-        </w:rPr>
-        <w:t>The initial step was using a primary model from Hugging Face Library, which is a “Powerhouse” model designed for multi-language tasks. The transformer model is called:</w:t>
-      </w:r>
-    </w:p>
-    <w:p>
-      <w:pPr>
-        <w:spacing w:line="480" w:lineRule="auto"/>
-        <w:rPr>
-          <w:rFonts w:ascii="Times New Roman" w:hAnsi="Times New Roman" w:cs="Times New Roman"/>
-        </w:rPr>
-      </w:pPr>
-      <w:proofErr w:type="spellStart"/>
-      <w:r>
-        <w:rPr>
-          <w:rFonts w:ascii="Times New Roman" w:hAnsi="Times New Roman" w:cs="Times New Roman"/>
-        </w:rPr>
-        <w:t>MoritzLaurer</w:t>
-      </w:r>
-      <w:proofErr w:type="spellEnd"/>
-      <w:r>
-        <w:rPr>
-          <w:rFonts w:ascii="Times New Roman" w:hAnsi="Times New Roman" w:cs="Times New Roman"/>
-        </w:rPr>
-        <w:t>/mDeBERTa-v3-base-mnli-xnli</w:t>
-      </w:r>
-    </w:p>
-    <w:p>
-      <w:pPr>
-        <w:spacing w:line="480" w:lineRule="auto"/>
-        <w:rPr>
-          <w:rFonts w:ascii="Times New Roman" w:hAnsi="Times New Roman" w:cs="Times New Roman"/>
-        </w:rPr>
-      </w:pPr>
-      <w:r>
-        <w:rPr>
-          <w:rFonts w:ascii="Times New Roman" w:hAnsi="Times New Roman" w:cs="Times New Roman"/>
-        </w:rPr>
-        <w:t xml:space="preserve">The model mDeBERTa-v3 is a multilingual version of DEBERTa.  The model was trained on 100+languages hence understands the nuances of code-switching, i.e., English with Swahili, but has minimal understanding of Sheng. </w:t>
-      </w:r>
-    </w:p>
-    <w:p>
-      <w:pPr>
-        <w:spacing w:line="480" w:lineRule="auto"/>
-        <w:rPr>
-          <w:rFonts w:ascii="Times New Roman" w:hAnsi="Times New Roman" w:cs="Times New Roman"/>
-        </w:rPr>
-      </w:pPr>
-      <w:r>
-        <w:rPr>
-          <w:rFonts w:ascii="Times New Roman" w:hAnsi="Times New Roman" w:cs="Times New Roman"/>
-        </w:rPr>
-        <w:t xml:space="preserve">Each row is assigned a predicted label and a confidence_score. </w:t>
-      </w:r>
-    </w:p>
-    <w:p>
-      <w:pPr>
-        <w:spacing w:line="480" w:lineRule="auto"/>
-        <w:rPr>
-          <w:rFonts w:ascii="Times New Roman" w:hAnsi="Times New Roman" w:cs="Times New Roman"/>
-        </w:rPr>
-      </w:pPr>
-      <w:r>
-        <w:rPr>
-          <w:rFonts w:ascii="Times New Roman" w:hAnsi="Times New Roman" w:cs="Times New Roman"/>
-        </w:rPr>
-        <w:t xml:space="preserve">Additionally, we utilized the </w:t>
-      </w:r>
-      <w:r>
-        <w:rPr>
-          <w:rFonts w:ascii="Times New Roman" w:hAnsi="Times New Roman" w:cs="Times New Roman"/>
-          <w:b/>
-          <w:bCs/>
-        </w:rPr>
-        <w:t xml:space="preserve">emoji. </w:t>
-      </w:r>
-      <w:proofErr w:type="spellStart"/>
-      <w:r>
-        <w:rPr>
-          <w:rFonts w:ascii="Times New Roman" w:hAnsi="Times New Roman" w:cs="Times New Roman"/>
-          <w:b/>
-          <w:bCs/>
-        </w:rPr>
-        <w:t>demojize</w:t>
-      </w:r>
-      <w:proofErr w:type="spellEnd"/>
-      <w:r>
-        <w:rPr>
-          <w:rFonts w:ascii="Times New Roman" w:hAnsi="Times New Roman" w:cs="Times New Roman"/>
-        </w:rPr>
-        <w:t xml:space="preserve"> a transformer </w:t>
+        <w:spacing w:line="360" w:lineRule="auto"/>
+        <w:rPr>
+          <w:rFonts w:ascii="Times New Roman" w:hAnsi="Times New Roman" w:cs="Times New Roman"/>
+        </w:rPr>
+      </w:pPr>
+      <w:r>
+        <w:rPr>
+          <w:rFonts w:ascii="Times New Roman" w:hAnsi="Times New Roman" w:cs="Times New Roman"/>
+        </w:rPr>
+        <w:t>A significant amount of data uses non-standard English; hence</w:t>
+      </w:r>
+      <w:r>
+        <w:rPr>
+          <w:rFonts w:ascii="Times New Roman" w:hAnsi="Times New Roman" w:cs="Times New Roman"/>
+        </w:rPr>
+        <w:t>,</w:t>
+      </w:r>
+      <w:r>
+        <w:rPr>
+          <w:rFonts w:ascii="Times New Roman" w:hAnsi="Times New Roman" w:cs="Times New Roman"/>
+        </w:rPr>
+        <w:t xml:space="preserve"> an annotator requires local Kenyan slang understanding to accurately identify a segment. </w:t>
       </w:r>
     </w:p>
     <w:p>
@@ -3238,125 +3618,16 @@
           <w:ilvl w:val="0"/>
           <w:numId w:val="5"/>
         </w:numPr>
-        <w:spacing w:line="480" w:lineRule="auto"/>
-        <w:rPr>
-          <w:rFonts w:ascii="Times New Roman" w:hAnsi="Times New Roman" w:cs="Times New Roman"/>
-        </w:rPr>
-      </w:pPr>
-      <w:r>
-        <w:rPr>
-          <w:rFonts w:ascii="Times New Roman" w:hAnsi="Times New Roman" w:cs="Times New Roman"/>
-          <w:b/>
-          <w:bCs/>
-        </w:rPr>
-        <w:t xml:space="preserve">Human Data labelling and </w:t>
-      </w:r>
-      <w:r>
-        <w:rPr>
-          <w:rFonts w:ascii="Times New Roman" w:hAnsi="Times New Roman" w:cs="Times New Roman"/>
-          <w:b/>
-          <w:bCs/>
-        </w:rPr>
-        <w:t>annotation (Label Studio</w:t>
-      </w:r>
-      <w:r>
-        <w:rPr>
-          <w:rFonts w:ascii="Times New Roman" w:hAnsi="Times New Roman" w:cs="Times New Roman"/>
-          <w:b/>
-          <w:bCs/>
-        </w:rPr>
-        <w:t xml:space="preserve">): </w:t>
-      </w:r>
-    </w:p>
-    <w:p>
-      <w:pPr>
-        <w:spacing w:line="480" w:lineRule="auto"/>
-        <w:ind w:left="360"/>
-        <w:rPr>
-          <w:rFonts w:ascii="Times New Roman" w:hAnsi="Times New Roman" w:cs="Times New Roman"/>
-        </w:rPr>
-      </w:pPr>
-      <w:r>
-        <w:rPr>
-          <w:rFonts w:ascii="Times New Roman" w:hAnsi="Times New Roman" w:cs="Times New Roman"/>
-        </w:rPr>
-        <w:lastRenderedPageBreak/>
-        <w:t xml:space="preserve">Unlike the automated hugging face approach, we split the dataset amongst group members for labelling from scratch. This human annotation was necessary due to the high frequency of Kenyan slang (Sheng) and code switching, which causes AI models to misinterpret the intent. </w:t>
-      </w:r>
-    </w:p>
-    <w:p>
-      <w:pPr>
-        <w:spacing w:line="480" w:lineRule="auto"/>
-        <w:ind w:left="360"/>
-        <w:rPr>
-          <w:rFonts w:ascii="Times New Roman" w:hAnsi="Times New Roman" w:cs="Times New Roman"/>
-        </w:rPr>
-      </w:pPr>
-      <w:r>
-        <w:rPr>
-          <w:rFonts w:ascii="Times New Roman" w:hAnsi="Times New Roman" w:cs="Times New Roman"/>
-        </w:rPr>
-        <w:t xml:space="preserve">Annotators performed a manual review of each record and </w:t>
-      </w:r>
-      <w:r>
-        <w:rPr>
-          <w:rFonts w:ascii="Times New Roman" w:hAnsi="Times New Roman" w:cs="Times New Roman"/>
-        </w:rPr>
-        <w:t>assigned</w:t>
-      </w:r>
-      <w:r>
-        <w:rPr>
-          <w:rFonts w:ascii="Times New Roman" w:hAnsi="Times New Roman" w:cs="Times New Roman"/>
-        </w:rPr>
-        <w:t xml:space="preserve"> one of the 20 categories. </w:t>
-      </w:r>
-    </w:p>
-    <w:p>
-      <w:pPr>
-        <w:spacing w:line="480" w:lineRule="auto"/>
-        <w:ind w:left="360"/>
-        <w:rPr>
-          <w:rFonts w:ascii="Times New Roman" w:hAnsi="Times New Roman" w:cs="Times New Roman"/>
-        </w:rPr>
-      </w:pPr>
-      <w:r>
-        <w:rPr>
-          <w:rFonts w:ascii="Times New Roman" w:hAnsi="Times New Roman" w:cs="Times New Roman"/>
-        </w:rPr>
-        <w:t xml:space="preserve">Human intelligence played a significant role in identifying the “Irony” and “Sarcasm”, which are more common in Kenyan social media comments but historically difficult for machine learning models to detect. </w:t>
-      </w:r>
-    </w:p>
-    <w:p>
-      <w:pPr>
-        <w:spacing w:line="480" w:lineRule="auto"/>
-        <w:ind w:left="360"/>
-        <w:rPr>
-          <w:rFonts w:ascii="Times New Roman" w:hAnsi="Times New Roman" w:cs="Times New Roman"/>
-          <w:b/>
-          <w:bCs/>
-        </w:rPr>
-      </w:pPr>
-      <w:r>
-        <w:rPr>
-          <w:rFonts w:ascii="Times New Roman" w:hAnsi="Times New Roman" w:cs="Times New Roman"/>
-          <w:b/>
-          <w:bCs/>
-        </w:rPr>
-        <w:t xml:space="preserve">Data Quality Issues </w:t>
-      </w:r>
-    </w:p>
-    <w:p>
-      <w:pPr>
-        <w:spacing w:line="480" w:lineRule="auto"/>
-        <w:rPr>
-          <w:rFonts w:ascii="Times New Roman" w:hAnsi="Times New Roman" w:cs="Times New Roman"/>
-        </w:rPr>
-      </w:pPr>
-      <w:r>
-        <w:rPr>
-          <w:rFonts w:ascii="Times New Roman" w:hAnsi="Times New Roman" w:cs="Times New Roman"/>
-        </w:rPr>
-        <w:t>Some key characteristics of the data were uncovered during the labelling process.</w:t>
+        <w:spacing w:line="360" w:lineRule="auto"/>
+        <w:rPr>
+          <w:rFonts w:ascii="Times New Roman" w:hAnsi="Times New Roman" w:cs="Times New Roman"/>
+        </w:rPr>
+      </w:pPr>
+      <w:r>
+        <w:rPr>
+          <w:rFonts w:ascii="Times New Roman" w:hAnsi="Times New Roman" w:cs="Times New Roman"/>
+        </w:rPr>
+        <w:t xml:space="preserve">Slang and non-standard spelling </w:t>
       </w:r>
     </w:p>
     <w:p>
@@ -3366,28 +3637,22 @@
           <w:ilvl w:val="0"/>
           <w:numId w:val="5"/>
         </w:numPr>
-        <w:spacing w:line="480" w:lineRule="auto"/>
-        <w:rPr>
-          <w:rFonts w:ascii="Times New Roman" w:hAnsi="Times New Roman" w:cs="Times New Roman"/>
-        </w:rPr>
-      </w:pPr>
-      <w:r>
-        <w:rPr>
-          <w:rFonts w:ascii="Times New Roman" w:hAnsi="Times New Roman" w:cs="Times New Roman"/>
-        </w:rPr>
-        <w:t>A significant amount of data uses non-standard English; hence</w:t>
-      </w:r>
-      <w:r>
-        <w:rPr>
-          <w:rFonts w:ascii="Times New Roman" w:hAnsi="Times New Roman" w:cs="Times New Roman"/>
-        </w:rPr>
-        <w:t>,</w:t>
-      </w:r>
-      <w:r>
-        <w:rPr>
-          <w:rFonts w:ascii="Times New Roman" w:hAnsi="Times New Roman" w:cs="Times New Roman"/>
-        </w:rPr>
-        <w:t xml:space="preserve"> an annotator requires local Kenyan slang understanding to accurately identify a segment. </w:t>
+        <w:spacing w:line="360" w:lineRule="auto"/>
+        <w:rPr>
+          <w:rFonts w:ascii="Times New Roman" w:hAnsi="Times New Roman" w:cs="Times New Roman"/>
+        </w:rPr>
+      </w:pPr>
+      <w:r>
+        <w:rPr>
+          <w:rFonts w:ascii="Times New Roman" w:hAnsi="Times New Roman" w:cs="Times New Roman"/>
+        </w:rPr>
+        <w:t xml:space="preserve">Class Imbalance: Categories such as Neutral/positive and Constructive Criticism </w:t>
+      </w:r>
+      <w:r>
+        <w:rPr>
+          <w:rFonts w:ascii="Times New Roman" w:hAnsi="Times New Roman" w:cs="Times New Roman"/>
+        </w:rPr>
+        <w:t>categories appear way more than others.</w:t>
       </w:r>
     </w:p>
     <w:p>
@@ -3397,22 +3662,132 @@
           <w:ilvl w:val="0"/>
           <w:numId w:val="5"/>
         </w:numPr>
-        <w:spacing w:line="480" w:lineRule="auto"/>
-        <w:rPr>
-          <w:rFonts w:ascii="Times New Roman" w:hAnsi="Times New Roman" w:cs="Times New Roman"/>
-        </w:rPr>
-      </w:pPr>
-      <w:r>
-        <w:rPr>
-          <w:rFonts w:ascii="Times New Roman" w:hAnsi="Times New Roman" w:cs="Times New Roman"/>
-        </w:rPr>
-        <w:t xml:space="preserve">Class Imbalance: Categories such as Neutral/positive and Constructive Criticism </w:t>
-      </w:r>
-      <w:r>
-        <w:rPr>
-          <w:rFonts w:ascii="Times New Roman" w:hAnsi="Times New Roman" w:cs="Times New Roman"/>
-        </w:rPr>
-        <w:t>categories appear way more than others.</w:t>
+        <w:spacing w:line="360" w:lineRule="auto"/>
+        <w:rPr>
+          <w:rFonts w:ascii="Times New Roman" w:hAnsi="Times New Roman" w:cs="Times New Roman"/>
+        </w:rPr>
+      </w:pPr>
+      <w:r>
+        <w:rPr>
+          <w:rFonts w:ascii="Times New Roman" w:hAnsi="Times New Roman" w:cs="Times New Roman"/>
+        </w:rPr>
+        <w:t xml:space="preserve">Annotators identified that certain names appear in toxic comments, highlighting a need for anonymization(masking) in data preparation to prevent the model from learning from “name-based” bias. </w:t>
+      </w:r>
+    </w:p>
+    <w:p>
+      <w:pPr>
+        <w:pStyle w:val="Heading1"/>
+        <w:spacing w:line="360" w:lineRule="auto"/>
+        <w:rPr>
+          <w:rFonts w:ascii="Times New Roman" w:hAnsi="Times New Roman" w:cs="Times New Roman"/>
+          <w:b/>
+          <w:bCs/>
+          <w:color w:val="auto"/>
+          <w:sz w:val="24"/>
+          <w:szCs w:val="24"/>
+        </w:rPr>
+      </w:pPr>
+      <w:bookmarkStart w:id="12" w:name="_Toc223786683"/>
+      <w:r>
+        <w:rPr>
+          <w:rFonts w:ascii="Times New Roman" w:hAnsi="Times New Roman" w:cs="Times New Roman"/>
+          <w:b/>
+          <w:bCs/>
+          <w:color w:val="auto"/>
+          <w:sz w:val="24"/>
+          <w:szCs w:val="24"/>
+        </w:rPr>
+        <w:t>3.0 DATA PREPARATION</w:t>
+      </w:r>
+      <w:bookmarkEnd w:id="12"/>
+      <w:r>
+        <w:rPr>
+          <w:rFonts w:ascii="Times New Roman" w:hAnsi="Times New Roman" w:cs="Times New Roman"/>
+          <w:b/>
+          <w:bCs/>
+          <w:color w:val="auto"/>
+          <w:sz w:val="24"/>
+          <w:szCs w:val="24"/>
+        </w:rPr>
+        <w:t xml:space="preserve"> </w:t>
+      </w:r>
+    </w:p>
+    <w:p>
+      <w:pPr>
+        <w:spacing w:line="360" w:lineRule="auto"/>
+        <w:rPr>
+          <w:rFonts w:ascii="Times New Roman" w:hAnsi="Times New Roman" w:cs="Times New Roman"/>
+        </w:rPr>
+      </w:pPr>
+      <w:r>
+        <w:rPr>
+          <w:rFonts w:ascii="Times New Roman" w:hAnsi="Times New Roman" w:cs="Times New Roman"/>
+        </w:rPr>
+        <w:t>Several pre-processing steps were applied to the data before modelling.</w:t>
+      </w:r>
+    </w:p>
+    <w:p>
+      <w:pPr>
+        <w:pStyle w:val="Heading2"/>
+        <w:spacing w:line="360" w:lineRule="auto"/>
+        <w:rPr>
+          <w:rFonts w:ascii="Times New Roman" w:hAnsi="Times New Roman" w:cs="Times New Roman"/>
+          <w:b/>
+          <w:bCs/>
+          <w:color w:val="auto"/>
+          <w:sz w:val="24"/>
+          <w:szCs w:val="24"/>
+        </w:rPr>
+      </w:pPr>
+      <w:bookmarkStart w:id="13" w:name="_Toc223786684"/>
+      <w:r>
+        <w:rPr>
+          <w:rFonts w:ascii="Times New Roman" w:hAnsi="Times New Roman" w:cs="Times New Roman"/>
+          <w:b/>
+          <w:bCs/>
+          <w:color w:val="auto"/>
+          <w:sz w:val="24"/>
+          <w:szCs w:val="24"/>
+        </w:rPr>
+        <w:lastRenderedPageBreak/>
+        <w:t xml:space="preserve">3.1 </w:t>
+      </w:r>
+      <w:r>
+        <w:rPr>
+          <w:rFonts w:ascii="Times New Roman" w:hAnsi="Times New Roman" w:cs="Times New Roman"/>
+          <w:b/>
+          <w:bCs/>
+          <w:color w:val="auto"/>
+          <w:sz w:val="24"/>
+          <w:szCs w:val="24"/>
+        </w:rPr>
+        <w:t>Text cleaning</w:t>
+      </w:r>
+      <w:bookmarkEnd w:id="13"/>
+      <w:r>
+        <w:rPr>
+          <w:rFonts w:ascii="Times New Roman" w:hAnsi="Times New Roman" w:cs="Times New Roman"/>
+          <w:b/>
+          <w:bCs/>
+          <w:color w:val="auto"/>
+          <w:sz w:val="24"/>
+          <w:szCs w:val="24"/>
+        </w:rPr>
+        <w:t xml:space="preserve"> </w:t>
+      </w:r>
+    </w:p>
+    <w:p>
+      <w:pPr>
+        <w:spacing w:line="360" w:lineRule="auto"/>
+        <w:rPr>
+          <w:rFonts w:ascii="Times New Roman" w:hAnsi="Times New Roman" w:cs="Times New Roman"/>
+        </w:rPr>
+      </w:pPr>
+      <w:r>
+        <w:rPr>
+          <w:rFonts w:ascii="Times New Roman" w:hAnsi="Times New Roman" w:cs="Times New Roman"/>
+        </w:rPr>
+        <w:t xml:space="preserve">Social media comments are noisy, which might negatively impact model training by introducing irrelevant patterns. To handle this, a customized Text Preprocessor class was implemented to standardize comment text before feature extraction. The preprocessing pipeline applied several transformations to ensure consistency and reduce noise. </w:t>
       </w:r>
     </w:p>
     <w:p>
@@ -3420,70 +3795,499 @@
         <w:pStyle w:val="ListParagraph"/>
         <w:numPr>
           <w:ilvl w:val="0"/>
-          <w:numId w:val="5"/>
+          <w:numId w:val="24"/>
         </w:numPr>
-        <w:spacing w:line="480" w:lineRule="auto"/>
-        <w:rPr>
-          <w:rFonts w:ascii="Times New Roman" w:hAnsi="Times New Roman" w:cs="Times New Roman"/>
-        </w:rPr>
-      </w:pPr>
-      <w:r>
-        <w:rPr>
-          <w:rFonts w:ascii="Times New Roman" w:hAnsi="Times New Roman" w:cs="Times New Roman"/>
-        </w:rPr>
-        <w:t xml:space="preserve">Annotators identified that certain names appear in toxic comments, highlighting a need for anonymization(masking) in data preparation to prevent the model from learning from “name-based” bias. </w:t>
+        <w:spacing w:line="360" w:lineRule="auto"/>
+        <w:rPr>
+          <w:rFonts w:ascii="Times New Roman" w:hAnsi="Times New Roman" w:cs="Times New Roman"/>
+        </w:rPr>
+      </w:pPr>
+      <w:r>
+        <w:rPr>
+          <w:rFonts w:ascii="Times New Roman" w:hAnsi="Times New Roman" w:cs="Times New Roman"/>
+        </w:rPr>
+        <w:t xml:space="preserve">Masking Personal identifiers </w:t>
+      </w:r>
+    </w:p>
+    <w:p>
+      <w:pPr>
+        <w:spacing w:line="360" w:lineRule="auto"/>
+        <w:ind w:firstLine="360"/>
+        <w:rPr>
+          <w:rFonts w:ascii="Times New Roman" w:hAnsi="Times New Roman" w:cs="Times New Roman"/>
+        </w:rPr>
+      </w:pPr>
+      <w:r>
+        <w:rPr>
+          <w:rFonts w:ascii="Times New Roman" w:hAnsi="Times New Roman" w:cs="Times New Roman"/>
+        </w:rPr>
+        <w:t>An identified potential bias during data exploration was the repeated occurrence of Kenyan names within toxic comments. If unaddressed, models may unintentionally associate certain names with toxic behaviors. To prevent this bias, a curated list of Kenyan names was used to anonymize persona</w:t>
+      </w:r>
+      <w:r>
+        <w:rPr>
+          <w:rFonts w:ascii="Times New Roman" w:hAnsi="Times New Roman" w:cs="Times New Roman"/>
+        </w:rPr>
+        <w:t>l</w:t>
+      </w:r>
+      <w:r>
+        <w:rPr>
+          <w:rFonts w:ascii="Times New Roman" w:hAnsi="Times New Roman" w:cs="Times New Roman"/>
+        </w:rPr>
+        <w:t xml:space="preserve"> identifiers. </w:t>
+      </w:r>
+    </w:p>
+    <w:p>
+      <w:pPr>
+        <w:pStyle w:val="ListParagraph"/>
+        <w:numPr>
+          <w:ilvl w:val="0"/>
+          <w:numId w:val="24"/>
+        </w:numPr>
+        <w:spacing w:line="360" w:lineRule="auto"/>
+        <w:rPr>
+          <w:rFonts w:ascii="Times New Roman" w:hAnsi="Times New Roman" w:cs="Times New Roman"/>
+        </w:rPr>
+      </w:pPr>
+      <w:r>
+        <w:rPr>
+          <w:rFonts w:ascii="Times New Roman" w:hAnsi="Times New Roman" w:cs="Times New Roman"/>
+        </w:rPr>
+        <w:t>URL removal- many social media comments contain links to external websites, adverts, and promotional content. Regular expressions were used to remove hyperlinks from comment text.</w:t>
+      </w:r>
+    </w:p>
+    <w:p>
+      <w:pPr>
+        <w:pStyle w:val="ListParagraph"/>
+        <w:numPr>
+          <w:ilvl w:val="0"/>
+          <w:numId w:val="24"/>
+        </w:numPr>
+        <w:spacing w:line="360" w:lineRule="auto"/>
+        <w:rPr>
+          <w:rFonts w:ascii="Times New Roman" w:hAnsi="Times New Roman" w:cs="Times New Roman"/>
+        </w:rPr>
+      </w:pPr>
+      <w:r>
+        <w:rPr>
+          <w:rFonts w:ascii="Times New Roman" w:hAnsi="Times New Roman" w:cs="Times New Roman"/>
+        </w:rPr>
+        <w:t xml:space="preserve">Emojis are commonly used in comments to convey emotions such as sarcasm and humor. The emojis were converted to descriptive tokens using emoji.demojize() function.  </w:t>
+      </w:r>
+    </w:p>
+    <w:p>
+      <w:pPr>
+        <w:pStyle w:val="ListParagraph"/>
+        <w:numPr>
+          <w:ilvl w:val="0"/>
+          <w:numId w:val="24"/>
+        </w:numPr>
+        <w:spacing w:line="360" w:lineRule="auto"/>
+        <w:rPr>
+          <w:rFonts w:ascii="Times New Roman" w:hAnsi="Times New Roman" w:cs="Times New Roman"/>
+        </w:rPr>
+      </w:pPr>
+      <w:r>
+        <w:rPr>
+          <w:rFonts w:ascii="Times New Roman" w:hAnsi="Times New Roman" w:cs="Times New Roman"/>
+        </w:rPr>
+        <w:t>Case normalization</w:t>
+      </w:r>
+      <w:r>
+        <w:rPr>
+          <w:rFonts w:ascii="Times New Roman" w:hAnsi="Times New Roman" w:cs="Times New Roman"/>
+        </w:rPr>
+        <w:t xml:space="preserve"> – to maintain consistency, all comments were converted to lowercase. </w:t>
+      </w:r>
+    </w:p>
+    <w:p>
+      <w:pPr>
+        <w:pStyle w:val="ListParagraph"/>
+        <w:numPr>
+          <w:ilvl w:val="0"/>
+          <w:numId w:val="24"/>
+        </w:numPr>
+        <w:spacing w:line="360" w:lineRule="auto"/>
+        <w:rPr>
+          <w:rFonts w:ascii="Times New Roman" w:hAnsi="Times New Roman" w:cs="Times New Roman"/>
+        </w:rPr>
+      </w:pPr>
+      <w:r>
+        <w:rPr>
+          <w:rFonts w:ascii="Times New Roman" w:hAnsi="Times New Roman" w:cs="Times New Roman"/>
+        </w:rPr>
+        <w:t xml:space="preserve">Remove unwanted characters- </w:t>
+      </w:r>
+      <w:r>
+        <w:rPr>
+          <w:rFonts w:ascii="Times New Roman" w:hAnsi="Times New Roman" w:cs="Times New Roman"/>
+        </w:rPr>
+        <w:t xml:space="preserve">non-alphanumeric characters and irrelevant symbols were removed from the text while keeping meaningful punctuations such as exclamation marks. </w:t>
+      </w:r>
+    </w:p>
+    <w:p>
+      <w:pPr>
+        <w:pStyle w:val="ListParagraph"/>
+        <w:numPr>
+          <w:ilvl w:val="0"/>
+          <w:numId w:val="24"/>
+        </w:numPr>
+        <w:spacing w:line="360" w:lineRule="auto"/>
+        <w:rPr>
+          <w:rFonts w:ascii="Times New Roman" w:hAnsi="Times New Roman" w:cs="Times New Roman"/>
+        </w:rPr>
+      </w:pPr>
+      <w:r>
+        <w:rPr>
+          <w:rFonts w:ascii="Times New Roman" w:hAnsi="Times New Roman" w:cs="Times New Roman"/>
+        </w:rPr>
+        <w:t>White space normalization – extra whitespace characters appear due to inconsistent typing.</w:t>
       </w:r>
     </w:p>
     <w:p>
       <w:pPr>
         <w:pStyle w:val="Heading2"/>
+        <w:spacing w:line="360" w:lineRule="auto"/>
         <w:rPr>
           <w:rFonts w:ascii="Times New Roman" w:hAnsi="Times New Roman" w:cs="Times New Roman"/>
           <w:b/>
           <w:bCs/>
           <w:color w:val="auto"/>
-          <w:sz w:val="28"/>
-          <w:szCs w:val="28"/>
-        </w:rPr>
-      </w:pPr>
-      <w:bookmarkStart w:id="12" w:name="_Toc222747799"/>
+          <w:sz w:val="24"/>
+          <w:szCs w:val="24"/>
+        </w:rPr>
+      </w:pPr>
+      <w:bookmarkStart w:id="14" w:name="_Toc223786685"/>
       <w:r>
         <w:rPr>
           <w:rFonts w:ascii="Times New Roman" w:hAnsi="Times New Roman" w:cs="Times New Roman"/>
           <w:b/>
           <w:bCs/>
           <w:color w:val="auto"/>
-        </w:rPr>
-        <w:t xml:space="preserve">2.3 </w:t>
-      </w:r>
+          <w:sz w:val="24"/>
+          <w:szCs w:val="24"/>
+        </w:rPr>
+        <w:t>3.2 Feature Engineering</w:t>
+      </w:r>
+      <w:bookmarkEnd w:id="14"/>
       <w:r>
         <w:rPr>
           <w:rFonts w:ascii="Times New Roman" w:hAnsi="Times New Roman" w:cs="Times New Roman"/>
           <w:b/>
           <w:bCs/>
           <w:color w:val="auto"/>
-          <w:sz w:val="36"/>
-          <w:szCs w:val="36"/>
-        </w:rPr>
-        <w:t>Data Preparation</w:t>
-      </w:r>
-      <w:bookmarkEnd w:id="12"/>
-      <w:r>
+          <w:sz w:val="24"/>
+          <w:szCs w:val="24"/>
+        </w:rPr>
+        <w:t xml:space="preserve"> </w:t>
+      </w:r>
+    </w:p>
+    <w:p>
+      <w:pPr>
+        <w:spacing w:line="360" w:lineRule="auto"/>
+        <w:rPr>
+          <w:rFonts w:ascii="Times New Roman" w:hAnsi="Times New Roman" w:cs="Times New Roman"/>
+        </w:rPr>
+      </w:pPr>
+      <w:r>
+        <w:rPr>
+          <w:rFonts w:ascii="Times New Roman" w:hAnsi="Times New Roman" w:cs="Times New Roman"/>
+        </w:rPr>
+        <w:t xml:space="preserve">After cleaning the text, additional features were extracted to capture linguistic characteristics associated with cyberbullying. </w:t>
+      </w:r>
+    </w:p>
+    <w:p>
+      <w:pPr>
+        <w:spacing w:line="360" w:lineRule="auto"/>
+        <w:rPr>
+          <w:rFonts w:ascii="Times New Roman" w:hAnsi="Times New Roman" w:cs="Times New Roman"/>
+        </w:rPr>
+      </w:pPr>
+      <w:r>
+        <w:rPr>
+          <w:rFonts w:ascii="Times New Roman" w:hAnsi="Times New Roman" w:cs="Times New Roman"/>
+        </w:rPr>
+        <w:t xml:space="preserve">The features include. </w:t>
+      </w:r>
+    </w:p>
+    <w:p>
+      <w:pPr>
+        <w:pStyle w:val="ListParagraph"/>
+        <w:numPr>
+          <w:ilvl w:val="0"/>
+          <w:numId w:val="25"/>
+        </w:numPr>
+        <w:spacing w:line="360" w:lineRule="auto"/>
+        <w:rPr>
+          <w:rFonts w:ascii="Times New Roman" w:hAnsi="Times New Roman" w:cs="Times New Roman"/>
+        </w:rPr>
+      </w:pPr>
+      <w:r>
+        <w:rPr>
+          <w:rFonts w:ascii="Times New Roman" w:hAnsi="Times New Roman" w:cs="Times New Roman"/>
+        </w:rPr>
+        <w:t xml:space="preserve">Word-level TF-IDF features: features extracted to capture meaningful word patterns in a comment. Word n-grams from one to three were used to capture phrases. </w:t>
+      </w:r>
+    </w:p>
+    <w:p>
+      <w:pPr>
+        <w:pStyle w:val="ListParagraph"/>
+        <w:numPr>
+          <w:ilvl w:val="0"/>
+          <w:numId w:val="25"/>
+        </w:numPr>
+        <w:spacing w:line="360" w:lineRule="auto"/>
+        <w:rPr>
+          <w:rFonts w:ascii="Times New Roman" w:hAnsi="Times New Roman" w:cs="Times New Roman"/>
+        </w:rPr>
+      </w:pPr>
+      <w:r>
+        <w:rPr>
+          <w:rFonts w:ascii="Times New Roman" w:hAnsi="Times New Roman" w:cs="Times New Roman"/>
+        </w:rPr>
+        <w:lastRenderedPageBreak/>
+        <w:t>Character-level TF-IDF features</w:t>
+      </w:r>
+      <w:r>
+        <w:rPr>
+          <w:rFonts w:ascii="Times New Roman" w:hAnsi="Times New Roman" w:cs="Times New Roman"/>
+        </w:rPr>
+        <w:t xml:space="preserve">: n-grams extracted to capture patterns in slang, misspelling, and informal language.  Ranging from three to six characters </w:t>
+      </w:r>
+    </w:p>
+    <w:p>
+      <w:pPr>
+        <w:pStyle w:val="ListParagraph"/>
+        <w:numPr>
+          <w:ilvl w:val="0"/>
+          <w:numId w:val="25"/>
+        </w:numPr>
+        <w:spacing w:line="360" w:lineRule="auto"/>
+        <w:rPr>
+          <w:rFonts w:ascii="Times New Roman" w:hAnsi="Times New Roman" w:cs="Times New Roman"/>
+        </w:rPr>
+      </w:pPr>
+      <w:r>
+        <w:rPr>
+          <w:rFonts w:ascii="Times New Roman" w:hAnsi="Times New Roman" w:cs="Times New Roman"/>
+        </w:rPr>
+        <w:t xml:space="preserve">Language detection </w:t>
+      </w:r>
+      <w:r>
+        <w:rPr>
+          <w:rFonts w:ascii="Times New Roman" w:hAnsi="Times New Roman" w:cs="Times New Roman"/>
+        </w:rPr>
+        <w:t xml:space="preserve">features: Additional linguistic features were introduced to detect patterns specific to Kiswahili and Sheng. The features help identify code-mixed comments and capture present patterns in Kenyan comments. </w:t>
+      </w:r>
+    </w:p>
+    <w:p>
+      <w:pPr>
+        <w:pStyle w:val="ListParagraph"/>
+        <w:numPr>
+          <w:ilvl w:val="0"/>
+          <w:numId w:val="25"/>
+        </w:numPr>
+        <w:spacing w:line="360" w:lineRule="auto"/>
+        <w:rPr>
+          <w:rFonts w:ascii="Times New Roman" w:hAnsi="Times New Roman" w:cs="Times New Roman"/>
+        </w:rPr>
+      </w:pPr>
+      <w:r>
+        <w:rPr>
+          <w:rFonts w:ascii="Times New Roman" w:hAnsi="Times New Roman" w:cs="Times New Roman"/>
+        </w:rPr>
+        <w:t>Sentiment lexicon features</w:t>
+      </w:r>
+      <w:r>
+        <w:rPr>
+          <w:rFonts w:ascii="Times New Roman" w:hAnsi="Times New Roman" w:cs="Times New Roman"/>
+        </w:rPr>
+        <w:t xml:space="preserve">: sentiment- based lexical features were also introduced to measure the emotional tone of comments.  The lexicons used include positive and negative sentiment words. </w:t>
+      </w:r>
+      <w:r>
+        <w:rPr>
+          <w:rFonts w:ascii="Times New Roman" w:hAnsi="Times New Roman" w:cs="Times New Roman"/>
+        </w:rPr>
+        <w:t xml:space="preserve"> </w:t>
+      </w:r>
+    </w:p>
+    <w:p>
+      <w:pPr>
+        <w:pStyle w:val="Heading2"/>
+        <w:spacing w:line="360" w:lineRule="auto"/>
         <w:rPr>
           <w:rFonts w:ascii="Times New Roman" w:hAnsi="Times New Roman" w:cs="Times New Roman"/>
           <w:b/>
           <w:bCs/>
           <w:color w:val="auto"/>
-          <w:sz w:val="36"/>
-          <w:szCs w:val="36"/>
+          <w:sz w:val="24"/>
+          <w:szCs w:val="24"/>
+        </w:rPr>
+      </w:pPr>
+      <w:bookmarkStart w:id="15" w:name="_Toc223786686"/>
+      <w:r>
+        <w:rPr>
+          <w:rFonts w:ascii="Times New Roman" w:hAnsi="Times New Roman" w:cs="Times New Roman"/>
+          <w:b/>
+          <w:bCs/>
+          <w:color w:val="auto"/>
+          <w:sz w:val="24"/>
+          <w:szCs w:val="24"/>
+        </w:rPr>
+        <w:t>3.3 Train-Test Splitting</w:t>
+      </w:r>
+      <w:bookmarkEnd w:id="15"/>
+      <w:r>
+        <w:rPr>
+          <w:rFonts w:ascii="Times New Roman" w:hAnsi="Times New Roman" w:cs="Times New Roman"/>
+          <w:b/>
+          <w:bCs/>
+          <w:color w:val="auto"/>
+          <w:sz w:val="24"/>
+          <w:szCs w:val="24"/>
         </w:rPr>
         <w:t xml:space="preserve"> </w:t>
       </w:r>
     </w:p>
     <w:p>
       <w:pPr>
-        <w:spacing w:line="480" w:lineRule="auto"/>
+        <w:spacing w:line="360" w:lineRule="auto"/>
+        <w:rPr>
+          <w:rFonts w:ascii="Times New Roman" w:hAnsi="Times New Roman" w:cs="Times New Roman"/>
+        </w:rPr>
+      </w:pPr>
+      <w:r>
+        <w:rPr>
+          <w:rFonts w:ascii="Times New Roman" w:hAnsi="Times New Roman" w:cs="Times New Roman"/>
+        </w:rPr>
+        <w:t xml:space="preserve">The prepared dataset was divided into training and testing sets using an 80/20 split. Stratified sampling was applied to maintain the original class distribution in both sets.  This ensures that rare classes remain represented in both training and testing data. </w:t>
+      </w:r>
+    </w:p>
+    <w:p>
+      <w:pPr>
+        <w:pStyle w:val="Heading2"/>
+        <w:spacing w:line="360" w:lineRule="auto"/>
+        <w:rPr>
+          <w:rFonts w:ascii="Times New Roman" w:hAnsi="Times New Roman" w:cs="Times New Roman"/>
+          <w:b/>
+          <w:bCs/>
+          <w:color w:val="auto"/>
+          <w:sz w:val="24"/>
+          <w:szCs w:val="24"/>
+        </w:rPr>
+      </w:pPr>
+      <w:bookmarkStart w:id="16" w:name="_Toc223786687"/>
+      <w:r>
+        <w:rPr>
+          <w:rFonts w:ascii="Times New Roman" w:hAnsi="Times New Roman" w:cs="Times New Roman"/>
+          <w:b/>
+          <w:bCs/>
+          <w:color w:val="auto"/>
+          <w:sz w:val="24"/>
+          <w:szCs w:val="24"/>
+        </w:rPr>
+        <w:t>3.4 Summary</w:t>
+      </w:r>
+      <w:bookmarkEnd w:id="16"/>
+      <w:r>
+        <w:rPr>
+          <w:rFonts w:ascii="Times New Roman" w:hAnsi="Times New Roman" w:cs="Times New Roman"/>
+          <w:b/>
+          <w:bCs/>
+          <w:color w:val="auto"/>
+          <w:sz w:val="24"/>
+          <w:szCs w:val="24"/>
+        </w:rPr>
+        <w:t xml:space="preserve"> </w:t>
+      </w:r>
+    </w:p>
+    <w:p>
+      <w:pPr>
+        <w:spacing w:line="360" w:lineRule="auto"/>
+        <w:rPr>
+          <w:rFonts w:ascii="Times New Roman" w:hAnsi="Times New Roman" w:cs="Times New Roman"/>
+        </w:rPr>
+      </w:pPr>
+      <w:r>
+        <w:rPr>
+          <w:rFonts w:ascii="Times New Roman" w:hAnsi="Times New Roman" w:cs="Times New Roman"/>
+        </w:rPr>
+        <w:t>T</w:t>
+      </w:r>
+      <w:r>
+        <w:rPr>
+          <w:rFonts w:ascii="Times New Roman" w:hAnsi="Times New Roman" w:cs="Times New Roman"/>
+        </w:rPr>
+        <w:t>he data preparation stage transformed noisy social media comments into structured feature representations suitable for machine learning. By combining advanced preprocessing techniques with hybrid feature engineering, the pipeline effectively captures linguistic patterns specific to Kenyan social media communication.</w:t>
+      </w:r>
+    </w:p>
+    <w:p>
+      <w:pPr>
+        <w:spacing w:line="360" w:lineRule="auto"/>
+        <w:rPr>
+          <w:rFonts w:ascii="Times New Roman" w:hAnsi="Times New Roman" w:cs="Times New Roman"/>
+        </w:rPr>
+      </w:pPr>
+      <w:r>
+        <w:rPr>
+          <w:rFonts w:ascii="Times New Roman" w:hAnsi="Times New Roman" w:cs="Times New Roman"/>
+        </w:rPr>
+        <w:t>This comprehensive preparation process ensures that the subsequent modeling stage can accurately detect cyberbullying across multilingual comments containing English, Kiswahili, and Sheng.</w:t>
+      </w:r>
+    </w:p>
+    <w:p>
+      <w:pPr>
+        <w:spacing w:line="360" w:lineRule="auto"/>
+        <w:rPr>
+          <w:rFonts w:ascii="Times New Roman" w:hAnsi="Times New Roman" w:cs="Times New Roman"/>
+        </w:rPr>
+      </w:pPr>
+    </w:p>
+    <w:p>
+      <w:pPr>
+        <w:spacing w:line="360" w:lineRule="auto"/>
+        <w:rPr>
+          <w:rFonts w:ascii="Times New Roman" w:hAnsi="Times New Roman" w:cs="Times New Roman"/>
+        </w:rPr>
+      </w:pPr>
+    </w:p>
+    <w:p>
+      <w:pPr>
+        <w:spacing w:line="360" w:lineRule="auto"/>
+        <w:rPr>
+          <w:rFonts w:ascii="Times New Roman" w:hAnsi="Times New Roman" w:cs="Times New Roman"/>
+        </w:rPr>
+      </w:pPr>
+    </w:p>
+    <w:p>
+      <w:pPr>
+        <w:spacing w:line="360" w:lineRule="auto"/>
         <w:ind w:left="360"/>
+        <w:rPr>
+          <w:rFonts w:ascii="Times New Roman" w:hAnsi="Times New Roman" w:cs="Times New Roman"/>
+        </w:rPr>
+      </w:pPr>
+    </w:p>
+    <w:p>
+      <w:pPr>
+        <w:pStyle w:val="ListParagraph"/>
+        <w:spacing w:line="360" w:lineRule="auto"/>
+        <w:rPr>
+          <w:rFonts w:ascii="Times New Roman" w:hAnsi="Times New Roman" w:cs="Times New Roman"/>
+        </w:rPr>
+      </w:pPr>
+    </w:p>
+    <w:p>
+      <w:pPr>
+        <w:spacing w:line="360" w:lineRule="auto"/>
+        <w:ind w:left="360"/>
+        <w:rPr>
+          <w:rFonts w:ascii="Times New Roman" w:hAnsi="Times New Roman" w:cs="Times New Roman"/>
+        </w:rPr>
+      </w:pPr>
+    </w:p>
+    <w:p>
+      <w:pPr>
+        <w:spacing w:line="360" w:lineRule="auto"/>
         <w:rPr>
           <w:rFonts w:ascii="Times New Roman" w:hAnsi="Times New Roman" w:cs="Times New Roman"/>
         </w:rPr>
@@ -3719,17 +4523,133 @@
     </w:lvl>
   </w:abstractNum>
   <w:abstractNum w:abstractNumId="1" w15:restartNumberingAfterBreak="0">
+    <w:nsid w:val="11366D6B"/>
+    <w:multiLevelType w:val="hybridMultilevel"/>
+    <w:tmpl w:val="F1783EAC"/>
+    <w:lvl w:ilvl="0" w:tplc="04090001">
+      <w:start w:val="1"/>
+      <w:numFmt w:val="bullet"/>
+      <w:lvlText w:val=""/>
+      <w:lvlJc w:val="left"/>
+      <w:pPr>
+        <w:ind w:left="720" w:hanging="360"/>
+      </w:pPr>
+      <w:rPr>
+        <w:rFonts w:ascii="Symbol" w:hAnsi="Symbol" w:hint="default"/>
+      </w:rPr>
+    </w:lvl>
+    <w:lvl w:ilvl="1" w:tplc="04090003" w:tentative="1">
+      <w:start w:val="1"/>
+      <w:numFmt w:val="bullet"/>
+      <w:lvlText w:val="o"/>
+      <w:lvlJc w:val="left"/>
+      <w:pPr>
+        <w:ind w:left="1440" w:hanging="360"/>
+      </w:pPr>
+      <w:rPr>
+        <w:rFonts w:ascii="Courier New" w:hAnsi="Courier New" w:cs="Courier New" w:hint="default"/>
+      </w:rPr>
+    </w:lvl>
+    <w:lvl w:ilvl="2" w:tplc="04090005" w:tentative="1">
+      <w:start w:val="1"/>
+      <w:numFmt w:val="bullet"/>
+      <w:lvlText w:val=""/>
+      <w:lvlJc w:val="left"/>
+      <w:pPr>
+        <w:ind w:left="2160" w:hanging="360"/>
+      </w:pPr>
+      <w:rPr>
+        <w:rFonts w:ascii="Wingdings" w:hAnsi="Wingdings" w:hint="default"/>
+      </w:rPr>
+    </w:lvl>
+    <w:lvl w:ilvl="3" w:tplc="04090001" w:tentative="1">
+      <w:start w:val="1"/>
+      <w:numFmt w:val="bullet"/>
+      <w:lvlText w:val=""/>
+      <w:lvlJc w:val="left"/>
+      <w:pPr>
+        <w:ind w:left="2880" w:hanging="360"/>
+      </w:pPr>
+      <w:rPr>
+        <w:rFonts w:ascii="Symbol" w:hAnsi="Symbol" w:hint="default"/>
+      </w:rPr>
+    </w:lvl>
+    <w:lvl w:ilvl="4" w:tplc="04090003" w:tentative="1">
+      <w:start w:val="1"/>
+      <w:numFmt w:val="bullet"/>
+      <w:lvlText w:val="o"/>
+      <w:lvlJc w:val="left"/>
+      <w:pPr>
+        <w:ind w:left="3600" w:hanging="360"/>
+      </w:pPr>
+      <w:rPr>
+        <w:rFonts w:ascii="Courier New" w:hAnsi="Courier New" w:cs="Courier New" w:hint="default"/>
+      </w:rPr>
+    </w:lvl>
+    <w:lvl w:ilvl="5" w:tplc="04090005" w:tentative="1">
+      <w:start w:val="1"/>
+      <w:numFmt w:val="bullet"/>
+      <w:lvlText w:val=""/>
+      <w:lvlJc w:val="left"/>
+      <w:pPr>
+        <w:ind w:left="4320" w:hanging="360"/>
+      </w:pPr>
+      <w:rPr>
+        <w:rFonts w:ascii="Wingdings" w:hAnsi="Wingdings" w:hint="default"/>
+      </w:rPr>
+    </w:lvl>
+    <w:lvl w:ilvl="6" w:tplc="04090001" w:tentative="1">
+      <w:start w:val="1"/>
+      <w:numFmt w:val="bullet"/>
+      <w:lvlText w:val=""/>
+      <w:lvlJc w:val="left"/>
+      <w:pPr>
+        <w:ind w:left="5040" w:hanging="360"/>
+      </w:pPr>
+      <w:rPr>
+        <w:rFonts w:ascii="Symbol" w:hAnsi="Symbol" w:hint="default"/>
+      </w:rPr>
+    </w:lvl>
+    <w:lvl w:ilvl="7" w:tplc="04090003" w:tentative="1">
+      <w:start w:val="1"/>
+      <w:numFmt w:val="bullet"/>
+      <w:lvlText w:val="o"/>
+      <w:lvlJc w:val="left"/>
+      <w:pPr>
+        <w:ind w:left="5760" w:hanging="360"/>
+      </w:pPr>
+      <w:rPr>
+        <w:rFonts w:ascii="Courier New" w:hAnsi="Courier New" w:cs="Courier New" w:hint="default"/>
+      </w:rPr>
+    </w:lvl>
+    <w:lvl w:ilvl="8" w:tplc="04090005" w:tentative="1">
+      <w:start w:val="1"/>
+      <w:numFmt w:val="bullet"/>
+      <w:lvlText w:val=""/>
+      <w:lvlJc w:val="left"/>
+      <w:pPr>
+        <w:ind w:left="6480" w:hanging="360"/>
+      </w:pPr>
+      <w:rPr>
+        <w:rFonts w:ascii="Wingdings" w:hAnsi="Wingdings" w:hint="default"/>
+      </w:rPr>
+    </w:lvl>
+  </w:abstractNum>
+  <w:abstractNum w:abstractNumId="2" w15:restartNumberingAfterBreak="0">
     <w:nsid w:val="151A2827"/>
     <w:multiLevelType w:val="hybridMultilevel"/>
-    <w:tmpl w:val="2460BEE0"/>
-    <w:lvl w:ilvl="0" w:tplc="0409000F">
-      <w:start w:val="1"/>
-      <w:numFmt w:val="decimal"/>
-      <w:lvlText w:val="%1."/>
+    <w:tmpl w:val="0FB6037E"/>
+    <w:lvl w:ilvl="0" w:tplc="04090001">
+      <w:start w:val="1"/>
+      <w:numFmt w:val="bullet"/>
+      <w:lvlText w:val=""/>
       <w:lvlJc w:val="left"/>
       <w:pPr>
         <w:ind w:left="3960" w:hanging="360"/>
       </w:pPr>
+      <w:rPr>
+        <w:rFonts w:ascii="Symbol" w:hAnsi="Symbol" w:hint="default"/>
+      </w:rPr>
     </w:lvl>
     <w:lvl w:ilvl="1" w:tplc="04090019" w:tentative="1">
       <w:start w:val="1"/>
@@ -3804,7 +4724,233 @@
       </w:pPr>
     </w:lvl>
   </w:abstractNum>
-  <w:abstractNum w:abstractNumId="2" w15:restartNumberingAfterBreak="0">
+  <w:abstractNum w:abstractNumId="3" w15:restartNumberingAfterBreak="0">
+    <w:nsid w:val="161D03EA"/>
+    <w:multiLevelType w:val="hybridMultilevel"/>
+    <w:tmpl w:val="B1A6BABE"/>
+    <w:lvl w:ilvl="0" w:tplc="04090001">
+      <w:start w:val="1"/>
+      <w:numFmt w:val="bullet"/>
+      <w:lvlText w:val=""/>
+      <w:lvlJc w:val="left"/>
+      <w:pPr>
+        <w:ind w:left="720" w:hanging="360"/>
+      </w:pPr>
+      <w:rPr>
+        <w:rFonts w:ascii="Symbol" w:hAnsi="Symbol" w:hint="default"/>
+      </w:rPr>
+    </w:lvl>
+    <w:lvl w:ilvl="1" w:tplc="04090003" w:tentative="1">
+      <w:start w:val="1"/>
+      <w:numFmt w:val="bullet"/>
+      <w:lvlText w:val="o"/>
+      <w:lvlJc w:val="left"/>
+      <w:pPr>
+        <w:ind w:left="1440" w:hanging="360"/>
+      </w:pPr>
+      <w:rPr>
+        <w:rFonts w:ascii="Courier New" w:hAnsi="Courier New" w:cs="Courier New" w:hint="default"/>
+      </w:rPr>
+    </w:lvl>
+    <w:lvl w:ilvl="2" w:tplc="04090005" w:tentative="1">
+      <w:start w:val="1"/>
+      <w:numFmt w:val="bullet"/>
+      <w:lvlText w:val=""/>
+      <w:lvlJc w:val="left"/>
+      <w:pPr>
+        <w:ind w:left="2160" w:hanging="360"/>
+      </w:pPr>
+      <w:rPr>
+        <w:rFonts w:ascii="Wingdings" w:hAnsi="Wingdings" w:hint="default"/>
+      </w:rPr>
+    </w:lvl>
+    <w:lvl w:ilvl="3" w:tplc="04090001" w:tentative="1">
+      <w:start w:val="1"/>
+      <w:numFmt w:val="bullet"/>
+      <w:lvlText w:val=""/>
+      <w:lvlJc w:val="left"/>
+      <w:pPr>
+        <w:ind w:left="2880" w:hanging="360"/>
+      </w:pPr>
+      <w:rPr>
+        <w:rFonts w:ascii="Symbol" w:hAnsi="Symbol" w:hint="default"/>
+      </w:rPr>
+    </w:lvl>
+    <w:lvl w:ilvl="4" w:tplc="04090003" w:tentative="1">
+      <w:start w:val="1"/>
+      <w:numFmt w:val="bullet"/>
+      <w:lvlText w:val="o"/>
+      <w:lvlJc w:val="left"/>
+      <w:pPr>
+        <w:ind w:left="3600" w:hanging="360"/>
+      </w:pPr>
+      <w:rPr>
+        <w:rFonts w:ascii="Courier New" w:hAnsi="Courier New" w:cs="Courier New" w:hint="default"/>
+      </w:rPr>
+    </w:lvl>
+    <w:lvl w:ilvl="5" w:tplc="04090005" w:tentative="1">
+      <w:start w:val="1"/>
+      <w:numFmt w:val="bullet"/>
+      <w:lvlText w:val=""/>
+      <w:lvlJc w:val="left"/>
+      <w:pPr>
+        <w:ind w:left="4320" w:hanging="360"/>
+      </w:pPr>
+      <w:rPr>
+        <w:rFonts w:ascii="Wingdings" w:hAnsi="Wingdings" w:hint="default"/>
+      </w:rPr>
+    </w:lvl>
+    <w:lvl w:ilvl="6" w:tplc="04090001" w:tentative="1">
+      <w:start w:val="1"/>
+      <w:numFmt w:val="bullet"/>
+      <w:lvlText w:val=""/>
+      <w:lvlJc w:val="left"/>
+      <w:pPr>
+        <w:ind w:left="5040" w:hanging="360"/>
+      </w:pPr>
+      <w:rPr>
+        <w:rFonts w:ascii="Symbol" w:hAnsi="Symbol" w:hint="default"/>
+      </w:rPr>
+    </w:lvl>
+    <w:lvl w:ilvl="7" w:tplc="04090003" w:tentative="1">
+      <w:start w:val="1"/>
+      <w:numFmt w:val="bullet"/>
+      <w:lvlText w:val="o"/>
+      <w:lvlJc w:val="left"/>
+      <w:pPr>
+        <w:ind w:left="5760" w:hanging="360"/>
+      </w:pPr>
+      <w:rPr>
+        <w:rFonts w:ascii="Courier New" w:hAnsi="Courier New" w:cs="Courier New" w:hint="default"/>
+      </w:rPr>
+    </w:lvl>
+    <w:lvl w:ilvl="8" w:tplc="04090005" w:tentative="1">
+      <w:start w:val="1"/>
+      <w:numFmt w:val="bullet"/>
+      <w:lvlText w:val=""/>
+      <w:lvlJc w:val="left"/>
+      <w:pPr>
+        <w:ind w:left="6480" w:hanging="360"/>
+      </w:pPr>
+      <w:rPr>
+        <w:rFonts w:ascii="Wingdings" w:hAnsi="Wingdings" w:hint="default"/>
+      </w:rPr>
+    </w:lvl>
+  </w:abstractNum>
+  <w:abstractNum w:abstractNumId="4" w15:restartNumberingAfterBreak="0">
+    <w:nsid w:val="1859558F"/>
+    <w:multiLevelType w:val="hybridMultilevel"/>
+    <w:tmpl w:val="0A4EADA8"/>
+    <w:lvl w:ilvl="0" w:tplc="04090001">
+      <w:start w:val="1"/>
+      <w:numFmt w:val="bullet"/>
+      <w:lvlText w:val=""/>
+      <w:lvlJc w:val="left"/>
+      <w:pPr>
+        <w:ind w:left="1440" w:hanging="360"/>
+      </w:pPr>
+      <w:rPr>
+        <w:rFonts w:ascii="Symbol" w:hAnsi="Symbol" w:hint="default"/>
+      </w:rPr>
+    </w:lvl>
+    <w:lvl w:ilvl="1" w:tplc="04090003" w:tentative="1">
+      <w:start w:val="1"/>
+      <w:numFmt w:val="bullet"/>
+      <w:lvlText w:val="o"/>
+      <w:lvlJc w:val="left"/>
+      <w:pPr>
+        <w:ind w:left="2160" w:hanging="360"/>
+      </w:pPr>
+      <w:rPr>
+        <w:rFonts w:ascii="Courier New" w:hAnsi="Courier New" w:cs="Courier New" w:hint="default"/>
+      </w:rPr>
+    </w:lvl>
+    <w:lvl w:ilvl="2" w:tplc="04090005" w:tentative="1">
+      <w:start w:val="1"/>
+      <w:numFmt w:val="bullet"/>
+      <w:lvlText w:val=""/>
+      <w:lvlJc w:val="left"/>
+      <w:pPr>
+        <w:ind w:left="2880" w:hanging="360"/>
+      </w:pPr>
+      <w:rPr>
+        <w:rFonts w:ascii="Wingdings" w:hAnsi="Wingdings" w:hint="default"/>
+      </w:rPr>
+    </w:lvl>
+    <w:lvl w:ilvl="3" w:tplc="04090001" w:tentative="1">
+      <w:start w:val="1"/>
+      <w:numFmt w:val="bullet"/>
+      <w:lvlText w:val=""/>
+      <w:lvlJc w:val="left"/>
+      <w:pPr>
+        <w:ind w:left="3600" w:hanging="360"/>
+      </w:pPr>
+      <w:rPr>
+        <w:rFonts w:ascii="Symbol" w:hAnsi="Symbol" w:hint="default"/>
+      </w:rPr>
+    </w:lvl>
+    <w:lvl w:ilvl="4" w:tplc="04090003" w:tentative="1">
+      <w:start w:val="1"/>
+      <w:numFmt w:val="bullet"/>
+      <w:lvlText w:val="o"/>
+      <w:lvlJc w:val="left"/>
+      <w:pPr>
+        <w:ind w:left="4320" w:hanging="360"/>
+      </w:pPr>
+      <w:rPr>
+        <w:rFonts w:ascii="Courier New" w:hAnsi="Courier New" w:cs="Courier New" w:hint="default"/>
+      </w:rPr>
+    </w:lvl>
+    <w:lvl w:ilvl="5" w:tplc="04090005" w:tentative="1">
+      <w:start w:val="1"/>
+      <w:numFmt w:val="bullet"/>
+      <w:lvlText w:val=""/>
+      <w:lvlJc w:val="left"/>
+      <w:pPr>
+        <w:ind w:left="5040" w:hanging="360"/>
+      </w:pPr>
+      <w:rPr>
+        <w:rFonts w:ascii="Wingdings" w:hAnsi="Wingdings" w:hint="default"/>
+      </w:rPr>
+    </w:lvl>
+    <w:lvl w:ilvl="6" w:tplc="04090001" w:tentative="1">
+      <w:start w:val="1"/>
+      <w:numFmt w:val="bullet"/>
+      <w:lvlText w:val=""/>
+      <w:lvlJc w:val="left"/>
+      <w:pPr>
+        <w:ind w:left="5760" w:hanging="360"/>
+      </w:pPr>
+      <w:rPr>
+        <w:rFonts w:ascii="Symbol" w:hAnsi="Symbol" w:hint="default"/>
+      </w:rPr>
+    </w:lvl>
+    <w:lvl w:ilvl="7" w:tplc="04090003" w:tentative="1">
+      <w:start w:val="1"/>
+      <w:numFmt w:val="bullet"/>
+      <w:lvlText w:val="o"/>
+      <w:lvlJc w:val="left"/>
+      <w:pPr>
+        <w:ind w:left="6480" w:hanging="360"/>
+      </w:pPr>
+      <w:rPr>
+        <w:rFonts w:ascii="Courier New" w:hAnsi="Courier New" w:cs="Courier New" w:hint="default"/>
+      </w:rPr>
+    </w:lvl>
+    <w:lvl w:ilvl="8" w:tplc="04090005" w:tentative="1">
+      <w:start w:val="1"/>
+      <w:numFmt w:val="bullet"/>
+      <w:lvlText w:val=""/>
+      <w:lvlJc w:val="left"/>
+      <w:pPr>
+        <w:ind w:left="7200" w:hanging="360"/>
+      </w:pPr>
+      <w:rPr>
+        <w:rFonts w:ascii="Wingdings" w:hAnsi="Wingdings" w:hint="default"/>
+      </w:rPr>
+    </w:lvl>
+  </w:abstractNum>
+  <w:abstractNum w:abstractNumId="5" w15:restartNumberingAfterBreak="0">
     <w:nsid w:val="18C32BA3"/>
     <w:multiLevelType w:val="hybridMultilevel"/>
     <w:tmpl w:val="698EE332"/>
@@ -3917,7 +5063,7 @@
       </w:rPr>
     </w:lvl>
   </w:abstractNum>
-  <w:abstractNum w:abstractNumId="3" w15:restartNumberingAfterBreak="0">
+  <w:abstractNum w:abstractNumId="6" w15:restartNumberingAfterBreak="0">
     <w:nsid w:val="1C360A39"/>
     <w:multiLevelType w:val="multilevel"/>
     <w:tmpl w:val="9990B8B6"/>
@@ -4030,7 +5176,7 @@
       </w:rPr>
     </w:lvl>
   </w:abstractNum>
-  <w:abstractNum w:abstractNumId="4" w15:restartNumberingAfterBreak="0">
+  <w:abstractNum w:abstractNumId="7" w15:restartNumberingAfterBreak="0">
     <w:nsid w:val="22332B62"/>
     <w:multiLevelType w:val="hybridMultilevel"/>
     <w:tmpl w:val="7D0831D8"/>
@@ -4143,7 +5289,7 @@
       </w:rPr>
     </w:lvl>
   </w:abstractNum>
-  <w:abstractNum w:abstractNumId="5" w15:restartNumberingAfterBreak="0">
+  <w:abstractNum w:abstractNumId="8" w15:restartNumberingAfterBreak="0">
     <w:nsid w:val="2D542624"/>
     <w:multiLevelType w:val="hybridMultilevel"/>
     <w:tmpl w:val="F72CEA42"/>
@@ -4256,7 +5402,7 @@
       </w:rPr>
     </w:lvl>
   </w:abstractNum>
-  <w:abstractNum w:abstractNumId="6" w15:restartNumberingAfterBreak="0">
+  <w:abstractNum w:abstractNumId="9" w15:restartNumberingAfterBreak="0">
     <w:nsid w:val="32E65245"/>
     <w:multiLevelType w:val="hybridMultilevel"/>
     <w:tmpl w:val="8EA28988"/>
@@ -4345,7 +5491,7 @@
       </w:pPr>
     </w:lvl>
   </w:abstractNum>
-  <w:abstractNum w:abstractNumId="7" w15:restartNumberingAfterBreak="0">
+  <w:abstractNum w:abstractNumId="10" w15:restartNumberingAfterBreak="0">
     <w:nsid w:val="35263D42"/>
     <w:multiLevelType w:val="hybridMultilevel"/>
     <w:tmpl w:val="78863908"/>
@@ -4458,7 +5604,233 @@
       </w:rPr>
     </w:lvl>
   </w:abstractNum>
-  <w:abstractNum w:abstractNumId="8" w15:restartNumberingAfterBreak="0">
+  <w:abstractNum w:abstractNumId="11" w15:restartNumberingAfterBreak="0">
+    <w:nsid w:val="3BB4281E"/>
+    <w:multiLevelType w:val="hybridMultilevel"/>
+    <w:tmpl w:val="89388A48"/>
+    <w:lvl w:ilvl="0" w:tplc="04090001">
+      <w:start w:val="1"/>
+      <w:numFmt w:val="bullet"/>
+      <w:lvlText w:val=""/>
+      <w:lvlJc w:val="left"/>
+      <w:pPr>
+        <w:ind w:left="1440" w:hanging="360"/>
+      </w:pPr>
+      <w:rPr>
+        <w:rFonts w:ascii="Symbol" w:hAnsi="Symbol" w:hint="default"/>
+      </w:rPr>
+    </w:lvl>
+    <w:lvl w:ilvl="1" w:tplc="04090003" w:tentative="1">
+      <w:start w:val="1"/>
+      <w:numFmt w:val="bullet"/>
+      <w:lvlText w:val="o"/>
+      <w:lvlJc w:val="left"/>
+      <w:pPr>
+        <w:ind w:left="2160" w:hanging="360"/>
+      </w:pPr>
+      <w:rPr>
+        <w:rFonts w:ascii="Courier New" w:hAnsi="Courier New" w:cs="Courier New" w:hint="default"/>
+      </w:rPr>
+    </w:lvl>
+    <w:lvl w:ilvl="2" w:tplc="04090005" w:tentative="1">
+      <w:start w:val="1"/>
+      <w:numFmt w:val="bullet"/>
+      <w:lvlText w:val=""/>
+      <w:lvlJc w:val="left"/>
+      <w:pPr>
+        <w:ind w:left="2880" w:hanging="360"/>
+      </w:pPr>
+      <w:rPr>
+        <w:rFonts w:ascii="Wingdings" w:hAnsi="Wingdings" w:hint="default"/>
+      </w:rPr>
+    </w:lvl>
+    <w:lvl w:ilvl="3" w:tplc="04090001" w:tentative="1">
+      <w:start w:val="1"/>
+      <w:numFmt w:val="bullet"/>
+      <w:lvlText w:val=""/>
+      <w:lvlJc w:val="left"/>
+      <w:pPr>
+        <w:ind w:left="3600" w:hanging="360"/>
+      </w:pPr>
+      <w:rPr>
+        <w:rFonts w:ascii="Symbol" w:hAnsi="Symbol" w:hint="default"/>
+      </w:rPr>
+    </w:lvl>
+    <w:lvl w:ilvl="4" w:tplc="04090003" w:tentative="1">
+      <w:start w:val="1"/>
+      <w:numFmt w:val="bullet"/>
+      <w:lvlText w:val="o"/>
+      <w:lvlJc w:val="left"/>
+      <w:pPr>
+        <w:ind w:left="4320" w:hanging="360"/>
+      </w:pPr>
+      <w:rPr>
+        <w:rFonts w:ascii="Courier New" w:hAnsi="Courier New" w:cs="Courier New" w:hint="default"/>
+      </w:rPr>
+    </w:lvl>
+    <w:lvl w:ilvl="5" w:tplc="04090005" w:tentative="1">
+      <w:start w:val="1"/>
+      <w:numFmt w:val="bullet"/>
+      <w:lvlText w:val=""/>
+      <w:lvlJc w:val="left"/>
+      <w:pPr>
+        <w:ind w:left="5040" w:hanging="360"/>
+      </w:pPr>
+      <w:rPr>
+        <w:rFonts w:ascii="Wingdings" w:hAnsi="Wingdings" w:hint="default"/>
+      </w:rPr>
+    </w:lvl>
+    <w:lvl w:ilvl="6" w:tplc="04090001" w:tentative="1">
+      <w:start w:val="1"/>
+      <w:numFmt w:val="bullet"/>
+      <w:lvlText w:val=""/>
+      <w:lvlJc w:val="left"/>
+      <w:pPr>
+        <w:ind w:left="5760" w:hanging="360"/>
+      </w:pPr>
+      <w:rPr>
+        <w:rFonts w:ascii="Symbol" w:hAnsi="Symbol" w:hint="default"/>
+      </w:rPr>
+    </w:lvl>
+    <w:lvl w:ilvl="7" w:tplc="04090003" w:tentative="1">
+      <w:start w:val="1"/>
+      <w:numFmt w:val="bullet"/>
+      <w:lvlText w:val="o"/>
+      <w:lvlJc w:val="left"/>
+      <w:pPr>
+        <w:ind w:left="6480" w:hanging="360"/>
+      </w:pPr>
+      <w:rPr>
+        <w:rFonts w:ascii="Courier New" w:hAnsi="Courier New" w:cs="Courier New" w:hint="default"/>
+      </w:rPr>
+    </w:lvl>
+    <w:lvl w:ilvl="8" w:tplc="04090005" w:tentative="1">
+      <w:start w:val="1"/>
+      <w:numFmt w:val="bullet"/>
+      <w:lvlText w:val=""/>
+      <w:lvlJc w:val="left"/>
+      <w:pPr>
+        <w:ind w:left="7200" w:hanging="360"/>
+      </w:pPr>
+      <w:rPr>
+        <w:rFonts w:ascii="Wingdings" w:hAnsi="Wingdings" w:hint="default"/>
+      </w:rPr>
+    </w:lvl>
+  </w:abstractNum>
+  <w:abstractNum w:abstractNumId="12" w15:restartNumberingAfterBreak="0">
+    <w:nsid w:val="3CAC5EFF"/>
+    <w:multiLevelType w:val="hybridMultilevel"/>
+    <w:tmpl w:val="5C1CF9CA"/>
+    <w:lvl w:ilvl="0" w:tplc="04090001">
+      <w:start w:val="1"/>
+      <w:numFmt w:val="bullet"/>
+      <w:lvlText w:val=""/>
+      <w:lvlJc w:val="left"/>
+      <w:pPr>
+        <w:ind w:left="720" w:hanging="360"/>
+      </w:pPr>
+      <w:rPr>
+        <w:rFonts w:ascii="Symbol" w:hAnsi="Symbol" w:hint="default"/>
+      </w:rPr>
+    </w:lvl>
+    <w:lvl w:ilvl="1" w:tplc="04090003" w:tentative="1">
+      <w:start w:val="1"/>
+      <w:numFmt w:val="bullet"/>
+      <w:lvlText w:val="o"/>
+      <w:lvlJc w:val="left"/>
+      <w:pPr>
+        <w:ind w:left="1440" w:hanging="360"/>
+      </w:pPr>
+      <w:rPr>
+        <w:rFonts w:ascii="Courier New" w:hAnsi="Courier New" w:cs="Courier New" w:hint="default"/>
+      </w:rPr>
+    </w:lvl>
+    <w:lvl w:ilvl="2" w:tplc="04090005" w:tentative="1">
+      <w:start w:val="1"/>
+      <w:numFmt w:val="bullet"/>
+      <w:lvlText w:val=""/>
+      <w:lvlJc w:val="left"/>
+      <w:pPr>
+        <w:ind w:left="2160" w:hanging="360"/>
+      </w:pPr>
+      <w:rPr>
+        <w:rFonts w:ascii="Wingdings" w:hAnsi="Wingdings" w:hint="default"/>
+      </w:rPr>
+    </w:lvl>
+    <w:lvl w:ilvl="3" w:tplc="04090001" w:tentative="1">
+      <w:start w:val="1"/>
+      <w:numFmt w:val="bullet"/>
+      <w:lvlText w:val=""/>
+      <w:lvlJc w:val="left"/>
+      <w:pPr>
+        <w:ind w:left="2880" w:hanging="360"/>
+      </w:pPr>
+      <w:rPr>
+        <w:rFonts w:ascii="Symbol" w:hAnsi="Symbol" w:hint="default"/>
+      </w:rPr>
+    </w:lvl>
+    <w:lvl w:ilvl="4" w:tplc="04090003" w:tentative="1">
+      <w:start w:val="1"/>
+      <w:numFmt w:val="bullet"/>
+      <w:lvlText w:val="o"/>
+      <w:lvlJc w:val="left"/>
+      <w:pPr>
+        <w:ind w:left="3600" w:hanging="360"/>
+      </w:pPr>
+      <w:rPr>
+        <w:rFonts w:ascii="Courier New" w:hAnsi="Courier New" w:cs="Courier New" w:hint="default"/>
+      </w:rPr>
+    </w:lvl>
+    <w:lvl w:ilvl="5" w:tplc="04090005" w:tentative="1">
+      <w:start w:val="1"/>
+      <w:numFmt w:val="bullet"/>
+      <w:lvlText w:val=""/>
+      <w:lvlJc w:val="left"/>
+      <w:pPr>
+        <w:ind w:left="4320" w:hanging="360"/>
+      </w:pPr>
+      <w:rPr>
+        <w:rFonts w:ascii="Wingdings" w:hAnsi="Wingdings" w:hint="default"/>
+      </w:rPr>
+    </w:lvl>
+    <w:lvl w:ilvl="6" w:tplc="04090001" w:tentative="1">
+      <w:start w:val="1"/>
+      <w:numFmt w:val="bullet"/>
+      <w:lvlText w:val=""/>
+      <w:lvlJc w:val="left"/>
+      <w:pPr>
+        <w:ind w:left="5040" w:hanging="360"/>
+      </w:pPr>
+      <w:rPr>
+        <w:rFonts w:ascii="Symbol" w:hAnsi="Symbol" w:hint="default"/>
+      </w:rPr>
+    </w:lvl>
+    <w:lvl w:ilvl="7" w:tplc="04090003" w:tentative="1">
+      <w:start w:val="1"/>
+      <w:numFmt w:val="bullet"/>
+      <w:lvlText w:val="o"/>
+      <w:lvlJc w:val="left"/>
+      <w:pPr>
+        <w:ind w:left="5760" w:hanging="360"/>
+      </w:pPr>
+      <w:rPr>
+        <w:rFonts w:ascii="Courier New" w:hAnsi="Courier New" w:cs="Courier New" w:hint="default"/>
+      </w:rPr>
+    </w:lvl>
+    <w:lvl w:ilvl="8" w:tplc="04090005" w:tentative="1">
+      <w:start w:val="1"/>
+      <w:numFmt w:val="bullet"/>
+      <w:lvlText w:val=""/>
+      <w:lvlJc w:val="left"/>
+      <w:pPr>
+        <w:ind w:left="6480" w:hanging="360"/>
+      </w:pPr>
+      <w:rPr>
+        <w:rFonts w:ascii="Wingdings" w:hAnsi="Wingdings" w:hint="default"/>
+      </w:rPr>
+    </w:lvl>
+  </w:abstractNum>
+  <w:abstractNum w:abstractNumId="13" w15:restartNumberingAfterBreak="0">
     <w:nsid w:val="3EFF07AE"/>
     <w:multiLevelType w:val="hybridMultilevel"/>
     <w:tmpl w:val="B6768018"/>
@@ -4571,7 +5943,7 @@
       </w:rPr>
     </w:lvl>
   </w:abstractNum>
-  <w:abstractNum w:abstractNumId="9" w15:restartNumberingAfterBreak="0">
+  <w:abstractNum w:abstractNumId="14" w15:restartNumberingAfterBreak="0">
     <w:nsid w:val="41226D58"/>
     <w:multiLevelType w:val="hybridMultilevel"/>
     <w:tmpl w:val="0B169A6E"/>
@@ -4684,7 +6056,637 @@
       </w:rPr>
     </w:lvl>
   </w:abstractNum>
-  <w:abstractNum w:abstractNumId="10" w15:restartNumberingAfterBreak="0">
+  <w:abstractNum w:abstractNumId="15" w15:restartNumberingAfterBreak="0">
+    <w:nsid w:val="50E53757"/>
+    <w:multiLevelType w:val="hybridMultilevel"/>
+    <w:tmpl w:val="AEBE3900"/>
+    <w:lvl w:ilvl="0" w:tplc="0409000F">
+      <w:start w:val="1"/>
+      <w:numFmt w:val="decimal"/>
+      <w:lvlText w:val="%1."/>
+      <w:lvlJc w:val="left"/>
+      <w:pPr>
+        <w:ind w:left="720" w:hanging="360"/>
+      </w:pPr>
+      <w:rPr>
+        <w:rFonts w:hint="default"/>
+      </w:rPr>
+    </w:lvl>
+    <w:lvl w:ilvl="1" w:tplc="04090019" w:tentative="1">
+      <w:start w:val="1"/>
+      <w:numFmt w:val="lowerLetter"/>
+      <w:lvlText w:val="%2."/>
+      <w:lvlJc w:val="left"/>
+      <w:pPr>
+        <w:ind w:left="1440" w:hanging="360"/>
+      </w:pPr>
+    </w:lvl>
+    <w:lvl w:ilvl="2" w:tplc="0409001B" w:tentative="1">
+      <w:start w:val="1"/>
+      <w:numFmt w:val="lowerRoman"/>
+      <w:lvlText w:val="%3."/>
+      <w:lvlJc w:val="right"/>
+      <w:pPr>
+        <w:ind w:left="2160" w:hanging="180"/>
+      </w:pPr>
+    </w:lvl>
+    <w:lvl w:ilvl="3" w:tplc="0409000F" w:tentative="1">
+      <w:start w:val="1"/>
+      <w:numFmt w:val="decimal"/>
+      <w:lvlText w:val="%4."/>
+      <w:lvlJc w:val="left"/>
+      <w:pPr>
+        <w:ind w:left="2880" w:hanging="360"/>
+      </w:pPr>
+    </w:lvl>
+    <w:lvl w:ilvl="4" w:tplc="04090019" w:tentative="1">
+      <w:start w:val="1"/>
+      <w:numFmt w:val="lowerLetter"/>
+      <w:lvlText w:val="%5."/>
+      <w:lvlJc w:val="left"/>
+      <w:pPr>
+        <w:ind w:left="3600" w:hanging="360"/>
+      </w:pPr>
+    </w:lvl>
+    <w:lvl w:ilvl="5" w:tplc="0409001B" w:tentative="1">
+      <w:start w:val="1"/>
+      <w:numFmt w:val="lowerRoman"/>
+      <w:lvlText w:val="%6."/>
+      <w:lvlJc w:val="right"/>
+      <w:pPr>
+        <w:ind w:left="4320" w:hanging="180"/>
+      </w:pPr>
+    </w:lvl>
+    <w:lvl w:ilvl="6" w:tplc="0409000F" w:tentative="1">
+      <w:start w:val="1"/>
+      <w:numFmt w:val="decimal"/>
+      <w:lvlText w:val="%7."/>
+      <w:lvlJc w:val="left"/>
+      <w:pPr>
+        <w:ind w:left="5040" w:hanging="360"/>
+      </w:pPr>
+    </w:lvl>
+    <w:lvl w:ilvl="7" w:tplc="04090019" w:tentative="1">
+      <w:start w:val="1"/>
+      <w:numFmt w:val="lowerLetter"/>
+      <w:lvlText w:val="%8."/>
+      <w:lvlJc w:val="left"/>
+      <w:pPr>
+        <w:ind w:left="5760" w:hanging="360"/>
+      </w:pPr>
+    </w:lvl>
+    <w:lvl w:ilvl="8" w:tplc="0409001B" w:tentative="1">
+      <w:start w:val="1"/>
+      <w:numFmt w:val="lowerRoman"/>
+      <w:lvlText w:val="%9."/>
+      <w:lvlJc w:val="right"/>
+      <w:pPr>
+        <w:ind w:left="6480" w:hanging="180"/>
+      </w:pPr>
+    </w:lvl>
+  </w:abstractNum>
+  <w:abstractNum w:abstractNumId="16" w15:restartNumberingAfterBreak="0">
+    <w:nsid w:val="519506CB"/>
+    <w:multiLevelType w:val="hybridMultilevel"/>
+    <w:tmpl w:val="6DC0EC06"/>
+    <w:lvl w:ilvl="0" w:tplc="04090001">
+      <w:start w:val="1"/>
+      <w:numFmt w:val="bullet"/>
+      <w:lvlText w:val=""/>
+      <w:lvlJc w:val="left"/>
+      <w:pPr>
+        <w:ind w:left="1440" w:hanging="360"/>
+      </w:pPr>
+      <w:rPr>
+        <w:rFonts w:ascii="Symbol" w:hAnsi="Symbol" w:hint="default"/>
+      </w:rPr>
+    </w:lvl>
+    <w:lvl w:ilvl="1" w:tplc="04090003" w:tentative="1">
+      <w:start w:val="1"/>
+      <w:numFmt w:val="bullet"/>
+      <w:lvlText w:val="o"/>
+      <w:lvlJc w:val="left"/>
+      <w:pPr>
+        <w:ind w:left="2160" w:hanging="360"/>
+      </w:pPr>
+      <w:rPr>
+        <w:rFonts w:ascii="Courier New" w:hAnsi="Courier New" w:cs="Courier New" w:hint="default"/>
+      </w:rPr>
+    </w:lvl>
+    <w:lvl w:ilvl="2" w:tplc="04090005" w:tentative="1">
+      <w:start w:val="1"/>
+      <w:numFmt w:val="bullet"/>
+      <w:lvlText w:val=""/>
+      <w:lvlJc w:val="left"/>
+      <w:pPr>
+        <w:ind w:left="2880" w:hanging="360"/>
+      </w:pPr>
+      <w:rPr>
+        <w:rFonts w:ascii="Wingdings" w:hAnsi="Wingdings" w:hint="default"/>
+      </w:rPr>
+    </w:lvl>
+    <w:lvl w:ilvl="3" w:tplc="04090001" w:tentative="1">
+      <w:start w:val="1"/>
+      <w:numFmt w:val="bullet"/>
+      <w:lvlText w:val=""/>
+      <w:lvlJc w:val="left"/>
+      <w:pPr>
+        <w:ind w:left="3600" w:hanging="360"/>
+      </w:pPr>
+      <w:rPr>
+        <w:rFonts w:ascii="Symbol" w:hAnsi="Symbol" w:hint="default"/>
+      </w:rPr>
+    </w:lvl>
+    <w:lvl w:ilvl="4" w:tplc="04090003" w:tentative="1">
+      <w:start w:val="1"/>
+      <w:numFmt w:val="bullet"/>
+      <w:lvlText w:val="o"/>
+      <w:lvlJc w:val="left"/>
+      <w:pPr>
+        <w:ind w:left="4320" w:hanging="360"/>
+      </w:pPr>
+      <w:rPr>
+        <w:rFonts w:ascii="Courier New" w:hAnsi="Courier New" w:cs="Courier New" w:hint="default"/>
+      </w:rPr>
+    </w:lvl>
+    <w:lvl w:ilvl="5" w:tplc="04090005" w:tentative="1">
+      <w:start w:val="1"/>
+      <w:numFmt w:val="bullet"/>
+      <w:lvlText w:val=""/>
+      <w:lvlJc w:val="left"/>
+      <w:pPr>
+        <w:ind w:left="5040" w:hanging="360"/>
+      </w:pPr>
+      <w:rPr>
+        <w:rFonts w:ascii="Wingdings" w:hAnsi="Wingdings" w:hint="default"/>
+      </w:rPr>
+    </w:lvl>
+    <w:lvl w:ilvl="6" w:tplc="04090001" w:tentative="1">
+      <w:start w:val="1"/>
+      <w:numFmt w:val="bullet"/>
+      <w:lvlText w:val=""/>
+      <w:lvlJc w:val="left"/>
+      <w:pPr>
+        <w:ind w:left="5760" w:hanging="360"/>
+      </w:pPr>
+      <w:rPr>
+        <w:rFonts w:ascii="Symbol" w:hAnsi="Symbol" w:hint="default"/>
+      </w:rPr>
+    </w:lvl>
+    <w:lvl w:ilvl="7" w:tplc="04090003" w:tentative="1">
+      <w:start w:val="1"/>
+      <w:numFmt w:val="bullet"/>
+      <w:lvlText w:val="o"/>
+      <w:lvlJc w:val="left"/>
+      <w:pPr>
+        <w:ind w:left="6480" w:hanging="360"/>
+      </w:pPr>
+      <w:rPr>
+        <w:rFonts w:ascii="Courier New" w:hAnsi="Courier New" w:cs="Courier New" w:hint="default"/>
+      </w:rPr>
+    </w:lvl>
+    <w:lvl w:ilvl="8" w:tplc="04090005" w:tentative="1">
+      <w:start w:val="1"/>
+      <w:numFmt w:val="bullet"/>
+      <w:lvlText w:val=""/>
+      <w:lvlJc w:val="left"/>
+      <w:pPr>
+        <w:ind w:left="7200" w:hanging="360"/>
+      </w:pPr>
+      <w:rPr>
+        <w:rFonts w:ascii="Wingdings" w:hAnsi="Wingdings" w:hint="default"/>
+      </w:rPr>
+    </w:lvl>
+  </w:abstractNum>
+  <w:abstractNum w:abstractNumId="17" w15:restartNumberingAfterBreak="0">
+    <w:nsid w:val="531F146D"/>
+    <w:multiLevelType w:val="hybridMultilevel"/>
+    <w:tmpl w:val="83B41CB6"/>
+    <w:lvl w:ilvl="0" w:tplc="04090001">
+      <w:start w:val="1"/>
+      <w:numFmt w:val="bullet"/>
+      <w:lvlText w:val=""/>
+      <w:lvlJc w:val="left"/>
+      <w:pPr>
+        <w:ind w:left="1440" w:hanging="360"/>
+      </w:pPr>
+      <w:rPr>
+        <w:rFonts w:ascii="Symbol" w:hAnsi="Symbol" w:hint="default"/>
+      </w:rPr>
+    </w:lvl>
+    <w:lvl w:ilvl="1" w:tplc="04090003" w:tentative="1">
+      <w:start w:val="1"/>
+      <w:numFmt w:val="bullet"/>
+      <w:lvlText w:val="o"/>
+      <w:lvlJc w:val="left"/>
+      <w:pPr>
+        <w:ind w:left="2160" w:hanging="360"/>
+      </w:pPr>
+      <w:rPr>
+        <w:rFonts w:ascii="Courier New" w:hAnsi="Courier New" w:cs="Courier New" w:hint="default"/>
+      </w:rPr>
+    </w:lvl>
+    <w:lvl w:ilvl="2" w:tplc="04090005" w:tentative="1">
+      <w:start w:val="1"/>
+      <w:numFmt w:val="bullet"/>
+      <w:lvlText w:val=""/>
+      <w:lvlJc w:val="left"/>
+      <w:pPr>
+        <w:ind w:left="2880" w:hanging="360"/>
+      </w:pPr>
+      <w:rPr>
+        <w:rFonts w:ascii="Wingdings" w:hAnsi="Wingdings" w:hint="default"/>
+      </w:rPr>
+    </w:lvl>
+    <w:lvl w:ilvl="3" w:tplc="04090001" w:tentative="1">
+      <w:start w:val="1"/>
+      <w:numFmt w:val="bullet"/>
+      <w:lvlText w:val=""/>
+      <w:lvlJc w:val="left"/>
+      <w:pPr>
+        <w:ind w:left="3600" w:hanging="360"/>
+      </w:pPr>
+      <w:rPr>
+        <w:rFonts w:ascii="Symbol" w:hAnsi="Symbol" w:hint="default"/>
+      </w:rPr>
+    </w:lvl>
+    <w:lvl w:ilvl="4" w:tplc="04090003" w:tentative="1">
+      <w:start w:val="1"/>
+      <w:numFmt w:val="bullet"/>
+      <w:lvlText w:val="o"/>
+      <w:lvlJc w:val="left"/>
+      <w:pPr>
+        <w:ind w:left="4320" w:hanging="360"/>
+      </w:pPr>
+      <w:rPr>
+        <w:rFonts w:ascii="Courier New" w:hAnsi="Courier New" w:cs="Courier New" w:hint="default"/>
+      </w:rPr>
+    </w:lvl>
+    <w:lvl w:ilvl="5" w:tplc="04090005" w:tentative="1">
+      <w:start w:val="1"/>
+      <w:numFmt w:val="bullet"/>
+      <w:lvlText w:val=""/>
+      <w:lvlJc w:val="left"/>
+      <w:pPr>
+        <w:ind w:left="5040" w:hanging="360"/>
+      </w:pPr>
+      <w:rPr>
+        <w:rFonts w:ascii="Wingdings" w:hAnsi="Wingdings" w:hint="default"/>
+      </w:rPr>
+    </w:lvl>
+    <w:lvl w:ilvl="6" w:tplc="04090001" w:tentative="1">
+      <w:start w:val="1"/>
+      <w:numFmt w:val="bullet"/>
+      <w:lvlText w:val=""/>
+      <w:lvlJc w:val="left"/>
+      <w:pPr>
+        <w:ind w:left="5760" w:hanging="360"/>
+      </w:pPr>
+      <w:rPr>
+        <w:rFonts w:ascii="Symbol" w:hAnsi="Symbol" w:hint="default"/>
+      </w:rPr>
+    </w:lvl>
+    <w:lvl w:ilvl="7" w:tplc="04090003" w:tentative="1">
+      <w:start w:val="1"/>
+      <w:numFmt w:val="bullet"/>
+      <w:lvlText w:val="o"/>
+      <w:lvlJc w:val="left"/>
+      <w:pPr>
+        <w:ind w:left="6480" w:hanging="360"/>
+      </w:pPr>
+      <w:rPr>
+        <w:rFonts w:ascii="Courier New" w:hAnsi="Courier New" w:cs="Courier New" w:hint="default"/>
+      </w:rPr>
+    </w:lvl>
+    <w:lvl w:ilvl="8" w:tplc="04090005" w:tentative="1">
+      <w:start w:val="1"/>
+      <w:numFmt w:val="bullet"/>
+      <w:lvlText w:val=""/>
+      <w:lvlJc w:val="left"/>
+      <w:pPr>
+        <w:ind w:left="7200" w:hanging="360"/>
+      </w:pPr>
+      <w:rPr>
+        <w:rFonts w:ascii="Wingdings" w:hAnsi="Wingdings" w:hint="default"/>
+      </w:rPr>
+    </w:lvl>
+  </w:abstractNum>
+  <w:abstractNum w:abstractNumId="18" w15:restartNumberingAfterBreak="0">
+    <w:nsid w:val="54B028C1"/>
+    <w:multiLevelType w:val="hybridMultilevel"/>
+    <w:tmpl w:val="6576C96C"/>
+    <w:lvl w:ilvl="0" w:tplc="04090001">
+      <w:start w:val="1"/>
+      <w:numFmt w:val="bullet"/>
+      <w:lvlText w:val=""/>
+      <w:lvlJc w:val="left"/>
+      <w:pPr>
+        <w:ind w:left="720" w:hanging="360"/>
+      </w:pPr>
+      <w:rPr>
+        <w:rFonts w:ascii="Symbol" w:hAnsi="Symbol" w:hint="default"/>
+      </w:rPr>
+    </w:lvl>
+    <w:lvl w:ilvl="1" w:tplc="04090003" w:tentative="1">
+      <w:start w:val="1"/>
+      <w:numFmt w:val="bullet"/>
+      <w:lvlText w:val="o"/>
+      <w:lvlJc w:val="left"/>
+      <w:pPr>
+        <w:ind w:left="1440" w:hanging="360"/>
+      </w:pPr>
+      <w:rPr>
+        <w:rFonts w:ascii="Courier New" w:hAnsi="Courier New" w:cs="Courier New" w:hint="default"/>
+      </w:rPr>
+    </w:lvl>
+    <w:lvl w:ilvl="2" w:tplc="04090005" w:tentative="1">
+      <w:start w:val="1"/>
+      <w:numFmt w:val="bullet"/>
+      <w:lvlText w:val=""/>
+      <w:lvlJc w:val="left"/>
+      <w:pPr>
+        <w:ind w:left="2160" w:hanging="360"/>
+      </w:pPr>
+      <w:rPr>
+        <w:rFonts w:ascii="Wingdings" w:hAnsi="Wingdings" w:hint="default"/>
+      </w:rPr>
+    </w:lvl>
+    <w:lvl w:ilvl="3" w:tplc="04090001" w:tentative="1">
+      <w:start w:val="1"/>
+      <w:numFmt w:val="bullet"/>
+      <w:lvlText w:val=""/>
+      <w:lvlJc w:val="left"/>
+      <w:pPr>
+        <w:ind w:left="2880" w:hanging="360"/>
+      </w:pPr>
+      <w:rPr>
+        <w:rFonts w:ascii="Symbol" w:hAnsi="Symbol" w:hint="default"/>
+      </w:rPr>
+    </w:lvl>
+    <w:lvl w:ilvl="4" w:tplc="04090003" w:tentative="1">
+      <w:start w:val="1"/>
+      <w:numFmt w:val="bullet"/>
+      <w:lvlText w:val="o"/>
+      <w:lvlJc w:val="left"/>
+      <w:pPr>
+        <w:ind w:left="3600" w:hanging="360"/>
+      </w:pPr>
+      <w:rPr>
+        <w:rFonts w:ascii="Courier New" w:hAnsi="Courier New" w:cs="Courier New" w:hint="default"/>
+      </w:rPr>
+    </w:lvl>
+    <w:lvl w:ilvl="5" w:tplc="04090005" w:tentative="1">
+      <w:start w:val="1"/>
+      <w:numFmt w:val="bullet"/>
+      <w:lvlText w:val=""/>
+      <w:lvlJc w:val="left"/>
+      <w:pPr>
+        <w:ind w:left="4320" w:hanging="360"/>
+      </w:pPr>
+      <w:rPr>
+        <w:rFonts w:ascii="Wingdings" w:hAnsi="Wingdings" w:hint="default"/>
+      </w:rPr>
+    </w:lvl>
+    <w:lvl w:ilvl="6" w:tplc="04090001" w:tentative="1">
+      <w:start w:val="1"/>
+      <w:numFmt w:val="bullet"/>
+      <w:lvlText w:val=""/>
+      <w:lvlJc w:val="left"/>
+      <w:pPr>
+        <w:ind w:left="5040" w:hanging="360"/>
+      </w:pPr>
+      <w:rPr>
+        <w:rFonts w:ascii="Symbol" w:hAnsi="Symbol" w:hint="default"/>
+      </w:rPr>
+    </w:lvl>
+    <w:lvl w:ilvl="7" w:tplc="04090003" w:tentative="1">
+      <w:start w:val="1"/>
+      <w:numFmt w:val="bullet"/>
+      <w:lvlText w:val="o"/>
+      <w:lvlJc w:val="left"/>
+      <w:pPr>
+        <w:ind w:left="5760" w:hanging="360"/>
+      </w:pPr>
+      <w:rPr>
+        <w:rFonts w:ascii="Courier New" w:hAnsi="Courier New" w:cs="Courier New" w:hint="default"/>
+      </w:rPr>
+    </w:lvl>
+    <w:lvl w:ilvl="8" w:tplc="04090005" w:tentative="1">
+      <w:start w:val="1"/>
+      <w:numFmt w:val="bullet"/>
+      <w:lvlText w:val=""/>
+      <w:lvlJc w:val="left"/>
+      <w:pPr>
+        <w:ind w:left="6480" w:hanging="360"/>
+      </w:pPr>
+      <w:rPr>
+        <w:rFonts w:ascii="Wingdings" w:hAnsi="Wingdings" w:hint="default"/>
+      </w:rPr>
+    </w:lvl>
+  </w:abstractNum>
+  <w:abstractNum w:abstractNumId="19" w15:restartNumberingAfterBreak="0">
+    <w:nsid w:val="593052DE"/>
+    <w:multiLevelType w:val="hybridMultilevel"/>
+    <w:tmpl w:val="6FE2B992"/>
+    <w:lvl w:ilvl="0" w:tplc="0409000F">
+      <w:start w:val="1"/>
+      <w:numFmt w:val="decimal"/>
+      <w:lvlText w:val="%1."/>
+      <w:lvlJc w:val="left"/>
+      <w:pPr>
+        <w:ind w:left="720" w:hanging="360"/>
+      </w:pPr>
+      <w:rPr>
+        <w:rFonts w:hint="default"/>
+      </w:rPr>
+    </w:lvl>
+    <w:lvl w:ilvl="1" w:tplc="04090019" w:tentative="1">
+      <w:start w:val="1"/>
+      <w:numFmt w:val="lowerLetter"/>
+      <w:lvlText w:val="%2."/>
+      <w:lvlJc w:val="left"/>
+      <w:pPr>
+        <w:ind w:left="1440" w:hanging="360"/>
+      </w:pPr>
+    </w:lvl>
+    <w:lvl w:ilvl="2" w:tplc="0409001B" w:tentative="1">
+      <w:start w:val="1"/>
+      <w:numFmt w:val="lowerRoman"/>
+      <w:lvlText w:val="%3."/>
+      <w:lvlJc w:val="right"/>
+      <w:pPr>
+        <w:ind w:left="2160" w:hanging="180"/>
+      </w:pPr>
+    </w:lvl>
+    <w:lvl w:ilvl="3" w:tplc="0409000F" w:tentative="1">
+      <w:start w:val="1"/>
+      <w:numFmt w:val="decimal"/>
+      <w:lvlText w:val="%4."/>
+      <w:lvlJc w:val="left"/>
+      <w:pPr>
+        <w:ind w:left="2880" w:hanging="360"/>
+      </w:pPr>
+    </w:lvl>
+    <w:lvl w:ilvl="4" w:tplc="04090019" w:tentative="1">
+      <w:start w:val="1"/>
+      <w:numFmt w:val="lowerLetter"/>
+      <w:lvlText w:val="%5."/>
+      <w:lvlJc w:val="left"/>
+      <w:pPr>
+        <w:ind w:left="3600" w:hanging="360"/>
+      </w:pPr>
+    </w:lvl>
+    <w:lvl w:ilvl="5" w:tplc="0409001B" w:tentative="1">
+      <w:start w:val="1"/>
+      <w:numFmt w:val="lowerRoman"/>
+      <w:lvlText w:val="%6."/>
+      <w:lvlJc w:val="right"/>
+      <w:pPr>
+        <w:ind w:left="4320" w:hanging="180"/>
+      </w:pPr>
+    </w:lvl>
+    <w:lvl w:ilvl="6" w:tplc="0409000F" w:tentative="1">
+      <w:start w:val="1"/>
+      <w:numFmt w:val="decimal"/>
+      <w:lvlText w:val="%7."/>
+      <w:lvlJc w:val="left"/>
+      <w:pPr>
+        <w:ind w:left="5040" w:hanging="360"/>
+      </w:pPr>
+    </w:lvl>
+    <w:lvl w:ilvl="7" w:tplc="04090019" w:tentative="1">
+      <w:start w:val="1"/>
+      <w:numFmt w:val="lowerLetter"/>
+      <w:lvlText w:val="%8."/>
+      <w:lvlJc w:val="left"/>
+      <w:pPr>
+        <w:ind w:left="5760" w:hanging="360"/>
+      </w:pPr>
+    </w:lvl>
+    <w:lvl w:ilvl="8" w:tplc="0409001B" w:tentative="1">
+      <w:start w:val="1"/>
+      <w:numFmt w:val="lowerRoman"/>
+      <w:lvlText w:val="%9."/>
+      <w:lvlJc w:val="right"/>
+      <w:pPr>
+        <w:ind w:left="6480" w:hanging="180"/>
+      </w:pPr>
+    </w:lvl>
+  </w:abstractNum>
+  <w:abstractNum w:abstractNumId="20" w15:restartNumberingAfterBreak="0">
+    <w:nsid w:val="5F230BBA"/>
+    <w:multiLevelType w:val="hybridMultilevel"/>
+    <w:tmpl w:val="05363EC8"/>
+    <w:lvl w:ilvl="0" w:tplc="04090001">
+      <w:start w:val="1"/>
+      <w:numFmt w:val="bullet"/>
+      <w:lvlText w:val=""/>
+      <w:lvlJc w:val="left"/>
+      <w:pPr>
+        <w:ind w:left="1080" w:hanging="360"/>
+      </w:pPr>
+      <w:rPr>
+        <w:rFonts w:ascii="Symbol" w:hAnsi="Symbol" w:hint="default"/>
+      </w:rPr>
+    </w:lvl>
+    <w:lvl w:ilvl="1" w:tplc="04090003" w:tentative="1">
+      <w:start w:val="1"/>
+      <w:numFmt w:val="bullet"/>
+      <w:lvlText w:val="o"/>
+      <w:lvlJc w:val="left"/>
+      <w:pPr>
+        <w:ind w:left="1800" w:hanging="360"/>
+      </w:pPr>
+      <w:rPr>
+        <w:rFonts w:ascii="Courier New" w:hAnsi="Courier New" w:cs="Courier New" w:hint="default"/>
+      </w:rPr>
+    </w:lvl>
+    <w:lvl w:ilvl="2" w:tplc="04090005" w:tentative="1">
+      <w:start w:val="1"/>
+      <w:numFmt w:val="bullet"/>
+      <w:lvlText w:val=""/>
+      <w:lvlJc w:val="left"/>
+      <w:pPr>
+        <w:ind w:left="2520" w:hanging="360"/>
+      </w:pPr>
+      <w:rPr>
+        <w:rFonts w:ascii="Wingdings" w:hAnsi="Wingdings" w:hint="default"/>
+      </w:rPr>
+    </w:lvl>
+    <w:lvl w:ilvl="3" w:tplc="04090001" w:tentative="1">
+      <w:start w:val="1"/>
+      <w:numFmt w:val="bullet"/>
+      <w:lvlText w:val=""/>
+      <w:lvlJc w:val="left"/>
+      <w:pPr>
+        <w:ind w:left="3240" w:hanging="360"/>
+      </w:pPr>
+      <w:rPr>
+        <w:rFonts w:ascii="Symbol" w:hAnsi="Symbol" w:hint="default"/>
+      </w:rPr>
+    </w:lvl>
+    <w:lvl w:ilvl="4" w:tplc="04090003" w:tentative="1">
+      <w:start w:val="1"/>
+      <w:numFmt w:val="bullet"/>
+      <w:lvlText w:val="o"/>
+      <w:lvlJc w:val="left"/>
+      <w:pPr>
+        <w:ind w:left="3960" w:hanging="360"/>
+      </w:pPr>
+      <w:rPr>
+        <w:rFonts w:ascii="Courier New" w:hAnsi="Courier New" w:cs="Courier New" w:hint="default"/>
+      </w:rPr>
+    </w:lvl>
+    <w:lvl w:ilvl="5" w:tplc="04090005" w:tentative="1">
+      <w:start w:val="1"/>
+      <w:numFmt w:val="bullet"/>
+      <w:lvlText w:val=""/>
+      <w:lvlJc w:val="left"/>
+      <w:pPr>
+        <w:ind w:left="4680" w:hanging="360"/>
+      </w:pPr>
+      <w:rPr>
+        <w:rFonts w:ascii="Wingdings" w:hAnsi="Wingdings" w:hint="default"/>
+      </w:rPr>
+    </w:lvl>
+    <w:lvl w:ilvl="6" w:tplc="04090001" w:tentative="1">
+      <w:start w:val="1"/>
+      <w:numFmt w:val="bullet"/>
+      <w:lvlText w:val=""/>
+      <w:lvlJc w:val="left"/>
+      <w:pPr>
+        <w:ind w:left="5400" w:hanging="360"/>
+      </w:pPr>
+      <w:rPr>
+        <w:rFonts w:ascii="Symbol" w:hAnsi="Symbol" w:hint="default"/>
+      </w:rPr>
+    </w:lvl>
+    <w:lvl w:ilvl="7" w:tplc="04090003" w:tentative="1">
+      <w:start w:val="1"/>
+      <w:numFmt w:val="bullet"/>
+      <w:lvlText w:val="o"/>
+      <w:lvlJc w:val="left"/>
+      <w:pPr>
+        <w:ind w:left="6120" w:hanging="360"/>
+      </w:pPr>
+      <w:rPr>
+        <w:rFonts w:ascii="Courier New" w:hAnsi="Courier New" w:cs="Courier New" w:hint="default"/>
+      </w:rPr>
+    </w:lvl>
+    <w:lvl w:ilvl="8" w:tplc="04090005" w:tentative="1">
+      <w:start w:val="1"/>
+      <w:numFmt w:val="bullet"/>
+      <w:lvlText w:val=""/>
+      <w:lvlJc w:val="left"/>
+      <w:pPr>
+        <w:ind w:left="6840" w:hanging="360"/>
+      </w:pPr>
+      <w:rPr>
+        <w:rFonts w:ascii="Wingdings" w:hAnsi="Wingdings" w:hint="default"/>
+      </w:rPr>
+    </w:lvl>
+  </w:abstractNum>
+  <w:abstractNum w:abstractNumId="21" w15:restartNumberingAfterBreak="0">
     <w:nsid w:val="745B1F4F"/>
     <w:multiLevelType w:val="hybridMultilevel"/>
     <w:tmpl w:val="AB6244EC"/>
@@ -4797,7 +6799,7 @@
       </w:rPr>
     </w:lvl>
   </w:abstractNum>
-  <w:abstractNum w:abstractNumId="11" w15:restartNumberingAfterBreak="0">
+  <w:abstractNum w:abstractNumId="22" w15:restartNumberingAfterBreak="0">
     <w:nsid w:val="77D27576"/>
     <w:multiLevelType w:val="hybridMultilevel"/>
     <w:tmpl w:val="E23A7832"/>
@@ -4910,7 +6912,7 @@
       </w:rPr>
     </w:lvl>
   </w:abstractNum>
-  <w:abstractNum w:abstractNumId="12" w15:restartNumberingAfterBreak="0">
+  <w:abstractNum w:abstractNumId="23" w15:restartNumberingAfterBreak="0">
     <w:nsid w:val="78121255"/>
     <w:multiLevelType w:val="hybridMultilevel"/>
     <w:tmpl w:val="EEA853E0"/>
@@ -5023,44 +7025,309 @@
       </w:rPr>
     </w:lvl>
   </w:abstractNum>
+  <w:abstractNum w:abstractNumId="24" w15:restartNumberingAfterBreak="0">
+    <w:nsid w:val="7FA705F6"/>
+    <w:multiLevelType w:val="hybridMultilevel"/>
+    <w:tmpl w:val="D9AC23C2"/>
+    <w:lvl w:ilvl="0" w:tplc="04090001">
+      <w:start w:val="1"/>
+      <w:numFmt w:val="bullet"/>
+      <w:lvlText w:val=""/>
+      <w:lvlJc w:val="left"/>
+      <w:pPr>
+        <w:ind w:left="1440" w:hanging="360"/>
+      </w:pPr>
+      <w:rPr>
+        <w:rFonts w:ascii="Symbol" w:hAnsi="Symbol" w:hint="default"/>
+      </w:rPr>
+    </w:lvl>
+    <w:lvl w:ilvl="1" w:tplc="04090003" w:tentative="1">
+      <w:start w:val="1"/>
+      <w:numFmt w:val="bullet"/>
+      <w:lvlText w:val="o"/>
+      <w:lvlJc w:val="left"/>
+      <w:pPr>
+        <w:ind w:left="2160" w:hanging="360"/>
+      </w:pPr>
+      <w:rPr>
+        <w:rFonts w:ascii="Courier New" w:hAnsi="Courier New" w:cs="Courier New" w:hint="default"/>
+      </w:rPr>
+    </w:lvl>
+    <w:lvl w:ilvl="2" w:tplc="04090005" w:tentative="1">
+      <w:start w:val="1"/>
+      <w:numFmt w:val="bullet"/>
+      <w:lvlText w:val=""/>
+      <w:lvlJc w:val="left"/>
+      <w:pPr>
+        <w:ind w:left="2880" w:hanging="360"/>
+      </w:pPr>
+      <w:rPr>
+        <w:rFonts w:ascii="Wingdings" w:hAnsi="Wingdings" w:hint="default"/>
+      </w:rPr>
+    </w:lvl>
+    <w:lvl w:ilvl="3" w:tplc="04090001" w:tentative="1">
+      <w:start w:val="1"/>
+      <w:numFmt w:val="bullet"/>
+      <w:lvlText w:val=""/>
+      <w:lvlJc w:val="left"/>
+      <w:pPr>
+        <w:ind w:left="3600" w:hanging="360"/>
+      </w:pPr>
+      <w:rPr>
+        <w:rFonts w:ascii="Symbol" w:hAnsi="Symbol" w:hint="default"/>
+      </w:rPr>
+    </w:lvl>
+    <w:lvl w:ilvl="4" w:tplc="04090003" w:tentative="1">
+      <w:start w:val="1"/>
+      <w:numFmt w:val="bullet"/>
+      <w:lvlText w:val="o"/>
+      <w:lvlJc w:val="left"/>
+      <w:pPr>
+        <w:ind w:left="4320" w:hanging="360"/>
+      </w:pPr>
+      <w:rPr>
+        <w:rFonts w:ascii="Courier New" w:hAnsi="Courier New" w:cs="Courier New" w:hint="default"/>
+      </w:rPr>
+    </w:lvl>
+    <w:lvl w:ilvl="5" w:tplc="04090005" w:tentative="1">
+      <w:start w:val="1"/>
+      <w:numFmt w:val="bullet"/>
+      <w:lvlText w:val=""/>
+      <w:lvlJc w:val="left"/>
+      <w:pPr>
+        <w:ind w:left="5040" w:hanging="360"/>
+      </w:pPr>
+      <w:rPr>
+        <w:rFonts w:ascii="Wingdings" w:hAnsi="Wingdings" w:hint="default"/>
+      </w:rPr>
+    </w:lvl>
+    <w:lvl w:ilvl="6" w:tplc="04090001" w:tentative="1">
+      <w:start w:val="1"/>
+      <w:numFmt w:val="bullet"/>
+      <w:lvlText w:val=""/>
+      <w:lvlJc w:val="left"/>
+      <w:pPr>
+        <w:ind w:left="5760" w:hanging="360"/>
+      </w:pPr>
+      <w:rPr>
+        <w:rFonts w:ascii="Symbol" w:hAnsi="Symbol" w:hint="default"/>
+      </w:rPr>
+    </w:lvl>
+    <w:lvl w:ilvl="7" w:tplc="04090003" w:tentative="1">
+      <w:start w:val="1"/>
+      <w:numFmt w:val="bullet"/>
+      <w:lvlText w:val="o"/>
+      <w:lvlJc w:val="left"/>
+      <w:pPr>
+        <w:ind w:left="6480" w:hanging="360"/>
+      </w:pPr>
+      <w:rPr>
+        <w:rFonts w:ascii="Courier New" w:hAnsi="Courier New" w:cs="Courier New" w:hint="default"/>
+      </w:rPr>
+    </w:lvl>
+    <w:lvl w:ilvl="8" w:tplc="04090005" w:tentative="1">
+      <w:start w:val="1"/>
+      <w:numFmt w:val="bullet"/>
+      <w:lvlText w:val=""/>
+      <w:lvlJc w:val="left"/>
+      <w:pPr>
+        <w:ind w:left="7200" w:hanging="360"/>
+      </w:pPr>
+      <w:rPr>
+        <w:rFonts w:ascii="Wingdings" w:hAnsi="Wingdings" w:hint="default"/>
+      </w:rPr>
+    </w:lvl>
+  </w:abstractNum>
+  <w:abstractNum w:abstractNumId="25" w15:restartNumberingAfterBreak="0">
+    <w:nsid w:val="7FEF5A19"/>
+    <w:multiLevelType w:val="multilevel"/>
+    <w:tmpl w:val="895890E8"/>
+    <w:lvl w:ilvl="0">
+      <w:start w:val="1"/>
+      <w:numFmt w:val="decimal"/>
+      <w:lvlText w:val="%1"/>
+      <w:lvlJc w:val="left"/>
+      <w:pPr>
+        <w:ind w:left="360" w:hanging="360"/>
+      </w:pPr>
+      <w:rPr>
+        <w:rFonts w:hint="default"/>
+      </w:rPr>
+    </w:lvl>
+    <w:lvl w:ilvl="1">
+      <w:start w:val="1"/>
+      <w:numFmt w:val="decimal"/>
+      <w:lvlText w:val="%1.%2"/>
+      <w:lvlJc w:val="left"/>
+      <w:pPr>
+        <w:ind w:left="360" w:hanging="360"/>
+      </w:pPr>
+      <w:rPr>
+        <w:rFonts w:hint="default"/>
+      </w:rPr>
+    </w:lvl>
+    <w:lvl w:ilvl="2">
+      <w:start w:val="1"/>
+      <w:numFmt w:val="decimal"/>
+      <w:lvlText w:val="%1.%2.%3"/>
+      <w:lvlJc w:val="left"/>
+      <w:pPr>
+        <w:ind w:left="720" w:hanging="720"/>
+      </w:pPr>
+      <w:rPr>
+        <w:rFonts w:hint="default"/>
+      </w:rPr>
+    </w:lvl>
+    <w:lvl w:ilvl="3">
+      <w:start w:val="1"/>
+      <w:numFmt w:val="decimal"/>
+      <w:lvlText w:val="%1.%2.%3.%4"/>
+      <w:lvlJc w:val="left"/>
+      <w:pPr>
+        <w:ind w:left="720" w:hanging="720"/>
+      </w:pPr>
+      <w:rPr>
+        <w:rFonts w:hint="default"/>
+      </w:rPr>
+    </w:lvl>
+    <w:lvl w:ilvl="4">
+      <w:start w:val="1"/>
+      <w:numFmt w:val="decimal"/>
+      <w:lvlText w:val="%1.%2.%3.%4.%5"/>
+      <w:lvlJc w:val="left"/>
+      <w:pPr>
+        <w:ind w:left="1080" w:hanging="1080"/>
+      </w:pPr>
+      <w:rPr>
+        <w:rFonts w:hint="default"/>
+      </w:rPr>
+    </w:lvl>
+    <w:lvl w:ilvl="5">
+      <w:start w:val="1"/>
+      <w:numFmt w:val="decimal"/>
+      <w:lvlText w:val="%1.%2.%3.%4.%5.%6"/>
+      <w:lvlJc w:val="left"/>
+      <w:pPr>
+        <w:ind w:left="1080" w:hanging="1080"/>
+      </w:pPr>
+      <w:rPr>
+        <w:rFonts w:hint="default"/>
+      </w:rPr>
+    </w:lvl>
+    <w:lvl w:ilvl="6">
+      <w:start w:val="1"/>
+      <w:numFmt w:val="decimal"/>
+      <w:lvlText w:val="%1.%2.%3.%4.%5.%6.%7"/>
+      <w:lvlJc w:val="left"/>
+      <w:pPr>
+        <w:ind w:left="1440" w:hanging="1440"/>
+      </w:pPr>
+      <w:rPr>
+        <w:rFonts w:hint="default"/>
+      </w:rPr>
+    </w:lvl>
+    <w:lvl w:ilvl="7">
+      <w:start w:val="1"/>
+      <w:numFmt w:val="decimal"/>
+      <w:lvlText w:val="%1.%2.%3.%4.%5.%6.%7.%8"/>
+      <w:lvlJc w:val="left"/>
+      <w:pPr>
+        <w:ind w:left="1440" w:hanging="1440"/>
+      </w:pPr>
+      <w:rPr>
+        <w:rFonts w:hint="default"/>
+      </w:rPr>
+    </w:lvl>
+    <w:lvl w:ilvl="8">
+      <w:start w:val="1"/>
+      <w:numFmt w:val="decimal"/>
+      <w:lvlText w:val="%1.%2.%3.%4.%5.%6.%7.%8.%9"/>
+      <w:lvlJc w:val="left"/>
+      <w:pPr>
+        <w:ind w:left="1800" w:hanging="1800"/>
+      </w:pPr>
+      <w:rPr>
+        <w:rFonts w:hint="default"/>
+      </w:rPr>
+    </w:lvl>
+  </w:abstractNum>
   <w:num w:numId="1" w16cid:durableId="1420713450">
-    <w:abstractNumId w:val="1"/>
+    <w:abstractNumId w:val="2"/>
   </w:num>
   <w:num w:numId="2" w16cid:durableId="1172447646">
-    <w:abstractNumId w:val="3"/>
+    <w:abstractNumId w:val="6"/>
   </w:num>
   <w:num w:numId="3" w16cid:durableId="2083483185">
-    <w:abstractNumId w:val="2"/>
+    <w:abstractNumId w:val="5"/>
   </w:num>
   <w:num w:numId="4" w16cid:durableId="93865045">
+    <w:abstractNumId w:val="10"/>
+  </w:num>
+  <w:num w:numId="5" w16cid:durableId="665941404">
     <w:abstractNumId w:val="7"/>
   </w:num>
-  <w:num w:numId="5" w16cid:durableId="665941404">
-    <w:abstractNumId w:val="4"/>
-  </w:num>
   <w:num w:numId="6" w16cid:durableId="2028211345">
-    <w:abstractNumId w:val="6"/>
+    <w:abstractNumId w:val="9"/>
   </w:num>
   <w:num w:numId="7" w16cid:durableId="209221869">
-    <w:abstractNumId w:val="12"/>
+    <w:abstractNumId w:val="23"/>
   </w:num>
   <w:num w:numId="8" w16cid:durableId="1745880914">
-    <w:abstractNumId w:val="10"/>
+    <w:abstractNumId w:val="21"/>
   </w:num>
   <w:num w:numId="9" w16cid:durableId="543754863">
     <w:abstractNumId w:val="0"/>
   </w:num>
   <w:num w:numId="10" w16cid:durableId="1708792552">
+    <w:abstractNumId w:val="22"/>
+  </w:num>
+  <w:num w:numId="11" w16cid:durableId="621182384">
+    <w:abstractNumId w:val="8"/>
+  </w:num>
+  <w:num w:numId="12" w16cid:durableId="1398551386">
+    <w:abstractNumId w:val="14"/>
+  </w:num>
+  <w:num w:numId="13" w16cid:durableId="893736643">
+    <w:abstractNumId w:val="13"/>
+  </w:num>
+  <w:num w:numId="14" w16cid:durableId="1969897984">
+    <w:abstractNumId w:val="19"/>
+  </w:num>
+  <w:num w:numId="15" w16cid:durableId="1320883072">
+    <w:abstractNumId w:val="16"/>
+  </w:num>
+  <w:num w:numId="16" w16cid:durableId="562834362">
     <w:abstractNumId w:val="11"/>
   </w:num>
-  <w:num w:numId="11" w16cid:durableId="621182384">
-    <w:abstractNumId w:val="5"/>
+  <w:num w:numId="17" w16cid:durableId="206918263">
+    <w:abstractNumId w:val="20"/>
   </w:num>
-  <w:num w:numId="12" w16cid:durableId="1398551386">
-    <w:abstractNumId w:val="9"/>
+  <w:num w:numId="18" w16cid:durableId="2087267899">
+    <w:abstractNumId w:val="17"/>
   </w:num>
-  <w:num w:numId="13" w16cid:durableId="893736643">
-    <w:abstractNumId w:val="8"/>
+  <w:num w:numId="19" w16cid:durableId="754787867">
+    <w:abstractNumId w:val="4"/>
+  </w:num>
+  <w:num w:numId="20" w16cid:durableId="2036734720">
+    <w:abstractNumId w:val="24"/>
+  </w:num>
+  <w:num w:numId="21" w16cid:durableId="1974173227">
+    <w:abstractNumId w:val="1"/>
+  </w:num>
+  <w:num w:numId="22" w16cid:durableId="1152792286">
+    <w:abstractNumId w:val="3"/>
+  </w:num>
+  <w:num w:numId="23" w16cid:durableId="978726936">
+    <w:abstractNumId w:val="12"/>
+  </w:num>
+  <w:num w:numId="24" w16cid:durableId="142235101">
+    <w:abstractNumId w:val="15"/>
+  </w:num>
+  <w:num w:numId="25" w16cid:durableId="398093841">
+    <w:abstractNumId w:val="18"/>
+  </w:num>
+  <w:num w:numId="26" w16cid:durableId="1599368958">
+    <w:abstractNumId w:val="25"/>
   </w:num>
   <w:numIdMacAtCleanup w:val="13"/>
 </w:numbering>
@@ -5668,7 +7935,6 @@
   <w:style w:type="character" w:default="1" w:styleId="DefaultParagraphFont">
     <w:name w:val="Default Paragraph Font"/>
     <w:uiPriority w:val="1"/>
-    <w:semiHidden/>
     <w:unhideWhenUsed/>
   </w:style>
   <w:style w:type="table" w:default="1" w:styleId="TableNormal">

--- a/Project Proposal.docx
+++ b/Project Proposal.docx
@@ -58,7 +58,7 @@
         </w:rPr>
       </w:pPr>
       <w:bookmarkStart w:id="0" w:name="_Toc222084966"/>
-      <w:bookmarkStart w:id="1" w:name="_Toc223786672"/>
+      <w:bookmarkStart w:id="1" w:name="_Toc224301428"/>
       <w:r>
         <w:rPr>
           <w:rFonts w:ascii="Times New Roman" w:hAnsi="Times New Roman" w:cs="Times New Roman"/>
@@ -90,14 +90,58 @@
           <w:sz w:val="24"/>
           <w:szCs w:val="24"/>
         </w:rPr>
-        <w:t xml:space="preserve"> cyberbullying: A focus on Sheng, Kiswahili, and Kenyan English Slang</w:t>
+        <w:t xml:space="preserve"> cyberbullying: A focus on </w:t>
+      </w:r>
+      <w:r>
+        <w:rPr>
+          <w:rFonts w:ascii="Times New Roman" w:hAnsi="Times New Roman" w:cs="Times New Roman"/>
+          <w:b/>
+          <w:bCs/>
+          <w:color w:val="auto"/>
+          <w:sz w:val="24"/>
+          <w:szCs w:val="24"/>
+        </w:rPr>
+        <w:t>English</w:t>
+      </w:r>
+      <w:r>
+        <w:rPr>
+          <w:rFonts w:ascii="Times New Roman" w:hAnsi="Times New Roman" w:cs="Times New Roman"/>
+          <w:b/>
+          <w:bCs/>
+          <w:color w:val="auto"/>
+          <w:sz w:val="24"/>
+          <w:szCs w:val="24"/>
+        </w:rPr>
+        <w:t xml:space="preserve">, Kiswahili, and </w:t>
       </w:r>
       <w:bookmarkEnd w:id="0"/>
+      <w:r>
+        <w:rPr>
+          <w:rFonts w:ascii="Times New Roman" w:hAnsi="Times New Roman" w:cs="Times New Roman"/>
+          <w:b/>
+          <w:bCs/>
+          <w:color w:val="auto"/>
+          <w:sz w:val="24"/>
+          <w:szCs w:val="24"/>
+        </w:rPr>
+        <w:t>Kenyan Slang</w:t>
+      </w:r>
       <w:bookmarkEnd w:id="1"/>
     </w:p>
     <w:p>
       <w:pPr>
         <w:spacing w:line="360" w:lineRule="auto"/>
+        <w:rPr>
+          <w:rFonts w:ascii="Times New Roman" w:hAnsi="Times New Roman" w:cs="Times New Roman"/>
+          <w:b/>
+          <w:bCs/>
+        </w:rPr>
+      </w:pPr>
+    </w:p>
+    <w:p>
+      <w:pPr>
+        <w:spacing w:line="360" w:lineRule="auto"/>
+        <w:jc w:val="center"/>
         <w:rPr>
           <w:rFonts w:ascii="Times New Roman" w:hAnsi="Times New Roman" w:cs="Times New Roman"/>
           <w:b/>
@@ -328,6 +372,34 @@
           <w:bCs/>
         </w:rPr>
       </w:pPr>
+    </w:p>
+    <w:p>
+      <w:pPr>
+        <w:spacing w:line="360" w:lineRule="auto"/>
+        <w:rPr>
+          <w:rFonts w:ascii="Times New Roman" w:hAnsi="Times New Roman" w:cs="Times New Roman"/>
+          <w:b/>
+          <w:bCs/>
+        </w:rPr>
+      </w:pPr>
+    </w:p>
+    <w:p>
+      <w:pPr>
+        <w:spacing w:line="360" w:lineRule="auto"/>
+        <w:rPr>
+          <w:rFonts w:ascii="Times New Roman" w:hAnsi="Times New Roman" w:cs="Times New Roman"/>
+          <w:b/>
+          <w:bCs/>
+        </w:rPr>
+      </w:pPr>
+      <w:r>
+        <w:rPr>
+          <w:rFonts w:ascii="Times New Roman" w:hAnsi="Times New Roman" w:cs="Times New Roman"/>
+          <w:b/>
+          <w:bCs/>
+        </w:rPr>
+        <w:br w:type="page"/>
+      </w:r>
     </w:p>
     <w:p>
       <w:pPr>
@@ -412,7 +484,7 @@
             </w:rPr>
             <w:fldChar w:fldCharType="separate"/>
           </w:r>
-          <w:hyperlink w:anchor="_Toc223786672" w:history="1">
+          <w:hyperlink w:anchor="_Toc224301428" w:history="1">
             <w:r>
               <w:rPr>
                 <w:rStyle w:val="Hyperlink"/>
@@ -421,7 +493,7 @@
                 <w:bCs/>
                 <w:noProof/>
               </w:rPr>
-              <w:t>A machine learning model to detect social media cyberbullying: A focus on Sheng, Kiswahili, and Kenyan English Slang</w:t>
+              <w:t>A machine learning model to detect social media cyberbullying: A focus on English, Kiswahili, and Kenyan Slang</w:t>
             </w:r>
             <w:r>
               <w:rPr>
@@ -445,7 +517,7 @@
                 <w:noProof/>
                 <w:webHidden/>
               </w:rPr>
-              <w:instrText xml:space="preserve"> PAGEREF _Toc223786672 \h </w:instrText>
+              <w:instrText xml:space="preserve"> PAGEREF _Toc224301428 \h </w:instrText>
             </w:r>
             <w:r>
               <w:rPr>
@@ -492,7 +564,7 @@
               <w:noProof/>
             </w:rPr>
           </w:pPr>
-          <w:hyperlink w:anchor="_Toc223786673" w:history="1">
+          <w:hyperlink w:anchor="_Toc224301429" w:history="1">
             <w:r>
               <w:rPr>
                 <w:rStyle w:val="Hyperlink"/>
@@ -525,7 +597,7 @@
                 <w:noProof/>
                 <w:webHidden/>
               </w:rPr>
-              <w:instrText xml:space="preserve"> PAGEREF _Toc223786673 \h </w:instrText>
+              <w:instrText xml:space="preserve"> PAGEREF _Toc224301429 \h </w:instrText>
             </w:r>
             <w:r>
               <w:rPr>
@@ -548,7 +620,7 @@
                 <w:noProof/>
                 <w:webHidden/>
               </w:rPr>
-              <w:t>3</w:t>
+              <w:t>4</w:t>
             </w:r>
             <w:r>
               <w:rPr>
@@ -572,7 +644,7 @@
               <w:noProof/>
             </w:rPr>
           </w:pPr>
-          <w:hyperlink w:anchor="_Toc223786674" w:history="1">
+          <w:hyperlink w:anchor="_Toc224301430" w:history="1">
             <w:r>
               <w:rPr>
                 <w:rStyle w:val="Hyperlink"/>
@@ -605,7 +677,7 @@
                 <w:noProof/>
                 <w:webHidden/>
               </w:rPr>
-              <w:instrText xml:space="preserve"> PAGEREF _Toc223786674 \h </w:instrText>
+              <w:instrText xml:space="preserve"> PAGEREF _Toc224301430 \h </w:instrText>
             </w:r>
             <w:r>
               <w:rPr>
@@ -628,7 +700,7 @@
                 <w:noProof/>
                 <w:webHidden/>
               </w:rPr>
-              <w:t>3</w:t>
+              <w:t>4</w:t>
             </w:r>
             <w:r>
               <w:rPr>
@@ -652,7 +724,7 @@
               <w:noProof/>
             </w:rPr>
           </w:pPr>
-          <w:hyperlink w:anchor="_Toc223786675" w:history="1">
+          <w:hyperlink w:anchor="_Toc224301431" w:history="1">
             <w:r>
               <w:rPr>
                 <w:rStyle w:val="Hyperlink"/>
@@ -685,7 +757,7 @@
                 <w:noProof/>
                 <w:webHidden/>
               </w:rPr>
-              <w:instrText xml:space="preserve"> PAGEREF _Toc223786675 \h </w:instrText>
+              <w:instrText xml:space="preserve"> PAGEREF _Toc224301431 \h </w:instrText>
             </w:r>
             <w:r>
               <w:rPr>
@@ -732,7 +804,7 @@
               <w:noProof/>
             </w:rPr>
           </w:pPr>
-          <w:hyperlink w:anchor="_Toc223786676" w:history="1">
+          <w:hyperlink w:anchor="_Toc224301432" w:history="1">
             <w:r>
               <w:rPr>
                 <w:rStyle w:val="Hyperlink"/>
@@ -765,7 +837,7 @@
                 <w:noProof/>
                 <w:webHidden/>
               </w:rPr>
-              <w:instrText xml:space="preserve"> PAGEREF _Toc223786676 \h </w:instrText>
+              <w:instrText xml:space="preserve"> PAGEREF _Toc224301432 \h </w:instrText>
             </w:r>
             <w:r>
               <w:rPr>
@@ -788,7 +860,7 @@
                 <w:noProof/>
                 <w:webHidden/>
               </w:rPr>
-              <w:t>4</w:t>
+              <w:t>5</w:t>
             </w:r>
             <w:r>
               <w:rPr>
@@ -812,7 +884,7 @@
               <w:noProof/>
             </w:rPr>
           </w:pPr>
-          <w:hyperlink w:anchor="_Toc223786677" w:history="1">
+          <w:hyperlink w:anchor="_Toc224301433" w:history="1">
             <w:r>
               <w:rPr>
                 <w:rStyle w:val="Hyperlink"/>
@@ -845,7 +917,7 @@
                 <w:noProof/>
                 <w:webHidden/>
               </w:rPr>
-              <w:instrText xml:space="preserve"> PAGEREF _Toc223786677 \h </w:instrText>
+              <w:instrText xml:space="preserve"> PAGEREF _Toc224301433 \h </w:instrText>
             </w:r>
             <w:r>
               <w:rPr>
@@ -892,7 +964,7 @@
               <w:noProof/>
             </w:rPr>
           </w:pPr>
-          <w:hyperlink w:anchor="_Toc223786678" w:history="1">
+          <w:hyperlink w:anchor="_Toc224301434" w:history="1">
             <w:r>
               <w:rPr>
                 <w:rStyle w:val="Hyperlink"/>
@@ -925,7 +997,7 @@
                 <w:noProof/>
                 <w:webHidden/>
               </w:rPr>
-              <w:instrText xml:space="preserve"> PAGEREF _Toc223786678 \h </w:instrText>
+              <w:instrText xml:space="preserve"> PAGEREF _Toc224301434 \h </w:instrText>
             </w:r>
             <w:r>
               <w:rPr>
@@ -972,7 +1044,7 @@
               <w:noProof/>
             </w:rPr>
           </w:pPr>
-          <w:hyperlink w:anchor="_Toc223786679" w:history="1">
+          <w:hyperlink w:anchor="_Toc224301435" w:history="1">
             <w:r>
               <w:rPr>
                 <w:rStyle w:val="Hyperlink"/>
@@ -1005,7 +1077,87 @@
                 <w:noProof/>
                 <w:webHidden/>
               </w:rPr>
-              <w:instrText xml:space="preserve"> PAGEREF _Toc223786679 \h </w:instrText>
+              <w:instrText xml:space="preserve"> PAGEREF _Toc224301435 \h </w:instrText>
+            </w:r>
+            <w:r>
+              <w:rPr>
+                <w:rFonts w:ascii="Times New Roman" w:hAnsi="Times New Roman" w:cs="Times New Roman"/>
+                <w:noProof/>
+                <w:webHidden/>
+              </w:rPr>
+            </w:r>
+            <w:r>
+              <w:rPr>
+                <w:rFonts w:ascii="Times New Roman" w:hAnsi="Times New Roman" w:cs="Times New Roman"/>
+                <w:noProof/>
+                <w:webHidden/>
+              </w:rPr>
+              <w:fldChar w:fldCharType="separate"/>
+            </w:r>
+            <w:r>
+              <w:rPr>
+                <w:rFonts w:ascii="Times New Roman" w:hAnsi="Times New Roman" w:cs="Times New Roman"/>
+                <w:noProof/>
+                <w:webHidden/>
+              </w:rPr>
+              <w:t>7</w:t>
+            </w:r>
+            <w:r>
+              <w:rPr>
+                <w:rFonts w:ascii="Times New Roman" w:hAnsi="Times New Roman" w:cs="Times New Roman"/>
+                <w:noProof/>
+                <w:webHidden/>
+              </w:rPr>
+              <w:fldChar w:fldCharType="end"/>
+            </w:r>
+          </w:hyperlink>
+        </w:p>
+        <w:p>
+          <w:pPr>
+            <w:pStyle w:val="TOC2"/>
+            <w:tabs>
+              <w:tab w:val="right" w:leader="dot" w:pos="9350"/>
+            </w:tabs>
+            <w:spacing w:line="360" w:lineRule="auto"/>
+            <w:rPr>
+              <w:rFonts w:ascii="Times New Roman" w:eastAsiaTheme="minorEastAsia" w:hAnsi="Times New Roman" w:cs="Times New Roman"/>
+              <w:noProof/>
+            </w:rPr>
+          </w:pPr>
+          <w:hyperlink w:anchor="_Toc224301436" w:history="1">
+            <w:r>
+              <w:rPr>
+                <w:rStyle w:val="Hyperlink"/>
+                <w:rFonts w:ascii="Times New Roman" w:hAnsi="Times New Roman" w:cs="Times New Roman"/>
+                <w:b/>
+                <w:bCs/>
+                <w:noProof/>
+              </w:rPr>
+              <w:t>1.7 Success Criteria</w:t>
+            </w:r>
+            <w:r>
+              <w:rPr>
+                <w:rFonts w:ascii="Times New Roman" w:hAnsi="Times New Roman" w:cs="Times New Roman"/>
+                <w:noProof/>
+                <w:webHidden/>
+              </w:rPr>
+              <w:tab/>
+            </w:r>
+            <w:r>
+              <w:rPr>
+                <w:rFonts w:ascii="Times New Roman" w:hAnsi="Times New Roman" w:cs="Times New Roman"/>
+                <w:noProof/>
+                <w:webHidden/>
+              </w:rPr>
+              <w:fldChar w:fldCharType="begin"/>
+            </w:r>
+            <w:r>
+              <w:rPr>
+                <w:rFonts w:ascii="Times New Roman" w:hAnsi="Times New Roman" w:cs="Times New Roman"/>
+                <w:noProof/>
+                <w:webHidden/>
+              </w:rPr>
+              <w:instrText xml:space="preserve"> PAGEREF _Toc224301436 \h </w:instrText>
             </w:r>
             <w:r>
               <w:rPr>
@@ -1052,7 +1204,7 @@
               <w:noProof/>
             </w:rPr>
           </w:pPr>
-          <w:hyperlink w:anchor="_Toc223786680" w:history="1">
+          <w:hyperlink w:anchor="_Toc224301437" w:history="1">
             <w:r>
               <w:rPr>
                 <w:rStyle w:val="Hyperlink"/>
@@ -1085,7 +1237,7 @@
                 <w:noProof/>
                 <w:webHidden/>
               </w:rPr>
-              <w:instrText xml:space="preserve"> PAGEREF _Toc223786680 \h </w:instrText>
+              <w:instrText xml:space="preserve"> PAGEREF _Toc224301437 \h </w:instrText>
             </w:r>
             <w:r>
               <w:rPr>
@@ -1132,7 +1284,7 @@
               <w:noProof/>
             </w:rPr>
           </w:pPr>
-          <w:hyperlink w:anchor="_Toc223786681" w:history="1">
+          <w:hyperlink w:anchor="_Toc224301438" w:history="1">
             <w:r>
               <w:rPr>
                 <w:rStyle w:val="Hyperlink"/>
@@ -1165,7 +1317,7 @@
                 <w:noProof/>
                 <w:webHidden/>
               </w:rPr>
-              <w:instrText xml:space="preserve"> PAGEREF _Toc223786681 \h </w:instrText>
+              <w:instrText xml:space="preserve"> PAGEREF _Toc224301438 \h </w:instrText>
             </w:r>
             <w:r>
               <w:rPr>
@@ -1212,7 +1364,7 @@
               <w:noProof/>
             </w:rPr>
           </w:pPr>
-          <w:hyperlink w:anchor="_Toc223786682" w:history="1">
+          <w:hyperlink w:anchor="_Toc224301439" w:history="1">
             <w:r>
               <w:rPr>
                 <w:rStyle w:val="Hyperlink"/>
@@ -1245,7 +1397,7 @@
                 <w:noProof/>
                 <w:webHidden/>
               </w:rPr>
-              <w:instrText xml:space="preserve"> PAGEREF _Toc223786682 \h </w:instrText>
+              <w:instrText xml:space="preserve"> PAGEREF _Toc224301439 \h </w:instrText>
             </w:r>
             <w:r>
               <w:rPr>
@@ -1292,7 +1444,7 @@
               <w:noProof/>
             </w:rPr>
           </w:pPr>
-          <w:hyperlink w:anchor="_Toc223786683" w:history="1">
+          <w:hyperlink w:anchor="_Toc224301440" w:history="1">
             <w:r>
               <w:rPr>
                 <w:rStyle w:val="Hyperlink"/>
@@ -1325,7 +1477,7 @@
                 <w:noProof/>
                 <w:webHidden/>
               </w:rPr>
-              <w:instrText xml:space="preserve"> PAGEREF _Toc223786683 \h </w:instrText>
+              <w:instrText xml:space="preserve"> PAGEREF _Toc224301440 \h </w:instrText>
             </w:r>
             <w:r>
               <w:rPr>
@@ -1372,7 +1524,7 @@
               <w:noProof/>
             </w:rPr>
           </w:pPr>
-          <w:hyperlink w:anchor="_Toc223786684" w:history="1">
+          <w:hyperlink w:anchor="_Toc224301441" w:history="1">
             <w:r>
               <w:rPr>
                 <w:rStyle w:val="Hyperlink"/>
@@ -1405,7 +1557,7 @@
                 <w:noProof/>
                 <w:webHidden/>
               </w:rPr>
-              <w:instrText xml:space="preserve"> PAGEREF _Toc223786684 \h </w:instrText>
+              <w:instrText xml:space="preserve"> PAGEREF _Toc224301441 \h </w:instrText>
             </w:r>
             <w:r>
               <w:rPr>
@@ -1452,7 +1604,7 @@
               <w:noProof/>
             </w:rPr>
           </w:pPr>
-          <w:hyperlink w:anchor="_Toc223786685" w:history="1">
+          <w:hyperlink w:anchor="_Toc224301442" w:history="1">
             <w:r>
               <w:rPr>
                 <w:rStyle w:val="Hyperlink"/>
@@ -1485,7 +1637,7 @@
                 <w:noProof/>
                 <w:webHidden/>
               </w:rPr>
-              <w:instrText xml:space="preserve"> PAGEREF _Toc223786685 \h </w:instrText>
+              <w:instrText xml:space="preserve"> PAGEREF _Toc224301442 \h </w:instrText>
             </w:r>
             <w:r>
               <w:rPr>
@@ -1532,7 +1684,7 @@
               <w:noProof/>
             </w:rPr>
           </w:pPr>
-          <w:hyperlink w:anchor="_Toc223786686" w:history="1">
+          <w:hyperlink w:anchor="_Toc224301443" w:history="1">
             <w:r>
               <w:rPr>
                 <w:rStyle w:val="Hyperlink"/>
@@ -1565,7 +1717,7 @@
                 <w:noProof/>
                 <w:webHidden/>
               </w:rPr>
-              <w:instrText xml:space="preserve"> PAGEREF _Toc223786686 \h </w:instrText>
+              <w:instrText xml:space="preserve"> PAGEREF _Toc224301443 \h </w:instrText>
             </w:r>
             <w:r>
               <w:rPr>
@@ -1588,7 +1740,7 @@
                 <w:noProof/>
                 <w:webHidden/>
               </w:rPr>
-              <w:t>11</w:t>
+              <w:t>10</w:t>
             </w:r>
             <w:r>
               <w:rPr>
@@ -1612,7 +1764,7 @@
               <w:noProof/>
             </w:rPr>
           </w:pPr>
-          <w:hyperlink w:anchor="_Toc223786687" w:history="1">
+          <w:hyperlink w:anchor="_Toc224301444" w:history="1">
             <w:r>
               <w:rPr>
                 <w:rStyle w:val="Hyperlink"/>
@@ -1645,7 +1797,7 @@
                 <w:noProof/>
                 <w:webHidden/>
               </w:rPr>
-              <w:instrText xml:space="preserve"> PAGEREF _Toc223786687 \h </w:instrText>
+              <w:instrText xml:space="preserve"> PAGEREF _Toc224301444 \h </w:instrText>
             </w:r>
             <w:r>
               <w:rPr>
@@ -1668,7 +1820,1234 @@
                 <w:noProof/>
                 <w:webHidden/>
               </w:rPr>
+              <w:t>10</w:t>
+            </w:r>
+            <w:r>
+              <w:rPr>
+                <w:rFonts w:ascii="Times New Roman" w:hAnsi="Times New Roman" w:cs="Times New Roman"/>
+                <w:noProof/>
+                <w:webHidden/>
+              </w:rPr>
+              <w:fldChar w:fldCharType="end"/>
+            </w:r>
+          </w:hyperlink>
+        </w:p>
+        <w:p>
+          <w:pPr>
+            <w:pStyle w:val="TOC1"/>
+            <w:tabs>
+              <w:tab w:val="right" w:leader="dot" w:pos="9350"/>
+            </w:tabs>
+            <w:spacing w:line="360" w:lineRule="auto"/>
+            <w:rPr>
+              <w:rFonts w:ascii="Times New Roman" w:eastAsiaTheme="minorEastAsia" w:hAnsi="Times New Roman" w:cs="Times New Roman"/>
+              <w:noProof/>
+            </w:rPr>
+          </w:pPr>
+          <w:hyperlink w:anchor="_Toc224301445" w:history="1">
+            <w:r>
+              <w:rPr>
+                <w:rStyle w:val="Hyperlink"/>
+                <w:rFonts w:ascii="Times New Roman" w:hAnsi="Times New Roman" w:cs="Times New Roman"/>
+                <w:b/>
+                <w:bCs/>
+                <w:noProof/>
+              </w:rPr>
+              <w:t>4.0 MODELLING</w:t>
+            </w:r>
+            <w:r>
+              <w:rPr>
+                <w:rFonts w:ascii="Times New Roman" w:hAnsi="Times New Roman" w:cs="Times New Roman"/>
+                <w:noProof/>
+                <w:webHidden/>
+              </w:rPr>
+              <w:tab/>
+            </w:r>
+            <w:r>
+              <w:rPr>
+                <w:rFonts w:ascii="Times New Roman" w:hAnsi="Times New Roman" w:cs="Times New Roman"/>
+                <w:noProof/>
+                <w:webHidden/>
+              </w:rPr>
+              <w:fldChar w:fldCharType="begin"/>
+            </w:r>
+            <w:r>
+              <w:rPr>
+                <w:rFonts w:ascii="Times New Roman" w:hAnsi="Times New Roman" w:cs="Times New Roman"/>
+                <w:noProof/>
+                <w:webHidden/>
+              </w:rPr>
+              <w:instrText xml:space="preserve"> PAGEREF _Toc224301445 \h </w:instrText>
+            </w:r>
+            <w:r>
+              <w:rPr>
+                <w:rFonts w:ascii="Times New Roman" w:hAnsi="Times New Roman" w:cs="Times New Roman"/>
+                <w:noProof/>
+                <w:webHidden/>
+              </w:rPr>
+            </w:r>
+            <w:r>
+              <w:rPr>
+                <w:rFonts w:ascii="Times New Roman" w:hAnsi="Times New Roman" w:cs="Times New Roman"/>
+                <w:noProof/>
+                <w:webHidden/>
+              </w:rPr>
+              <w:fldChar w:fldCharType="separate"/>
+            </w:r>
+            <w:r>
+              <w:rPr>
+                <w:rFonts w:ascii="Times New Roman" w:hAnsi="Times New Roman" w:cs="Times New Roman"/>
+                <w:noProof/>
+                <w:webHidden/>
+              </w:rPr>
               <w:t>11</w:t>
+            </w:r>
+            <w:r>
+              <w:rPr>
+                <w:rFonts w:ascii="Times New Roman" w:hAnsi="Times New Roman" w:cs="Times New Roman"/>
+                <w:noProof/>
+                <w:webHidden/>
+              </w:rPr>
+              <w:fldChar w:fldCharType="end"/>
+            </w:r>
+          </w:hyperlink>
+        </w:p>
+        <w:p>
+          <w:pPr>
+            <w:pStyle w:val="TOC2"/>
+            <w:tabs>
+              <w:tab w:val="right" w:leader="dot" w:pos="9350"/>
+            </w:tabs>
+            <w:spacing w:line="360" w:lineRule="auto"/>
+            <w:rPr>
+              <w:rFonts w:ascii="Times New Roman" w:eastAsiaTheme="minorEastAsia" w:hAnsi="Times New Roman" w:cs="Times New Roman"/>
+              <w:noProof/>
+            </w:rPr>
+          </w:pPr>
+          <w:hyperlink w:anchor="_Toc224301446" w:history="1">
+            <w:r>
+              <w:rPr>
+                <w:rStyle w:val="Hyperlink"/>
+                <w:rFonts w:ascii="Times New Roman" w:hAnsi="Times New Roman" w:cs="Times New Roman"/>
+                <w:b/>
+                <w:bCs/>
+                <w:noProof/>
+              </w:rPr>
+              <w:t>4.1 Classical machine learning models</w:t>
+            </w:r>
+            <w:r>
+              <w:rPr>
+                <w:rFonts w:ascii="Times New Roman" w:hAnsi="Times New Roman" w:cs="Times New Roman"/>
+                <w:noProof/>
+                <w:webHidden/>
+              </w:rPr>
+              <w:tab/>
+            </w:r>
+            <w:r>
+              <w:rPr>
+                <w:rFonts w:ascii="Times New Roman" w:hAnsi="Times New Roman" w:cs="Times New Roman"/>
+                <w:noProof/>
+                <w:webHidden/>
+              </w:rPr>
+              <w:fldChar w:fldCharType="begin"/>
+            </w:r>
+            <w:r>
+              <w:rPr>
+                <w:rFonts w:ascii="Times New Roman" w:hAnsi="Times New Roman" w:cs="Times New Roman"/>
+                <w:noProof/>
+                <w:webHidden/>
+              </w:rPr>
+              <w:instrText xml:space="preserve"> PAGEREF _Toc224301446 \h </w:instrText>
+            </w:r>
+            <w:r>
+              <w:rPr>
+                <w:rFonts w:ascii="Times New Roman" w:hAnsi="Times New Roman" w:cs="Times New Roman"/>
+                <w:noProof/>
+                <w:webHidden/>
+              </w:rPr>
+            </w:r>
+            <w:r>
+              <w:rPr>
+                <w:rFonts w:ascii="Times New Roman" w:hAnsi="Times New Roman" w:cs="Times New Roman"/>
+                <w:noProof/>
+                <w:webHidden/>
+              </w:rPr>
+              <w:fldChar w:fldCharType="separate"/>
+            </w:r>
+            <w:r>
+              <w:rPr>
+                <w:rFonts w:ascii="Times New Roman" w:hAnsi="Times New Roman" w:cs="Times New Roman"/>
+                <w:noProof/>
+                <w:webHidden/>
+              </w:rPr>
+              <w:t>11</w:t>
+            </w:r>
+            <w:r>
+              <w:rPr>
+                <w:rFonts w:ascii="Times New Roman" w:hAnsi="Times New Roman" w:cs="Times New Roman"/>
+                <w:noProof/>
+                <w:webHidden/>
+              </w:rPr>
+              <w:fldChar w:fldCharType="end"/>
+            </w:r>
+          </w:hyperlink>
+        </w:p>
+        <w:p>
+          <w:pPr>
+            <w:pStyle w:val="TOC2"/>
+            <w:tabs>
+              <w:tab w:val="right" w:leader="dot" w:pos="9350"/>
+            </w:tabs>
+            <w:spacing w:line="360" w:lineRule="auto"/>
+            <w:rPr>
+              <w:rFonts w:ascii="Times New Roman" w:eastAsiaTheme="minorEastAsia" w:hAnsi="Times New Roman" w:cs="Times New Roman"/>
+              <w:noProof/>
+            </w:rPr>
+          </w:pPr>
+          <w:hyperlink w:anchor="_Toc224301447" w:history="1">
+            <w:r>
+              <w:rPr>
+                <w:rStyle w:val="Hyperlink"/>
+                <w:rFonts w:ascii="Times New Roman" w:hAnsi="Times New Roman" w:cs="Times New Roman"/>
+                <w:b/>
+                <w:bCs/>
+                <w:noProof/>
+              </w:rPr>
+              <w:t>4.2 Transformer-based models</w:t>
+            </w:r>
+            <w:r>
+              <w:rPr>
+                <w:rFonts w:ascii="Times New Roman" w:hAnsi="Times New Roman" w:cs="Times New Roman"/>
+                <w:noProof/>
+                <w:webHidden/>
+              </w:rPr>
+              <w:tab/>
+            </w:r>
+            <w:r>
+              <w:rPr>
+                <w:rFonts w:ascii="Times New Roman" w:hAnsi="Times New Roman" w:cs="Times New Roman"/>
+                <w:noProof/>
+                <w:webHidden/>
+              </w:rPr>
+              <w:fldChar w:fldCharType="begin"/>
+            </w:r>
+            <w:r>
+              <w:rPr>
+                <w:rFonts w:ascii="Times New Roman" w:hAnsi="Times New Roman" w:cs="Times New Roman"/>
+                <w:noProof/>
+                <w:webHidden/>
+              </w:rPr>
+              <w:instrText xml:space="preserve"> PAGEREF _Toc224301447 \h </w:instrText>
+            </w:r>
+            <w:r>
+              <w:rPr>
+                <w:rFonts w:ascii="Times New Roman" w:hAnsi="Times New Roman" w:cs="Times New Roman"/>
+                <w:noProof/>
+                <w:webHidden/>
+              </w:rPr>
+            </w:r>
+            <w:r>
+              <w:rPr>
+                <w:rFonts w:ascii="Times New Roman" w:hAnsi="Times New Roman" w:cs="Times New Roman"/>
+                <w:noProof/>
+                <w:webHidden/>
+              </w:rPr>
+              <w:fldChar w:fldCharType="separate"/>
+            </w:r>
+            <w:r>
+              <w:rPr>
+                <w:rFonts w:ascii="Times New Roman" w:hAnsi="Times New Roman" w:cs="Times New Roman"/>
+                <w:noProof/>
+                <w:webHidden/>
+              </w:rPr>
+              <w:t>12</w:t>
+            </w:r>
+            <w:r>
+              <w:rPr>
+                <w:rFonts w:ascii="Times New Roman" w:hAnsi="Times New Roman" w:cs="Times New Roman"/>
+                <w:noProof/>
+                <w:webHidden/>
+              </w:rPr>
+              <w:fldChar w:fldCharType="end"/>
+            </w:r>
+          </w:hyperlink>
+        </w:p>
+        <w:p>
+          <w:pPr>
+            <w:pStyle w:val="TOC3"/>
+            <w:tabs>
+              <w:tab w:val="right" w:leader="dot" w:pos="9350"/>
+            </w:tabs>
+            <w:spacing w:line="360" w:lineRule="auto"/>
+            <w:rPr>
+              <w:rFonts w:ascii="Times New Roman" w:eastAsiaTheme="minorEastAsia" w:hAnsi="Times New Roman" w:cs="Times New Roman"/>
+              <w:noProof/>
+            </w:rPr>
+          </w:pPr>
+          <w:hyperlink w:anchor="_Toc224301448" w:history="1">
+            <w:r>
+              <w:rPr>
+                <w:rStyle w:val="Hyperlink"/>
+                <w:rFonts w:ascii="Times New Roman" w:hAnsi="Times New Roman" w:cs="Times New Roman"/>
+                <w:b/>
+                <w:bCs/>
+                <w:noProof/>
+              </w:rPr>
+              <w:t>4.2.1 Category Classification Model</w:t>
+            </w:r>
+            <w:r>
+              <w:rPr>
+                <w:rFonts w:ascii="Times New Roman" w:hAnsi="Times New Roman" w:cs="Times New Roman"/>
+                <w:noProof/>
+                <w:webHidden/>
+              </w:rPr>
+              <w:tab/>
+            </w:r>
+            <w:r>
+              <w:rPr>
+                <w:rFonts w:ascii="Times New Roman" w:hAnsi="Times New Roman" w:cs="Times New Roman"/>
+                <w:noProof/>
+                <w:webHidden/>
+              </w:rPr>
+              <w:fldChar w:fldCharType="begin"/>
+            </w:r>
+            <w:r>
+              <w:rPr>
+                <w:rFonts w:ascii="Times New Roman" w:hAnsi="Times New Roman" w:cs="Times New Roman"/>
+                <w:noProof/>
+                <w:webHidden/>
+              </w:rPr>
+              <w:instrText xml:space="preserve"> PAGEREF _Toc224301448 \h </w:instrText>
+            </w:r>
+            <w:r>
+              <w:rPr>
+                <w:rFonts w:ascii="Times New Roman" w:hAnsi="Times New Roman" w:cs="Times New Roman"/>
+                <w:noProof/>
+                <w:webHidden/>
+              </w:rPr>
+            </w:r>
+            <w:r>
+              <w:rPr>
+                <w:rFonts w:ascii="Times New Roman" w:hAnsi="Times New Roman" w:cs="Times New Roman"/>
+                <w:noProof/>
+                <w:webHidden/>
+              </w:rPr>
+              <w:fldChar w:fldCharType="separate"/>
+            </w:r>
+            <w:r>
+              <w:rPr>
+                <w:rFonts w:ascii="Times New Roman" w:hAnsi="Times New Roman" w:cs="Times New Roman"/>
+                <w:noProof/>
+                <w:webHidden/>
+              </w:rPr>
+              <w:t>12</w:t>
+            </w:r>
+            <w:r>
+              <w:rPr>
+                <w:rFonts w:ascii="Times New Roman" w:hAnsi="Times New Roman" w:cs="Times New Roman"/>
+                <w:noProof/>
+                <w:webHidden/>
+              </w:rPr>
+              <w:fldChar w:fldCharType="end"/>
+            </w:r>
+          </w:hyperlink>
+        </w:p>
+        <w:p>
+          <w:pPr>
+            <w:pStyle w:val="TOC3"/>
+            <w:tabs>
+              <w:tab w:val="right" w:leader="dot" w:pos="9350"/>
+            </w:tabs>
+            <w:spacing w:line="360" w:lineRule="auto"/>
+            <w:rPr>
+              <w:rFonts w:ascii="Times New Roman" w:eastAsiaTheme="minorEastAsia" w:hAnsi="Times New Roman" w:cs="Times New Roman"/>
+              <w:noProof/>
+            </w:rPr>
+          </w:pPr>
+          <w:hyperlink w:anchor="_Toc224301449" w:history="1">
+            <w:r>
+              <w:rPr>
+                <w:rStyle w:val="Hyperlink"/>
+                <w:rFonts w:ascii="Times New Roman" w:hAnsi="Times New Roman" w:cs="Times New Roman"/>
+                <w:b/>
+                <w:bCs/>
+                <w:noProof/>
+              </w:rPr>
+              <w:t>4.2.1 Subcategory Classification Models</w:t>
+            </w:r>
+            <w:r>
+              <w:rPr>
+                <w:rFonts w:ascii="Times New Roman" w:hAnsi="Times New Roman" w:cs="Times New Roman"/>
+                <w:noProof/>
+                <w:webHidden/>
+              </w:rPr>
+              <w:tab/>
+            </w:r>
+            <w:r>
+              <w:rPr>
+                <w:rFonts w:ascii="Times New Roman" w:hAnsi="Times New Roman" w:cs="Times New Roman"/>
+                <w:noProof/>
+                <w:webHidden/>
+              </w:rPr>
+              <w:fldChar w:fldCharType="begin"/>
+            </w:r>
+            <w:r>
+              <w:rPr>
+                <w:rFonts w:ascii="Times New Roman" w:hAnsi="Times New Roman" w:cs="Times New Roman"/>
+                <w:noProof/>
+                <w:webHidden/>
+              </w:rPr>
+              <w:instrText xml:space="preserve"> PAGEREF _Toc224301449 \h </w:instrText>
+            </w:r>
+            <w:r>
+              <w:rPr>
+                <w:rFonts w:ascii="Times New Roman" w:hAnsi="Times New Roman" w:cs="Times New Roman"/>
+                <w:noProof/>
+                <w:webHidden/>
+              </w:rPr>
+            </w:r>
+            <w:r>
+              <w:rPr>
+                <w:rFonts w:ascii="Times New Roman" w:hAnsi="Times New Roman" w:cs="Times New Roman"/>
+                <w:noProof/>
+                <w:webHidden/>
+              </w:rPr>
+              <w:fldChar w:fldCharType="separate"/>
+            </w:r>
+            <w:r>
+              <w:rPr>
+                <w:rFonts w:ascii="Times New Roman" w:hAnsi="Times New Roman" w:cs="Times New Roman"/>
+                <w:noProof/>
+                <w:webHidden/>
+              </w:rPr>
+              <w:t>12</w:t>
+            </w:r>
+            <w:r>
+              <w:rPr>
+                <w:rFonts w:ascii="Times New Roman" w:hAnsi="Times New Roman" w:cs="Times New Roman"/>
+                <w:noProof/>
+                <w:webHidden/>
+              </w:rPr>
+              <w:fldChar w:fldCharType="end"/>
+            </w:r>
+          </w:hyperlink>
+        </w:p>
+        <w:p>
+          <w:pPr>
+            <w:pStyle w:val="TOC1"/>
+            <w:tabs>
+              <w:tab w:val="right" w:leader="dot" w:pos="9350"/>
+            </w:tabs>
+            <w:spacing w:line="360" w:lineRule="auto"/>
+            <w:rPr>
+              <w:rFonts w:ascii="Times New Roman" w:eastAsiaTheme="minorEastAsia" w:hAnsi="Times New Roman" w:cs="Times New Roman"/>
+              <w:noProof/>
+            </w:rPr>
+          </w:pPr>
+          <w:hyperlink w:anchor="_Toc224301450" w:history="1">
+            <w:r>
+              <w:rPr>
+                <w:rStyle w:val="Hyperlink"/>
+                <w:rFonts w:ascii="Times New Roman" w:hAnsi="Times New Roman" w:cs="Times New Roman"/>
+                <w:b/>
+                <w:bCs/>
+                <w:noProof/>
+              </w:rPr>
+              <w:t>5.0 MODEL EVALUATION</w:t>
+            </w:r>
+            <w:r>
+              <w:rPr>
+                <w:rFonts w:ascii="Times New Roman" w:hAnsi="Times New Roman" w:cs="Times New Roman"/>
+                <w:noProof/>
+                <w:webHidden/>
+              </w:rPr>
+              <w:tab/>
+            </w:r>
+            <w:r>
+              <w:rPr>
+                <w:rFonts w:ascii="Times New Roman" w:hAnsi="Times New Roman" w:cs="Times New Roman"/>
+                <w:noProof/>
+                <w:webHidden/>
+              </w:rPr>
+              <w:fldChar w:fldCharType="begin"/>
+            </w:r>
+            <w:r>
+              <w:rPr>
+                <w:rFonts w:ascii="Times New Roman" w:hAnsi="Times New Roman" w:cs="Times New Roman"/>
+                <w:noProof/>
+                <w:webHidden/>
+              </w:rPr>
+              <w:instrText xml:space="preserve"> PAGEREF _Toc224301450 \h </w:instrText>
+            </w:r>
+            <w:r>
+              <w:rPr>
+                <w:rFonts w:ascii="Times New Roman" w:hAnsi="Times New Roman" w:cs="Times New Roman"/>
+                <w:noProof/>
+                <w:webHidden/>
+              </w:rPr>
+            </w:r>
+            <w:r>
+              <w:rPr>
+                <w:rFonts w:ascii="Times New Roman" w:hAnsi="Times New Roman" w:cs="Times New Roman"/>
+                <w:noProof/>
+                <w:webHidden/>
+              </w:rPr>
+              <w:fldChar w:fldCharType="separate"/>
+            </w:r>
+            <w:r>
+              <w:rPr>
+                <w:rFonts w:ascii="Times New Roman" w:hAnsi="Times New Roman" w:cs="Times New Roman"/>
+                <w:noProof/>
+                <w:webHidden/>
+              </w:rPr>
+              <w:t>13</w:t>
+            </w:r>
+            <w:r>
+              <w:rPr>
+                <w:rFonts w:ascii="Times New Roman" w:hAnsi="Times New Roman" w:cs="Times New Roman"/>
+                <w:noProof/>
+                <w:webHidden/>
+              </w:rPr>
+              <w:fldChar w:fldCharType="end"/>
+            </w:r>
+          </w:hyperlink>
+        </w:p>
+        <w:p>
+          <w:pPr>
+            <w:pStyle w:val="TOC1"/>
+            <w:tabs>
+              <w:tab w:val="right" w:leader="dot" w:pos="9350"/>
+            </w:tabs>
+            <w:spacing w:line="360" w:lineRule="auto"/>
+            <w:rPr>
+              <w:rFonts w:ascii="Times New Roman" w:eastAsiaTheme="minorEastAsia" w:hAnsi="Times New Roman" w:cs="Times New Roman"/>
+              <w:noProof/>
+            </w:rPr>
+          </w:pPr>
+          <w:hyperlink w:anchor="_Toc224301451" w:history="1">
+            <w:r>
+              <w:rPr>
+                <w:rStyle w:val="Hyperlink"/>
+                <w:rFonts w:ascii="Times New Roman" w:hAnsi="Times New Roman" w:cs="Times New Roman"/>
+                <w:b/>
+                <w:bCs/>
+                <w:noProof/>
+              </w:rPr>
+              <w:t>6.0DEPLOYMENT</w:t>
+            </w:r>
+            <w:r>
+              <w:rPr>
+                <w:rFonts w:ascii="Times New Roman" w:hAnsi="Times New Roman" w:cs="Times New Roman"/>
+                <w:noProof/>
+                <w:webHidden/>
+              </w:rPr>
+              <w:tab/>
+            </w:r>
+            <w:r>
+              <w:rPr>
+                <w:rFonts w:ascii="Times New Roman" w:hAnsi="Times New Roman" w:cs="Times New Roman"/>
+                <w:noProof/>
+                <w:webHidden/>
+              </w:rPr>
+              <w:fldChar w:fldCharType="begin"/>
+            </w:r>
+            <w:r>
+              <w:rPr>
+                <w:rFonts w:ascii="Times New Roman" w:hAnsi="Times New Roman" w:cs="Times New Roman"/>
+                <w:noProof/>
+                <w:webHidden/>
+              </w:rPr>
+              <w:instrText xml:space="preserve"> PAGEREF _Toc224301451 \h </w:instrText>
+            </w:r>
+            <w:r>
+              <w:rPr>
+                <w:rFonts w:ascii="Times New Roman" w:hAnsi="Times New Roman" w:cs="Times New Roman"/>
+                <w:noProof/>
+                <w:webHidden/>
+              </w:rPr>
+            </w:r>
+            <w:r>
+              <w:rPr>
+                <w:rFonts w:ascii="Times New Roman" w:hAnsi="Times New Roman" w:cs="Times New Roman"/>
+                <w:noProof/>
+                <w:webHidden/>
+              </w:rPr>
+              <w:fldChar w:fldCharType="separate"/>
+            </w:r>
+            <w:r>
+              <w:rPr>
+                <w:rFonts w:ascii="Times New Roman" w:hAnsi="Times New Roman" w:cs="Times New Roman"/>
+                <w:noProof/>
+                <w:webHidden/>
+              </w:rPr>
+              <w:t>13</w:t>
+            </w:r>
+            <w:r>
+              <w:rPr>
+                <w:rFonts w:ascii="Times New Roman" w:hAnsi="Times New Roman" w:cs="Times New Roman"/>
+                <w:noProof/>
+                <w:webHidden/>
+              </w:rPr>
+              <w:fldChar w:fldCharType="end"/>
+            </w:r>
+          </w:hyperlink>
+        </w:p>
+        <w:p>
+          <w:pPr>
+            <w:pStyle w:val="TOC2"/>
+            <w:tabs>
+              <w:tab w:val="left" w:pos="960"/>
+              <w:tab w:val="right" w:leader="dot" w:pos="9350"/>
+            </w:tabs>
+            <w:spacing w:line="360" w:lineRule="auto"/>
+            <w:rPr>
+              <w:rFonts w:ascii="Times New Roman" w:eastAsiaTheme="minorEastAsia" w:hAnsi="Times New Roman" w:cs="Times New Roman"/>
+              <w:noProof/>
+            </w:rPr>
+          </w:pPr>
+          <w:hyperlink w:anchor="_Toc224301452" w:history="1">
+            <w:r>
+              <w:rPr>
+                <w:rStyle w:val="Hyperlink"/>
+                <w:rFonts w:ascii="Times New Roman" w:hAnsi="Times New Roman" w:cs="Times New Roman"/>
+                <w:b/>
+                <w:bCs/>
+                <w:noProof/>
+              </w:rPr>
+              <w:t>6.1</w:t>
+            </w:r>
+            <w:r>
+              <w:rPr>
+                <w:rFonts w:ascii="Times New Roman" w:eastAsiaTheme="minorEastAsia" w:hAnsi="Times New Roman" w:cs="Times New Roman"/>
+                <w:noProof/>
+              </w:rPr>
+              <w:tab/>
+            </w:r>
+            <w:r>
+              <w:rPr>
+                <w:rStyle w:val="Hyperlink"/>
+                <w:rFonts w:ascii="Times New Roman" w:hAnsi="Times New Roman" w:cs="Times New Roman"/>
+                <w:b/>
+                <w:bCs/>
+                <w:noProof/>
+              </w:rPr>
+              <w:t>System architecture</w:t>
+            </w:r>
+            <w:r>
+              <w:rPr>
+                <w:rFonts w:ascii="Times New Roman" w:hAnsi="Times New Roman" w:cs="Times New Roman"/>
+                <w:noProof/>
+                <w:webHidden/>
+              </w:rPr>
+              <w:tab/>
+            </w:r>
+            <w:r>
+              <w:rPr>
+                <w:rFonts w:ascii="Times New Roman" w:hAnsi="Times New Roman" w:cs="Times New Roman"/>
+                <w:noProof/>
+                <w:webHidden/>
+              </w:rPr>
+              <w:fldChar w:fldCharType="begin"/>
+            </w:r>
+            <w:r>
+              <w:rPr>
+                <w:rFonts w:ascii="Times New Roman" w:hAnsi="Times New Roman" w:cs="Times New Roman"/>
+                <w:noProof/>
+                <w:webHidden/>
+              </w:rPr>
+              <w:instrText xml:space="preserve"> PAGEREF _Toc224301452 \h </w:instrText>
+            </w:r>
+            <w:r>
+              <w:rPr>
+                <w:rFonts w:ascii="Times New Roman" w:hAnsi="Times New Roman" w:cs="Times New Roman"/>
+                <w:noProof/>
+                <w:webHidden/>
+              </w:rPr>
+            </w:r>
+            <w:r>
+              <w:rPr>
+                <w:rFonts w:ascii="Times New Roman" w:hAnsi="Times New Roman" w:cs="Times New Roman"/>
+                <w:noProof/>
+                <w:webHidden/>
+              </w:rPr>
+              <w:fldChar w:fldCharType="separate"/>
+            </w:r>
+            <w:r>
+              <w:rPr>
+                <w:rFonts w:ascii="Times New Roman" w:hAnsi="Times New Roman" w:cs="Times New Roman"/>
+                <w:noProof/>
+                <w:webHidden/>
+              </w:rPr>
+              <w:t>14</w:t>
+            </w:r>
+            <w:r>
+              <w:rPr>
+                <w:rFonts w:ascii="Times New Roman" w:hAnsi="Times New Roman" w:cs="Times New Roman"/>
+                <w:noProof/>
+                <w:webHidden/>
+              </w:rPr>
+              <w:fldChar w:fldCharType="end"/>
+            </w:r>
+          </w:hyperlink>
+        </w:p>
+        <w:p>
+          <w:pPr>
+            <w:pStyle w:val="TOC2"/>
+            <w:tabs>
+              <w:tab w:val="left" w:pos="960"/>
+              <w:tab w:val="right" w:leader="dot" w:pos="9350"/>
+            </w:tabs>
+            <w:spacing w:line="360" w:lineRule="auto"/>
+            <w:rPr>
+              <w:rFonts w:ascii="Times New Roman" w:eastAsiaTheme="minorEastAsia" w:hAnsi="Times New Roman" w:cs="Times New Roman"/>
+              <w:noProof/>
+            </w:rPr>
+          </w:pPr>
+          <w:hyperlink w:anchor="_Toc224301453" w:history="1">
+            <w:r>
+              <w:rPr>
+                <w:rStyle w:val="Hyperlink"/>
+                <w:rFonts w:ascii="Times New Roman" w:hAnsi="Times New Roman" w:cs="Times New Roman"/>
+                <w:b/>
+                <w:bCs/>
+                <w:noProof/>
+              </w:rPr>
+              <w:t>6.2</w:t>
+            </w:r>
+            <w:r>
+              <w:rPr>
+                <w:rFonts w:ascii="Times New Roman" w:eastAsiaTheme="minorEastAsia" w:hAnsi="Times New Roman" w:cs="Times New Roman"/>
+                <w:noProof/>
+              </w:rPr>
+              <w:tab/>
+            </w:r>
+            <w:r>
+              <w:rPr>
+                <w:rStyle w:val="Hyperlink"/>
+                <w:rFonts w:ascii="Times New Roman" w:hAnsi="Times New Roman" w:cs="Times New Roman"/>
+                <w:b/>
+                <w:bCs/>
+                <w:noProof/>
+              </w:rPr>
+              <w:t>Model Hosting</w:t>
+            </w:r>
+            <w:r>
+              <w:rPr>
+                <w:rFonts w:ascii="Times New Roman" w:hAnsi="Times New Roman" w:cs="Times New Roman"/>
+                <w:noProof/>
+                <w:webHidden/>
+              </w:rPr>
+              <w:tab/>
+            </w:r>
+            <w:r>
+              <w:rPr>
+                <w:rFonts w:ascii="Times New Roman" w:hAnsi="Times New Roman" w:cs="Times New Roman"/>
+                <w:noProof/>
+                <w:webHidden/>
+              </w:rPr>
+              <w:fldChar w:fldCharType="begin"/>
+            </w:r>
+            <w:r>
+              <w:rPr>
+                <w:rFonts w:ascii="Times New Roman" w:hAnsi="Times New Roman" w:cs="Times New Roman"/>
+                <w:noProof/>
+                <w:webHidden/>
+              </w:rPr>
+              <w:instrText xml:space="preserve"> PAGEREF _Toc224301453 \h </w:instrText>
+            </w:r>
+            <w:r>
+              <w:rPr>
+                <w:rFonts w:ascii="Times New Roman" w:hAnsi="Times New Roman" w:cs="Times New Roman"/>
+                <w:noProof/>
+                <w:webHidden/>
+              </w:rPr>
+            </w:r>
+            <w:r>
+              <w:rPr>
+                <w:rFonts w:ascii="Times New Roman" w:hAnsi="Times New Roman" w:cs="Times New Roman"/>
+                <w:noProof/>
+                <w:webHidden/>
+              </w:rPr>
+              <w:fldChar w:fldCharType="separate"/>
+            </w:r>
+            <w:r>
+              <w:rPr>
+                <w:rFonts w:ascii="Times New Roman" w:hAnsi="Times New Roman" w:cs="Times New Roman"/>
+                <w:noProof/>
+                <w:webHidden/>
+              </w:rPr>
+              <w:t>14</w:t>
+            </w:r>
+            <w:r>
+              <w:rPr>
+                <w:rFonts w:ascii="Times New Roman" w:hAnsi="Times New Roman" w:cs="Times New Roman"/>
+                <w:noProof/>
+                <w:webHidden/>
+              </w:rPr>
+              <w:fldChar w:fldCharType="end"/>
+            </w:r>
+          </w:hyperlink>
+        </w:p>
+        <w:p>
+          <w:pPr>
+            <w:pStyle w:val="TOC2"/>
+            <w:tabs>
+              <w:tab w:val="right" w:leader="dot" w:pos="9350"/>
+            </w:tabs>
+            <w:spacing w:line="360" w:lineRule="auto"/>
+            <w:rPr>
+              <w:rFonts w:ascii="Times New Roman" w:eastAsiaTheme="minorEastAsia" w:hAnsi="Times New Roman" w:cs="Times New Roman"/>
+              <w:noProof/>
+            </w:rPr>
+          </w:pPr>
+          <w:hyperlink w:anchor="_Toc224301454" w:history="1">
+            <w:r>
+              <w:rPr>
+                <w:rStyle w:val="Hyperlink"/>
+                <w:rFonts w:ascii="Times New Roman" w:hAnsi="Times New Roman" w:cs="Times New Roman"/>
+                <w:b/>
+                <w:bCs/>
+                <w:noProof/>
+              </w:rPr>
+              <w:t>6.3 User Interface</w:t>
+            </w:r>
+            <w:r>
+              <w:rPr>
+                <w:rFonts w:ascii="Times New Roman" w:hAnsi="Times New Roman" w:cs="Times New Roman"/>
+                <w:noProof/>
+                <w:webHidden/>
+              </w:rPr>
+              <w:tab/>
+            </w:r>
+            <w:r>
+              <w:rPr>
+                <w:rFonts w:ascii="Times New Roman" w:hAnsi="Times New Roman" w:cs="Times New Roman"/>
+                <w:noProof/>
+                <w:webHidden/>
+              </w:rPr>
+              <w:fldChar w:fldCharType="begin"/>
+            </w:r>
+            <w:r>
+              <w:rPr>
+                <w:rFonts w:ascii="Times New Roman" w:hAnsi="Times New Roman" w:cs="Times New Roman"/>
+                <w:noProof/>
+                <w:webHidden/>
+              </w:rPr>
+              <w:instrText xml:space="preserve"> PAGEREF _Toc224301454 \h </w:instrText>
+            </w:r>
+            <w:r>
+              <w:rPr>
+                <w:rFonts w:ascii="Times New Roman" w:hAnsi="Times New Roman" w:cs="Times New Roman"/>
+                <w:noProof/>
+                <w:webHidden/>
+              </w:rPr>
+            </w:r>
+            <w:r>
+              <w:rPr>
+                <w:rFonts w:ascii="Times New Roman" w:hAnsi="Times New Roman" w:cs="Times New Roman"/>
+                <w:noProof/>
+                <w:webHidden/>
+              </w:rPr>
+              <w:fldChar w:fldCharType="separate"/>
+            </w:r>
+            <w:r>
+              <w:rPr>
+                <w:rFonts w:ascii="Times New Roman" w:hAnsi="Times New Roman" w:cs="Times New Roman"/>
+                <w:noProof/>
+                <w:webHidden/>
+              </w:rPr>
+              <w:t>15</w:t>
+            </w:r>
+            <w:r>
+              <w:rPr>
+                <w:rFonts w:ascii="Times New Roman" w:hAnsi="Times New Roman" w:cs="Times New Roman"/>
+                <w:noProof/>
+                <w:webHidden/>
+              </w:rPr>
+              <w:fldChar w:fldCharType="end"/>
+            </w:r>
+          </w:hyperlink>
+        </w:p>
+        <w:p>
+          <w:pPr>
+            <w:pStyle w:val="TOC3"/>
+            <w:tabs>
+              <w:tab w:val="left" w:pos="1440"/>
+              <w:tab w:val="right" w:leader="dot" w:pos="9350"/>
+            </w:tabs>
+            <w:spacing w:line="360" w:lineRule="auto"/>
+            <w:rPr>
+              <w:rFonts w:ascii="Times New Roman" w:eastAsiaTheme="minorEastAsia" w:hAnsi="Times New Roman" w:cs="Times New Roman"/>
+              <w:noProof/>
+            </w:rPr>
+          </w:pPr>
+          <w:hyperlink w:anchor="_Toc224301455" w:history="1">
+            <w:r>
+              <w:rPr>
+                <w:rStyle w:val="Hyperlink"/>
+                <w:rFonts w:ascii="Times New Roman" w:hAnsi="Times New Roman" w:cs="Times New Roman"/>
+                <w:b/>
+                <w:bCs/>
+                <w:noProof/>
+              </w:rPr>
+              <w:t>6.3.1</w:t>
+            </w:r>
+            <w:r>
+              <w:rPr>
+                <w:rFonts w:ascii="Times New Roman" w:eastAsiaTheme="minorEastAsia" w:hAnsi="Times New Roman" w:cs="Times New Roman"/>
+                <w:noProof/>
+              </w:rPr>
+              <w:tab/>
+            </w:r>
+            <w:r>
+              <w:rPr>
+                <w:rStyle w:val="Hyperlink"/>
+                <w:rFonts w:ascii="Times New Roman" w:hAnsi="Times New Roman" w:cs="Times New Roman"/>
+                <w:b/>
+                <w:bCs/>
+                <w:noProof/>
+              </w:rPr>
+              <w:t>Single Comment Analysis</w:t>
+            </w:r>
+            <w:r>
+              <w:rPr>
+                <w:rFonts w:ascii="Times New Roman" w:hAnsi="Times New Roman" w:cs="Times New Roman"/>
+                <w:noProof/>
+                <w:webHidden/>
+              </w:rPr>
+              <w:tab/>
+            </w:r>
+            <w:r>
+              <w:rPr>
+                <w:rFonts w:ascii="Times New Roman" w:hAnsi="Times New Roman" w:cs="Times New Roman"/>
+                <w:noProof/>
+                <w:webHidden/>
+              </w:rPr>
+              <w:fldChar w:fldCharType="begin"/>
+            </w:r>
+            <w:r>
+              <w:rPr>
+                <w:rFonts w:ascii="Times New Roman" w:hAnsi="Times New Roman" w:cs="Times New Roman"/>
+                <w:noProof/>
+                <w:webHidden/>
+              </w:rPr>
+              <w:instrText xml:space="preserve"> PAGEREF _Toc224301455 \h </w:instrText>
+            </w:r>
+            <w:r>
+              <w:rPr>
+                <w:rFonts w:ascii="Times New Roman" w:hAnsi="Times New Roman" w:cs="Times New Roman"/>
+                <w:noProof/>
+                <w:webHidden/>
+              </w:rPr>
+            </w:r>
+            <w:r>
+              <w:rPr>
+                <w:rFonts w:ascii="Times New Roman" w:hAnsi="Times New Roman" w:cs="Times New Roman"/>
+                <w:noProof/>
+                <w:webHidden/>
+              </w:rPr>
+              <w:fldChar w:fldCharType="separate"/>
+            </w:r>
+            <w:r>
+              <w:rPr>
+                <w:rFonts w:ascii="Times New Roman" w:hAnsi="Times New Roman" w:cs="Times New Roman"/>
+                <w:noProof/>
+                <w:webHidden/>
+              </w:rPr>
+              <w:t>15</w:t>
+            </w:r>
+            <w:r>
+              <w:rPr>
+                <w:rFonts w:ascii="Times New Roman" w:hAnsi="Times New Roman" w:cs="Times New Roman"/>
+                <w:noProof/>
+                <w:webHidden/>
+              </w:rPr>
+              <w:fldChar w:fldCharType="end"/>
+            </w:r>
+          </w:hyperlink>
+        </w:p>
+        <w:p>
+          <w:pPr>
+            <w:pStyle w:val="TOC3"/>
+            <w:tabs>
+              <w:tab w:val="left" w:pos="1440"/>
+              <w:tab w:val="right" w:leader="dot" w:pos="9350"/>
+            </w:tabs>
+            <w:spacing w:line="360" w:lineRule="auto"/>
+            <w:rPr>
+              <w:rFonts w:ascii="Times New Roman" w:eastAsiaTheme="minorEastAsia" w:hAnsi="Times New Roman" w:cs="Times New Roman"/>
+              <w:noProof/>
+            </w:rPr>
+          </w:pPr>
+          <w:hyperlink w:anchor="_Toc224301456" w:history="1">
+            <w:r>
+              <w:rPr>
+                <w:rStyle w:val="Hyperlink"/>
+                <w:rFonts w:ascii="Times New Roman" w:hAnsi="Times New Roman" w:cs="Times New Roman"/>
+                <w:b/>
+                <w:noProof/>
+              </w:rPr>
+              <w:t>6.3.2</w:t>
+            </w:r>
+            <w:r>
+              <w:rPr>
+                <w:rFonts w:ascii="Times New Roman" w:eastAsiaTheme="minorEastAsia" w:hAnsi="Times New Roman" w:cs="Times New Roman"/>
+                <w:noProof/>
+              </w:rPr>
+              <w:tab/>
+            </w:r>
+            <w:r>
+              <w:rPr>
+                <w:rStyle w:val="Hyperlink"/>
+                <w:rFonts w:ascii="Times New Roman" w:hAnsi="Times New Roman" w:cs="Times New Roman"/>
+                <w:b/>
+                <w:bCs/>
+                <w:noProof/>
+              </w:rPr>
+              <w:t>Batch comment analysis</w:t>
+            </w:r>
+            <w:r>
+              <w:rPr>
+                <w:rFonts w:ascii="Times New Roman" w:hAnsi="Times New Roman" w:cs="Times New Roman"/>
+                <w:noProof/>
+                <w:webHidden/>
+              </w:rPr>
+              <w:tab/>
+            </w:r>
+            <w:r>
+              <w:rPr>
+                <w:rFonts w:ascii="Times New Roman" w:hAnsi="Times New Roman" w:cs="Times New Roman"/>
+                <w:noProof/>
+                <w:webHidden/>
+              </w:rPr>
+              <w:fldChar w:fldCharType="begin"/>
+            </w:r>
+            <w:r>
+              <w:rPr>
+                <w:rFonts w:ascii="Times New Roman" w:hAnsi="Times New Roman" w:cs="Times New Roman"/>
+                <w:noProof/>
+                <w:webHidden/>
+              </w:rPr>
+              <w:instrText xml:space="preserve"> PAGEREF _Toc224301456 \h </w:instrText>
+            </w:r>
+            <w:r>
+              <w:rPr>
+                <w:rFonts w:ascii="Times New Roman" w:hAnsi="Times New Roman" w:cs="Times New Roman"/>
+                <w:noProof/>
+                <w:webHidden/>
+              </w:rPr>
+            </w:r>
+            <w:r>
+              <w:rPr>
+                <w:rFonts w:ascii="Times New Roman" w:hAnsi="Times New Roman" w:cs="Times New Roman"/>
+                <w:noProof/>
+                <w:webHidden/>
+              </w:rPr>
+              <w:fldChar w:fldCharType="separate"/>
+            </w:r>
+            <w:r>
+              <w:rPr>
+                <w:rFonts w:ascii="Times New Roman" w:hAnsi="Times New Roman" w:cs="Times New Roman"/>
+                <w:noProof/>
+                <w:webHidden/>
+              </w:rPr>
+              <w:t>15</w:t>
+            </w:r>
+            <w:r>
+              <w:rPr>
+                <w:rFonts w:ascii="Times New Roman" w:hAnsi="Times New Roman" w:cs="Times New Roman"/>
+                <w:noProof/>
+                <w:webHidden/>
+              </w:rPr>
+              <w:fldChar w:fldCharType="end"/>
+            </w:r>
+          </w:hyperlink>
+        </w:p>
+        <w:p>
+          <w:pPr>
+            <w:pStyle w:val="TOC2"/>
+            <w:tabs>
+              <w:tab w:val="left" w:pos="960"/>
+              <w:tab w:val="right" w:leader="dot" w:pos="9350"/>
+            </w:tabs>
+            <w:spacing w:line="360" w:lineRule="auto"/>
+            <w:rPr>
+              <w:rFonts w:ascii="Times New Roman" w:eastAsiaTheme="minorEastAsia" w:hAnsi="Times New Roman" w:cs="Times New Roman"/>
+              <w:noProof/>
+            </w:rPr>
+          </w:pPr>
+          <w:hyperlink w:anchor="_Toc224301457" w:history="1">
+            <w:r>
+              <w:rPr>
+                <w:rStyle w:val="Hyperlink"/>
+                <w:rFonts w:ascii="Times New Roman" w:hAnsi="Times New Roman" w:cs="Times New Roman"/>
+                <w:b/>
+                <w:bCs/>
+                <w:noProof/>
+              </w:rPr>
+              <w:t>6.4</w:t>
+            </w:r>
+            <w:r>
+              <w:rPr>
+                <w:rFonts w:ascii="Times New Roman" w:eastAsiaTheme="minorEastAsia" w:hAnsi="Times New Roman" w:cs="Times New Roman"/>
+                <w:noProof/>
+              </w:rPr>
+              <w:tab/>
+            </w:r>
+            <w:r>
+              <w:rPr>
+                <w:rStyle w:val="Hyperlink"/>
+                <w:rFonts w:ascii="Times New Roman" w:hAnsi="Times New Roman" w:cs="Times New Roman"/>
+                <w:b/>
+                <w:bCs/>
+                <w:noProof/>
+              </w:rPr>
+              <w:t>Model Optimization for Deployment</w:t>
+            </w:r>
+            <w:r>
+              <w:rPr>
+                <w:rFonts w:ascii="Times New Roman" w:hAnsi="Times New Roman" w:cs="Times New Roman"/>
+                <w:noProof/>
+                <w:webHidden/>
+              </w:rPr>
+              <w:tab/>
+            </w:r>
+            <w:r>
+              <w:rPr>
+                <w:rFonts w:ascii="Times New Roman" w:hAnsi="Times New Roman" w:cs="Times New Roman"/>
+                <w:noProof/>
+                <w:webHidden/>
+              </w:rPr>
+              <w:fldChar w:fldCharType="begin"/>
+            </w:r>
+            <w:r>
+              <w:rPr>
+                <w:rFonts w:ascii="Times New Roman" w:hAnsi="Times New Roman" w:cs="Times New Roman"/>
+                <w:noProof/>
+                <w:webHidden/>
+              </w:rPr>
+              <w:instrText xml:space="preserve"> PAGEREF _Toc224301457 \h </w:instrText>
+            </w:r>
+            <w:r>
+              <w:rPr>
+                <w:rFonts w:ascii="Times New Roman" w:hAnsi="Times New Roman" w:cs="Times New Roman"/>
+                <w:noProof/>
+                <w:webHidden/>
+              </w:rPr>
+            </w:r>
+            <w:r>
+              <w:rPr>
+                <w:rFonts w:ascii="Times New Roman" w:hAnsi="Times New Roman" w:cs="Times New Roman"/>
+                <w:noProof/>
+                <w:webHidden/>
+              </w:rPr>
+              <w:fldChar w:fldCharType="separate"/>
+            </w:r>
+            <w:r>
+              <w:rPr>
+                <w:rFonts w:ascii="Times New Roman" w:hAnsi="Times New Roman" w:cs="Times New Roman"/>
+                <w:noProof/>
+                <w:webHidden/>
+              </w:rPr>
+              <w:t>15</w:t>
+            </w:r>
+            <w:r>
+              <w:rPr>
+                <w:rFonts w:ascii="Times New Roman" w:hAnsi="Times New Roman" w:cs="Times New Roman"/>
+                <w:noProof/>
+                <w:webHidden/>
+              </w:rPr>
+              <w:fldChar w:fldCharType="end"/>
+            </w:r>
+          </w:hyperlink>
+        </w:p>
+        <w:p>
+          <w:pPr>
+            <w:pStyle w:val="TOC2"/>
+            <w:tabs>
+              <w:tab w:val="left" w:pos="960"/>
+              <w:tab w:val="right" w:leader="dot" w:pos="9350"/>
+            </w:tabs>
+            <w:spacing w:line="360" w:lineRule="auto"/>
+            <w:rPr>
+              <w:rFonts w:ascii="Times New Roman" w:eastAsiaTheme="minorEastAsia" w:hAnsi="Times New Roman" w:cs="Times New Roman"/>
+              <w:noProof/>
+            </w:rPr>
+          </w:pPr>
+          <w:hyperlink w:anchor="_Toc224301458" w:history="1">
+            <w:r>
+              <w:rPr>
+                <w:rStyle w:val="Hyperlink"/>
+                <w:rFonts w:ascii="Times New Roman" w:hAnsi="Times New Roman" w:cs="Times New Roman"/>
+                <w:b/>
+                <w:bCs/>
+                <w:noProof/>
+              </w:rPr>
+              <w:t>6.5</w:t>
+            </w:r>
+            <w:r>
+              <w:rPr>
+                <w:rFonts w:ascii="Times New Roman" w:eastAsiaTheme="minorEastAsia" w:hAnsi="Times New Roman" w:cs="Times New Roman"/>
+                <w:noProof/>
+              </w:rPr>
+              <w:tab/>
+            </w:r>
+            <w:r>
+              <w:rPr>
+                <w:rStyle w:val="Hyperlink"/>
+                <w:rFonts w:ascii="Times New Roman" w:hAnsi="Times New Roman" w:cs="Times New Roman"/>
+                <w:b/>
+                <w:bCs/>
+                <w:noProof/>
+              </w:rPr>
+              <w:t>Future Deployment Improvements</w:t>
+            </w:r>
+            <w:r>
+              <w:rPr>
+                <w:rFonts w:ascii="Times New Roman" w:hAnsi="Times New Roman" w:cs="Times New Roman"/>
+                <w:noProof/>
+                <w:webHidden/>
+              </w:rPr>
+              <w:tab/>
+            </w:r>
+            <w:r>
+              <w:rPr>
+                <w:rFonts w:ascii="Times New Roman" w:hAnsi="Times New Roman" w:cs="Times New Roman"/>
+                <w:noProof/>
+                <w:webHidden/>
+              </w:rPr>
+              <w:fldChar w:fldCharType="begin"/>
+            </w:r>
+            <w:r>
+              <w:rPr>
+                <w:rFonts w:ascii="Times New Roman" w:hAnsi="Times New Roman" w:cs="Times New Roman"/>
+                <w:noProof/>
+                <w:webHidden/>
+              </w:rPr>
+              <w:instrText xml:space="preserve"> PAGEREF _Toc224301458 \h </w:instrText>
+            </w:r>
+            <w:r>
+              <w:rPr>
+                <w:rFonts w:ascii="Times New Roman" w:hAnsi="Times New Roman" w:cs="Times New Roman"/>
+                <w:noProof/>
+                <w:webHidden/>
+              </w:rPr>
+            </w:r>
+            <w:r>
+              <w:rPr>
+                <w:rFonts w:ascii="Times New Roman" w:hAnsi="Times New Roman" w:cs="Times New Roman"/>
+                <w:noProof/>
+                <w:webHidden/>
+              </w:rPr>
+              <w:fldChar w:fldCharType="separate"/>
+            </w:r>
+            <w:r>
+              <w:rPr>
+                <w:rFonts w:ascii="Times New Roman" w:hAnsi="Times New Roman" w:cs="Times New Roman"/>
+                <w:noProof/>
+                <w:webHidden/>
+              </w:rPr>
+              <w:t>15</w:t>
             </w:r>
             <w:r>
               <w:rPr>
@@ -1739,7 +3118,7 @@
         </w:rPr>
         <w:br w:type="page"/>
       </w:r>
-      <w:bookmarkStart w:id="2" w:name="_Toc223786673"/>
+      <w:bookmarkStart w:id="2" w:name="_Toc224301429"/>
       <w:r>
         <w:rPr>
           <w:rFonts w:ascii="Times New Roman" w:hAnsi="Times New Roman" w:cs="Times New Roman"/>
@@ -1789,7 +3168,7 @@
           <w:szCs w:val="24"/>
         </w:rPr>
       </w:pPr>
-      <w:bookmarkStart w:id="3" w:name="_Toc223786674"/>
+      <w:bookmarkStart w:id="3" w:name="_Toc224301430"/>
       <w:r>
         <w:rPr>
           <w:rFonts w:ascii="Times New Roman" w:hAnsi="Times New Roman" w:cs="Times New Roman"/>
@@ -1889,7 +3268,7 @@
           <w:szCs w:val="24"/>
         </w:rPr>
       </w:pPr>
-      <w:bookmarkStart w:id="4" w:name="_Toc223786675"/>
+      <w:bookmarkStart w:id="4" w:name="_Toc224301431"/>
       <w:r>
         <w:rPr>
           <w:rFonts w:ascii="Times New Roman" w:hAnsi="Times New Roman" w:cs="Times New Roman"/>
@@ -1974,7 +3353,7 @@
           <w:szCs w:val="24"/>
         </w:rPr>
       </w:pPr>
-      <w:bookmarkStart w:id="5" w:name="_Toc223786676"/>
+      <w:bookmarkStart w:id="5" w:name="_Toc224301432"/>
       <w:r>
         <w:rPr>
           <w:rFonts w:ascii="Times New Roman" w:hAnsi="Times New Roman" w:cs="Times New Roman"/>
@@ -2127,7 +3506,7 @@
           <w:szCs w:val="24"/>
         </w:rPr>
       </w:pPr>
-      <w:bookmarkStart w:id="6" w:name="_Toc223786677"/>
+      <w:bookmarkStart w:id="6" w:name="_Toc224301433"/>
       <w:r>
         <w:rPr>
           <w:rFonts w:ascii="Times New Roman" w:hAnsi="Times New Roman" w:cs="Times New Roman"/>
@@ -2277,7 +3656,7 @@
           <w:szCs w:val="24"/>
         </w:rPr>
       </w:pPr>
-      <w:bookmarkStart w:id="7" w:name="_Toc223786678"/>
+      <w:bookmarkStart w:id="7" w:name="_Toc224301434"/>
       <w:r>
         <w:rPr>
           <w:rFonts w:ascii="Times New Roman" w:hAnsi="Times New Roman" w:cs="Times New Roman"/>
@@ -3054,7 +4433,7 @@
           <w:szCs w:val="24"/>
         </w:rPr>
       </w:pPr>
-      <w:bookmarkStart w:id="8" w:name="_Toc223786679"/>
+      <w:bookmarkStart w:id="8" w:name="_Toc224301435"/>
       <w:r>
         <w:rPr>
           <w:rFonts w:ascii="Times New Roman" w:hAnsi="Times New Roman" w:cs="Times New Roman"/>
@@ -3202,10 +4581,10 @@
     </w:p>
     <w:p>
       <w:pPr>
-        <w:pStyle w:val="Heading1"/>
-        <w:spacing w:line="360" w:lineRule="auto"/>
-        <w:rPr>
-          <w:rFonts w:ascii="Times New Roman" w:hAnsi="Times New Roman" w:cs="Times New Roman"/>
+        <w:pStyle w:val="Heading2"/>
+        <w:spacing w:line="360" w:lineRule="auto"/>
+        <w:rPr>
+          <w:rFonts w:ascii="Times New Roman" w:eastAsiaTheme="minorHAnsi" w:hAnsi="Times New Roman" w:cs="Times New Roman"/>
           <w:b/>
           <w:bCs/>
           <w:color w:val="auto"/>
@@ -3213,7 +4592,7 @@
           <w:szCs w:val="24"/>
         </w:rPr>
       </w:pPr>
-      <w:bookmarkStart w:id="9" w:name="_Toc223786680"/>
+      <w:bookmarkStart w:id="9" w:name="_Toc224301436"/>
       <w:r>
         <w:rPr>
           <w:rFonts w:ascii="Times New Roman" w:hAnsi="Times New Roman" w:cs="Times New Roman"/>
@@ -3223,24 +4602,110 @@
           <w:sz w:val="24"/>
           <w:szCs w:val="24"/>
         </w:rPr>
-        <w:t>2.0 DATA UNDERSTANDING</w:t>
-      </w:r>
-      <w:bookmarkEnd w:id="9"/>
-      <w:r>
-        <w:rPr>
-          <w:rFonts w:ascii="Times New Roman" w:hAnsi="Times New Roman" w:cs="Times New Roman"/>
+        <w:t xml:space="preserve">1.7 </w:t>
+      </w:r>
+      <w:r>
+        <w:rPr>
+          <w:rFonts w:ascii="Times New Roman" w:eastAsiaTheme="minorHAnsi" w:hAnsi="Times New Roman" w:cs="Times New Roman"/>
           <w:b/>
           <w:bCs/>
           <w:color w:val="auto"/>
           <w:sz w:val="24"/>
           <w:szCs w:val="24"/>
         </w:rPr>
-        <w:t xml:space="preserve"> </w:t>
-      </w:r>
-    </w:p>
-    <w:p>
-      <w:pPr>
-        <w:pStyle w:val="Heading2"/>
+        <w:t>Success Criteria</w:t>
+      </w:r>
+      <w:bookmarkEnd w:id="9"/>
+    </w:p>
+    <w:p>
+      <w:pPr>
+        <w:spacing w:line="360" w:lineRule="auto"/>
+        <w:rPr>
+          <w:rFonts w:ascii="Times New Roman" w:hAnsi="Times New Roman" w:cs="Times New Roman"/>
+        </w:rPr>
+      </w:pPr>
+      <w:r>
+        <w:rPr>
+          <w:rFonts w:ascii="Times New Roman" w:hAnsi="Times New Roman" w:cs="Times New Roman"/>
+        </w:rPr>
+        <w:t>The system should:</w:t>
+      </w:r>
+    </w:p>
+    <w:p>
+      <w:pPr>
+        <w:numPr>
+          <w:ilvl w:val="0"/>
+          <w:numId w:val="27"/>
+        </w:numPr>
+        <w:spacing w:line="360" w:lineRule="auto"/>
+        <w:rPr>
+          <w:rFonts w:ascii="Times New Roman" w:hAnsi="Times New Roman" w:cs="Times New Roman"/>
+        </w:rPr>
+      </w:pPr>
+      <w:r>
+        <w:rPr>
+          <w:rFonts w:ascii="Times New Roman" w:hAnsi="Times New Roman" w:cs="Times New Roman"/>
+        </w:rPr>
+        <w:t>Detect the language of a comment</w:t>
+      </w:r>
+    </w:p>
+    <w:p>
+      <w:pPr>
+        <w:numPr>
+          <w:ilvl w:val="0"/>
+          <w:numId w:val="27"/>
+        </w:numPr>
+        <w:spacing w:line="360" w:lineRule="auto"/>
+        <w:rPr>
+          <w:rFonts w:ascii="Times New Roman" w:hAnsi="Times New Roman" w:cs="Times New Roman"/>
+        </w:rPr>
+      </w:pPr>
+      <w:r>
+        <w:rPr>
+          <w:rFonts w:ascii="Times New Roman" w:hAnsi="Times New Roman" w:cs="Times New Roman"/>
+        </w:rPr>
+        <w:t>Identify the sentiment</w:t>
+      </w:r>
+    </w:p>
+    <w:p>
+      <w:pPr>
+        <w:numPr>
+          <w:ilvl w:val="0"/>
+          <w:numId w:val="27"/>
+        </w:numPr>
+        <w:spacing w:line="360" w:lineRule="auto"/>
+        <w:rPr>
+          <w:rFonts w:ascii="Times New Roman" w:hAnsi="Times New Roman" w:cs="Times New Roman"/>
+        </w:rPr>
+      </w:pPr>
+      <w:r>
+        <w:rPr>
+          <w:rFonts w:ascii="Times New Roman" w:hAnsi="Times New Roman" w:cs="Times New Roman"/>
+        </w:rPr>
+        <w:t>Classify the category of the comment</w:t>
+      </w:r>
+    </w:p>
+    <w:p>
+      <w:pPr>
+        <w:numPr>
+          <w:ilvl w:val="0"/>
+          <w:numId w:val="27"/>
+        </w:numPr>
+        <w:spacing w:line="360" w:lineRule="auto"/>
+        <w:rPr>
+          <w:rFonts w:ascii="Times New Roman" w:hAnsi="Times New Roman" w:cs="Times New Roman"/>
+        </w:rPr>
+      </w:pPr>
+      <w:r>
+        <w:rPr>
+          <w:rFonts w:ascii="Times New Roman" w:hAnsi="Times New Roman" w:cs="Times New Roman"/>
+        </w:rPr>
+        <w:t xml:space="preserve">Predict the specific type of category </w:t>
+      </w:r>
+    </w:p>
+    <w:p>
+      <w:pPr>
+        <w:pStyle w:val="Heading1"/>
         <w:spacing w:line="360" w:lineRule="auto"/>
         <w:rPr>
           <w:rFonts w:ascii="Times New Roman" w:hAnsi="Times New Roman" w:cs="Times New Roman"/>
@@ -3251,7 +4716,7 @@
           <w:szCs w:val="24"/>
         </w:rPr>
       </w:pPr>
-      <w:bookmarkStart w:id="10" w:name="_Toc223786681"/>
+      <w:bookmarkStart w:id="10" w:name="_Toc224301437"/>
       <w:r>
         <w:rPr>
           <w:rFonts w:ascii="Times New Roman" w:hAnsi="Times New Roman" w:cs="Times New Roman"/>
@@ -3261,8 +4726,9 @@
           <w:sz w:val="24"/>
           <w:szCs w:val="24"/>
         </w:rPr>
-        <w:t xml:space="preserve">2.1 </w:t>
-      </w:r>
+        <w:t>2.0 DATA UNDERSTANDING</w:t>
+      </w:r>
+      <w:bookmarkEnd w:id="10"/>
       <w:r>
         <w:rPr>
           <w:rFonts w:ascii="Times New Roman" w:hAnsi="Times New Roman" w:cs="Times New Roman"/>
@@ -3272,10 +4738,13 @@
           <w:sz w:val="24"/>
           <w:szCs w:val="24"/>
         </w:rPr>
-        <w:t>Overview</w:t>
-      </w:r>
-      <w:bookmarkEnd w:id="10"/>
-      <w:r>
+        <w:t xml:space="preserve"> </w:t>
+      </w:r>
+    </w:p>
+    <w:p>
+      <w:pPr>
+        <w:pStyle w:val="Heading2"/>
+        <w:spacing w:line="360" w:lineRule="auto"/>
         <w:rPr>
           <w:rFonts w:ascii="Times New Roman" w:hAnsi="Times New Roman" w:cs="Times New Roman"/>
           <w:b/>
@@ -3284,148 +4753,9 @@
           <w:sz w:val="24"/>
           <w:szCs w:val="24"/>
         </w:rPr>
-        <w:t xml:space="preserve"> </w:t>
-      </w:r>
-    </w:p>
-    <w:p>
-      <w:pPr>
-        <w:spacing w:line="360" w:lineRule="auto"/>
-        <w:rPr>
-          <w:rFonts w:ascii="Times New Roman" w:hAnsi="Times New Roman" w:cs="Times New Roman"/>
-        </w:rPr>
-      </w:pPr>
-      <w:r>
-        <w:rPr>
-          <w:rFonts w:ascii="Times New Roman" w:hAnsi="Times New Roman" w:cs="Times New Roman"/>
-        </w:rPr>
-        <w:t xml:space="preserve">The data leveraged in this project is a representation of records from YouTube comments from various Kenyan videos.  The data was scraped from YouTube using </w:t>
-      </w:r>
-      <w:r>
-        <w:rPr>
-          <w:rFonts w:ascii="Times New Roman" w:hAnsi="Times New Roman" w:cs="Times New Roman"/>
-        </w:rPr>
-        <w:t>YouTube</w:t>
-      </w:r>
-      <w:r>
-        <w:rPr>
-          <w:rFonts w:ascii="Times New Roman" w:hAnsi="Times New Roman" w:cs="Times New Roman"/>
-        </w:rPr>
-        <w:t xml:space="preserve"> Data API v3</w:t>
-      </w:r>
-      <w:r>
-        <w:rPr>
-          <w:rFonts w:ascii="Times New Roman" w:hAnsi="Times New Roman" w:cs="Times New Roman"/>
-        </w:rPr>
-        <w:t>,</w:t>
-      </w:r>
-      <w:r>
-        <w:rPr>
-          <w:rFonts w:ascii="Times New Roman" w:hAnsi="Times New Roman" w:cs="Times New Roman"/>
-        </w:rPr>
-        <w:t xml:space="preserve"> which is an official and legal method for accessing public YouTube data for analysis. The project utilizes the google-api-python-client to interface with </w:t>
-      </w:r>
-      <w:r>
-        <w:rPr>
-          <w:rFonts w:ascii="Times New Roman" w:hAnsi="Times New Roman" w:cs="Times New Roman"/>
-        </w:rPr>
-        <w:t xml:space="preserve">the </w:t>
-      </w:r>
-      <w:r>
-        <w:rPr>
-          <w:rFonts w:ascii="Times New Roman" w:hAnsi="Times New Roman" w:cs="Times New Roman"/>
-        </w:rPr>
-        <w:t xml:space="preserve">comment Threads resource. </w:t>
-      </w:r>
-    </w:p>
-    <w:p>
-      <w:pPr>
-        <w:spacing w:line="360" w:lineRule="auto"/>
-        <w:rPr>
-          <w:rFonts w:ascii="Times New Roman" w:hAnsi="Times New Roman" w:cs="Times New Roman"/>
-        </w:rPr>
-      </w:pPr>
-      <w:r>
-        <w:rPr>
-          <w:rFonts w:ascii="Times New Roman" w:hAnsi="Times New Roman" w:cs="Times New Roman"/>
-        </w:rPr>
-        <w:t>The script maps the raw JSON responses from YouTube and converts them into a Pandas data frame.  The major column names include:</w:t>
-      </w:r>
-    </w:p>
-    <w:p>
-      <w:pPr>
-        <w:spacing w:line="360" w:lineRule="auto"/>
-        <w:rPr>
-          <w:rFonts w:ascii="Times New Roman" w:hAnsi="Times New Roman" w:cs="Times New Roman"/>
-        </w:rPr>
-      </w:pPr>
-      <w:r>
-        <w:rPr>
-          <w:rFonts w:ascii="Times New Roman" w:hAnsi="Times New Roman" w:cs="Times New Roman"/>
-        </w:rPr>
-        <w:t>Author: the public name of the commenter</w:t>
-      </w:r>
-    </w:p>
-    <w:p>
-      <w:pPr>
-        <w:spacing w:line="360" w:lineRule="auto"/>
-        <w:rPr>
-          <w:rFonts w:ascii="Times New Roman" w:hAnsi="Times New Roman" w:cs="Times New Roman"/>
-        </w:rPr>
-      </w:pPr>
-      <w:r>
-        <w:rPr>
-          <w:rFonts w:ascii="Times New Roman" w:hAnsi="Times New Roman" w:cs="Times New Roman"/>
-        </w:rPr>
-        <w:t>Text: raw comment content in plain text</w:t>
-      </w:r>
-    </w:p>
-    <w:p>
-      <w:pPr>
-        <w:spacing w:line="360" w:lineRule="auto"/>
-        <w:rPr>
-          <w:rFonts w:ascii="Times New Roman" w:hAnsi="Times New Roman" w:cs="Times New Roman"/>
-        </w:rPr>
-      </w:pPr>
-      <w:r>
-        <w:rPr>
-          <w:rFonts w:ascii="Times New Roman" w:hAnsi="Times New Roman" w:cs="Times New Roman"/>
-        </w:rPr>
-        <w:t>Likes: engagement metric</w:t>
-      </w:r>
-    </w:p>
-    <w:p>
-      <w:pPr>
-        <w:spacing w:line="360" w:lineRule="auto"/>
-        <w:rPr>
-          <w:rFonts w:ascii="Times New Roman" w:hAnsi="Times New Roman" w:cs="Times New Roman"/>
-        </w:rPr>
-      </w:pPr>
-      <w:r>
-        <w:rPr>
-          <w:rFonts w:ascii="Times New Roman" w:hAnsi="Times New Roman" w:cs="Times New Roman"/>
-        </w:rPr>
-        <w:lastRenderedPageBreak/>
-        <w:t xml:space="preserve">Published at: Timestamp of the post. </w:t>
-      </w:r>
-    </w:p>
-    <w:p>
-      <w:pPr>
-        <w:spacing w:line="360" w:lineRule="auto"/>
-        <w:rPr>
-          <w:rFonts w:ascii="Times New Roman" w:hAnsi="Times New Roman" w:cs="Times New Roman"/>
-        </w:rPr>
-      </w:pPr>
-      <w:r>
-        <w:rPr>
-          <w:rFonts w:ascii="Times New Roman" w:hAnsi="Times New Roman" w:cs="Times New Roman"/>
-        </w:rPr>
-        <w:t xml:space="preserve">By incorporating these strategies, we can gather 10,000 comments from Kenyan YouTube videos. </w:t>
-      </w:r>
-    </w:p>
-    <w:p>
-      <w:pPr>
-        <w:pStyle w:val="Heading2"/>
-        <w:spacing w:line="360" w:lineRule="auto"/>
+      </w:pPr>
+      <w:bookmarkStart w:id="11" w:name="_Toc224301438"/>
+      <w:r>
         <w:rPr>
           <w:rFonts w:ascii="Times New Roman" w:hAnsi="Times New Roman" w:cs="Times New Roman"/>
           <w:b/>
@@ -3434,8 +4764,8 @@
           <w:sz w:val="24"/>
           <w:szCs w:val="24"/>
         </w:rPr>
-      </w:pPr>
-      <w:bookmarkStart w:id="11" w:name="_Toc223786682"/>
+        <w:t xml:space="preserve">2.1 </w:t>
+      </w:r>
       <w:r>
         <w:rPr>
           <w:rFonts w:ascii="Times New Roman" w:hAnsi="Times New Roman" w:cs="Times New Roman"/>
@@ -3445,9 +4775,200 @@
           <w:sz w:val="24"/>
           <w:szCs w:val="24"/>
         </w:rPr>
+        <w:t>Overview</w:t>
+      </w:r>
+      <w:bookmarkEnd w:id="11"/>
+      <w:r>
+        <w:rPr>
+          <w:rFonts w:ascii="Times New Roman" w:hAnsi="Times New Roman" w:cs="Times New Roman"/>
+          <w:b/>
+          <w:bCs/>
+          <w:color w:val="auto"/>
+          <w:sz w:val="24"/>
+          <w:szCs w:val="24"/>
+        </w:rPr>
+        <w:t xml:space="preserve"> </w:t>
+      </w:r>
+    </w:p>
+    <w:p>
+      <w:pPr>
+        <w:spacing w:line="360" w:lineRule="auto"/>
+        <w:rPr>
+          <w:rFonts w:ascii="Times New Roman" w:hAnsi="Times New Roman" w:cs="Times New Roman"/>
+        </w:rPr>
+      </w:pPr>
+      <w:r>
+        <w:rPr>
+          <w:rFonts w:ascii="Times New Roman" w:hAnsi="Times New Roman" w:cs="Times New Roman"/>
+        </w:rPr>
+        <w:t xml:space="preserve">The data leveraged in this project is a representation of records from YouTube comments from various Kenyan videos.  The data was scraped from YouTube using </w:t>
+      </w:r>
+      <w:r>
+        <w:rPr>
+          <w:rFonts w:ascii="Times New Roman" w:hAnsi="Times New Roman" w:cs="Times New Roman"/>
+        </w:rPr>
+        <w:t>YouTube</w:t>
+      </w:r>
+      <w:r>
+        <w:rPr>
+          <w:rFonts w:ascii="Times New Roman" w:hAnsi="Times New Roman" w:cs="Times New Roman"/>
+        </w:rPr>
+        <w:t xml:space="preserve"> Data API v3</w:t>
+      </w:r>
+      <w:r>
+        <w:rPr>
+          <w:rFonts w:ascii="Times New Roman" w:hAnsi="Times New Roman" w:cs="Times New Roman"/>
+        </w:rPr>
+        <w:t>,</w:t>
+      </w:r>
+      <w:r>
+        <w:rPr>
+          <w:rFonts w:ascii="Times New Roman" w:hAnsi="Times New Roman" w:cs="Times New Roman"/>
+        </w:rPr>
+        <w:t xml:space="preserve"> which </w:t>
+      </w:r>
+      <w:r>
+        <w:rPr>
+          <w:rFonts w:ascii="Times New Roman" w:hAnsi="Times New Roman" w:cs="Times New Roman"/>
+        </w:rPr>
+        <w:lastRenderedPageBreak/>
+        <w:t xml:space="preserve">is an official and legal method for accessing public YouTube data for analysis. The project utilizes the </w:t>
+      </w:r>
+      <w:r>
+        <w:rPr>
+          <w:rFonts w:ascii="Times New Roman" w:hAnsi="Times New Roman" w:cs="Times New Roman"/>
+        </w:rPr>
+        <w:t>Google API Python Client</w:t>
+      </w:r>
+      <w:r>
+        <w:rPr>
+          <w:rFonts w:ascii="Times New Roman" w:hAnsi="Times New Roman" w:cs="Times New Roman"/>
+        </w:rPr>
+        <w:t xml:space="preserve"> to interface with </w:t>
+      </w:r>
+      <w:r>
+        <w:rPr>
+          <w:rFonts w:ascii="Times New Roman" w:hAnsi="Times New Roman" w:cs="Times New Roman"/>
+        </w:rPr>
+        <w:t xml:space="preserve">the </w:t>
+      </w:r>
+      <w:r>
+        <w:rPr>
+          <w:rFonts w:ascii="Times New Roman" w:hAnsi="Times New Roman" w:cs="Times New Roman"/>
+        </w:rPr>
+        <w:t xml:space="preserve">comment Threads resource. </w:t>
+      </w:r>
+    </w:p>
+    <w:p>
+      <w:pPr>
+        <w:spacing w:line="360" w:lineRule="auto"/>
+        <w:rPr>
+          <w:rFonts w:ascii="Times New Roman" w:hAnsi="Times New Roman" w:cs="Times New Roman"/>
+        </w:rPr>
+      </w:pPr>
+      <w:r>
+        <w:rPr>
+          <w:rFonts w:ascii="Times New Roman" w:hAnsi="Times New Roman" w:cs="Times New Roman"/>
+        </w:rPr>
+        <w:t>The script maps the raw JSON responses from YouTube and converts them into a Pandas data frame.  The major column names include:</w:t>
+      </w:r>
+    </w:p>
+    <w:p>
+      <w:pPr>
+        <w:spacing w:line="360" w:lineRule="auto"/>
+        <w:rPr>
+          <w:rFonts w:ascii="Times New Roman" w:hAnsi="Times New Roman" w:cs="Times New Roman"/>
+        </w:rPr>
+      </w:pPr>
+      <w:r>
+        <w:rPr>
+          <w:rFonts w:ascii="Times New Roman" w:hAnsi="Times New Roman" w:cs="Times New Roman"/>
+        </w:rPr>
+        <w:t>Author: the public name of the commenter</w:t>
+      </w:r>
+    </w:p>
+    <w:p>
+      <w:pPr>
+        <w:spacing w:line="360" w:lineRule="auto"/>
+        <w:rPr>
+          <w:rFonts w:ascii="Times New Roman" w:hAnsi="Times New Roman" w:cs="Times New Roman"/>
+        </w:rPr>
+      </w:pPr>
+      <w:r>
+        <w:rPr>
+          <w:rFonts w:ascii="Times New Roman" w:hAnsi="Times New Roman" w:cs="Times New Roman"/>
+        </w:rPr>
+        <w:t>Text: raw comment content in plain text</w:t>
+      </w:r>
+    </w:p>
+    <w:p>
+      <w:pPr>
+        <w:spacing w:line="360" w:lineRule="auto"/>
+        <w:rPr>
+          <w:rFonts w:ascii="Times New Roman" w:hAnsi="Times New Roman" w:cs="Times New Roman"/>
+        </w:rPr>
+      </w:pPr>
+      <w:r>
+        <w:rPr>
+          <w:rFonts w:ascii="Times New Roman" w:hAnsi="Times New Roman" w:cs="Times New Roman"/>
+        </w:rPr>
+        <w:t>Likes: engagement metric</w:t>
+      </w:r>
+    </w:p>
+    <w:p>
+      <w:pPr>
+        <w:spacing w:line="360" w:lineRule="auto"/>
+        <w:rPr>
+          <w:rFonts w:ascii="Times New Roman" w:hAnsi="Times New Roman" w:cs="Times New Roman"/>
+        </w:rPr>
+      </w:pPr>
+      <w:r>
+        <w:rPr>
+          <w:rFonts w:ascii="Times New Roman" w:hAnsi="Times New Roman" w:cs="Times New Roman"/>
+        </w:rPr>
+        <w:t xml:space="preserve">Published at: Timestamp of the post. </w:t>
+      </w:r>
+    </w:p>
+    <w:p>
+      <w:pPr>
+        <w:spacing w:line="360" w:lineRule="auto"/>
+        <w:rPr>
+          <w:rFonts w:ascii="Times New Roman" w:hAnsi="Times New Roman" w:cs="Times New Roman"/>
+        </w:rPr>
+      </w:pPr>
+      <w:r>
+        <w:rPr>
+          <w:rFonts w:ascii="Times New Roman" w:hAnsi="Times New Roman" w:cs="Times New Roman"/>
+        </w:rPr>
+        <w:t xml:space="preserve">By incorporating these strategies, we can gather 10,000 comments from Kenyan YouTube videos. </w:t>
+      </w:r>
+    </w:p>
+    <w:p>
+      <w:pPr>
+        <w:pStyle w:val="Heading2"/>
+        <w:spacing w:line="360" w:lineRule="auto"/>
+        <w:rPr>
+          <w:rFonts w:ascii="Times New Roman" w:hAnsi="Times New Roman" w:cs="Times New Roman"/>
+          <w:b/>
+          <w:bCs/>
+          <w:color w:val="auto"/>
+          <w:sz w:val="24"/>
+          <w:szCs w:val="24"/>
+        </w:rPr>
+      </w:pPr>
+      <w:bookmarkStart w:id="12" w:name="_Toc224301439"/>
+      <w:r>
+        <w:rPr>
+          <w:rFonts w:ascii="Times New Roman" w:hAnsi="Times New Roman" w:cs="Times New Roman"/>
+          <w:b/>
+          <w:bCs/>
+          <w:color w:val="auto"/>
+          <w:sz w:val="24"/>
+          <w:szCs w:val="24"/>
+        </w:rPr>
         <w:t>2.2 Data Labelling</w:t>
       </w:r>
-      <w:bookmarkEnd w:id="11"/>
+      <w:bookmarkEnd w:id="12"/>
       <w:r>
         <w:rPr>
           <w:rFonts w:ascii="Times New Roman" w:hAnsi="Times New Roman" w:cs="Times New Roman"/>
@@ -3671,6 +5192,7 @@
         <w:rPr>
           <w:rFonts w:ascii="Times New Roman" w:hAnsi="Times New Roman" w:cs="Times New Roman"/>
         </w:rPr>
+        <w:lastRenderedPageBreak/>
         <w:t xml:space="preserve">Annotators identified that certain names appear in toxic comments, highlighting a need for anonymization(masking) in data preparation to prevent the model from learning from “name-based” bias. </w:t>
       </w:r>
     </w:p>
@@ -3687,7 +5209,7 @@
           <w:szCs w:val="24"/>
         </w:rPr>
       </w:pPr>
-      <w:bookmarkStart w:id="12" w:name="_Toc223786683"/>
+      <w:bookmarkStart w:id="13" w:name="_Toc224301440"/>
       <w:r>
         <w:rPr>
           <w:rFonts w:ascii="Times New Roman" w:hAnsi="Times New Roman" w:cs="Times New Roman"/>
@@ -3699,7 +5221,7 @@
         </w:rPr>
         <w:t>3.0 DATA PREPARATION</w:t>
       </w:r>
-      <w:bookmarkEnd w:id="12"/>
+      <w:bookmarkEnd w:id="13"/>
       <w:r>
         <w:rPr>
           <w:rFonts w:ascii="Times New Roman" w:hAnsi="Times New Roman" w:cs="Times New Roman"/>
@@ -3739,7 +5261,7 @@
           <w:szCs w:val="24"/>
         </w:rPr>
       </w:pPr>
-      <w:bookmarkStart w:id="13" w:name="_Toc223786684"/>
+      <w:bookmarkStart w:id="14" w:name="_Toc224301441"/>
       <w:r>
         <w:rPr>
           <w:rFonts w:ascii="Times New Roman" w:hAnsi="Times New Roman" w:cs="Times New Roman"/>
@@ -3749,7 +5271,6 @@
           <w:sz w:val="24"/>
           <w:szCs w:val="24"/>
         </w:rPr>
-        <w:lastRenderedPageBreak/>
         <w:t xml:space="preserve">3.1 </w:t>
       </w:r>
       <w:r>
@@ -3763,7 +5284,7 @@
         </w:rPr>
         <w:t>Text cleaning</w:t>
       </w:r>
-      <w:bookmarkEnd w:id="13"/>
+      <w:bookmarkEnd w:id="14"/>
       <w:r>
         <w:rPr>
           <w:rFonts w:ascii="Times New Roman" w:hAnsi="Times New Roman" w:cs="Times New Roman"/>
@@ -3871,7 +5392,21 @@
         <w:rPr>
           <w:rFonts w:ascii="Times New Roman" w:hAnsi="Times New Roman" w:cs="Times New Roman"/>
         </w:rPr>
-        <w:t xml:space="preserve">Emojis are commonly used in comments to convey emotions such as sarcasm and humor. The emojis were converted to descriptive tokens using emoji.demojize() function.  </w:t>
+        <w:t xml:space="preserve">Emojis are commonly used in comments to convey emotions such as sarcasm and humor. The emojis were converted to descriptive tokens using </w:t>
+      </w:r>
+      <w:proofErr w:type="gramStart"/>
+      <w:r>
+        <w:rPr>
+          <w:rFonts w:ascii="Times New Roman" w:hAnsi="Times New Roman" w:cs="Times New Roman"/>
+        </w:rPr>
+        <w:t>emoji.demojize</w:t>
+      </w:r>
+      <w:proofErr w:type="gramEnd"/>
+      <w:r>
+        <w:rPr>
+          <w:rFonts w:ascii="Times New Roman" w:hAnsi="Times New Roman" w:cs="Times New Roman"/>
+        </w:rPr>
+        <w:t xml:space="preserve">() function.  </w:t>
       </w:r>
     </w:p>
     <w:p>
@@ -3956,7 +5491,7 @@
           <w:szCs w:val="24"/>
         </w:rPr>
       </w:pPr>
-      <w:bookmarkStart w:id="14" w:name="_Toc223786685"/>
+      <w:bookmarkStart w:id="15" w:name="_Toc224301442"/>
       <w:r>
         <w:rPr>
           <w:rFonts w:ascii="Times New Roman" w:hAnsi="Times New Roman" w:cs="Times New Roman"/>
@@ -3966,9 +5501,10 @@
           <w:sz w:val="24"/>
           <w:szCs w:val="24"/>
         </w:rPr>
+        <w:lastRenderedPageBreak/>
         <w:t>3.2 Feature Engineering</w:t>
       </w:r>
-      <w:bookmarkEnd w:id="14"/>
+      <w:bookmarkEnd w:id="15"/>
       <w:r>
         <w:rPr>
           <w:rFonts w:ascii="Times New Roman" w:hAnsi="Times New Roman" w:cs="Times New Roman"/>
@@ -4044,7 +5580,6 @@
         <w:rPr>
           <w:rFonts w:ascii="Times New Roman" w:hAnsi="Times New Roman" w:cs="Times New Roman"/>
         </w:rPr>
-        <w:lastRenderedPageBreak/>
         <w:t>Character-level TF-IDF features</w:t>
       </w:r>
       <w:r>
@@ -4123,7 +5658,7 @@
           <w:szCs w:val="24"/>
         </w:rPr>
       </w:pPr>
-      <w:bookmarkStart w:id="15" w:name="_Toc223786686"/>
+      <w:bookmarkStart w:id="16" w:name="_Toc224301443"/>
       <w:r>
         <w:rPr>
           <w:rFonts w:ascii="Times New Roman" w:hAnsi="Times New Roman" w:cs="Times New Roman"/>
@@ -4135,7 +5670,7 @@
         </w:rPr>
         <w:t>3.3 Train-Test Splitting</w:t>
       </w:r>
-      <w:bookmarkEnd w:id="15"/>
+      <w:bookmarkEnd w:id="16"/>
       <w:r>
         <w:rPr>
           <w:rFonts w:ascii="Times New Roman" w:hAnsi="Times New Roman" w:cs="Times New Roman"/>
@@ -4175,7 +5710,7 @@
           <w:szCs w:val="24"/>
         </w:rPr>
       </w:pPr>
-      <w:bookmarkStart w:id="16" w:name="_Toc223786687"/>
+      <w:bookmarkStart w:id="17" w:name="_Toc224301444"/>
       <w:r>
         <w:rPr>
           <w:rFonts w:ascii="Times New Roman" w:hAnsi="Times New Roman" w:cs="Times New Roman"/>
@@ -4187,7 +5722,7 @@
         </w:rPr>
         <w:t>3.4 Summary</w:t>
       </w:r>
-      <w:bookmarkEnd w:id="16"/>
+      <w:bookmarkEnd w:id="17"/>
       <w:r>
         <w:rPr>
           <w:rFonts w:ascii="Times New Roman" w:hAnsi="Times New Roman" w:cs="Times New Roman"/>
@@ -4211,52 +5746,1047 @@
         <w:rPr>
           <w:rFonts w:ascii="Times New Roman" w:hAnsi="Times New Roman" w:cs="Times New Roman"/>
         </w:rPr>
+        <w:t>The data preparation stage transformed noisy social media comments into structured feature representations suitable for machine learning. By combining advanced preprocessing techniques with hybrid feature engineering, the pipeline effectively captures linguistic patterns specific to Kenyan social media communication.</w:t>
+      </w:r>
+    </w:p>
+    <w:p>
+      <w:pPr>
+        <w:spacing w:line="360" w:lineRule="auto"/>
+        <w:rPr>
+          <w:rFonts w:ascii="Times New Roman" w:hAnsi="Times New Roman" w:cs="Times New Roman"/>
+        </w:rPr>
+      </w:pPr>
+      <w:r>
+        <w:rPr>
+          <w:rFonts w:ascii="Times New Roman" w:hAnsi="Times New Roman" w:cs="Times New Roman"/>
+        </w:rPr>
+        <w:t xml:space="preserve">This comprehensive preparation process ensures that the subsequent modeling stage can accurately detect cyberbullying across multilingual comments containing English, Kiswahili, and </w:t>
+      </w:r>
+      <w:r>
+        <w:rPr>
+          <w:rFonts w:ascii="Times New Roman" w:hAnsi="Times New Roman" w:cs="Times New Roman"/>
+        </w:rPr>
+        <w:t>Kenyan slang</w:t>
+      </w:r>
+      <w:r>
+        <w:rPr>
+          <w:rFonts w:ascii="Times New Roman" w:hAnsi="Times New Roman" w:cs="Times New Roman"/>
+        </w:rPr>
+        <w:t>.</w:t>
+      </w:r>
+    </w:p>
+    <w:p>
+      <w:pPr>
+        <w:pStyle w:val="Heading1"/>
+        <w:spacing w:line="360" w:lineRule="auto"/>
+        <w:rPr>
+          <w:rFonts w:ascii="Times New Roman" w:hAnsi="Times New Roman" w:cs="Times New Roman"/>
+          <w:b/>
+          <w:bCs/>
+          <w:color w:val="auto"/>
+          <w:sz w:val="24"/>
+          <w:szCs w:val="24"/>
+        </w:rPr>
+      </w:pPr>
+      <w:bookmarkStart w:id="18" w:name="_Toc224301445"/>
+      <w:r>
+        <w:rPr>
+          <w:rFonts w:ascii="Times New Roman" w:hAnsi="Times New Roman" w:cs="Times New Roman"/>
+          <w:b/>
+          <w:bCs/>
+          <w:color w:val="auto"/>
+          <w:sz w:val="24"/>
+          <w:szCs w:val="24"/>
+        </w:rPr>
+        <w:lastRenderedPageBreak/>
+        <w:t>4.0 MODELLING</w:t>
+      </w:r>
+      <w:bookmarkEnd w:id="18"/>
+      <w:r>
+        <w:rPr>
+          <w:rFonts w:ascii="Times New Roman" w:hAnsi="Times New Roman" w:cs="Times New Roman"/>
+          <w:b/>
+          <w:bCs/>
+          <w:color w:val="auto"/>
+          <w:sz w:val="24"/>
+          <w:szCs w:val="24"/>
+        </w:rPr>
+        <w:t xml:space="preserve"> </w:t>
+      </w:r>
+    </w:p>
+    <w:p>
+      <w:pPr>
+        <w:spacing w:line="360" w:lineRule="auto"/>
+        <w:rPr>
+          <w:rFonts w:ascii="Times New Roman" w:hAnsi="Times New Roman" w:cs="Times New Roman"/>
+        </w:rPr>
+      </w:pPr>
+      <w:r>
+        <w:rPr>
+          <w:rFonts w:ascii="Times New Roman" w:hAnsi="Times New Roman" w:cs="Times New Roman"/>
+        </w:rPr>
+        <w:t xml:space="preserve">In the modelling phase, the primary objective was to develop a robust machine learning pipeline that can detect and classify cyberbullying in multilingual social media comments. This project adopted a hierarchical modelling framework where classification tasks were decomposed into small predictive tasks. The structure of the system allows progressive analysis of comments by identifying the linguistic and emotional characteristics before determining the category and subcategory of the comment. </w:t>
+      </w:r>
+    </w:p>
+    <w:p>
+      <w:pPr>
+        <w:spacing w:line="360" w:lineRule="auto"/>
+        <w:rPr>
+          <w:rFonts w:ascii="Times New Roman" w:hAnsi="Times New Roman" w:cs="Times New Roman"/>
+          <w:b/>
+          <w:bCs/>
+        </w:rPr>
+      </w:pPr>
+      <w:r>
+        <w:rPr>
+          <w:rFonts w:ascii="Times New Roman" w:hAnsi="Times New Roman" w:cs="Times New Roman"/>
+        </w:rPr>
+        <w:t>The hierarchical design improves prediction accuracy by allowing each model to focus on a specific aspect of the classification problem rather than attempting to solve all tasks simultaneously.</w:t>
+      </w:r>
+      <w:r>
+        <w:rPr>
+          <w:rFonts w:ascii="Times New Roman" w:hAnsi="Times New Roman" w:cs="Times New Roman"/>
+          <w:b/>
+          <w:bCs/>
+        </w:rPr>
+        <w:t xml:space="preserve"> </w:t>
+      </w:r>
+    </w:p>
+    <w:p>
+      <w:pPr>
+        <w:pStyle w:val="Heading2"/>
+        <w:spacing w:line="360" w:lineRule="auto"/>
+        <w:rPr>
+          <w:rFonts w:ascii="Times New Roman" w:hAnsi="Times New Roman" w:cs="Times New Roman"/>
+          <w:b/>
+          <w:bCs/>
+          <w:color w:val="auto"/>
+          <w:sz w:val="24"/>
+          <w:szCs w:val="24"/>
+        </w:rPr>
+      </w:pPr>
+      <w:bookmarkStart w:id="19" w:name="_Toc224301446"/>
+      <w:r>
+        <w:rPr>
+          <w:rFonts w:ascii="Times New Roman" w:hAnsi="Times New Roman" w:cs="Times New Roman"/>
+          <w:b/>
+          <w:bCs/>
+          <w:color w:val="auto"/>
+          <w:sz w:val="24"/>
+          <w:szCs w:val="24"/>
+        </w:rPr>
+        <w:t>4.1 Classical machine learning models</w:t>
+      </w:r>
+      <w:bookmarkEnd w:id="19"/>
+      <w:r>
+        <w:rPr>
+          <w:rFonts w:ascii="Times New Roman" w:hAnsi="Times New Roman" w:cs="Times New Roman"/>
+          <w:b/>
+          <w:bCs/>
+          <w:color w:val="auto"/>
+          <w:sz w:val="24"/>
+          <w:szCs w:val="24"/>
+        </w:rPr>
+        <w:t xml:space="preserve"> </w:t>
+      </w:r>
+    </w:p>
+    <w:p>
+      <w:pPr>
+        <w:spacing w:line="360" w:lineRule="auto"/>
+        <w:rPr>
+          <w:rFonts w:ascii="Times New Roman" w:hAnsi="Times New Roman" w:cs="Times New Roman"/>
+        </w:rPr>
+      </w:pPr>
+      <w:r>
+        <w:rPr>
+          <w:rFonts w:ascii="Times New Roman" w:hAnsi="Times New Roman" w:cs="Times New Roman"/>
+        </w:rPr>
+        <w:t xml:space="preserve">For language and sentiment classification tasks, the traditional machine learning models were used as they have increased efficiency and strong performance in text classification problems. </w:t>
+      </w:r>
+    </w:p>
+    <w:p>
+      <w:pPr>
+        <w:spacing w:line="360" w:lineRule="auto"/>
+        <w:rPr>
+          <w:rFonts w:ascii="Times New Roman" w:hAnsi="Times New Roman" w:cs="Times New Roman"/>
+        </w:rPr>
+      </w:pPr>
+      <w:r>
+        <w:rPr>
+          <w:rFonts w:ascii="Times New Roman" w:hAnsi="Times New Roman" w:cs="Times New Roman"/>
+        </w:rPr>
+        <w:t>Before</w:t>
+      </w:r>
+      <w:r>
+        <w:rPr>
+          <w:rFonts w:ascii="Times New Roman" w:hAnsi="Times New Roman" w:cs="Times New Roman"/>
+        </w:rPr>
+        <w:t xml:space="preserve"> model training, the cleaned text was converted into numerical representations using TF-IDF vectorization. The vectorization was done both at </w:t>
+      </w:r>
+      <w:r>
+        <w:rPr>
+          <w:rFonts w:ascii="Times New Roman" w:hAnsi="Times New Roman" w:cs="Times New Roman"/>
+        </w:rPr>
+        <w:t xml:space="preserve">the </w:t>
+      </w:r>
+      <w:r>
+        <w:rPr>
+          <w:rFonts w:ascii="Times New Roman" w:hAnsi="Times New Roman" w:cs="Times New Roman"/>
+        </w:rPr>
+        <w:t xml:space="preserve">word-level and </w:t>
+      </w:r>
+      <w:r>
+        <w:rPr>
+          <w:rFonts w:ascii="Times New Roman" w:hAnsi="Times New Roman" w:cs="Times New Roman"/>
+        </w:rPr>
+        <w:t>character-level</w:t>
+      </w:r>
+      <w:r>
+        <w:rPr>
+          <w:rFonts w:ascii="Times New Roman" w:hAnsi="Times New Roman" w:cs="Times New Roman"/>
+        </w:rPr>
+        <w:t xml:space="preserve"> </w:t>
+      </w:r>
+      <w:r>
+        <w:rPr>
+          <w:rFonts w:ascii="Times New Roman" w:hAnsi="Times New Roman" w:cs="Times New Roman"/>
+        </w:rPr>
+        <w:t>n-gram</w:t>
+      </w:r>
+      <w:r>
+        <w:rPr>
+          <w:rFonts w:ascii="Times New Roman" w:hAnsi="Times New Roman" w:cs="Times New Roman"/>
+        </w:rPr>
+        <w:t xml:space="preserve"> to capture linguistic patterns, slang expressions</w:t>
+      </w:r>
+      <w:r>
+        <w:rPr>
+          <w:rFonts w:ascii="Times New Roman" w:hAnsi="Times New Roman" w:cs="Times New Roman"/>
+        </w:rPr>
+        <w:t>,</w:t>
+      </w:r>
+      <w:r>
+        <w:rPr>
+          <w:rFonts w:ascii="Times New Roman" w:hAnsi="Times New Roman" w:cs="Times New Roman"/>
+        </w:rPr>
+        <w:t xml:space="preserve"> and spelling variations present in </w:t>
+      </w:r>
+      <w:r>
+        <w:rPr>
+          <w:rFonts w:ascii="Times New Roman" w:hAnsi="Times New Roman" w:cs="Times New Roman"/>
+        </w:rPr>
+        <w:t xml:space="preserve">Kenyan social media conversations. </w:t>
+      </w:r>
+    </w:p>
+    <w:p>
+      <w:pPr>
+        <w:spacing w:line="360" w:lineRule="auto"/>
+        <w:rPr>
+          <w:rFonts w:ascii="Times New Roman" w:hAnsi="Times New Roman" w:cs="Times New Roman"/>
+        </w:rPr>
+      </w:pPr>
+      <w:r>
+        <w:rPr>
+          <w:rFonts w:ascii="Times New Roman" w:hAnsi="Times New Roman" w:cs="Times New Roman"/>
+        </w:rPr>
+        <w:t xml:space="preserve">Using these features, a Linear support vector classifier (LinearSVC) was trained for language detection and sentiment classification tasks. LinearSVC was a great choice as it performs well with high-dimensional sparse text data and is computationally efficient for large datasets. </w:t>
+      </w:r>
+    </w:p>
+    <w:p>
+      <w:pPr>
+        <w:spacing w:line="360" w:lineRule="auto"/>
+        <w:rPr>
+          <w:rFonts w:ascii="Times New Roman" w:hAnsi="Times New Roman" w:cs="Times New Roman"/>
+        </w:rPr>
+      </w:pPr>
+      <w:r>
+        <w:rPr>
+          <w:rFonts w:ascii="Times New Roman" w:hAnsi="Times New Roman" w:cs="Times New Roman"/>
+        </w:rPr>
+        <w:t xml:space="preserve">The language detection model predicts the dominant language of each comment, which may include English, Swahili, or Kenyan slang. </w:t>
+      </w:r>
+    </w:p>
+    <w:p>
+      <w:pPr>
+        <w:spacing w:line="360" w:lineRule="auto"/>
+        <w:rPr>
+          <w:rFonts w:ascii="Times New Roman" w:hAnsi="Times New Roman" w:cs="Times New Roman"/>
+        </w:rPr>
+      </w:pPr>
+      <w:r>
+        <w:rPr>
+          <w:rFonts w:ascii="Times New Roman" w:hAnsi="Times New Roman" w:cs="Times New Roman"/>
+        </w:rPr>
+        <w:t xml:space="preserve">The sentiment analysis model predicts the emotional tone of the comment and classifies each into either positive, negative, or neutral sentiments. </w:t>
+      </w:r>
+    </w:p>
+    <w:p>
+      <w:pPr>
+        <w:spacing w:line="360" w:lineRule="auto"/>
+        <w:rPr>
+          <w:rFonts w:ascii="Times New Roman" w:hAnsi="Times New Roman" w:cs="Times New Roman"/>
+        </w:rPr>
+      </w:pPr>
+      <w:r>
+        <w:rPr>
+          <w:rFonts w:ascii="Times New Roman" w:hAnsi="Times New Roman" w:cs="Times New Roman"/>
+        </w:rPr>
+        <w:t xml:space="preserve">The models provide contextual information that informs the downstream classification stages. </w:t>
+      </w:r>
+    </w:p>
+    <w:p>
+      <w:pPr>
+        <w:spacing w:line="360" w:lineRule="auto"/>
+        <w:rPr>
+          <w:rFonts w:ascii="Times New Roman" w:hAnsi="Times New Roman" w:cs="Times New Roman"/>
+        </w:rPr>
+      </w:pPr>
+    </w:p>
+    <w:p>
+      <w:pPr>
+        <w:spacing w:line="360" w:lineRule="auto"/>
+        <w:rPr>
+          <w:rFonts w:ascii="Times New Roman" w:hAnsi="Times New Roman" w:cs="Times New Roman"/>
+        </w:rPr>
+      </w:pPr>
+    </w:p>
+    <w:p>
+      <w:pPr>
+        <w:spacing w:line="360" w:lineRule="auto"/>
+        <w:rPr>
+          <w:rFonts w:ascii="Times New Roman" w:hAnsi="Times New Roman" w:cs="Times New Roman"/>
+        </w:rPr>
+      </w:pPr>
+    </w:p>
+    <w:p>
+      <w:pPr>
+        <w:spacing w:line="360" w:lineRule="auto"/>
+        <w:rPr>
+          <w:rFonts w:ascii="Times New Roman" w:hAnsi="Times New Roman" w:cs="Times New Roman"/>
+        </w:rPr>
+      </w:pPr>
+    </w:p>
+    <w:p>
+      <w:pPr>
+        <w:pStyle w:val="Heading2"/>
+        <w:spacing w:line="360" w:lineRule="auto"/>
+        <w:rPr>
+          <w:rFonts w:ascii="Times New Roman" w:hAnsi="Times New Roman" w:cs="Times New Roman"/>
+          <w:b/>
+          <w:bCs/>
+          <w:color w:val="auto"/>
+          <w:sz w:val="24"/>
+          <w:szCs w:val="24"/>
+        </w:rPr>
+      </w:pPr>
+      <w:bookmarkStart w:id="20" w:name="_Toc224301447"/>
+      <w:r>
+        <w:rPr>
+          <w:rFonts w:ascii="Times New Roman" w:hAnsi="Times New Roman" w:cs="Times New Roman"/>
+          <w:b/>
+          <w:bCs/>
+          <w:color w:val="auto"/>
+          <w:sz w:val="24"/>
+          <w:szCs w:val="24"/>
+        </w:rPr>
+        <w:t>4.2 Transformer-based models</w:t>
+      </w:r>
+      <w:bookmarkEnd w:id="20"/>
+      <w:r>
+        <w:rPr>
+          <w:rFonts w:ascii="Times New Roman" w:hAnsi="Times New Roman" w:cs="Times New Roman"/>
+          <w:b/>
+          <w:bCs/>
+          <w:color w:val="auto"/>
+          <w:sz w:val="24"/>
+          <w:szCs w:val="24"/>
+        </w:rPr>
+        <w:t xml:space="preserve"> </w:t>
+      </w:r>
+    </w:p>
+    <w:p>
+      <w:pPr>
+        <w:spacing w:line="360" w:lineRule="auto"/>
+        <w:rPr>
+          <w:rFonts w:ascii="Times New Roman" w:hAnsi="Times New Roman" w:cs="Times New Roman"/>
+        </w:rPr>
+      </w:pPr>
+      <w:r>
+        <w:rPr>
+          <w:rFonts w:ascii="Times New Roman" w:hAnsi="Times New Roman" w:cs="Times New Roman"/>
+        </w:rPr>
+        <w:t xml:space="preserve">To capture the deeper contextual relationships within multilingual Kenyan social media comments, transformer-based models were used for both category and subcategory classification. Transformer architecture has demonstrated strong performance in Natural Language Processing tasks as it can model long-range dependencies and contextual semantics within text. </w:t>
+      </w:r>
+    </w:p>
+    <w:p>
+      <w:pPr>
+        <w:spacing w:line="360" w:lineRule="auto"/>
+        <w:rPr>
+          <w:rFonts w:ascii="Times New Roman" w:hAnsi="Times New Roman" w:cs="Times New Roman"/>
+        </w:rPr>
+      </w:pPr>
+      <w:r>
+        <w:rPr>
+          <w:rFonts w:ascii="Times New Roman" w:hAnsi="Times New Roman" w:cs="Times New Roman"/>
+        </w:rPr>
+        <w:t>In this project, the XLM-RoBERTa (xlm-roberta-base) transformer model was selected as the backbone architecture. XLM-RoBERTa is a multilingual transformer model trained on large-scale multilingual corpora, making it particularly suitable for handling the linguistic diversity present in Kenyan social media comments, which frequently contain mixtures of English, Kiswahili, and Kenyan slang.</w:t>
+      </w:r>
+    </w:p>
+    <w:p>
+      <w:pPr>
+        <w:pStyle w:val="Heading3"/>
+        <w:spacing w:line="360" w:lineRule="auto"/>
+        <w:rPr>
+          <w:rFonts w:ascii="Times New Roman" w:hAnsi="Times New Roman" w:cs="Times New Roman"/>
+          <w:b/>
+          <w:bCs/>
+          <w:color w:val="auto"/>
+          <w:sz w:val="24"/>
+          <w:szCs w:val="24"/>
+        </w:rPr>
+      </w:pPr>
+      <w:bookmarkStart w:id="21" w:name="_Toc224301448"/>
+      <w:r>
+        <w:rPr>
+          <w:rFonts w:ascii="Times New Roman" w:hAnsi="Times New Roman" w:cs="Times New Roman"/>
+          <w:b/>
+          <w:bCs/>
+          <w:color w:val="auto"/>
+          <w:sz w:val="24"/>
+          <w:szCs w:val="24"/>
+        </w:rPr>
+        <w:t>4.2.1 Category Classification Model</w:t>
+      </w:r>
+      <w:bookmarkEnd w:id="21"/>
+      <w:r>
+        <w:rPr>
+          <w:rFonts w:ascii="Times New Roman" w:hAnsi="Times New Roman" w:cs="Times New Roman"/>
+          <w:b/>
+          <w:bCs/>
+          <w:color w:val="auto"/>
+          <w:sz w:val="24"/>
+          <w:szCs w:val="24"/>
+        </w:rPr>
+        <w:t xml:space="preserve"> </w:t>
+      </w:r>
+    </w:p>
+    <w:p>
+      <w:pPr>
+        <w:spacing w:line="360" w:lineRule="auto"/>
+        <w:rPr>
+          <w:rFonts w:ascii="Times New Roman" w:hAnsi="Times New Roman" w:cs="Times New Roman"/>
+        </w:rPr>
+      </w:pPr>
+      <w:r>
+        <w:rPr>
+          <w:rFonts w:ascii="Times New Roman" w:hAnsi="Times New Roman" w:cs="Times New Roman"/>
+        </w:rPr>
+        <w:t xml:space="preserve">For the category classification, the dataset was segmented based on the sentiment of the comment. Comments labeled as negative and neutral were used to train separate transformer classifiers responsible for predicting high-level content categories.  </w:t>
+      </w:r>
+    </w:p>
+    <w:p>
+      <w:pPr>
+        <w:spacing w:line="360" w:lineRule="auto"/>
+        <w:rPr>
+          <w:rFonts w:ascii="Times New Roman" w:hAnsi="Times New Roman" w:cs="Times New Roman"/>
+        </w:rPr>
+      </w:pPr>
+      <w:r>
+        <w:rPr>
+          <w:rFonts w:ascii="Times New Roman" w:hAnsi="Times New Roman" w:cs="Times New Roman"/>
+        </w:rPr>
+        <w:t xml:space="preserve">The text data was tokenized using the XLM-RoBERTa tokenizer, which converts input text into </w:t>
+      </w:r>
+      <w:proofErr w:type="spellStart"/>
+      <w:r>
+        <w:rPr>
+          <w:rFonts w:ascii="Times New Roman" w:hAnsi="Times New Roman" w:cs="Times New Roman"/>
+        </w:rPr>
+        <w:t>subword</w:t>
+      </w:r>
+      <w:proofErr w:type="spellEnd"/>
+      <w:r>
+        <w:rPr>
+          <w:rFonts w:ascii="Times New Roman" w:hAnsi="Times New Roman" w:cs="Times New Roman"/>
+        </w:rPr>
+        <w:t xml:space="preserve"> tokens compatible with the transformer architecture. Tokenization ensures that multilingual vocabulary and informal spelling patterns are effectively captured during training.</w:t>
+      </w:r>
+    </w:p>
+    <w:p>
+      <w:pPr>
+        <w:spacing w:line="360" w:lineRule="auto"/>
+        <w:rPr>
+          <w:rFonts w:ascii="Times New Roman" w:hAnsi="Times New Roman" w:cs="Times New Roman"/>
+        </w:rPr>
+      </w:pPr>
+      <w:r>
+        <w:rPr>
+          <w:rFonts w:ascii="Times New Roman" w:hAnsi="Times New Roman" w:cs="Times New Roman"/>
+        </w:rPr>
+        <w:t xml:space="preserve">The transformer model was fine-tuned using the AutoModelForSequenceClassification class provided by the Hugging Face Transformers library. Training was conducted using the </w:t>
+      </w:r>
+      <w:r>
+        <w:rPr>
+          <w:rFonts w:ascii="Times New Roman" w:hAnsi="Times New Roman" w:cs="Times New Roman"/>
+          <w:b/>
+          <w:bCs/>
+        </w:rPr>
         <w:t>T</w:t>
       </w:r>
       <w:r>
         <w:rPr>
           <w:rFonts w:ascii="Times New Roman" w:hAnsi="Times New Roman" w:cs="Times New Roman"/>
         </w:rPr>
-        <w:t>he data preparation stage transformed noisy social media comments into structured feature representations suitable for machine learning. By combining advanced preprocessing techniques with hybrid feature engineering, the pipeline effectively captures linguistic patterns specific to Kenyan social media communication.</w:t>
-      </w:r>
-    </w:p>
-    <w:p>
-      <w:pPr>
-        <w:spacing w:line="360" w:lineRule="auto"/>
-        <w:rPr>
-          <w:rFonts w:ascii="Times New Roman" w:hAnsi="Times New Roman" w:cs="Times New Roman"/>
-        </w:rPr>
-      </w:pPr>
-      <w:r>
-        <w:rPr>
-          <w:rFonts w:ascii="Times New Roman" w:hAnsi="Times New Roman" w:cs="Times New Roman"/>
-        </w:rPr>
-        <w:t>This comprehensive preparation process ensures that the subsequent modeling stage can accurately detect cyberbullying across multilingual comments containing English, Kiswahili, and Sheng.</w:t>
-      </w:r>
-    </w:p>
-    <w:p>
-      <w:pPr>
-        <w:spacing w:line="360" w:lineRule="auto"/>
-        <w:rPr>
-          <w:rFonts w:ascii="Times New Roman" w:hAnsi="Times New Roman" w:cs="Times New Roman"/>
-        </w:rPr>
-      </w:pPr>
-    </w:p>
-    <w:p>
-      <w:pPr>
-        <w:spacing w:line="360" w:lineRule="auto"/>
-        <w:rPr>
-          <w:rFonts w:ascii="Times New Roman" w:hAnsi="Times New Roman" w:cs="Times New Roman"/>
-        </w:rPr>
-      </w:pPr>
-    </w:p>
-    <w:p>
-      <w:pPr>
-        <w:spacing w:line="360" w:lineRule="auto"/>
-        <w:rPr>
-          <w:rFonts w:ascii="Times New Roman" w:hAnsi="Times New Roman" w:cs="Times New Roman"/>
-        </w:rPr>
-      </w:pPr>
+        <w:t>rainer API, which simplifies the fine-tuning process by handling batching, optimization, evaluation, and logging.</w:t>
+      </w:r>
+    </w:p>
+    <w:p>
+      <w:pPr>
+        <w:pStyle w:val="Heading3"/>
+        <w:spacing w:line="360" w:lineRule="auto"/>
+        <w:rPr>
+          <w:rFonts w:ascii="Times New Roman" w:hAnsi="Times New Roman" w:cs="Times New Roman"/>
+          <w:b/>
+          <w:bCs/>
+          <w:color w:val="auto"/>
+          <w:sz w:val="24"/>
+          <w:szCs w:val="24"/>
+        </w:rPr>
+      </w:pPr>
+      <w:bookmarkStart w:id="22" w:name="_Toc224301449"/>
+      <w:r>
+        <w:rPr>
+          <w:rFonts w:ascii="Times New Roman" w:hAnsi="Times New Roman" w:cs="Times New Roman"/>
+          <w:b/>
+          <w:bCs/>
+          <w:color w:val="auto"/>
+          <w:sz w:val="24"/>
+          <w:szCs w:val="24"/>
+        </w:rPr>
+        <w:t>4.2.1 Subcategory Classification Models</w:t>
+      </w:r>
+      <w:bookmarkEnd w:id="22"/>
+      <w:r>
+        <w:rPr>
+          <w:rFonts w:ascii="Times New Roman" w:hAnsi="Times New Roman" w:cs="Times New Roman"/>
+          <w:b/>
+          <w:bCs/>
+          <w:color w:val="auto"/>
+          <w:sz w:val="24"/>
+          <w:szCs w:val="24"/>
+        </w:rPr>
+        <w:t xml:space="preserve"> </w:t>
+      </w:r>
+    </w:p>
+    <w:p>
+      <w:pPr>
+        <w:spacing w:line="360" w:lineRule="auto"/>
+        <w:rPr>
+          <w:rFonts w:ascii="Times New Roman" w:hAnsi="Times New Roman" w:cs="Times New Roman"/>
+        </w:rPr>
+      </w:pPr>
+      <w:r>
+        <w:rPr>
+          <w:rFonts w:ascii="Times New Roman" w:hAnsi="Times New Roman" w:cs="Times New Roman"/>
+        </w:rPr>
+        <w:t xml:space="preserve">To achieve a more detailed classification, separate transformers were trained for each major category. This approach enables the system to predict more behaviors within each category. </w:t>
+      </w:r>
+    </w:p>
+    <w:p>
+      <w:pPr>
+        <w:spacing w:line="360" w:lineRule="auto"/>
+        <w:rPr>
+          <w:rFonts w:ascii="Times New Roman" w:hAnsi="Times New Roman" w:cs="Times New Roman"/>
+        </w:rPr>
+      </w:pPr>
+      <w:r>
+        <w:rPr>
+          <w:rFonts w:ascii="Times New Roman" w:hAnsi="Times New Roman" w:cs="Times New Roman"/>
+        </w:rPr>
+        <w:lastRenderedPageBreak/>
+        <w:t xml:space="preserve">For each category, a subset of the dataset containing only comments belonging to the category was extracted. The subcategory labels were encoded using Label Encoder, which converted textual category labels into numeric values suitable for training. </w:t>
+      </w:r>
+    </w:p>
+    <w:p>
+      <w:pPr>
+        <w:spacing w:line="360" w:lineRule="auto"/>
+        <w:rPr>
+          <w:rFonts w:ascii="Times New Roman" w:hAnsi="Times New Roman" w:cs="Times New Roman"/>
+        </w:rPr>
+      </w:pPr>
+      <w:r>
+        <w:rPr>
+          <w:rFonts w:ascii="Times New Roman" w:hAnsi="Times New Roman" w:cs="Times New Roman"/>
+        </w:rPr>
+        <w:t xml:space="preserve">To maintain balanced class distributions, the dataset was split using stratified sampling. Tokenization was again performed using the XLM-RoBERTa tokenizer, which ensured consistency. </w:t>
+      </w:r>
+    </w:p>
+    <w:p>
+      <w:pPr>
+        <w:spacing w:line="360" w:lineRule="auto"/>
+        <w:rPr>
+          <w:rFonts w:ascii="Times New Roman" w:hAnsi="Times New Roman" w:cs="Times New Roman"/>
+        </w:rPr>
+      </w:pPr>
+      <w:r>
+        <w:rPr>
+          <w:rFonts w:ascii="Times New Roman" w:hAnsi="Times New Roman" w:cs="Times New Roman"/>
+        </w:rPr>
+        <w:t xml:space="preserve">Dedicated transformers were trained for each category to predict the associated subcategories. </w:t>
+      </w:r>
+    </w:p>
+    <w:p>
+      <w:pPr>
+        <w:spacing w:line="360" w:lineRule="auto"/>
+        <w:rPr>
+          <w:rFonts w:ascii="Times New Roman" w:hAnsi="Times New Roman" w:cs="Times New Roman"/>
+        </w:rPr>
+      </w:pPr>
+      <w:r>
+        <w:rPr>
+          <w:rFonts w:ascii="Times New Roman" w:hAnsi="Times New Roman" w:cs="Times New Roman"/>
+        </w:rPr>
+        <w:t xml:space="preserve">Training was performed using the Hugging Face Trainer framework, which manages optimization, batching, and evaluation during fine-tuning. </w:t>
+      </w:r>
+    </w:p>
+    <w:p>
+      <w:pPr>
+        <w:pStyle w:val="Heading1"/>
+        <w:spacing w:line="360" w:lineRule="auto"/>
+        <w:rPr>
+          <w:rFonts w:ascii="Times New Roman" w:hAnsi="Times New Roman" w:cs="Times New Roman"/>
+          <w:b/>
+          <w:bCs/>
+          <w:color w:val="auto"/>
+          <w:sz w:val="24"/>
+          <w:szCs w:val="24"/>
+        </w:rPr>
+      </w:pPr>
+      <w:bookmarkStart w:id="23" w:name="_Toc224301450"/>
+      <w:r>
+        <w:rPr>
+          <w:rFonts w:ascii="Times New Roman" w:hAnsi="Times New Roman" w:cs="Times New Roman"/>
+          <w:b/>
+          <w:bCs/>
+          <w:color w:val="auto"/>
+          <w:sz w:val="24"/>
+          <w:szCs w:val="24"/>
+        </w:rPr>
+        <w:t>5.0 MODEL EVALUATION</w:t>
+      </w:r>
+      <w:bookmarkEnd w:id="23"/>
+    </w:p>
+    <w:p>
+      <w:pPr>
+        <w:spacing w:line="360" w:lineRule="auto"/>
+        <w:rPr>
+          <w:rFonts w:ascii="Times New Roman" w:hAnsi="Times New Roman" w:cs="Times New Roman"/>
+        </w:rPr>
+      </w:pPr>
+      <w:r>
+        <w:rPr>
+          <w:rFonts w:ascii="Times New Roman" w:hAnsi="Times New Roman" w:cs="Times New Roman"/>
+        </w:rPr>
+        <w:t>The transformer models were evaluated using standard classification metrics to assess their performance across multiple classes:</w:t>
+      </w:r>
+    </w:p>
+    <w:p>
+      <w:pPr>
+        <w:spacing w:line="360" w:lineRule="auto"/>
+        <w:rPr>
+          <w:rFonts w:ascii="Times New Roman" w:hAnsi="Times New Roman" w:cs="Times New Roman"/>
+        </w:rPr>
+      </w:pPr>
+      <w:r>
+        <w:rPr>
+          <w:rFonts w:ascii="Times New Roman" w:hAnsi="Times New Roman" w:cs="Times New Roman"/>
+        </w:rPr>
+        <w:t xml:space="preserve">Accuracy: measure the overall proportion of correctly classified comments. </w:t>
+      </w:r>
+    </w:p>
+    <w:p>
+      <w:pPr>
+        <w:spacing w:line="360" w:lineRule="auto"/>
+        <w:rPr>
+          <w:rFonts w:ascii="Times New Roman" w:hAnsi="Times New Roman" w:cs="Times New Roman"/>
+        </w:rPr>
+      </w:pPr>
+      <w:r>
+        <w:rPr>
+          <w:rFonts w:ascii="Times New Roman" w:hAnsi="Times New Roman" w:cs="Times New Roman"/>
+        </w:rPr>
+        <w:t>Precision: measuring the proportion of correctly positive instances</w:t>
+      </w:r>
+    </w:p>
+    <w:p>
+      <w:pPr>
+        <w:spacing w:line="360" w:lineRule="auto"/>
+        <w:rPr>
+          <w:rFonts w:ascii="Times New Roman" w:hAnsi="Times New Roman" w:cs="Times New Roman"/>
+        </w:rPr>
+      </w:pPr>
+      <w:r>
+        <w:rPr>
+          <w:rFonts w:ascii="Times New Roman" w:hAnsi="Times New Roman" w:cs="Times New Roman"/>
+        </w:rPr>
+        <w:t>Recall: Measure the model's ability to identify all relevant instances of a class.</w:t>
+      </w:r>
+    </w:p>
+    <w:p>
+      <w:pPr>
+        <w:spacing w:line="360" w:lineRule="auto"/>
+        <w:rPr>
+          <w:rFonts w:ascii="Times New Roman" w:hAnsi="Times New Roman" w:cs="Times New Roman"/>
+        </w:rPr>
+      </w:pPr>
+      <w:r>
+        <w:rPr>
+          <w:rFonts w:ascii="Times New Roman" w:hAnsi="Times New Roman" w:cs="Times New Roman"/>
+        </w:rPr>
+        <w:t xml:space="preserve">F1-score: providing a balanced measure of precision and recall. </w:t>
+      </w:r>
+    </w:p>
+    <w:p>
+      <w:pPr>
+        <w:spacing w:line="360" w:lineRule="auto"/>
+        <w:rPr>
+          <w:rFonts w:ascii="Times New Roman" w:hAnsi="Times New Roman" w:cs="Times New Roman"/>
+        </w:rPr>
+      </w:pPr>
+      <w:r>
+        <w:rPr>
+          <w:rFonts w:ascii="Times New Roman" w:hAnsi="Times New Roman" w:cs="Times New Roman"/>
+        </w:rPr>
+        <w:t xml:space="preserve">Additionally, confusion </w:t>
+      </w:r>
+      <w:r>
+        <w:rPr>
+          <w:rFonts w:ascii="Times New Roman" w:hAnsi="Times New Roman" w:cs="Times New Roman"/>
+        </w:rPr>
+        <w:t>metrics</w:t>
+      </w:r>
+      <w:r>
+        <w:rPr>
+          <w:rFonts w:ascii="Times New Roman" w:hAnsi="Times New Roman" w:cs="Times New Roman"/>
+        </w:rPr>
+        <w:t xml:space="preserve"> and classification reports were generated to analyze model performance across categories and subcategories. </w:t>
+      </w:r>
+    </w:p>
+    <w:p>
+      <w:pPr>
+        <w:pStyle w:val="Heading1"/>
+        <w:spacing w:line="360" w:lineRule="auto"/>
+        <w:rPr>
+          <w:rFonts w:ascii="Times New Roman" w:hAnsi="Times New Roman" w:cs="Times New Roman"/>
+          <w:b/>
+          <w:bCs/>
+          <w:color w:val="auto"/>
+          <w:sz w:val="24"/>
+          <w:szCs w:val="24"/>
+        </w:rPr>
+      </w:pPr>
+      <w:bookmarkStart w:id="24" w:name="_Toc224301451"/>
+      <w:r>
+        <w:rPr>
+          <w:rFonts w:ascii="Times New Roman" w:hAnsi="Times New Roman" w:cs="Times New Roman"/>
+          <w:b/>
+          <w:bCs/>
+          <w:color w:val="auto"/>
+          <w:sz w:val="24"/>
+          <w:szCs w:val="24"/>
+        </w:rPr>
+        <w:t>6.0DEPLOYMENT</w:t>
+      </w:r>
+      <w:bookmarkEnd w:id="24"/>
+      <w:r>
+        <w:rPr>
+          <w:rFonts w:ascii="Times New Roman" w:hAnsi="Times New Roman" w:cs="Times New Roman"/>
+          <w:b/>
+          <w:bCs/>
+          <w:color w:val="auto"/>
+          <w:sz w:val="24"/>
+          <w:szCs w:val="24"/>
+        </w:rPr>
+        <w:t xml:space="preserve"> </w:t>
+      </w:r>
+    </w:p>
+    <w:p>
+      <w:pPr>
+        <w:spacing w:line="360" w:lineRule="auto"/>
+        <w:rPr>
+          <w:rFonts w:ascii="Times New Roman" w:hAnsi="Times New Roman" w:cs="Times New Roman"/>
+        </w:rPr>
+      </w:pPr>
+      <w:r>
+        <w:rPr>
+          <w:rFonts w:ascii="Times New Roman" w:hAnsi="Times New Roman" w:cs="Times New Roman"/>
+        </w:rPr>
+        <w:t xml:space="preserve">The final phase is deploying the developed machine learning models into a functional application that can be used to analyze social media comments in real-time. The goal of the deployment phase is to transform the trained models into accessible moderation tools capable of detecting cyberbullying behaviors in Kenyan social media comments </w:t>
+      </w:r>
+    </w:p>
+    <w:p>
+      <w:pPr>
+        <w:spacing w:line="360" w:lineRule="auto"/>
+        <w:rPr>
+          <w:rFonts w:ascii="Times New Roman" w:hAnsi="Times New Roman" w:cs="Times New Roman"/>
+        </w:rPr>
+      </w:pPr>
+      <w:r>
+        <w:rPr>
+          <w:rFonts w:ascii="Times New Roman" w:hAnsi="Times New Roman" w:cs="Times New Roman"/>
+        </w:rPr>
+        <w:t xml:space="preserve">To achieve this, the trained models were integrated into an interactive web application developed using the Streamlit framework. Streamlit provides a lightweight environment for deploying machine learning applications and enables rapid development of interactive dashboards. </w:t>
+      </w:r>
+    </w:p>
+    <w:p>
+      <w:pPr>
+        <w:pStyle w:val="Heading2"/>
+        <w:numPr>
+          <w:ilvl w:val="1"/>
+          <w:numId w:val="14"/>
+        </w:numPr>
+        <w:spacing w:line="360" w:lineRule="auto"/>
+        <w:rPr>
+          <w:rFonts w:ascii="Times New Roman" w:hAnsi="Times New Roman" w:cs="Times New Roman"/>
+          <w:b/>
+          <w:bCs/>
+          <w:color w:val="auto"/>
+          <w:sz w:val="24"/>
+          <w:szCs w:val="24"/>
+        </w:rPr>
+      </w:pPr>
+      <w:bookmarkStart w:id="25" w:name="_Toc224301452"/>
+      <w:r>
+        <w:rPr>
+          <w:rFonts w:ascii="Times New Roman" w:hAnsi="Times New Roman" w:cs="Times New Roman"/>
+          <w:b/>
+          <w:bCs/>
+          <w:color w:val="auto"/>
+          <w:sz w:val="24"/>
+          <w:szCs w:val="24"/>
+        </w:rPr>
+        <w:lastRenderedPageBreak/>
+        <w:t>System architecture</w:t>
+      </w:r>
+      <w:bookmarkEnd w:id="25"/>
+    </w:p>
+    <w:p>
+      <w:pPr>
+        <w:spacing w:line="360" w:lineRule="auto"/>
+        <w:rPr>
+          <w:rFonts w:ascii="Times New Roman" w:hAnsi="Times New Roman" w:cs="Times New Roman"/>
+        </w:rPr>
+      </w:pPr>
+      <w:r>
+        <w:rPr>
+          <w:rFonts w:ascii="Times New Roman" w:hAnsi="Times New Roman" w:cs="Times New Roman"/>
+        </w:rPr>
+        <w:t xml:space="preserve">The deployed system follows a modular architecture in which each component of the ML pipeline performs a specific task in the moderation process. </w:t>
+      </w:r>
+    </w:p>
+    <w:p>
+      <w:pPr>
+        <w:spacing w:line="360" w:lineRule="auto"/>
+        <w:rPr>
+          <w:rFonts w:ascii="Times New Roman" w:hAnsi="Times New Roman" w:cs="Times New Roman"/>
+        </w:rPr>
+      </w:pPr>
+      <w:r>
+        <w:rPr>
+          <w:rFonts w:ascii="Times New Roman" w:hAnsi="Times New Roman" w:cs="Times New Roman"/>
+          <w:noProof/>
+        </w:rPr>
+        <w:drawing>
+          <wp:inline distT="0" distB="0" distL="0" distR="0" wp14:anchorId="2EE1B937" wp14:editId="4B7FE72B">
+            <wp:extent cx="5937250" cy="3962400"/>
+            <wp:effectExtent l="0" t="0" r="6350" b="0"/>
+            <wp:docPr id="159780101" name="Picture 2"/>
+            <wp:cNvGraphicFramePr>
+              <a:graphicFrameLocks xmlns:a="http://schemas.openxmlformats.org/drawingml/2006/main" noChangeAspect="1"/>
+            </wp:cNvGraphicFramePr>
+            <a:graphic xmlns:a="http://schemas.openxmlformats.org/drawingml/2006/main">
+              <a:graphicData uri="http://schemas.openxmlformats.org/drawingml/2006/picture">
+                <pic:pic xmlns:pic="http://schemas.openxmlformats.org/drawingml/2006/picture">
+                  <pic:nvPicPr>
+                    <pic:cNvPr id="0" name="Picture 2"/>
+                    <pic:cNvPicPr>
+                      <a:picLocks noChangeAspect="1" noChangeArrowheads="1"/>
+                    </pic:cNvPicPr>
+                  </pic:nvPicPr>
+                  <pic:blipFill>
+                    <a:blip r:embed="rId8" cstate="print">
+                      <a:extLst>
+                        <a:ext uri="{28A0092B-C50C-407E-A947-70E740481C1C}">
+                          <a14:useLocalDpi xmlns:a14="http://schemas.microsoft.com/office/drawing/2010/main" val="0"/>
+                        </a:ext>
+                      </a:extLst>
+                    </a:blip>
+                    <a:srcRect/>
+                    <a:stretch>
+                      <a:fillRect/>
+                    </a:stretch>
+                  </pic:blipFill>
+                  <pic:spPr bwMode="auto">
+                    <a:xfrm>
+                      <a:off x="0" y="0"/>
+                      <a:ext cx="5937250" cy="3962400"/>
+                    </a:xfrm>
+                    <a:prstGeom prst="rect">
+                      <a:avLst/>
+                    </a:prstGeom>
+                    <a:noFill/>
+                    <a:ln>
+                      <a:noFill/>
+                    </a:ln>
+                  </pic:spPr>
+                </pic:pic>
+              </a:graphicData>
+            </a:graphic>
+          </wp:inline>
+        </w:drawing>
+      </w:r>
+    </w:p>
+    <w:p>
+      <w:pPr>
+        <w:spacing w:line="360" w:lineRule="auto"/>
+        <w:rPr>
+          <w:rFonts w:ascii="Times New Roman" w:hAnsi="Times New Roman" w:cs="Times New Roman"/>
+        </w:rPr>
+      </w:pPr>
+      <w:r>
+        <w:rPr>
+          <w:rFonts w:ascii="Times New Roman" w:hAnsi="Times New Roman" w:cs="Times New Roman"/>
+        </w:rPr>
+        <w:t xml:space="preserve">When a user submits a comment through the interface, the text is first processed, then passed through the hierarchical classification pipeline to determine the language, category, and subcategory of the comment </w:t>
+      </w:r>
+    </w:p>
+    <w:p>
+      <w:pPr>
+        <w:pStyle w:val="Heading2"/>
+        <w:numPr>
+          <w:ilvl w:val="1"/>
+          <w:numId w:val="14"/>
+        </w:numPr>
+        <w:spacing w:line="360" w:lineRule="auto"/>
+        <w:rPr>
+          <w:rFonts w:ascii="Times New Roman" w:hAnsi="Times New Roman" w:cs="Times New Roman"/>
+          <w:b/>
+          <w:bCs/>
+          <w:color w:val="auto"/>
+          <w:sz w:val="24"/>
+          <w:szCs w:val="24"/>
+        </w:rPr>
+      </w:pPr>
+      <w:bookmarkStart w:id="26" w:name="_Toc224301453"/>
+      <w:r>
+        <w:rPr>
+          <w:rFonts w:ascii="Times New Roman" w:hAnsi="Times New Roman" w:cs="Times New Roman"/>
+          <w:b/>
+          <w:bCs/>
+          <w:color w:val="auto"/>
+          <w:sz w:val="24"/>
+          <w:szCs w:val="24"/>
+        </w:rPr>
+        <w:t>Model Hosting</w:t>
+      </w:r>
+      <w:bookmarkEnd w:id="26"/>
+      <w:r>
+        <w:rPr>
+          <w:rFonts w:ascii="Times New Roman" w:hAnsi="Times New Roman" w:cs="Times New Roman"/>
+          <w:b/>
+          <w:bCs/>
+          <w:color w:val="auto"/>
+          <w:sz w:val="24"/>
+          <w:szCs w:val="24"/>
+        </w:rPr>
+        <w:t xml:space="preserve"> </w:t>
+      </w:r>
+    </w:p>
+    <w:p>
+      <w:pPr>
+        <w:spacing w:line="360" w:lineRule="auto"/>
+        <w:rPr>
+          <w:rFonts w:ascii="Times New Roman" w:hAnsi="Times New Roman" w:cs="Times New Roman"/>
+        </w:rPr>
+      </w:pPr>
+      <w:r>
+        <w:rPr>
+          <w:rFonts w:ascii="Times New Roman" w:hAnsi="Times New Roman" w:cs="Times New Roman"/>
+        </w:rPr>
+        <w:t xml:space="preserve">Due to the large size of the trained transformer models, the models were hosted externally using Hugging Face Hub. Hosting the models allows them to be downloaded dynamically when the application initializes. </w:t>
+      </w:r>
+    </w:p>
+    <w:p>
+      <w:pPr>
+        <w:spacing w:line="360" w:lineRule="auto"/>
+        <w:rPr>
+          <w:rFonts w:ascii="Times New Roman" w:hAnsi="Times New Roman" w:cs="Times New Roman"/>
+        </w:rPr>
+      </w:pPr>
+      <w:r>
+        <w:rPr>
+          <w:rFonts w:ascii="Times New Roman" w:hAnsi="Times New Roman" w:cs="Times New Roman"/>
+        </w:rPr>
+        <w:t>The approach offers several advantages:</w:t>
+      </w:r>
+    </w:p>
+    <w:p>
+      <w:pPr>
+        <w:pStyle w:val="ListParagraph"/>
+        <w:numPr>
+          <w:ilvl w:val="0"/>
+          <w:numId w:val="30"/>
+        </w:numPr>
+        <w:spacing w:line="360" w:lineRule="auto"/>
+        <w:rPr>
+          <w:rFonts w:ascii="Times New Roman" w:hAnsi="Times New Roman" w:cs="Times New Roman"/>
+        </w:rPr>
+      </w:pPr>
+      <w:r>
+        <w:rPr>
+          <w:rFonts w:ascii="Times New Roman" w:hAnsi="Times New Roman" w:cs="Times New Roman"/>
+        </w:rPr>
+        <w:t>Reduced storage requirements for the deployed application</w:t>
+      </w:r>
+    </w:p>
+    <w:p>
+      <w:pPr>
+        <w:pStyle w:val="ListParagraph"/>
+        <w:numPr>
+          <w:ilvl w:val="0"/>
+          <w:numId w:val="30"/>
+        </w:numPr>
+        <w:spacing w:line="360" w:lineRule="auto"/>
+        <w:rPr>
+          <w:rFonts w:ascii="Times New Roman" w:hAnsi="Times New Roman" w:cs="Times New Roman"/>
+        </w:rPr>
+      </w:pPr>
+      <w:r>
+        <w:rPr>
+          <w:rFonts w:ascii="Times New Roman" w:hAnsi="Times New Roman" w:cs="Times New Roman"/>
+        </w:rPr>
+        <w:t xml:space="preserve">Easy version control of the trained model </w:t>
+      </w:r>
+    </w:p>
+    <w:p>
+      <w:pPr>
+        <w:pStyle w:val="ListParagraph"/>
+        <w:numPr>
+          <w:ilvl w:val="0"/>
+          <w:numId w:val="30"/>
+        </w:numPr>
+        <w:spacing w:line="360" w:lineRule="auto"/>
+        <w:rPr>
+          <w:rFonts w:ascii="Times New Roman" w:hAnsi="Times New Roman" w:cs="Times New Roman"/>
+        </w:rPr>
+      </w:pPr>
+      <w:r>
+        <w:rPr>
+          <w:rFonts w:ascii="Times New Roman" w:hAnsi="Times New Roman" w:cs="Times New Roman"/>
+        </w:rPr>
+        <w:lastRenderedPageBreak/>
+        <w:t xml:space="preserve">Improved scalability when deploying applications to cloud environments. </w:t>
+      </w:r>
     </w:p>
     <w:p>
       <w:pPr>
@@ -4266,15 +6796,252 @@
           <w:rFonts w:ascii="Times New Roman" w:hAnsi="Times New Roman" w:cs="Times New Roman"/>
         </w:rPr>
       </w:pPr>
+      <w:r>
+        <w:rPr>
+          <w:rFonts w:ascii="Times New Roman" w:hAnsi="Times New Roman" w:cs="Times New Roman"/>
+        </w:rPr>
+        <w:t xml:space="preserve">The deployed application downloads the required models from Hugging Face repositories and caches them locally to minimize loading time during predictions. </w:t>
+      </w:r>
+    </w:p>
+    <w:p>
+      <w:pPr>
+        <w:pStyle w:val="Heading2"/>
+        <w:spacing w:line="360" w:lineRule="auto"/>
+        <w:rPr>
+          <w:rFonts w:ascii="Times New Roman" w:hAnsi="Times New Roman" w:cs="Times New Roman"/>
+          <w:b/>
+          <w:bCs/>
+          <w:color w:val="auto"/>
+          <w:sz w:val="24"/>
+          <w:szCs w:val="24"/>
+        </w:rPr>
+      </w:pPr>
+      <w:bookmarkStart w:id="27" w:name="_Toc224301454"/>
+      <w:r>
+        <w:rPr>
+          <w:rFonts w:ascii="Times New Roman" w:hAnsi="Times New Roman" w:cs="Times New Roman"/>
+          <w:b/>
+          <w:bCs/>
+          <w:color w:val="auto"/>
+          <w:sz w:val="24"/>
+          <w:szCs w:val="24"/>
+        </w:rPr>
+        <w:t xml:space="preserve">6.3 </w:t>
+      </w:r>
+      <w:r>
+        <w:rPr>
+          <w:rFonts w:ascii="Times New Roman" w:hAnsi="Times New Roman" w:cs="Times New Roman"/>
+          <w:b/>
+          <w:bCs/>
+          <w:color w:val="auto"/>
+          <w:sz w:val="24"/>
+          <w:szCs w:val="24"/>
+        </w:rPr>
+        <w:t>User Interface</w:t>
+      </w:r>
+      <w:bookmarkEnd w:id="27"/>
+      <w:r>
+        <w:rPr>
+          <w:rFonts w:ascii="Times New Roman" w:hAnsi="Times New Roman" w:cs="Times New Roman"/>
+          <w:b/>
+          <w:bCs/>
+          <w:color w:val="auto"/>
+          <w:sz w:val="24"/>
+          <w:szCs w:val="24"/>
+        </w:rPr>
+        <w:t xml:space="preserve"> </w:t>
+      </w:r>
+    </w:p>
+    <w:p>
+      <w:pPr>
+        <w:spacing w:line="360" w:lineRule="auto"/>
+        <w:ind w:left="360"/>
+        <w:rPr>
+          <w:rFonts w:ascii="Times New Roman" w:hAnsi="Times New Roman" w:cs="Times New Roman"/>
+        </w:rPr>
+      </w:pPr>
+      <w:r>
+        <w:rPr>
+          <w:rFonts w:ascii="Times New Roman" w:hAnsi="Times New Roman" w:cs="Times New Roman"/>
+        </w:rPr>
+        <w:t>The moderation system provides dashboards that allow users to analyze comments in real time. The interface supports two moderation modes:</w:t>
+      </w:r>
+    </w:p>
+    <w:p>
+      <w:pPr>
+        <w:pStyle w:val="Heading3"/>
+        <w:numPr>
+          <w:ilvl w:val="2"/>
+          <w:numId w:val="32"/>
+        </w:numPr>
+        <w:spacing w:line="360" w:lineRule="auto"/>
+        <w:rPr>
+          <w:rFonts w:ascii="Times New Roman" w:hAnsi="Times New Roman" w:cs="Times New Roman"/>
+          <w:b/>
+          <w:bCs/>
+          <w:color w:val="auto"/>
+          <w:sz w:val="24"/>
+          <w:szCs w:val="24"/>
+        </w:rPr>
+      </w:pPr>
+      <w:bookmarkStart w:id="28" w:name="_Toc224301455"/>
+      <w:r>
+        <w:rPr>
+          <w:rFonts w:ascii="Times New Roman" w:hAnsi="Times New Roman" w:cs="Times New Roman"/>
+          <w:b/>
+          <w:bCs/>
+          <w:color w:val="auto"/>
+          <w:sz w:val="24"/>
+          <w:szCs w:val="24"/>
+        </w:rPr>
+        <w:t>Single Comment Analysis</w:t>
+      </w:r>
+      <w:bookmarkEnd w:id="28"/>
+    </w:p>
+    <w:p>
+      <w:pPr>
+        <w:spacing w:line="360" w:lineRule="auto"/>
+        <w:rPr>
+          <w:rFonts w:ascii="Times New Roman" w:hAnsi="Times New Roman" w:cs="Times New Roman"/>
+        </w:rPr>
+      </w:pPr>
+      <w:r>
+        <w:rPr>
+          <w:rFonts w:ascii="Times New Roman" w:hAnsi="Times New Roman" w:cs="Times New Roman"/>
+        </w:rPr>
+        <w:t>A user manually enters a comment into the text input field. Once submitted, the system processes the comments and returns the following predictions:</w:t>
+      </w:r>
     </w:p>
     <w:p>
       <w:pPr>
         <w:pStyle w:val="ListParagraph"/>
-        <w:spacing w:line="360" w:lineRule="auto"/>
-        <w:rPr>
-          <w:rFonts w:ascii="Times New Roman" w:hAnsi="Times New Roman" w:cs="Times New Roman"/>
-        </w:rPr>
-      </w:pPr>
+        <w:numPr>
+          <w:ilvl w:val="0"/>
+          <w:numId w:val="28"/>
+        </w:numPr>
+        <w:spacing w:line="360" w:lineRule="auto"/>
+        <w:rPr>
+          <w:rFonts w:ascii="Times New Roman" w:hAnsi="Times New Roman" w:cs="Times New Roman"/>
+        </w:rPr>
+      </w:pPr>
+      <w:r>
+        <w:rPr>
+          <w:rFonts w:ascii="Times New Roman" w:hAnsi="Times New Roman" w:cs="Times New Roman"/>
+        </w:rPr>
+        <w:t>Detected language</w:t>
+      </w:r>
+    </w:p>
+    <w:p>
+      <w:pPr>
+        <w:pStyle w:val="ListParagraph"/>
+        <w:numPr>
+          <w:ilvl w:val="0"/>
+          <w:numId w:val="28"/>
+        </w:numPr>
+        <w:spacing w:line="360" w:lineRule="auto"/>
+        <w:rPr>
+          <w:rFonts w:ascii="Times New Roman" w:hAnsi="Times New Roman" w:cs="Times New Roman"/>
+        </w:rPr>
+      </w:pPr>
+      <w:r>
+        <w:rPr>
+          <w:rFonts w:ascii="Times New Roman" w:hAnsi="Times New Roman" w:cs="Times New Roman"/>
+        </w:rPr>
+        <w:t>Sentiment classification</w:t>
+      </w:r>
+    </w:p>
+    <w:p>
+      <w:pPr>
+        <w:pStyle w:val="ListParagraph"/>
+        <w:numPr>
+          <w:ilvl w:val="0"/>
+          <w:numId w:val="28"/>
+        </w:numPr>
+        <w:spacing w:line="360" w:lineRule="auto"/>
+        <w:rPr>
+          <w:rFonts w:ascii="Times New Roman" w:hAnsi="Times New Roman" w:cs="Times New Roman"/>
+        </w:rPr>
+      </w:pPr>
+      <w:r>
+        <w:rPr>
+          <w:rFonts w:ascii="Times New Roman" w:hAnsi="Times New Roman" w:cs="Times New Roman"/>
+        </w:rPr>
+        <w:t xml:space="preserve">Comment category </w:t>
+      </w:r>
+    </w:p>
+    <w:p>
+      <w:pPr>
+        <w:pStyle w:val="ListParagraph"/>
+        <w:numPr>
+          <w:ilvl w:val="0"/>
+          <w:numId w:val="28"/>
+        </w:numPr>
+        <w:spacing w:line="360" w:lineRule="auto"/>
+        <w:rPr>
+          <w:rFonts w:ascii="Times New Roman" w:hAnsi="Times New Roman" w:cs="Times New Roman"/>
+        </w:rPr>
+      </w:pPr>
+      <w:r>
+        <w:rPr>
+          <w:rFonts w:ascii="Times New Roman" w:hAnsi="Times New Roman" w:cs="Times New Roman"/>
+        </w:rPr>
+        <w:t>Subcategory classification</w:t>
+      </w:r>
+    </w:p>
+    <w:p>
+      <w:pPr>
+        <w:pStyle w:val="ListParagraph"/>
+        <w:numPr>
+          <w:ilvl w:val="0"/>
+          <w:numId w:val="28"/>
+        </w:numPr>
+        <w:spacing w:line="360" w:lineRule="auto"/>
+        <w:rPr>
+          <w:rFonts w:ascii="Times New Roman" w:hAnsi="Times New Roman" w:cs="Times New Roman"/>
+        </w:rPr>
+      </w:pPr>
+      <w:r>
+        <w:rPr>
+          <w:rFonts w:ascii="Times New Roman" w:hAnsi="Times New Roman" w:cs="Times New Roman"/>
+        </w:rPr>
+        <w:t xml:space="preserve">Toxicity Level </w:t>
+      </w:r>
+    </w:p>
+    <w:p>
+      <w:pPr>
+        <w:pStyle w:val="Heading3"/>
+        <w:numPr>
+          <w:ilvl w:val="2"/>
+          <w:numId w:val="31"/>
+        </w:numPr>
+        <w:spacing w:line="360" w:lineRule="auto"/>
+        <w:rPr>
+          <w:rFonts w:ascii="Times New Roman" w:hAnsi="Times New Roman" w:cs="Times New Roman"/>
+          <w:sz w:val="24"/>
+          <w:szCs w:val="24"/>
+        </w:rPr>
+      </w:pPr>
+      <w:bookmarkStart w:id="29" w:name="_Toc224301456"/>
+      <w:r>
+        <w:rPr>
+          <w:rFonts w:ascii="Times New Roman" w:hAnsi="Times New Roman" w:cs="Times New Roman"/>
+          <w:b/>
+          <w:bCs/>
+          <w:color w:val="auto"/>
+          <w:sz w:val="24"/>
+          <w:szCs w:val="24"/>
+        </w:rPr>
+        <w:t>Batch comment analysis</w:t>
+      </w:r>
+      <w:bookmarkEnd w:id="29"/>
+      <w:r>
+        <w:rPr>
+          <w:rFonts w:ascii="Times New Roman" w:hAnsi="Times New Roman" w:cs="Times New Roman"/>
+          <w:sz w:val="24"/>
+          <w:szCs w:val="24"/>
+        </w:rPr>
+        <w:t xml:space="preserve"> </w:t>
+      </w:r>
     </w:p>
     <w:p>
       <w:pPr>
@@ -4284,17 +7051,278 @@
           <w:rFonts w:ascii="Times New Roman" w:hAnsi="Times New Roman" w:cs="Times New Roman"/>
         </w:rPr>
       </w:pPr>
-    </w:p>
-    <w:p>
-      <w:pPr>
-        <w:spacing w:line="360" w:lineRule="auto"/>
+      <w:r>
+        <w:rPr>
+          <w:rFonts w:ascii="Times New Roman" w:hAnsi="Times New Roman" w:cs="Times New Roman"/>
+        </w:rPr>
+        <w:t>The system allows batch analysis of multiple comments through dataset uploads. A user can upload a CSV file containing multiple comments, and the system processes each comment through the pipeline.</w:t>
+      </w:r>
+    </w:p>
+    <w:p>
+      <w:pPr>
+        <w:spacing w:line="360" w:lineRule="auto"/>
+        <w:ind w:left="360"/>
+        <w:rPr>
+          <w:rFonts w:ascii="Times New Roman" w:hAnsi="Times New Roman" w:cs="Times New Roman"/>
+        </w:rPr>
+      </w:pPr>
+      <w:r>
+        <w:rPr>
+          <w:rFonts w:ascii="Times New Roman" w:hAnsi="Times New Roman" w:cs="Times New Roman"/>
+        </w:rPr>
+        <w:t xml:space="preserve">The results are returned as a structured table displaying the predicted labels for each comment and a language analysis, category analysis, and sentiment analysis from the predicted comments. This allows moderators to analyze large volumes of social media data efficiently. </w:t>
+      </w:r>
+    </w:p>
+    <w:p>
+      <w:pPr>
+        <w:pStyle w:val="Heading2"/>
+        <w:numPr>
+          <w:ilvl w:val="1"/>
+          <w:numId w:val="31"/>
+        </w:numPr>
+        <w:spacing w:line="360" w:lineRule="auto"/>
+        <w:rPr>
+          <w:rFonts w:ascii="Times New Roman" w:hAnsi="Times New Roman" w:cs="Times New Roman"/>
+          <w:b/>
+          <w:bCs/>
+          <w:color w:val="auto"/>
+          <w:sz w:val="24"/>
+          <w:szCs w:val="24"/>
+        </w:rPr>
+      </w:pPr>
+      <w:bookmarkStart w:id="30" w:name="_Toc224301457"/>
+      <w:r>
+        <w:rPr>
+          <w:rFonts w:ascii="Times New Roman" w:hAnsi="Times New Roman" w:cs="Times New Roman"/>
+          <w:b/>
+          <w:bCs/>
+          <w:color w:val="auto"/>
+          <w:sz w:val="24"/>
+          <w:szCs w:val="24"/>
+        </w:rPr>
+        <w:t>Model Optimization for Deployment</w:t>
+      </w:r>
+      <w:bookmarkEnd w:id="30"/>
+      <w:r>
+        <w:rPr>
+          <w:rFonts w:ascii="Times New Roman" w:hAnsi="Times New Roman" w:cs="Times New Roman"/>
+          <w:b/>
+          <w:bCs/>
+          <w:color w:val="auto"/>
+          <w:sz w:val="24"/>
+          <w:szCs w:val="24"/>
+        </w:rPr>
+        <w:t xml:space="preserve"> </w:t>
+      </w:r>
+    </w:p>
+    <w:p>
+      <w:pPr>
+        <w:spacing w:line="360" w:lineRule="auto"/>
+        <w:ind w:left="540"/>
+        <w:rPr>
+          <w:rFonts w:ascii="Times New Roman" w:hAnsi="Times New Roman" w:cs="Times New Roman"/>
+        </w:rPr>
+      </w:pPr>
+      <w:r>
+        <w:rPr>
+          <w:rFonts w:ascii="Times New Roman" w:hAnsi="Times New Roman" w:cs="Times New Roman"/>
+        </w:rPr>
+        <w:t>To improve model performance, several optimization strategies were implemented:</w:t>
+      </w:r>
+    </w:p>
+    <w:p>
+      <w:pPr>
+        <w:spacing w:line="360" w:lineRule="auto"/>
+        <w:ind w:left="540"/>
+        <w:rPr>
+          <w:rFonts w:ascii="Times New Roman" w:hAnsi="Times New Roman" w:cs="Times New Roman"/>
+        </w:rPr>
+      </w:pPr>
+      <w:r>
+        <w:rPr>
+          <w:rFonts w:ascii="Times New Roman" w:hAnsi="Times New Roman" w:cs="Times New Roman"/>
+        </w:rPr>
+        <w:t>Model caching using Streamlit resource caching functionality to prevent models from reloading on every application run</w:t>
+      </w:r>
+    </w:p>
+    <w:p>
+      <w:pPr>
+        <w:spacing w:line="360" w:lineRule="auto"/>
+        <w:ind w:left="540"/>
+        <w:rPr>
+          <w:rFonts w:ascii="Times New Roman" w:hAnsi="Times New Roman" w:cs="Times New Roman"/>
+        </w:rPr>
+      </w:pPr>
+      <w:r>
+        <w:rPr>
+          <w:rFonts w:ascii="Times New Roman" w:hAnsi="Times New Roman" w:cs="Times New Roman"/>
+        </w:rPr>
+        <w:lastRenderedPageBreak/>
+        <w:t xml:space="preserve">Hierarchical classification to reduce computational complexity by activating subcategory models only when required. </w:t>
+      </w:r>
+    </w:p>
+    <w:p>
+      <w:pPr>
+        <w:spacing w:line="360" w:lineRule="auto"/>
+        <w:ind w:left="540"/>
+        <w:rPr>
+          <w:rFonts w:ascii="Times New Roman" w:hAnsi="Times New Roman" w:cs="Times New Roman"/>
+        </w:rPr>
+      </w:pPr>
+      <w:r>
+        <w:rPr>
+          <w:rFonts w:ascii="Times New Roman" w:hAnsi="Times New Roman" w:cs="Times New Roman"/>
+        </w:rPr>
+        <w:t xml:space="preserve">External model hosting through Hugging Face reduced application size and enabled scalable deployment. </w:t>
+      </w:r>
+    </w:p>
+    <w:p>
+      <w:pPr>
+        <w:pStyle w:val="Heading2"/>
+        <w:numPr>
+          <w:ilvl w:val="1"/>
+          <w:numId w:val="31"/>
+        </w:numPr>
+        <w:spacing w:line="360" w:lineRule="auto"/>
+        <w:rPr>
+          <w:rFonts w:ascii="Times New Roman" w:hAnsi="Times New Roman" w:cs="Times New Roman"/>
+          <w:b/>
+          <w:bCs/>
+          <w:color w:val="auto"/>
+          <w:sz w:val="24"/>
+          <w:szCs w:val="24"/>
+        </w:rPr>
+      </w:pPr>
+      <w:bookmarkStart w:id="31" w:name="_Toc224301458"/>
+      <w:r>
+        <w:rPr>
+          <w:rFonts w:ascii="Times New Roman" w:hAnsi="Times New Roman" w:cs="Times New Roman"/>
+          <w:b/>
+          <w:bCs/>
+          <w:color w:val="auto"/>
+          <w:sz w:val="24"/>
+          <w:szCs w:val="24"/>
+        </w:rPr>
+        <w:t>Future Deployment Improvements</w:t>
+      </w:r>
+      <w:bookmarkEnd w:id="31"/>
+      <w:r>
+        <w:rPr>
+          <w:rFonts w:ascii="Times New Roman" w:hAnsi="Times New Roman" w:cs="Times New Roman"/>
+          <w:b/>
+          <w:bCs/>
+          <w:color w:val="auto"/>
+          <w:sz w:val="24"/>
+          <w:szCs w:val="24"/>
+        </w:rPr>
+        <w:t xml:space="preserve"> </w:t>
+      </w:r>
+    </w:p>
+    <w:p>
+      <w:pPr>
+        <w:pStyle w:val="NormalWeb"/>
+        <w:spacing w:line="360" w:lineRule="auto"/>
+      </w:pPr>
+      <w:r>
+        <w:t>Future improvements to the deployment architecture may include:</w:t>
+      </w:r>
+    </w:p>
+    <w:p>
+      <w:pPr>
+        <w:pStyle w:val="NormalWeb"/>
+        <w:numPr>
+          <w:ilvl w:val="0"/>
+          <w:numId w:val="33"/>
+        </w:numPr>
+        <w:spacing w:line="360" w:lineRule="auto"/>
+      </w:pPr>
+      <w:r>
+        <w:t xml:space="preserve">Deploying the system as a </w:t>
+      </w:r>
+      <w:r>
+        <w:rPr>
+          <w:rStyle w:val="Strong"/>
+          <w:rFonts w:eastAsiaTheme="majorEastAsia"/>
+          <w:b w:val="0"/>
+          <w:bCs w:val="0"/>
+        </w:rPr>
+        <w:t>REST API</w:t>
+      </w:r>
+      <w:r>
+        <w:t xml:space="preserve"> for integration with social media moderation tools</w:t>
+      </w:r>
+    </w:p>
+    <w:p>
+      <w:pPr>
+        <w:pStyle w:val="NormalWeb"/>
+        <w:numPr>
+          <w:ilvl w:val="0"/>
+          <w:numId w:val="33"/>
+        </w:numPr>
+        <w:spacing w:line="360" w:lineRule="auto"/>
+      </w:pPr>
+      <w:r>
+        <w:t xml:space="preserve">Implementing </w:t>
+      </w:r>
+      <w:r>
+        <w:rPr>
+          <w:rStyle w:val="Strong"/>
+          <w:rFonts w:eastAsiaTheme="majorEastAsia"/>
+          <w:b w:val="0"/>
+          <w:bCs w:val="0"/>
+        </w:rPr>
+        <w:t>GPU-based inference</w:t>
+      </w:r>
+      <w:r>
+        <w:t xml:space="preserve"> to accelerate transformer predictions</w:t>
+      </w:r>
+    </w:p>
+    <w:p>
+      <w:pPr>
+        <w:pStyle w:val="NormalWeb"/>
+        <w:numPr>
+          <w:ilvl w:val="0"/>
+          <w:numId w:val="33"/>
+        </w:numPr>
+        <w:spacing w:line="360" w:lineRule="auto"/>
+      </w:pPr>
+      <w:r>
+        <w:t>Expanding the system to support additional social media platforms such as TikTok and Twitter</w:t>
+      </w:r>
+    </w:p>
+    <w:p>
+      <w:pPr>
+        <w:pStyle w:val="NormalWeb"/>
+        <w:numPr>
+          <w:ilvl w:val="0"/>
+          <w:numId w:val="33"/>
+        </w:numPr>
+        <w:spacing w:line="360" w:lineRule="auto"/>
+      </w:pPr>
+      <w:r>
+        <w:t>Continuously updating the models with new slang expressions and emerging cyberbullying patterns</w:t>
+      </w:r>
+    </w:p>
+    <w:p>
+      <w:pPr>
+        <w:spacing w:line="360" w:lineRule="auto"/>
+        <w:ind w:left="540"/>
+        <w:rPr>
+          <w:rFonts w:ascii="Times New Roman" w:hAnsi="Times New Roman" w:cs="Times New Roman"/>
+        </w:rPr>
+      </w:pPr>
+    </w:p>
+    <w:p>
+      <w:pPr>
+        <w:spacing w:line="360" w:lineRule="auto"/>
+        <w:ind w:left="540"/>
         <w:rPr>
           <w:rFonts w:ascii="Times New Roman" w:hAnsi="Times New Roman" w:cs="Times New Roman"/>
         </w:rPr>
       </w:pPr>
     </w:p>
     <w:sectPr>
-      <w:headerReference w:type="default" r:id="rId8"/>
+      <w:headerReference w:type="default" r:id="rId9"/>
       <w:pgSz w:w="12240" w:h="15840"/>
       <w:pgMar w:top="1440" w:right="1440" w:bottom="1440" w:left="1440" w:header="720" w:footer="720" w:gutter="0"/>
       <w:cols w:space="720"/>
@@ -5290,6 +8318,155 @@
     </w:lvl>
   </w:abstractNum>
   <w:abstractNum w:abstractNumId="8" w15:restartNumberingAfterBreak="0">
+    <w:nsid w:val="22A25565"/>
+    <w:multiLevelType w:val="multilevel"/>
+    <w:tmpl w:val="7736BFDC"/>
+    <w:lvl w:ilvl="0">
+      <w:start w:val="1"/>
+      <w:numFmt w:val="bullet"/>
+      <w:lvlText w:val=""/>
+      <w:lvlJc w:val="left"/>
+      <w:pPr>
+        <w:tabs>
+          <w:tab w:val="num" w:pos="720"/>
+        </w:tabs>
+        <w:ind w:left="720" w:hanging="360"/>
+      </w:pPr>
+      <w:rPr>
+        <w:rFonts w:ascii="Symbol" w:hAnsi="Symbol" w:hint="default"/>
+        <w:sz w:val="20"/>
+      </w:rPr>
+    </w:lvl>
+    <w:lvl w:ilvl="1" w:tentative="1">
+      <w:start w:val="1"/>
+      <w:numFmt w:val="bullet"/>
+      <w:lvlText w:val="o"/>
+      <w:lvlJc w:val="left"/>
+      <w:pPr>
+        <w:tabs>
+          <w:tab w:val="num" w:pos="1440"/>
+        </w:tabs>
+        <w:ind w:left="1440" w:hanging="360"/>
+      </w:pPr>
+      <w:rPr>
+        <w:rFonts w:ascii="Courier New" w:hAnsi="Courier New" w:hint="default"/>
+        <w:sz w:val="20"/>
+      </w:rPr>
+    </w:lvl>
+    <w:lvl w:ilvl="2" w:tentative="1">
+      <w:start w:val="1"/>
+      <w:numFmt w:val="bullet"/>
+      <w:lvlText w:val=""/>
+      <w:lvlJc w:val="left"/>
+      <w:pPr>
+        <w:tabs>
+          <w:tab w:val="num" w:pos="2160"/>
+        </w:tabs>
+        <w:ind w:left="2160" w:hanging="360"/>
+      </w:pPr>
+      <w:rPr>
+        <w:rFonts w:ascii="Wingdings" w:hAnsi="Wingdings" w:hint="default"/>
+        <w:sz w:val="20"/>
+      </w:rPr>
+    </w:lvl>
+    <w:lvl w:ilvl="3" w:tentative="1">
+      <w:start w:val="1"/>
+      <w:numFmt w:val="bullet"/>
+      <w:lvlText w:val=""/>
+      <w:lvlJc w:val="left"/>
+      <w:pPr>
+        <w:tabs>
+          <w:tab w:val="num" w:pos="2880"/>
+        </w:tabs>
+        <w:ind w:left="2880" w:hanging="360"/>
+      </w:pPr>
+      <w:rPr>
+        <w:rFonts w:ascii="Wingdings" w:hAnsi="Wingdings" w:hint="default"/>
+        <w:sz w:val="20"/>
+      </w:rPr>
+    </w:lvl>
+    <w:lvl w:ilvl="4" w:tentative="1">
+      <w:start w:val="1"/>
+      <w:numFmt w:val="bullet"/>
+      <w:lvlText w:val=""/>
+      <w:lvlJc w:val="left"/>
+      <w:pPr>
+        <w:tabs>
+          <w:tab w:val="num" w:pos="3600"/>
+        </w:tabs>
+        <w:ind w:left="3600" w:hanging="360"/>
+      </w:pPr>
+      <w:rPr>
+        <w:rFonts w:ascii="Wingdings" w:hAnsi="Wingdings" w:hint="default"/>
+        <w:sz w:val="20"/>
+      </w:rPr>
+    </w:lvl>
+    <w:lvl w:ilvl="5" w:tentative="1">
+      <w:start w:val="1"/>
+      <w:numFmt w:val="bullet"/>
+      <w:lvlText w:val=""/>
+      <w:lvlJc w:val="left"/>
+      <w:pPr>
+        <w:tabs>
+          <w:tab w:val="num" w:pos="4320"/>
+        </w:tabs>
+        <w:ind w:left="4320" w:hanging="360"/>
+      </w:pPr>
+      <w:rPr>
+        <w:rFonts w:ascii="Wingdings" w:hAnsi="Wingdings" w:hint="default"/>
+        <w:sz w:val="20"/>
+      </w:rPr>
+    </w:lvl>
+    <w:lvl w:ilvl="6" w:tentative="1">
+      <w:start w:val="1"/>
+      <w:numFmt w:val="bullet"/>
+      <w:lvlText w:val=""/>
+      <w:lvlJc w:val="left"/>
+      <w:pPr>
+        <w:tabs>
+          <w:tab w:val="num" w:pos="5040"/>
+        </w:tabs>
+        <w:ind w:left="5040" w:hanging="360"/>
+      </w:pPr>
+      <w:rPr>
+        <w:rFonts w:ascii="Wingdings" w:hAnsi="Wingdings" w:hint="default"/>
+        <w:sz w:val="20"/>
+      </w:rPr>
+    </w:lvl>
+    <w:lvl w:ilvl="7" w:tentative="1">
+      <w:start w:val="1"/>
+      <w:numFmt w:val="bullet"/>
+      <w:lvlText w:val=""/>
+      <w:lvlJc w:val="left"/>
+      <w:pPr>
+        <w:tabs>
+          <w:tab w:val="num" w:pos="5760"/>
+        </w:tabs>
+        <w:ind w:left="5760" w:hanging="360"/>
+      </w:pPr>
+      <w:rPr>
+        <w:rFonts w:ascii="Wingdings" w:hAnsi="Wingdings" w:hint="default"/>
+        <w:sz w:val="20"/>
+      </w:rPr>
+    </w:lvl>
+    <w:lvl w:ilvl="8" w:tentative="1">
+      <w:start w:val="1"/>
+      <w:numFmt w:val="bullet"/>
+      <w:lvlText w:val=""/>
+      <w:lvlJc w:val="left"/>
+      <w:pPr>
+        <w:tabs>
+          <w:tab w:val="num" w:pos="6480"/>
+        </w:tabs>
+        <w:ind w:left="6480" w:hanging="360"/>
+      </w:pPr>
+      <w:rPr>
+        <w:rFonts w:ascii="Wingdings" w:hAnsi="Wingdings" w:hint="default"/>
+        <w:sz w:val="20"/>
+      </w:rPr>
+    </w:lvl>
+  </w:abstractNum>
+  <w:abstractNum w:abstractNumId="9" w15:restartNumberingAfterBreak="0">
     <w:nsid w:val="2D542624"/>
     <w:multiLevelType w:val="hybridMultilevel"/>
     <w:tmpl w:val="F72CEA42"/>
@@ -5402,7 +8579,7 @@
       </w:rPr>
     </w:lvl>
   </w:abstractNum>
-  <w:abstractNum w:abstractNumId="9" w15:restartNumberingAfterBreak="0">
+  <w:abstractNum w:abstractNumId="10" w15:restartNumberingAfterBreak="0">
     <w:nsid w:val="32E65245"/>
     <w:multiLevelType w:val="hybridMultilevel"/>
     <w:tmpl w:val="8EA28988"/>
@@ -5491,7 +8668,7 @@
       </w:pPr>
     </w:lvl>
   </w:abstractNum>
-  <w:abstractNum w:abstractNumId="10" w15:restartNumberingAfterBreak="0">
+  <w:abstractNum w:abstractNumId="11" w15:restartNumberingAfterBreak="0">
     <w:nsid w:val="35263D42"/>
     <w:multiLevelType w:val="hybridMultilevel"/>
     <w:tmpl w:val="78863908"/>
@@ -5604,7 +8781,233 @@
       </w:rPr>
     </w:lvl>
   </w:abstractNum>
-  <w:abstractNum w:abstractNumId="11" w15:restartNumberingAfterBreak="0">
+  <w:abstractNum w:abstractNumId="12" w15:restartNumberingAfterBreak="0">
+    <w:nsid w:val="36564699"/>
+    <w:multiLevelType w:val="multilevel"/>
+    <w:tmpl w:val="2112F28A"/>
+    <w:lvl w:ilvl="0">
+      <w:start w:val="6"/>
+      <w:numFmt w:val="decimal"/>
+      <w:lvlText w:val="%1"/>
+      <w:lvlJc w:val="left"/>
+      <w:pPr>
+        <w:ind w:left="430" w:hanging="430"/>
+      </w:pPr>
+      <w:rPr>
+        <w:rFonts w:hint="default"/>
+      </w:rPr>
+    </w:lvl>
+    <w:lvl w:ilvl="1">
+      <w:start w:val="3"/>
+      <w:numFmt w:val="decimal"/>
+      <w:lvlText w:val="%1.%2"/>
+      <w:lvlJc w:val="left"/>
+      <w:pPr>
+        <w:ind w:left="1560" w:hanging="720"/>
+      </w:pPr>
+      <w:rPr>
+        <w:rFonts w:hint="default"/>
+      </w:rPr>
+    </w:lvl>
+    <w:lvl w:ilvl="2">
+      <w:start w:val="1"/>
+      <w:numFmt w:val="decimal"/>
+      <w:lvlText w:val="%1.%2.%3"/>
+      <w:lvlJc w:val="left"/>
+      <w:pPr>
+        <w:ind w:left="2400" w:hanging="720"/>
+      </w:pPr>
+      <w:rPr>
+        <w:rFonts w:hint="default"/>
+      </w:rPr>
+    </w:lvl>
+    <w:lvl w:ilvl="3">
+      <w:start w:val="1"/>
+      <w:numFmt w:val="decimal"/>
+      <w:lvlText w:val="%1.%2.%3.%4"/>
+      <w:lvlJc w:val="left"/>
+      <w:pPr>
+        <w:ind w:left="3600" w:hanging="1080"/>
+      </w:pPr>
+      <w:rPr>
+        <w:rFonts w:hint="default"/>
+      </w:rPr>
+    </w:lvl>
+    <w:lvl w:ilvl="4">
+      <w:start w:val="1"/>
+      <w:numFmt w:val="decimal"/>
+      <w:lvlText w:val="%1.%2.%3.%4.%5"/>
+      <w:lvlJc w:val="left"/>
+      <w:pPr>
+        <w:ind w:left="4800" w:hanging="1440"/>
+      </w:pPr>
+      <w:rPr>
+        <w:rFonts w:hint="default"/>
+      </w:rPr>
+    </w:lvl>
+    <w:lvl w:ilvl="5">
+      <w:start w:val="1"/>
+      <w:numFmt w:val="decimal"/>
+      <w:lvlText w:val="%1.%2.%3.%4.%5.%6"/>
+      <w:lvlJc w:val="left"/>
+      <w:pPr>
+        <w:ind w:left="5640" w:hanging="1440"/>
+      </w:pPr>
+      <w:rPr>
+        <w:rFonts w:hint="default"/>
+      </w:rPr>
+    </w:lvl>
+    <w:lvl w:ilvl="6">
+      <w:start w:val="1"/>
+      <w:numFmt w:val="decimal"/>
+      <w:lvlText w:val="%1.%2.%3.%4.%5.%6.%7"/>
+      <w:lvlJc w:val="left"/>
+      <w:pPr>
+        <w:ind w:left="6840" w:hanging="1800"/>
+      </w:pPr>
+      <w:rPr>
+        <w:rFonts w:hint="default"/>
+      </w:rPr>
+    </w:lvl>
+    <w:lvl w:ilvl="7">
+      <w:start w:val="1"/>
+      <w:numFmt w:val="decimal"/>
+      <w:lvlText w:val="%1.%2.%3.%4.%5.%6.%7.%8"/>
+      <w:lvlJc w:val="left"/>
+      <w:pPr>
+        <w:ind w:left="8040" w:hanging="2160"/>
+      </w:pPr>
+      <w:rPr>
+        <w:rFonts w:hint="default"/>
+      </w:rPr>
+    </w:lvl>
+    <w:lvl w:ilvl="8">
+      <w:start w:val="1"/>
+      <w:numFmt w:val="decimal"/>
+      <w:lvlText w:val="%1.%2.%3.%4.%5.%6.%7.%8.%9"/>
+      <w:lvlJc w:val="left"/>
+      <w:pPr>
+        <w:ind w:left="8880" w:hanging="2160"/>
+      </w:pPr>
+      <w:rPr>
+        <w:rFonts w:hint="default"/>
+      </w:rPr>
+    </w:lvl>
+  </w:abstractNum>
+  <w:abstractNum w:abstractNumId="13" w15:restartNumberingAfterBreak="0">
+    <w:nsid w:val="38304A53"/>
+    <w:multiLevelType w:val="hybridMultilevel"/>
+    <w:tmpl w:val="3C3886CE"/>
+    <w:lvl w:ilvl="0" w:tplc="04090005">
+      <w:start w:val="1"/>
+      <w:numFmt w:val="bullet"/>
+      <w:lvlText w:val=""/>
+      <w:lvlJc w:val="left"/>
+      <w:pPr>
+        <w:ind w:left="720" w:hanging="360"/>
+      </w:pPr>
+      <w:rPr>
+        <w:rFonts w:ascii="Wingdings" w:hAnsi="Wingdings" w:hint="default"/>
+      </w:rPr>
+    </w:lvl>
+    <w:lvl w:ilvl="1" w:tplc="04090003" w:tentative="1">
+      <w:start w:val="1"/>
+      <w:numFmt w:val="bullet"/>
+      <w:lvlText w:val="o"/>
+      <w:lvlJc w:val="left"/>
+      <w:pPr>
+        <w:ind w:left="1440" w:hanging="360"/>
+      </w:pPr>
+      <w:rPr>
+        <w:rFonts w:ascii="Courier New" w:hAnsi="Courier New" w:cs="Courier New" w:hint="default"/>
+      </w:rPr>
+    </w:lvl>
+    <w:lvl w:ilvl="2" w:tplc="04090005" w:tentative="1">
+      <w:start w:val="1"/>
+      <w:numFmt w:val="bullet"/>
+      <w:lvlText w:val=""/>
+      <w:lvlJc w:val="left"/>
+      <w:pPr>
+        <w:ind w:left="2160" w:hanging="360"/>
+      </w:pPr>
+      <w:rPr>
+        <w:rFonts w:ascii="Wingdings" w:hAnsi="Wingdings" w:hint="default"/>
+      </w:rPr>
+    </w:lvl>
+    <w:lvl w:ilvl="3" w:tplc="04090001" w:tentative="1">
+      <w:start w:val="1"/>
+      <w:numFmt w:val="bullet"/>
+      <w:lvlText w:val=""/>
+      <w:lvlJc w:val="left"/>
+      <w:pPr>
+        <w:ind w:left="2880" w:hanging="360"/>
+      </w:pPr>
+      <w:rPr>
+        <w:rFonts w:ascii="Symbol" w:hAnsi="Symbol" w:hint="default"/>
+      </w:rPr>
+    </w:lvl>
+    <w:lvl w:ilvl="4" w:tplc="04090003" w:tentative="1">
+      <w:start w:val="1"/>
+      <w:numFmt w:val="bullet"/>
+      <w:lvlText w:val="o"/>
+      <w:lvlJc w:val="left"/>
+      <w:pPr>
+        <w:ind w:left="3600" w:hanging="360"/>
+      </w:pPr>
+      <w:rPr>
+        <w:rFonts w:ascii="Courier New" w:hAnsi="Courier New" w:cs="Courier New" w:hint="default"/>
+      </w:rPr>
+    </w:lvl>
+    <w:lvl w:ilvl="5" w:tplc="04090005" w:tentative="1">
+      <w:start w:val="1"/>
+      <w:numFmt w:val="bullet"/>
+      <w:lvlText w:val=""/>
+      <w:lvlJc w:val="left"/>
+      <w:pPr>
+        <w:ind w:left="4320" w:hanging="360"/>
+      </w:pPr>
+      <w:rPr>
+        <w:rFonts w:ascii="Wingdings" w:hAnsi="Wingdings" w:hint="default"/>
+      </w:rPr>
+    </w:lvl>
+    <w:lvl w:ilvl="6" w:tplc="04090001" w:tentative="1">
+      <w:start w:val="1"/>
+      <w:numFmt w:val="bullet"/>
+      <w:lvlText w:val=""/>
+      <w:lvlJc w:val="left"/>
+      <w:pPr>
+        <w:ind w:left="5040" w:hanging="360"/>
+      </w:pPr>
+      <w:rPr>
+        <w:rFonts w:ascii="Symbol" w:hAnsi="Symbol" w:hint="default"/>
+      </w:rPr>
+    </w:lvl>
+    <w:lvl w:ilvl="7" w:tplc="04090003" w:tentative="1">
+      <w:start w:val="1"/>
+      <w:numFmt w:val="bullet"/>
+      <w:lvlText w:val="o"/>
+      <w:lvlJc w:val="left"/>
+      <w:pPr>
+        <w:ind w:left="5760" w:hanging="360"/>
+      </w:pPr>
+      <w:rPr>
+        <w:rFonts w:ascii="Courier New" w:hAnsi="Courier New" w:cs="Courier New" w:hint="default"/>
+      </w:rPr>
+    </w:lvl>
+    <w:lvl w:ilvl="8" w:tplc="04090005" w:tentative="1">
+      <w:start w:val="1"/>
+      <w:numFmt w:val="bullet"/>
+      <w:lvlText w:val=""/>
+      <w:lvlJc w:val="left"/>
+      <w:pPr>
+        <w:ind w:left="6480" w:hanging="360"/>
+      </w:pPr>
+      <w:rPr>
+        <w:rFonts w:ascii="Wingdings" w:hAnsi="Wingdings" w:hint="default"/>
+      </w:rPr>
+    </w:lvl>
+  </w:abstractNum>
+  <w:abstractNum w:abstractNumId="14" w15:restartNumberingAfterBreak="0">
     <w:nsid w:val="3BB4281E"/>
     <w:multiLevelType w:val="hybridMultilevel"/>
     <w:tmpl w:val="89388A48"/>
@@ -5717,7 +9120,7 @@
       </w:rPr>
     </w:lvl>
   </w:abstractNum>
-  <w:abstractNum w:abstractNumId="12" w15:restartNumberingAfterBreak="0">
+  <w:abstractNum w:abstractNumId="15" w15:restartNumberingAfterBreak="0">
     <w:nsid w:val="3CAC5EFF"/>
     <w:multiLevelType w:val="hybridMultilevel"/>
     <w:tmpl w:val="5C1CF9CA"/>
@@ -5830,7 +9233,7 @@
       </w:rPr>
     </w:lvl>
   </w:abstractNum>
-  <w:abstractNum w:abstractNumId="13" w15:restartNumberingAfterBreak="0">
+  <w:abstractNum w:abstractNumId="16" w15:restartNumberingAfterBreak="0">
     <w:nsid w:val="3EFF07AE"/>
     <w:multiLevelType w:val="hybridMultilevel"/>
     <w:tmpl w:val="B6768018"/>
@@ -5943,7 +9346,7 @@
       </w:rPr>
     </w:lvl>
   </w:abstractNum>
-  <w:abstractNum w:abstractNumId="14" w15:restartNumberingAfterBreak="0">
+  <w:abstractNum w:abstractNumId="17" w15:restartNumberingAfterBreak="0">
     <w:nsid w:val="41226D58"/>
     <w:multiLevelType w:val="hybridMultilevel"/>
     <w:tmpl w:val="0B169A6E"/>
@@ -6056,11 +9459,237 @@
       </w:rPr>
     </w:lvl>
   </w:abstractNum>
-  <w:abstractNum w:abstractNumId="15" w15:restartNumberingAfterBreak="0">
+  <w:abstractNum w:abstractNumId="18" w15:restartNumberingAfterBreak="0">
+    <w:nsid w:val="46376521"/>
+    <w:multiLevelType w:val="hybridMultilevel"/>
+    <w:tmpl w:val="C4DA6FF6"/>
+    <w:lvl w:ilvl="0" w:tplc="04090001">
+      <w:start w:val="1"/>
+      <w:numFmt w:val="bullet"/>
+      <w:lvlText w:val=""/>
+      <w:lvlJc w:val="left"/>
+      <w:pPr>
+        <w:ind w:left="720" w:hanging="360"/>
+      </w:pPr>
+      <w:rPr>
+        <w:rFonts w:ascii="Symbol" w:hAnsi="Symbol" w:hint="default"/>
+      </w:rPr>
+    </w:lvl>
+    <w:lvl w:ilvl="1" w:tplc="04090003" w:tentative="1">
+      <w:start w:val="1"/>
+      <w:numFmt w:val="bullet"/>
+      <w:lvlText w:val="o"/>
+      <w:lvlJc w:val="left"/>
+      <w:pPr>
+        <w:ind w:left="1440" w:hanging="360"/>
+      </w:pPr>
+      <w:rPr>
+        <w:rFonts w:ascii="Courier New" w:hAnsi="Courier New" w:cs="Courier New" w:hint="default"/>
+      </w:rPr>
+    </w:lvl>
+    <w:lvl w:ilvl="2" w:tplc="04090005" w:tentative="1">
+      <w:start w:val="1"/>
+      <w:numFmt w:val="bullet"/>
+      <w:lvlText w:val=""/>
+      <w:lvlJc w:val="left"/>
+      <w:pPr>
+        <w:ind w:left="2160" w:hanging="360"/>
+      </w:pPr>
+      <w:rPr>
+        <w:rFonts w:ascii="Wingdings" w:hAnsi="Wingdings" w:hint="default"/>
+      </w:rPr>
+    </w:lvl>
+    <w:lvl w:ilvl="3" w:tplc="04090001" w:tentative="1">
+      <w:start w:val="1"/>
+      <w:numFmt w:val="bullet"/>
+      <w:lvlText w:val=""/>
+      <w:lvlJc w:val="left"/>
+      <w:pPr>
+        <w:ind w:left="2880" w:hanging="360"/>
+      </w:pPr>
+      <w:rPr>
+        <w:rFonts w:ascii="Symbol" w:hAnsi="Symbol" w:hint="default"/>
+      </w:rPr>
+    </w:lvl>
+    <w:lvl w:ilvl="4" w:tplc="04090003" w:tentative="1">
+      <w:start w:val="1"/>
+      <w:numFmt w:val="bullet"/>
+      <w:lvlText w:val="o"/>
+      <w:lvlJc w:val="left"/>
+      <w:pPr>
+        <w:ind w:left="3600" w:hanging="360"/>
+      </w:pPr>
+      <w:rPr>
+        <w:rFonts w:ascii="Courier New" w:hAnsi="Courier New" w:cs="Courier New" w:hint="default"/>
+      </w:rPr>
+    </w:lvl>
+    <w:lvl w:ilvl="5" w:tplc="04090005" w:tentative="1">
+      <w:start w:val="1"/>
+      <w:numFmt w:val="bullet"/>
+      <w:lvlText w:val=""/>
+      <w:lvlJc w:val="left"/>
+      <w:pPr>
+        <w:ind w:left="4320" w:hanging="360"/>
+      </w:pPr>
+      <w:rPr>
+        <w:rFonts w:ascii="Wingdings" w:hAnsi="Wingdings" w:hint="default"/>
+      </w:rPr>
+    </w:lvl>
+    <w:lvl w:ilvl="6" w:tplc="04090001" w:tentative="1">
+      <w:start w:val="1"/>
+      <w:numFmt w:val="bullet"/>
+      <w:lvlText w:val=""/>
+      <w:lvlJc w:val="left"/>
+      <w:pPr>
+        <w:ind w:left="5040" w:hanging="360"/>
+      </w:pPr>
+      <w:rPr>
+        <w:rFonts w:ascii="Symbol" w:hAnsi="Symbol" w:hint="default"/>
+      </w:rPr>
+    </w:lvl>
+    <w:lvl w:ilvl="7" w:tplc="04090003" w:tentative="1">
+      <w:start w:val="1"/>
+      <w:numFmt w:val="bullet"/>
+      <w:lvlText w:val="o"/>
+      <w:lvlJc w:val="left"/>
+      <w:pPr>
+        <w:ind w:left="5760" w:hanging="360"/>
+      </w:pPr>
+      <w:rPr>
+        <w:rFonts w:ascii="Courier New" w:hAnsi="Courier New" w:cs="Courier New" w:hint="default"/>
+      </w:rPr>
+    </w:lvl>
+    <w:lvl w:ilvl="8" w:tplc="04090005" w:tentative="1">
+      <w:start w:val="1"/>
+      <w:numFmt w:val="bullet"/>
+      <w:lvlText w:val=""/>
+      <w:lvlJc w:val="left"/>
+      <w:pPr>
+        <w:ind w:left="6480" w:hanging="360"/>
+      </w:pPr>
+      <w:rPr>
+        <w:rFonts w:ascii="Wingdings" w:hAnsi="Wingdings" w:hint="default"/>
+      </w:rPr>
+    </w:lvl>
+  </w:abstractNum>
+  <w:abstractNum w:abstractNumId="19" w15:restartNumberingAfterBreak="0">
+    <w:nsid w:val="4D3E11C5"/>
+    <w:multiLevelType w:val="multilevel"/>
+    <w:tmpl w:val="E5521E54"/>
+    <w:lvl w:ilvl="0">
+      <w:start w:val="6"/>
+      <w:numFmt w:val="decimal"/>
+      <w:lvlText w:val="%1"/>
+      <w:lvlJc w:val="left"/>
+      <w:pPr>
+        <w:ind w:left="560" w:hanging="560"/>
+      </w:pPr>
+      <w:rPr>
+        <w:rFonts w:hint="default"/>
+      </w:rPr>
+    </w:lvl>
+    <w:lvl w:ilvl="1">
+      <w:start w:val="3"/>
+      <w:numFmt w:val="decimal"/>
+      <w:lvlText w:val="%1.%2"/>
+      <w:lvlJc w:val="left"/>
+      <w:pPr>
+        <w:ind w:left="1100" w:hanging="560"/>
+      </w:pPr>
+      <w:rPr>
+        <w:rFonts w:hint="default"/>
+      </w:rPr>
+    </w:lvl>
+    <w:lvl w:ilvl="2">
+      <w:start w:val="1"/>
+      <w:numFmt w:val="decimal"/>
+      <w:lvlText w:val="%1.%2.%3"/>
+      <w:lvlJc w:val="left"/>
+      <w:pPr>
+        <w:ind w:left="1800" w:hanging="720"/>
+      </w:pPr>
+      <w:rPr>
+        <w:rFonts w:hint="default"/>
+      </w:rPr>
+    </w:lvl>
+    <w:lvl w:ilvl="3">
+      <w:start w:val="1"/>
+      <w:numFmt w:val="decimal"/>
+      <w:lvlText w:val="%1.%2.%3.%4"/>
+      <w:lvlJc w:val="left"/>
+      <w:pPr>
+        <w:ind w:left="2700" w:hanging="1080"/>
+      </w:pPr>
+      <w:rPr>
+        <w:rFonts w:hint="default"/>
+      </w:rPr>
+    </w:lvl>
+    <w:lvl w:ilvl="4">
+      <w:start w:val="1"/>
+      <w:numFmt w:val="decimal"/>
+      <w:lvlText w:val="%1.%2.%3.%4.%5"/>
+      <w:lvlJc w:val="left"/>
+      <w:pPr>
+        <w:ind w:left="3240" w:hanging="1080"/>
+      </w:pPr>
+      <w:rPr>
+        <w:rFonts w:hint="default"/>
+      </w:rPr>
+    </w:lvl>
+    <w:lvl w:ilvl="5">
+      <w:start w:val="1"/>
+      <w:numFmt w:val="decimal"/>
+      <w:lvlText w:val="%1.%2.%3.%4.%5.%6"/>
+      <w:lvlJc w:val="left"/>
+      <w:pPr>
+        <w:ind w:left="4140" w:hanging="1440"/>
+      </w:pPr>
+      <w:rPr>
+        <w:rFonts w:hint="default"/>
+      </w:rPr>
+    </w:lvl>
+    <w:lvl w:ilvl="6">
+      <w:start w:val="1"/>
+      <w:numFmt w:val="decimal"/>
+      <w:lvlText w:val="%1.%2.%3.%4.%5.%6.%7"/>
+      <w:lvlJc w:val="left"/>
+      <w:pPr>
+        <w:ind w:left="4680" w:hanging="1440"/>
+      </w:pPr>
+      <w:rPr>
+        <w:rFonts w:hint="default"/>
+      </w:rPr>
+    </w:lvl>
+    <w:lvl w:ilvl="7">
+      <w:start w:val="1"/>
+      <w:numFmt w:val="decimal"/>
+      <w:lvlText w:val="%1.%2.%3.%4.%5.%6.%7.%8"/>
+      <w:lvlJc w:val="left"/>
+      <w:pPr>
+        <w:ind w:left="5580" w:hanging="1800"/>
+      </w:pPr>
+      <w:rPr>
+        <w:rFonts w:hint="default"/>
+      </w:rPr>
+    </w:lvl>
+    <w:lvl w:ilvl="8">
+      <w:start w:val="1"/>
+      <w:numFmt w:val="decimal"/>
+      <w:lvlText w:val="%1.%2.%3.%4.%5.%6.%7.%8.%9"/>
+      <w:lvlJc w:val="left"/>
+      <w:pPr>
+        <w:ind w:left="6480" w:hanging="2160"/>
+      </w:pPr>
+      <w:rPr>
+        <w:rFonts w:hint="default"/>
+      </w:rPr>
+    </w:lvl>
+  </w:abstractNum>
+  <w:abstractNum w:abstractNumId="20" w15:restartNumberingAfterBreak="0">
     <w:nsid w:val="50E53757"/>
-    <w:multiLevelType w:val="hybridMultilevel"/>
-    <w:tmpl w:val="AEBE3900"/>
-    <w:lvl w:ilvl="0" w:tplc="0409000F">
+    <w:multiLevelType w:val="multilevel"/>
+    <w:tmpl w:val="EFA29E72"/>
+    <w:lvl w:ilvl="0">
       <w:start w:val="1"/>
       <w:numFmt w:val="decimal"/>
       <w:lvlText w:val="%1."/>
@@ -6072,80 +9701,111 @@
         <w:rFonts w:hint="default"/>
       </w:rPr>
     </w:lvl>
-    <w:lvl w:ilvl="1" w:tplc="04090019" w:tentative="1">
-      <w:start w:val="1"/>
-      <w:numFmt w:val="lowerLetter"/>
-      <w:lvlText w:val="%2."/>
-      <w:lvlJc w:val="left"/>
-      <w:pPr>
-        <w:ind w:left="1440" w:hanging="360"/>
-      </w:pPr>
-    </w:lvl>
-    <w:lvl w:ilvl="2" w:tplc="0409001B" w:tentative="1">
-      <w:start w:val="1"/>
-      <w:numFmt w:val="lowerRoman"/>
-      <w:lvlText w:val="%3."/>
-      <w:lvlJc w:val="right"/>
-      <w:pPr>
-        <w:ind w:left="2160" w:hanging="180"/>
-      </w:pPr>
-    </w:lvl>
-    <w:lvl w:ilvl="3" w:tplc="0409000F" w:tentative="1">
-      <w:start w:val="1"/>
+    <w:lvl w:ilvl="1">
       <w:numFmt w:val="decimal"/>
-      <w:lvlText w:val="%4."/>
-      <w:lvlJc w:val="left"/>
-      <w:pPr>
-        <w:ind w:left="2880" w:hanging="360"/>
-      </w:pPr>
-    </w:lvl>
-    <w:lvl w:ilvl="4" w:tplc="04090019" w:tentative="1">
-      <w:start w:val="1"/>
-      <w:numFmt w:val="lowerLetter"/>
-      <w:lvlText w:val="%5."/>
-      <w:lvlJc w:val="left"/>
-      <w:pPr>
-        <w:ind w:left="3600" w:hanging="360"/>
-      </w:pPr>
-    </w:lvl>
-    <w:lvl w:ilvl="5" w:tplc="0409001B" w:tentative="1">
-      <w:start w:val="1"/>
-      <w:numFmt w:val="lowerRoman"/>
-      <w:lvlText w:val="%6."/>
-      <w:lvlJc w:val="right"/>
-      <w:pPr>
-        <w:ind w:left="4320" w:hanging="180"/>
-      </w:pPr>
-    </w:lvl>
-    <w:lvl w:ilvl="6" w:tplc="0409000F" w:tentative="1">
+      <w:isLgl/>
+      <w:lvlText w:val="%1.%2"/>
+      <w:lvlJc w:val="left"/>
+      <w:pPr>
+        <w:ind w:left="950" w:hanging="590"/>
+      </w:pPr>
+      <w:rPr>
+        <w:rFonts w:hint="default"/>
+      </w:rPr>
+    </w:lvl>
+    <w:lvl w:ilvl="2">
       <w:start w:val="1"/>
       <w:numFmt w:val="decimal"/>
-      <w:lvlText w:val="%7."/>
-      <w:lvlJc w:val="left"/>
-      <w:pPr>
-        <w:ind w:left="5040" w:hanging="360"/>
-      </w:pPr>
-    </w:lvl>
-    <w:lvl w:ilvl="7" w:tplc="04090019" w:tentative="1">
-      <w:start w:val="1"/>
-      <w:numFmt w:val="lowerLetter"/>
-      <w:lvlText w:val="%8."/>
-      <w:lvlJc w:val="left"/>
-      <w:pPr>
-        <w:ind w:left="5760" w:hanging="360"/>
-      </w:pPr>
-    </w:lvl>
-    <w:lvl w:ilvl="8" w:tplc="0409001B" w:tentative="1">
-      <w:start w:val="1"/>
-      <w:numFmt w:val="lowerRoman"/>
-      <w:lvlText w:val="%9."/>
-      <w:lvlJc w:val="right"/>
-      <w:pPr>
-        <w:ind w:left="6480" w:hanging="180"/>
-      </w:pPr>
+      <w:isLgl/>
+      <w:lvlText w:val="%1.%2.%3"/>
+      <w:lvlJc w:val="left"/>
+      <w:pPr>
+        <w:ind w:left="1080" w:hanging="720"/>
+      </w:pPr>
+      <w:rPr>
+        <w:rFonts w:hint="default"/>
+      </w:rPr>
+    </w:lvl>
+    <w:lvl w:ilvl="3">
+      <w:start w:val="1"/>
+      <w:numFmt w:val="decimal"/>
+      <w:isLgl/>
+      <w:lvlText w:val="%1.%2.%3.%4"/>
+      <w:lvlJc w:val="left"/>
+      <w:pPr>
+        <w:ind w:left="1080" w:hanging="720"/>
+      </w:pPr>
+      <w:rPr>
+        <w:rFonts w:hint="default"/>
+      </w:rPr>
+    </w:lvl>
+    <w:lvl w:ilvl="4">
+      <w:start w:val="1"/>
+      <w:numFmt w:val="decimal"/>
+      <w:isLgl/>
+      <w:lvlText w:val="%1.%2.%3.%4.%5"/>
+      <w:lvlJc w:val="left"/>
+      <w:pPr>
+        <w:ind w:left="1440" w:hanging="1080"/>
+      </w:pPr>
+      <w:rPr>
+        <w:rFonts w:hint="default"/>
+      </w:rPr>
+    </w:lvl>
+    <w:lvl w:ilvl="5">
+      <w:start w:val="1"/>
+      <w:numFmt w:val="decimal"/>
+      <w:isLgl/>
+      <w:lvlText w:val="%1.%2.%3.%4.%5.%6"/>
+      <w:lvlJc w:val="left"/>
+      <w:pPr>
+        <w:ind w:left="1440" w:hanging="1080"/>
+      </w:pPr>
+      <w:rPr>
+        <w:rFonts w:hint="default"/>
+      </w:rPr>
+    </w:lvl>
+    <w:lvl w:ilvl="6">
+      <w:start w:val="1"/>
+      <w:numFmt w:val="decimal"/>
+      <w:isLgl/>
+      <w:lvlText w:val="%1.%2.%3.%4.%5.%6.%7"/>
+      <w:lvlJc w:val="left"/>
+      <w:pPr>
+        <w:ind w:left="1800" w:hanging="1440"/>
+      </w:pPr>
+      <w:rPr>
+        <w:rFonts w:hint="default"/>
+      </w:rPr>
+    </w:lvl>
+    <w:lvl w:ilvl="7">
+      <w:start w:val="1"/>
+      <w:numFmt w:val="decimal"/>
+      <w:isLgl/>
+      <w:lvlText w:val="%1.%2.%3.%4.%5.%6.%7.%8"/>
+      <w:lvlJc w:val="left"/>
+      <w:pPr>
+        <w:ind w:left="1800" w:hanging="1440"/>
+      </w:pPr>
+      <w:rPr>
+        <w:rFonts w:hint="default"/>
+      </w:rPr>
+    </w:lvl>
+    <w:lvl w:ilvl="8">
+      <w:start w:val="1"/>
+      <w:numFmt w:val="decimal"/>
+      <w:isLgl/>
+      <w:lvlText w:val="%1.%2.%3.%4.%5.%6.%7.%8.%9"/>
+      <w:lvlJc w:val="left"/>
+      <w:pPr>
+        <w:ind w:left="2160" w:hanging="1800"/>
+      </w:pPr>
+      <w:rPr>
+        <w:rFonts w:hint="default"/>
+      </w:rPr>
     </w:lvl>
   </w:abstractNum>
-  <w:abstractNum w:abstractNumId="16" w15:restartNumberingAfterBreak="0">
+  <w:abstractNum w:abstractNumId="21" w15:restartNumberingAfterBreak="0">
     <w:nsid w:val="519506CB"/>
     <w:multiLevelType w:val="hybridMultilevel"/>
     <w:tmpl w:val="6DC0EC06"/>
@@ -6258,7 +9918,7 @@
       </w:rPr>
     </w:lvl>
   </w:abstractNum>
-  <w:abstractNum w:abstractNumId="17" w15:restartNumberingAfterBreak="0">
+  <w:abstractNum w:abstractNumId="22" w15:restartNumberingAfterBreak="0">
     <w:nsid w:val="531F146D"/>
     <w:multiLevelType w:val="hybridMultilevel"/>
     <w:tmpl w:val="83B41CB6"/>
@@ -6371,7 +10031,7 @@
       </w:rPr>
     </w:lvl>
   </w:abstractNum>
-  <w:abstractNum w:abstractNumId="18" w15:restartNumberingAfterBreak="0">
+  <w:abstractNum w:abstractNumId="23" w15:restartNumberingAfterBreak="0">
     <w:nsid w:val="54B028C1"/>
     <w:multiLevelType w:val="hybridMultilevel"/>
     <w:tmpl w:val="6576C96C"/>
@@ -6484,11 +10144,11 @@
       </w:rPr>
     </w:lvl>
   </w:abstractNum>
-  <w:abstractNum w:abstractNumId="19" w15:restartNumberingAfterBreak="0">
+  <w:abstractNum w:abstractNumId="24" w15:restartNumberingAfterBreak="0">
     <w:nsid w:val="593052DE"/>
-    <w:multiLevelType w:val="hybridMultilevel"/>
-    <w:tmpl w:val="6FE2B992"/>
-    <w:lvl w:ilvl="0" w:tplc="0409000F">
+    <w:multiLevelType w:val="multilevel"/>
+    <w:tmpl w:val="2AB27B26"/>
+    <w:lvl w:ilvl="0">
       <w:start w:val="1"/>
       <w:numFmt w:val="decimal"/>
       <w:lvlText w:val="%1."/>
@@ -6500,80 +10160,261 @@
         <w:rFonts w:hint="default"/>
       </w:rPr>
     </w:lvl>
-    <w:lvl w:ilvl="1" w:tplc="04090019" w:tentative="1">
-      <w:start w:val="1"/>
-      <w:numFmt w:val="lowerLetter"/>
-      <w:lvlText w:val="%2."/>
-      <w:lvlJc w:val="left"/>
-      <w:pPr>
+    <w:lvl w:ilvl="1">
+      <w:start w:val="1"/>
+      <w:numFmt w:val="decimal"/>
+      <w:isLgl/>
+      <w:lvlText w:val="%1.%2"/>
+      <w:lvlJc w:val="left"/>
+      <w:pPr>
+        <w:ind w:left="840" w:hanging="480"/>
+      </w:pPr>
+      <w:rPr>
+        <w:rFonts w:hint="default"/>
+      </w:rPr>
+    </w:lvl>
+    <w:lvl w:ilvl="2">
+      <w:start w:val="1"/>
+      <w:numFmt w:val="decimal"/>
+      <w:isLgl/>
+      <w:lvlText w:val="%1.%2.%3"/>
+      <w:lvlJc w:val="left"/>
+      <w:pPr>
+        <w:ind w:left="1080" w:hanging="720"/>
+      </w:pPr>
+      <w:rPr>
+        <w:rFonts w:hint="default"/>
+      </w:rPr>
+    </w:lvl>
+    <w:lvl w:ilvl="3">
+      <w:start w:val="1"/>
+      <w:numFmt w:val="decimal"/>
+      <w:isLgl/>
+      <w:lvlText w:val="%1.%2.%3.%4"/>
+      <w:lvlJc w:val="left"/>
+      <w:pPr>
+        <w:ind w:left="1080" w:hanging="720"/>
+      </w:pPr>
+      <w:rPr>
+        <w:rFonts w:hint="default"/>
+      </w:rPr>
+    </w:lvl>
+    <w:lvl w:ilvl="4">
+      <w:start w:val="1"/>
+      <w:numFmt w:val="decimal"/>
+      <w:isLgl/>
+      <w:lvlText w:val="%1.%2.%3.%4.%5"/>
+      <w:lvlJc w:val="left"/>
+      <w:pPr>
+        <w:ind w:left="1440" w:hanging="1080"/>
+      </w:pPr>
+      <w:rPr>
+        <w:rFonts w:hint="default"/>
+      </w:rPr>
+    </w:lvl>
+    <w:lvl w:ilvl="5">
+      <w:start w:val="1"/>
+      <w:numFmt w:val="decimal"/>
+      <w:isLgl/>
+      <w:lvlText w:val="%1.%2.%3.%4.%5.%6"/>
+      <w:lvlJc w:val="left"/>
+      <w:pPr>
+        <w:ind w:left="1440" w:hanging="1080"/>
+      </w:pPr>
+      <w:rPr>
+        <w:rFonts w:hint="default"/>
+      </w:rPr>
+    </w:lvl>
+    <w:lvl w:ilvl="6">
+      <w:start w:val="1"/>
+      <w:numFmt w:val="decimal"/>
+      <w:isLgl/>
+      <w:lvlText w:val="%1.%2.%3.%4.%5.%6.%7"/>
+      <w:lvlJc w:val="left"/>
+      <w:pPr>
+        <w:ind w:left="1800" w:hanging="1440"/>
+      </w:pPr>
+      <w:rPr>
+        <w:rFonts w:hint="default"/>
+      </w:rPr>
+    </w:lvl>
+    <w:lvl w:ilvl="7">
+      <w:start w:val="1"/>
+      <w:numFmt w:val="decimal"/>
+      <w:isLgl/>
+      <w:lvlText w:val="%1.%2.%3.%4.%5.%6.%7.%8"/>
+      <w:lvlJc w:val="left"/>
+      <w:pPr>
+        <w:ind w:left="1800" w:hanging="1440"/>
+      </w:pPr>
+      <w:rPr>
+        <w:rFonts w:hint="default"/>
+      </w:rPr>
+    </w:lvl>
+    <w:lvl w:ilvl="8">
+      <w:start w:val="1"/>
+      <w:numFmt w:val="decimal"/>
+      <w:isLgl/>
+      <w:lvlText w:val="%1.%2.%3.%4.%5.%6.%7.%8.%9"/>
+      <w:lvlJc w:val="left"/>
+      <w:pPr>
+        <w:ind w:left="2160" w:hanging="1800"/>
+      </w:pPr>
+      <w:rPr>
+        <w:rFonts w:hint="default"/>
+      </w:rPr>
+    </w:lvl>
+  </w:abstractNum>
+  <w:abstractNum w:abstractNumId="25" w15:restartNumberingAfterBreak="0">
+    <w:nsid w:val="5DAE340C"/>
+    <w:multiLevelType w:val="multilevel"/>
+    <w:tmpl w:val="B65A5278"/>
+    <w:lvl w:ilvl="0">
+      <w:start w:val="1"/>
+      <w:numFmt w:val="bullet"/>
+      <w:lvlText w:val=""/>
+      <w:lvlJc w:val="left"/>
+      <w:pPr>
+        <w:tabs>
+          <w:tab w:val="num" w:pos="720"/>
+        </w:tabs>
+        <w:ind w:left="720" w:hanging="360"/>
+      </w:pPr>
+      <w:rPr>
+        <w:rFonts w:ascii="Symbol" w:hAnsi="Symbol" w:hint="default"/>
+        <w:sz w:val="20"/>
+      </w:rPr>
+    </w:lvl>
+    <w:lvl w:ilvl="1" w:tentative="1">
+      <w:start w:val="1"/>
+      <w:numFmt w:val="bullet"/>
+      <w:lvlText w:val="o"/>
+      <w:lvlJc w:val="left"/>
+      <w:pPr>
+        <w:tabs>
+          <w:tab w:val="num" w:pos="1440"/>
+        </w:tabs>
         <w:ind w:left="1440" w:hanging="360"/>
       </w:pPr>
-    </w:lvl>
-    <w:lvl w:ilvl="2" w:tplc="0409001B" w:tentative="1">
-      <w:start w:val="1"/>
-      <w:numFmt w:val="lowerRoman"/>
-      <w:lvlText w:val="%3."/>
-      <w:lvlJc w:val="right"/>
-      <w:pPr>
-        <w:ind w:left="2160" w:hanging="180"/>
-      </w:pPr>
-    </w:lvl>
-    <w:lvl w:ilvl="3" w:tplc="0409000F" w:tentative="1">
-      <w:start w:val="1"/>
-      <w:numFmt w:val="decimal"/>
-      <w:lvlText w:val="%4."/>
-      <w:lvlJc w:val="left"/>
-      <w:pPr>
+      <w:rPr>
+        <w:rFonts w:ascii="Courier New" w:hAnsi="Courier New" w:hint="default"/>
+        <w:sz w:val="20"/>
+      </w:rPr>
+    </w:lvl>
+    <w:lvl w:ilvl="2" w:tentative="1">
+      <w:start w:val="1"/>
+      <w:numFmt w:val="bullet"/>
+      <w:lvlText w:val=""/>
+      <w:lvlJc w:val="left"/>
+      <w:pPr>
+        <w:tabs>
+          <w:tab w:val="num" w:pos="2160"/>
+        </w:tabs>
+        <w:ind w:left="2160" w:hanging="360"/>
+      </w:pPr>
+      <w:rPr>
+        <w:rFonts w:ascii="Wingdings" w:hAnsi="Wingdings" w:hint="default"/>
+        <w:sz w:val="20"/>
+      </w:rPr>
+    </w:lvl>
+    <w:lvl w:ilvl="3" w:tentative="1">
+      <w:start w:val="1"/>
+      <w:numFmt w:val="bullet"/>
+      <w:lvlText w:val=""/>
+      <w:lvlJc w:val="left"/>
+      <w:pPr>
+        <w:tabs>
+          <w:tab w:val="num" w:pos="2880"/>
+        </w:tabs>
         <w:ind w:left="2880" w:hanging="360"/>
       </w:pPr>
-    </w:lvl>
-    <w:lvl w:ilvl="4" w:tplc="04090019" w:tentative="1">
-      <w:start w:val="1"/>
-      <w:numFmt w:val="lowerLetter"/>
-      <w:lvlText w:val="%5."/>
-      <w:lvlJc w:val="left"/>
-      <w:pPr>
+      <w:rPr>
+        <w:rFonts w:ascii="Wingdings" w:hAnsi="Wingdings" w:hint="default"/>
+        <w:sz w:val="20"/>
+      </w:rPr>
+    </w:lvl>
+    <w:lvl w:ilvl="4" w:tentative="1">
+      <w:start w:val="1"/>
+      <w:numFmt w:val="bullet"/>
+      <w:lvlText w:val=""/>
+      <w:lvlJc w:val="left"/>
+      <w:pPr>
+        <w:tabs>
+          <w:tab w:val="num" w:pos="3600"/>
+        </w:tabs>
         <w:ind w:left="3600" w:hanging="360"/>
       </w:pPr>
-    </w:lvl>
-    <w:lvl w:ilvl="5" w:tplc="0409001B" w:tentative="1">
-      <w:start w:val="1"/>
-      <w:numFmt w:val="lowerRoman"/>
-      <w:lvlText w:val="%6."/>
-      <w:lvlJc w:val="right"/>
-      <w:pPr>
-        <w:ind w:left="4320" w:hanging="180"/>
-      </w:pPr>
-    </w:lvl>
-    <w:lvl w:ilvl="6" w:tplc="0409000F" w:tentative="1">
-      <w:start w:val="1"/>
-      <w:numFmt w:val="decimal"/>
-      <w:lvlText w:val="%7."/>
-      <w:lvlJc w:val="left"/>
-      <w:pPr>
+      <w:rPr>
+        <w:rFonts w:ascii="Wingdings" w:hAnsi="Wingdings" w:hint="default"/>
+        <w:sz w:val="20"/>
+      </w:rPr>
+    </w:lvl>
+    <w:lvl w:ilvl="5" w:tentative="1">
+      <w:start w:val="1"/>
+      <w:numFmt w:val="bullet"/>
+      <w:lvlText w:val=""/>
+      <w:lvlJc w:val="left"/>
+      <w:pPr>
+        <w:tabs>
+          <w:tab w:val="num" w:pos="4320"/>
+        </w:tabs>
+        <w:ind w:left="4320" w:hanging="360"/>
+      </w:pPr>
+      <w:rPr>
+        <w:rFonts w:ascii="Wingdings" w:hAnsi="Wingdings" w:hint="default"/>
+        <w:sz w:val="20"/>
+      </w:rPr>
+    </w:lvl>
+    <w:lvl w:ilvl="6" w:tentative="1">
+      <w:start w:val="1"/>
+      <w:numFmt w:val="bullet"/>
+      <w:lvlText w:val=""/>
+      <w:lvlJc w:val="left"/>
+      <w:pPr>
+        <w:tabs>
+          <w:tab w:val="num" w:pos="5040"/>
+        </w:tabs>
         <w:ind w:left="5040" w:hanging="360"/>
       </w:pPr>
-    </w:lvl>
-    <w:lvl w:ilvl="7" w:tplc="04090019" w:tentative="1">
-      <w:start w:val="1"/>
-      <w:numFmt w:val="lowerLetter"/>
-      <w:lvlText w:val="%8."/>
-      <w:lvlJc w:val="left"/>
-      <w:pPr>
+      <w:rPr>
+        <w:rFonts w:ascii="Wingdings" w:hAnsi="Wingdings" w:hint="default"/>
+        <w:sz w:val="20"/>
+      </w:rPr>
+    </w:lvl>
+    <w:lvl w:ilvl="7" w:tentative="1">
+      <w:start w:val="1"/>
+      <w:numFmt w:val="bullet"/>
+      <w:lvlText w:val=""/>
+      <w:lvlJc w:val="left"/>
+      <w:pPr>
+        <w:tabs>
+          <w:tab w:val="num" w:pos="5760"/>
+        </w:tabs>
         <w:ind w:left="5760" w:hanging="360"/>
       </w:pPr>
-    </w:lvl>
-    <w:lvl w:ilvl="8" w:tplc="0409001B" w:tentative="1">
-      <w:start w:val="1"/>
-      <w:numFmt w:val="lowerRoman"/>
-      <w:lvlText w:val="%9."/>
-      <w:lvlJc w:val="right"/>
-      <w:pPr>
-        <w:ind w:left="6480" w:hanging="180"/>
-      </w:pPr>
+      <w:rPr>
+        <w:rFonts w:ascii="Wingdings" w:hAnsi="Wingdings" w:hint="default"/>
+        <w:sz w:val="20"/>
+      </w:rPr>
+    </w:lvl>
+    <w:lvl w:ilvl="8" w:tentative="1">
+      <w:start w:val="1"/>
+      <w:numFmt w:val="bullet"/>
+      <w:lvlText w:val=""/>
+      <w:lvlJc w:val="left"/>
+      <w:pPr>
+        <w:tabs>
+          <w:tab w:val="num" w:pos="6480"/>
+        </w:tabs>
+        <w:ind w:left="6480" w:hanging="360"/>
+      </w:pPr>
+      <w:rPr>
+        <w:rFonts w:ascii="Wingdings" w:hAnsi="Wingdings" w:hint="default"/>
+        <w:sz w:val="20"/>
+      </w:rPr>
     </w:lvl>
   </w:abstractNum>
-  <w:abstractNum w:abstractNumId="20" w15:restartNumberingAfterBreak="0">
+  <w:abstractNum w:abstractNumId="26" w15:restartNumberingAfterBreak="0">
     <w:nsid w:val="5F230BBA"/>
     <w:multiLevelType w:val="hybridMultilevel"/>
     <w:tmpl w:val="05363EC8"/>
@@ -6686,7 +10527,7 @@
       </w:rPr>
     </w:lvl>
   </w:abstractNum>
-  <w:abstractNum w:abstractNumId="21" w15:restartNumberingAfterBreak="0">
+  <w:abstractNum w:abstractNumId="27" w15:restartNumberingAfterBreak="0">
     <w:nsid w:val="745B1F4F"/>
     <w:multiLevelType w:val="hybridMultilevel"/>
     <w:tmpl w:val="AB6244EC"/>
@@ -6799,7 +10640,7 @@
       </w:rPr>
     </w:lvl>
   </w:abstractNum>
-  <w:abstractNum w:abstractNumId="22" w15:restartNumberingAfterBreak="0">
+  <w:abstractNum w:abstractNumId="28" w15:restartNumberingAfterBreak="0">
     <w:nsid w:val="77D27576"/>
     <w:multiLevelType w:val="hybridMultilevel"/>
     <w:tmpl w:val="E23A7832"/>
@@ -6912,7 +10753,7 @@
       </w:rPr>
     </w:lvl>
   </w:abstractNum>
-  <w:abstractNum w:abstractNumId="23" w15:restartNumberingAfterBreak="0">
+  <w:abstractNum w:abstractNumId="29" w15:restartNumberingAfterBreak="0">
     <w:nsid w:val="78121255"/>
     <w:multiLevelType w:val="hybridMultilevel"/>
     <w:tmpl w:val="EEA853E0"/>
@@ -7025,7 +10866,138 @@
       </w:rPr>
     </w:lvl>
   </w:abstractNum>
-  <w:abstractNum w:abstractNumId="24" w15:restartNumberingAfterBreak="0">
+  <w:abstractNum w:abstractNumId="30" w15:restartNumberingAfterBreak="0">
+    <w:nsid w:val="7D3E14A3"/>
+    <w:multiLevelType w:val="multilevel"/>
+    <w:tmpl w:val="C6D8FECA"/>
+    <w:lvl w:ilvl="0">
+      <w:start w:val="6"/>
+      <w:numFmt w:val="decimal"/>
+      <w:lvlText w:val="%1"/>
+      <w:lvlJc w:val="left"/>
+      <w:pPr>
+        <w:ind w:left="560" w:hanging="560"/>
+      </w:pPr>
+      <w:rPr>
+        <w:rFonts w:hint="default"/>
+        <w:b/>
+        <w:color w:val="auto"/>
+      </w:rPr>
+    </w:lvl>
+    <w:lvl w:ilvl="1">
+      <w:start w:val="3"/>
+      <w:numFmt w:val="decimal"/>
+      <w:lvlText w:val="%1.%2"/>
+      <w:lvlJc w:val="left"/>
+      <w:pPr>
+        <w:ind w:left="1100" w:hanging="560"/>
+      </w:pPr>
+      <w:rPr>
+        <w:rFonts w:hint="default"/>
+        <w:b/>
+        <w:color w:val="auto"/>
+      </w:rPr>
+    </w:lvl>
+    <w:lvl w:ilvl="2">
+      <w:start w:val="2"/>
+      <w:numFmt w:val="decimal"/>
+      <w:lvlText w:val="%1.%2.%3"/>
+      <w:lvlJc w:val="left"/>
+      <w:pPr>
+        <w:ind w:left="1800" w:hanging="720"/>
+      </w:pPr>
+      <w:rPr>
+        <w:rFonts w:hint="default"/>
+        <w:b/>
+        <w:color w:val="auto"/>
+      </w:rPr>
+    </w:lvl>
+    <w:lvl w:ilvl="3">
+      <w:start w:val="1"/>
+      <w:numFmt w:val="decimal"/>
+      <w:lvlText w:val="%1.%2.%3.%4"/>
+      <w:lvlJc w:val="left"/>
+      <w:pPr>
+        <w:ind w:left="2700" w:hanging="1080"/>
+      </w:pPr>
+      <w:rPr>
+        <w:rFonts w:hint="default"/>
+        <w:b/>
+        <w:color w:val="auto"/>
+      </w:rPr>
+    </w:lvl>
+    <w:lvl w:ilvl="4">
+      <w:start w:val="1"/>
+      <w:numFmt w:val="decimal"/>
+      <w:lvlText w:val="%1.%2.%3.%4.%5"/>
+      <w:lvlJc w:val="left"/>
+      <w:pPr>
+        <w:ind w:left="3240" w:hanging="1080"/>
+      </w:pPr>
+      <w:rPr>
+        <w:rFonts w:hint="default"/>
+        <w:b/>
+        <w:color w:val="auto"/>
+      </w:rPr>
+    </w:lvl>
+    <w:lvl w:ilvl="5">
+      <w:start w:val="1"/>
+      <w:numFmt w:val="decimal"/>
+      <w:lvlText w:val="%1.%2.%3.%4.%5.%6"/>
+      <w:lvlJc w:val="left"/>
+      <w:pPr>
+        <w:ind w:left="4140" w:hanging="1440"/>
+      </w:pPr>
+      <w:rPr>
+        <w:rFonts w:hint="default"/>
+        <w:b/>
+        <w:color w:val="auto"/>
+      </w:rPr>
+    </w:lvl>
+    <w:lvl w:ilvl="6">
+      <w:start w:val="1"/>
+      <w:numFmt w:val="decimal"/>
+      <w:lvlText w:val="%1.%2.%3.%4.%5.%6.%7"/>
+      <w:lvlJc w:val="left"/>
+      <w:pPr>
+        <w:ind w:left="4680" w:hanging="1440"/>
+      </w:pPr>
+      <w:rPr>
+        <w:rFonts w:hint="default"/>
+        <w:b/>
+        <w:color w:val="auto"/>
+      </w:rPr>
+    </w:lvl>
+    <w:lvl w:ilvl="7">
+      <w:start w:val="1"/>
+      <w:numFmt w:val="decimal"/>
+      <w:lvlText w:val="%1.%2.%3.%4.%5.%6.%7.%8"/>
+      <w:lvlJc w:val="left"/>
+      <w:pPr>
+        <w:ind w:left="5580" w:hanging="1800"/>
+      </w:pPr>
+      <w:rPr>
+        <w:rFonts w:hint="default"/>
+        <w:b/>
+        <w:color w:val="auto"/>
+      </w:rPr>
+    </w:lvl>
+    <w:lvl w:ilvl="8">
+      <w:start w:val="1"/>
+      <w:numFmt w:val="decimal"/>
+      <w:lvlText w:val="%1.%2.%3.%4.%5.%6.%7.%8.%9"/>
+      <w:lvlJc w:val="left"/>
+      <w:pPr>
+        <w:ind w:left="6480" w:hanging="2160"/>
+      </w:pPr>
+      <w:rPr>
+        <w:rFonts w:hint="default"/>
+        <w:b/>
+        <w:color w:val="auto"/>
+      </w:rPr>
+    </w:lvl>
+  </w:abstractNum>
+  <w:abstractNum w:abstractNumId="31" w15:restartNumberingAfterBreak="0">
     <w:nsid w:val="7FA705F6"/>
     <w:multiLevelType w:val="hybridMultilevel"/>
     <w:tmpl w:val="D9AC23C2"/>
@@ -7138,7 +11110,7 @@
       </w:rPr>
     </w:lvl>
   </w:abstractNum>
-  <w:abstractNum w:abstractNumId="25" w15:restartNumberingAfterBreak="0">
+  <w:abstractNum w:abstractNumId="32" w15:restartNumberingAfterBreak="0">
     <w:nsid w:val="7FEF5A19"/>
     <w:multiLevelType w:val="multilevel"/>
     <w:tmpl w:val="895890E8"/>
@@ -7261,55 +11233,55 @@
     <w:abstractNumId w:val="5"/>
   </w:num>
   <w:num w:numId="4" w16cid:durableId="93865045">
-    <w:abstractNumId w:val="10"/>
+    <w:abstractNumId w:val="11"/>
   </w:num>
   <w:num w:numId="5" w16cid:durableId="665941404">
     <w:abstractNumId w:val="7"/>
   </w:num>
   <w:num w:numId="6" w16cid:durableId="2028211345">
-    <w:abstractNumId w:val="9"/>
+    <w:abstractNumId w:val="10"/>
   </w:num>
   <w:num w:numId="7" w16cid:durableId="209221869">
-    <w:abstractNumId w:val="23"/>
+    <w:abstractNumId w:val="29"/>
   </w:num>
   <w:num w:numId="8" w16cid:durableId="1745880914">
-    <w:abstractNumId w:val="21"/>
+    <w:abstractNumId w:val="27"/>
   </w:num>
   <w:num w:numId="9" w16cid:durableId="543754863">
     <w:abstractNumId w:val="0"/>
   </w:num>
   <w:num w:numId="10" w16cid:durableId="1708792552">
-    <w:abstractNumId w:val="22"/>
+    <w:abstractNumId w:val="28"/>
   </w:num>
   <w:num w:numId="11" w16cid:durableId="621182384">
-    <w:abstractNumId w:val="8"/>
+    <w:abstractNumId w:val="9"/>
   </w:num>
   <w:num w:numId="12" w16cid:durableId="1398551386">
+    <w:abstractNumId w:val="17"/>
+  </w:num>
+  <w:num w:numId="13" w16cid:durableId="893736643">
+    <w:abstractNumId w:val="16"/>
+  </w:num>
+  <w:num w:numId="14" w16cid:durableId="1969897984">
+    <w:abstractNumId w:val="24"/>
+  </w:num>
+  <w:num w:numId="15" w16cid:durableId="1320883072">
+    <w:abstractNumId w:val="21"/>
+  </w:num>
+  <w:num w:numId="16" w16cid:durableId="562834362">
     <w:abstractNumId w:val="14"/>
   </w:num>
-  <w:num w:numId="13" w16cid:durableId="893736643">
-    <w:abstractNumId w:val="13"/>
-  </w:num>
-  <w:num w:numId="14" w16cid:durableId="1969897984">
-    <w:abstractNumId w:val="19"/>
-  </w:num>
-  <w:num w:numId="15" w16cid:durableId="1320883072">
-    <w:abstractNumId w:val="16"/>
-  </w:num>
-  <w:num w:numId="16" w16cid:durableId="562834362">
-    <w:abstractNumId w:val="11"/>
-  </w:num>
   <w:num w:numId="17" w16cid:durableId="206918263">
-    <w:abstractNumId w:val="20"/>
+    <w:abstractNumId w:val="26"/>
   </w:num>
   <w:num w:numId="18" w16cid:durableId="2087267899">
-    <w:abstractNumId w:val="17"/>
+    <w:abstractNumId w:val="22"/>
   </w:num>
   <w:num w:numId="19" w16cid:durableId="754787867">
     <w:abstractNumId w:val="4"/>
   </w:num>
   <w:num w:numId="20" w16cid:durableId="2036734720">
-    <w:abstractNumId w:val="24"/>
+    <w:abstractNumId w:val="31"/>
   </w:num>
   <w:num w:numId="21" w16cid:durableId="1974173227">
     <w:abstractNumId w:val="1"/>
@@ -7318,16 +11290,37 @@
     <w:abstractNumId w:val="3"/>
   </w:num>
   <w:num w:numId="23" w16cid:durableId="978726936">
+    <w:abstractNumId w:val="15"/>
+  </w:num>
+  <w:num w:numId="24" w16cid:durableId="142235101">
+    <w:abstractNumId w:val="20"/>
+  </w:num>
+  <w:num w:numId="25" w16cid:durableId="398093841">
+    <w:abstractNumId w:val="23"/>
+  </w:num>
+  <w:num w:numId="26" w16cid:durableId="1599368958">
+    <w:abstractNumId w:val="32"/>
+  </w:num>
+  <w:num w:numId="27" w16cid:durableId="738483999">
+    <w:abstractNumId w:val="25"/>
+  </w:num>
+  <w:num w:numId="28" w16cid:durableId="1316881519">
+    <w:abstractNumId w:val="18"/>
+  </w:num>
+  <w:num w:numId="29" w16cid:durableId="305017423">
     <w:abstractNumId w:val="12"/>
   </w:num>
-  <w:num w:numId="24" w16cid:durableId="142235101">
-    <w:abstractNumId w:val="15"/>
+  <w:num w:numId="30" w16cid:durableId="186068265">
+    <w:abstractNumId w:val="13"/>
   </w:num>
-  <w:num w:numId="25" w16cid:durableId="398093841">
-    <w:abstractNumId w:val="18"/>
+  <w:num w:numId="31" w16cid:durableId="195167896">
+    <w:abstractNumId w:val="30"/>
   </w:num>
-  <w:num w:numId="26" w16cid:durableId="1599368958">
-    <w:abstractNumId w:val="25"/>
+  <w:num w:numId="32" w16cid:durableId="18507106">
+    <w:abstractNumId w:val="19"/>
+  </w:num>
+  <w:num w:numId="33" w16cid:durableId="1775126215">
+    <w:abstractNumId w:val="8"/>
   </w:num>
   <w:numIdMacAtCleanup w:val="13"/>
 </w:numbering>
@@ -7783,7 +11776,6 @@
     <w:next w:val="Normal"/>
     <w:link w:val="Heading3Char"/>
     <w:uiPriority w:val="9"/>
-    <w:semiHidden/>
     <w:unhideWhenUsed/>
     <w:qFormat/>
     <w:rsid w:val="00341E77"/>
@@ -7935,6 +11927,7 @@
   <w:style w:type="character" w:default="1" w:styleId="DefaultParagraphFont">
     <w:name w:val="Default Paragraph Font"/>
     <w:uiPriority w:val="1"/>
+    <w:semiHidden/>
     <w:unhideWhenUsed/>
   </w:style>
   <w:style w:type="table" w:default="1" w:styleId="TableNormal">
@@ -7989,7 +11982,6 @@
     <w:basedOn w:val="DefaultParagraphFont"/>
     <w:link w:val="Heading3"/>
     <w:uiPriority w:val="9"/>
-    <w:semiHidden/>
     <w:rsid w:val="00341E77"/>
     <w:rPr>
       <w:rFonts w:eastAsiaTheme="majorEastAsia" w:cstheme="majorBidi"/>
@@ -8373,6 +12365,38 @@
       <w:bCs/>
     </w:rPr>
   </w:style>
+  <w:style w:type="paragraph" w:styleId="TOC3">
+    <w:name w:val="toc 3"/>
+    <w:basedOn w:val="Normal"/>
+    <w:next w:val="Normal"/>
+    <w:autoRedefine/>
+    <w:uiPriority w:val="39"/>
+    <w:unhideWhenUsed/>
+    <w:rsid w:val="00433826"/>
+    <w:pPr>
+      <w:spacing w:after="100"/>
+      <w:ind w:left="480"/>
+    </w:pPr>
+  </w:style>
+  <w:style w:type="table" w:styleId="TableGrid">
+    <w:name w:val="Table Grid"/>
+    <w:basedOn w:val="TableNormal"/>
+    <w:uiPriority w:val="39"/>
+    <w:rsid w:val="00433826"/>
+    <w:pPr>
+      <w:spacing w:after="0" w:line="240" w:lineRule="auto"/>
+    </w:pPr>
+    <w:tblPr>
+      <w:tblBorders>
+        <w:top w:val="single" w:sz="4" w:space="0" w:color="auto"/>
+        <w:left w:val="single" w:sz="4" w:space="0" w:color="auto"/>
+        <w:bottom w:val="single" w:sz="4" w:space="0" w:color="auto"/>
+        <w:right w:val="single" w:sz="4" w:space="0" w:color="auto"/>
+        <w:insideH w:val="single" w:sz="4" w:space="0" w:color="auto"/>
+        <w:insideV w:val="single" w:sz="4" w:space="0" w:color="auto"/>
+      </w:tblBorders>
+    </w:tblPr>
+  </w:style>
 </w:styles>
 </file>
 
